--- a/4.质量管理/2.运行记录类文件/JXTX-04-14-运维服务质量管理内审报告.docx
+++ b/4.质量管理/2.运行记录类文件/JXTX-04-14-运维服务质量管理内审报告.docx
@@ -132,7 +132,67 @@
           <w:rFonts w:hint="eastAsia"/>
           <w:lang w:val="en-US" w:eastAsia="zh-CN"/>
         </w:rPr>
-        <w:t>江西通信产业服务有限公司</w:t>
+        <w:t>江西通</w:t>
+      </w:r>
+      <w:bookmarkStart w:id="2" w:name="_GoBack"/>
+      <w:r>
+        <w:drawing>
+          <wp:anchor distT="0" distB="0" distL="114300" distR="114300" simplePos="0" relativeHeight="251661312" behindDoc="1" locked="0" layoutInCell="1" allowOverlap="1">
+            <wp:simplePos x="0" y="0"/>
+            <wp:positionH relativeFrom="column">
+              <wp:posOffset>-19050</wp:posOffset>
+            </wp:positionH>
+            <wp:positionV relativeFrom="paragraph">
+              <wp:posOffset>-22225</wp:posOffset>
+            </wp:positionV>
+            <wp:extent cx="5304790" cy="8893810"/>
+            <wp:effectExtent l="0" t="0" r="13970" b="6350"/>
+            <wp:wrapNone/>
+            <wp:docPr id="1" name="图片 1"/>
+            <wp:cNvGraphicFramePr>
+              <a:graphicFrameLocks xmlns:a="http://schemas.openxmlformats.org/drawingml/2006/main" noChangeAspect="1"/>
+            </wp:cNvGraphicFramePr>
+            <a:graphic xmlns:a="http://schemas.openxmlformats.org/drawingml/2006/main">
+              <a:graphicData uri="http://schemas.openxmlformats.org/drawingml/2006/picture">
+                <pic:pic xmlns:pic="http://schemas.openxmlformats.org/drawingml/2006/picture">
+                  <pic:nvPicPr>
+                    <pic:cNvPr id="1" name="图片 1"/>
+                    <pic:cNvPicPr>
+                      <a:picLocks noChangeAspect="1"/>
+                    </pic:cNvPicPr>
+                  </pic:nvPicPr>
+                  <pic:blipFill>
+                    <a:blip r:embed="rId9"/>
+                    <a:stretch>
+                      <a:fillRect/>
+                    </a:stretch>
+                  </pic:blipFill>
+                  <pic:spPr>
+                    <a:xfrm>
+                      <a:off x="0" y="0"/>
+                      <a:ext cx="5304790" cy="8893810"/>
+                    </a:xfrm>
+                    <a:prstGeom prst="rect">
+                      <a:avLst/>
+                    </a:prstGeom>
+                    <a:noFill/>
+                    <a:ln>
+                      <a:noFill/>
+                    </a:ln>
+                  </pic:spPr>
+                </pic:pic>
+              </a:graphicData>
+            </a:graphic>
+          </wp:anchor>
+        </w:drawing>
+      </w:r>
+      <w:bookmarkEnd w:id="2"/>
+      <w:r>
+        <w:rPr>
+          <w:rFonts w:hint="eastAsia"/>
+          <w:lang w:val="en-US" w:eastAsia="zh-CN"/>
+        </w:rPr>
+        <w:t>信产业服务有限公司</w:t>
       </w:r>
       <w:bookmarkEnd w:id="0"/>
     </w:p>
@@ -1947,8 +2007,6 @@
         <w:snapToGrid w:val="0"/>
         <w:textAlignment w:val="baseline"/>
       </w:pPr>
-      <w:bookmarkStart w:id="2" w:name="_GoBack"/>
-      <w:bookmarkEnd w:id="2"/>
       <w:r>
         <w:br w:type="page"/>
       </w:r>

--- a/4.质量管理/2.运行记录类文件/JXTX-04-14-运维服务质量管理内审报告.docx
+++ b/4.质量管理/2.运行记录类文件/JXTX-04-14-运维服务质量管理内审报告.docx
@@ -21,7 +21,7 @@
         <w:spacing w:before="3120" w:beforeLines="1000"/>
         <w:textAlignment w:val="baseline"/>
       </w:pPr>
-      <w:bookmarkStart w:id="0" w:name="_Toc260"/>
+      <w:bookmarkStart w:id="0" w:name="_Toc13647"/>
       <w:r>
         <w:drawing>
           <wp:anchor distT="0" distB="0" distL="114300" distR="114300" simplePos="0" relativeHeight="251660288" behindDoc="1" locked="0" layoutInCell="1" allowOverlap="1">
@@ -134,7 +134,6 @@
         </w:rPr>
         <w:t>江西通</w:t>
       </w:r>
-      <w:bookmarkStart w:id="2" w:name="_GoBack"/>
       <w:r>
         <w:drawing>
           <wp:anchor distT="0" distB="0" distL="114300" distR="114300" simplePos="0" relativeHeight="251661312" behindDoc="1" locked="0" layoutInCell="1" allowOverlap="1">
@@ -186,7 +185,6 @@
           </wp:anchor>
         </w:drawing>
       </w:r>
-      <w:bookmarkEnd w:id="2"/>
       <w:r>
         <w:rPr>
           <w:rFonts w:hint="eastAsia"/>
@@ -219,22 +217,15 @@
           <w:lang w:val="en-US" w:eastAsia="zh-CN"/>
         </w:rPr>
       </w:pPr>
-      <w:bookmarkStart w:id="1" w:name="_Toc27520"/>
+      <w:bookmarkStart w:id="1" w:name="_Toc2860"/>
       <w:r>
         <w:rPr>
           <w:rFonts w:hint="eastAsia"/>
           <w:lang w:val="en-US" w:eastAsia="zh-CN"/>
         </w:rPr>
-        <w:t>运维服务质量管理内审</w:t>
+        <w:t>运维服务质量管理内审报告</w:t>
       </w:r>
       <w:bookmarkEnd w:id="1"/>
-      <w:r>
-        <w:rPr>
-          <w:rFonts w:hint="eastAsia"/>
-          <w:lang w:val="en-US" w:eastAsia="zh-CN"/>
-        </w:rPr>
-        <w:t>报告</w:t>
-      </w:r>
     </w:p>
     <w:p>
       <w:pPr>
@@ -391,6 +382,7 @@
               <w:kinsoku w:val="0"/>
               <w:wordWrap/>
               <w:overflowPunct/>
+              <w:topLinePunct w:val="0"/>
               <w:autoSpaceDE w:val="0"/>
               <w:autoSpaceDN w:val="0"/>
               <w:bidi w:val="0"/>
@@ -445,6 +437,7 @@
               <w:kinsoku w:val="0"/>
               <w:wordWrap/>
               <w:overflowPunct/>
+              <w:topLinePunct w:val="0"/>
               <w:autoSpaceDE w:val="0"/>
               <w:autoSpaceDN w:val="0"/>
               <w:bidi w:val="0"/>
@@ -522,6 +515,7 @@
               <w:kinsoku w:val="0"/>
               <w:wordWrap/>
               <w:overflowPunct/>
+              <w:topLinePunct w:val="0"/>
               <w:autoSpaceDE w:val="0"/>
               <w:autoSpaceDN w:val="0"/>
               <w:bidi w:val="0"/>
@@ -607,6 +601,7 @@
               <w:kinsoku w:val="0"/>
               <w:wordWrap/>
               <w:overflowPunct/>
+              <w:topLinePunct w:val="0"/>
               <w:autoSpaceDE w:val="0"/>
               <w:autoSpaceDN w:val="0"/>
               <w:bidi w:val="0"/>
@@ -688,6 +683,7 @@
               <w:kinsoku w:val="0"/>
               <w:wordWrap/>
               <w:overflowPunct/>
+              <w:topLinePunct w:val="0"/>
               <w:autoSpaceDE w:val="0"/>
               <w:autoSpaceDN w:val="0"/>
               <w:bidi w:val="0"/>
@@ -753,6 +749,7 @@
               <w:kinsoku w:val="0"/>
               <w:wordWrap/>
               <w:overflowPunct/>
+              <w:topLinePunct w:val="0"/>
               <w:autoSpaceDE w:val="0"/>
               <w:autoSpaceDN w:val="0"/>
               <w:bidi w:val="0"/>
@@ -805,6 +802,7 @@
         <w:kinsoku w:val="0"/>
         <w:wordWrap/>
         <w:overflowPunct/>
+        <w:topLinePunct w:val="0"/>
         <w:autoSpaceDE w:val="0"/>
         <w:autoSpaceDN w:val="0"/>
         <w:bidi w:val="0"/>
@@ -825,6 +823,7 @@
         <w:kinsoku w:val="0"/>
         <w:wordWrap/>
         <w:overflowPunct/>
+        <w:topLinePunct w:val="0"/>
         <w:autoSpaceDE w:val="0"/>
         <w:autoSpaceDN w:val="0"/>
         <w:bidi w:val="0"/>
@@ -914,6 +913,7 @@
               <w:kinsoku w:val="0"/>
               <w:wordWrap/>
               <w:overflowPunct/>
+              <w:topLinePunct w:val="0"/>
               <w:autoSpaceDE w:val="0"/>
               <w:autoSpaceDN w:val="0"/>
               <w:bidi w:val="0"/>
@@ -963,6 +963,7 @@
               <w:kinsoku w:val="0"/>
               <w:wordWrap/>
               <w:overflowPunct/>
+              <w:topLinePunct w:val="0"/>
               <w:autoSpaceDE w:val="0"/>
               <w:autoSpaceDN w:val="0"/>
               <w:bidi w:val="0"/>
@@ -1002,6 +1003,7 @@
               <w:kinsoku w:val="0"/>
               <w:wordWrap/>
               <w:overflowPunct/>
+              <w:topLinePunct w:val="0"/>
               <w:autoSpaceDE w:val="0"/>
               <w:autoSpaceDN w:val="0"/>
               <w:bidi w:val="0"/>
@@ -1041,6 +1043,7 @@
               <w:kinsoku w:val="0"/>
               <w:wordWrap/>
               <w:overflowPunct/>
+              <w:topLinePunct w:val="0"/>
               <w:autoSpaceDE w:val="0"/>
               <w:autoSpaceDN w:val="0"/>
               <w:bidi w:val="0"/>
@@ -1083,6 +1086,7 @@
               <w:kinsoku w:val="0"/>
               <w:wordWrap/>
               <w:overflowPunct/>
+              <w:topLinePunct w:val="0"/>
               <w:autoSpaceDE w:val="0"/>
               <w:autoSpaceDN w:val="0"/>
               <w:bidi w:val="0"/>
@@ -1125,6 +1129,7 @@
               <w:kinsoku w:val="0"/>
               <w:wordWrap/>
               <w:overflowPunct/>
+              <w:topLinePunct w:val="0"/>
               <w:autoSpaceDE w:val="0"/>
               <w:autoSpaceDN w:val="0"/>
               <w:bidi w:val="0"/>
@@ -1186,6 +1191,7 @@
               <w:kinsoku w:val="0"/>
               <w:wordWrap/>
               <w:overflowPunct/>
+              <w:topLinePunct w:val="0"/>
               <w:autoSpaceDE w:val="0"/>
               <w:autoSpaceDN w:val="0"/>
               <w:bidi w:val="0"/>
@@ -1259,6 +1265,7 @@
               <w:kinsoku w:val="0"/>
               <w:wordWrap/>
               <w:overflowPunct/>
+              <w:topLinePunct w:val="0"/>
               <w:autoSpaceDE w:val="0"/>
               <w:autoSpaceDN w:val="0"/>
               <w:bidi w:val="0"/>
@@ -1299,6 +1306,7 @@
               <w:kinsoku w:val="0"/>
               <w:wordWrap/>
               <w:overflowPunct/>
+              <w:topLinePunct w:val="0"/>
               <w:autoSpaceDE w:val="0"/>
               <w:autoSpaceDN w:val="0"/>
               <w:bidi w:val="0"/>
@@ -1349,6 +1357,7 @@
               <w:kinsoku w:val="0"/>
               <w:wordWrap/>
               <w:overflowPunct/>
+              <w:topLinePunct w:val="0"/>
               <w:autoSpaceDE w:val="0"/>
               <w:autoSpaceDN w:val="0"/>
               <w:bidi w:val="0"/>
@@ -1392,6 +1401,7 @@
               <w:kinsoku w:val="0"/>
               <w:wordWrap/>
               <w:overflowPunct/>
+              <w:topLinePunct w:val="0"/>
               <w:autoSpaceDE w:val="0"/>
               <w:autoSpaceDN w:val="0"/>
               <w:bidi w:val="0"/>
@@ -1445,6 +1455,7 @@
               <w:kinsoku w:val="0"/>
               <w:wordWrap/>
               <w:overflowPunct/>
+              <w:topLinePunct w:val="0"/>
               <w:autoSpaceDE w:val="0"/>
               <w:autoSpaceDN w:val="0"/>
               <w:bidi w:val="0"/>
@@ -1509,6 +1520,7 @@
               <w:kinsoku w:val="0"/>
               <w:wordWrap/>
               <w:overflowPunct/>
+              <w:topLinePunct w:val="0"/>
               <w:autoSpaceDE w:val="0"/>
               <w:autoSpaceDN w:val="0"/>
               <w:bidi w:val="0"/>
@@ -1534,6 +1546,7 @@
               <w:kinsoku w:val="0"/>
               <w:wordWrap/>
               <w:overflowPunct/>
+              <w:topLinePunct w:val="0"/>
               <w:autoSpaceDE w:val="0"/>
               <w:autoSpaceDN w:val="0"/>
               <w:bidi w:val="0"/>
@@ -1559,6 +1572,7 @@
               <w:kinsoku w:val="0"/>
               <w:wordWrap/>
               <w:overflowPunct/>
+              <w:topLinePunct w:val="0"/>
               <w:autoSpaceDE w:val="0"/>
               <w:autoSpaceDN w:val="0"/>
               <w:bidi w:val="0"/>
@@ -1584,6 +1598,7 @@
               <w:kinsoku w:val="0"/>
               <w:wordWrap/>
               <w:overflowPunct/>
+              <w:topLinePunct w:val="0"/>
               <w:autoSpaceDE w:val="0"/>
               <w:autoSpaceDN w:val="0"/>
               <w:bidi w:val="0"/>
@@ -1609,6 +1624,7 @@
               <w:kinsoku w:val="0"/>
               <w:wordWrap/>
               <w:overflowPunct/>
+              <w:topLinePunct w:val="0"/>
               <w:autoSpaceDE w:val="0"/>
               <w:autoSpaceDN w:val="0"/>
               <w:bidi w:val="0"/>
@@ -1634,6 +1650,7 @@
               <w:kinsoku w:val="0"/>
               <w:wordWrap/>
               <w:overflowPunct/>
+              <w:topLinePunct w:val="0"/>
               <w:autoSpaceDE w:val="0"/>
               <w:autoSpaceDN w:val="0"/>
               <w:bidi w:val="0"/>
@@ -1681,6 +1698,7 @@
               <w:kinsoku w:val="0"/>
               <w:wordWrap/>
               <w:overflowPunct/>
+              <w:topLinePunct w:val="0"/>
               <w:autoSpaceDE w:val="0"/>
               <w:autoSpaceDN w:val="0"/>
               <w:bidi w:val="0"/>
@@ -1706,6 +1724,7 @@
               <w:kinsoku w:val="0"/>
               <w:wordWrap/>
               <w:overflowPunct/>
+              <w:topLinePunct w:val="0"/>
               <w:autoSpaceDE w:val="0"/>
               <w:autoSpaceDN w:val="0"/>
               <w:bidi w:val="0"/>
@@ -1731,6 +1750,7 @@
               <w:kinsoku w:val="0"/>
               <w:wordWrap/>
               <w:overflowPunct/>
+              <w:topLinePunct w:val="0"/>
               <w:autoSpaceDE w:val="0"/>
               <w:autoSpaceDN w:val="0"/>
               <w:bidi w:val="0"/>
@@ -1756,6 +1776,7 @@
               <w:kinsoku w:val="0"/>
               <w:wordWrap/>
               <w:overflowPunct/>
+              <w:topLinePunct w:val="0"/>
               <w:autoSpaceDE w:val="0"/>
               <w:autoSpaceDN w:val="0"/>
               <w:bidi w:val="0"/>
@@ -1781,6 +1802,7 @@
               <w:kinsoku w:val="0"/>
               <w:wordWrap/>
               <w:overflowPunct/>
+              <w:topLinePunct w:val="0"/>
               <w:autoSpaceDE w:val="0"/>
               <w:autoSpaceDN w:val="0"/>
               <w:bidi w:val="0"/>
@@ -1806,6 +1828,7 @@
               <w:kinsoku w:val="0"/>
               <w:wordWrap/>
               <w:overflowPunct/>
+              <w:topLinePunct w:val="0"/>
               <w:autoSpaceDE w:val="0"/>
               <w:autoSpaceDN w:val="0"/>
               <w:bidi w:val="0"/>
@@ -1853,6 +1876,7 @@
               <w:kinsoku w:val="0"/>
               <w:wordWrap/>
               <w:overflowPunct/>
+              <w:topLinePunct w:val="0"/>
               <w:autoSpaceDE w:val="0"/>
               <w:autoSpaceDN w:val="0"/>
               <w:bidi w:val="0"/>
@@ -1878,6 +1902,7 @@
               <w:kinsoku w:val="0"/>
               <w:wordWrap/>
               <w:overflowPunct/>
+              <w:topLinePunct w:val="0"/>
               <w:autoSpaceDE w:val="0"/>
               <w:autoSpaceDN w:val="0"/>
               <w:bidi w:val="0"/>
@@ -1903,6 +1928,7 @@
               <w:kinsoku w:val="0"/>
               <w:wordWrap/>
               <w:overflowPunct/>
+              <w:topLinePunct w:val="0"/>
               <w:autoSpaceDE w:val="0"/>
               <w:autoSpaceDN w:val="0"/>
               <w:bidi w:val="0"/>
@@ -1928,6 +1954,7 @@
               <w:kinsoku w:val="0"/>
               <w:wordWrap/>
               <w:overflowPunct/>
+              <w:topLinePunct w:val="0"/>
               <w:autoSpaceDE w:val="0"/>
               <w:autoSpaceDN w:val="0"/>
               <w:bidi w:val="0"/>
@@ -1953,6 +1980,7 @@
               <w:kinsoku w:val="0"/>
               <w:wordWrap/>
               <w:overflowPunct/>
+              <w:topLinePunct w:val="0"/>
               <w:autoSpaceDE w:val="0"/>
               <w:autoSpaceDN w:val="0"/>
               <w:bidi w:val="0"/>
@@ -1978,6 +2006,7 @@
               <w:kinsoku w:val="0"/>
               <w:wordWrap/>
               <w:overflowPunct/>
+              <w:topLinePunct w:val="0"/>
               <w:autoSpaceDE w:val="0"/>
               <w:autoSpaceDN w:val="0"/>
               <w:bidi w:val="0"/>
@@ -2000,6 +2029,7 @@
         <w:kinsoku w:val="0"/>
         <w:wordWrap/>
         <w:overflowPunct/>
+        <w:topLinePunct w:val="0"/>
         <w:autoSpaceDE w:val="0"/>
         <w:autoSpaceDN w:val="0"/>
         <w:bidi w:val="0"/>
@@ -2049,6 +2079,7 @@
             <w:kinsoku w:val="0"/>
             <w:wordWrap/>
             <w:overflowPunct/>
+            <w:topLinePunct w:val="0"/>
             <w:autoSpaceDE w:val="0"/>
             <w:autoSpaceDN w:val="0"/>
             <w:bidi w:val="0"/>
@@ -2076,23 +2107,12 @@
         <w:p>
           <w:pPr>
             <w:pStyle w:val="16"/>
-            <w:keepNext w:val="0"/>
-            <w:keepLines w:val="0"/>
-            <w:pageBreakBefore w:val="0"/>
-            <w:widowControl w:val="0"/>
             <w:tabs>
               <w:tab w:val="right" w:leader="dot" w:pos="8306"/>
             </w:tabs>
-            <w:kinsoku w:val="0"/>
-            <w:wordWrap/>
-            <w:overflowPunct/>
-            <w:autoSpaceDE w:val="0"/>
-            <w:autoSpaceDN w:val="0"/>
-            <w:bidi w:val="0"/>
-            <w:adjustRightInd w:val="0"/>
-            <w:snapToGrid w:val="0"/>
-            <w:textAlignment w:val="baseline"/>
           </w:pPr>
+          <w:bookmarkStart w:id="16" w:name="_GoBack"/>
+          <w:bookmarkEnd w:id="16"/>
           <w:r>
             <w:rPr>
               <w:rFonts w:hint="eastAsia" w:ascii="宋体" w:hAnsi="宋体" w:eastAsia="宋体" w:cs="宋体"/>
@@ -2129,7 +2149,7 @@
               <w:rFonts w:hint="eastAsia" w:ascii="宋体" w:hAnsi="宋体" w:eastAsia="宋体" w:cs="宋体"/>
               <w:szCs w:val="24"/>
             </w:rPr>
-            <w:instrText xml:space="preserve"> HYPERLINK \l _Toc260 </w:instrText>
+            <w:instrText xml:space="preserve"> HYPERLINK \l _Toc13647 </w:instrText>
           </w:r>
           <w:r>
             <w:rPr>
@@ -2152,7 +2172,7 @@
             <w:fldChar w:fldCharType="begin"/>
           </w:r>
           <w:r>
-            <w:instrText xml:space="preserve"> PAGEREF _Toc260 \h </w:instrText>
+            <w:instrText xml:space="preserve"> PAGEREF _Toc13647 \h </w:instrText>
           </w:r>
           <w:r>
             <w:fldChar w:fldCharType="separate"/>
@@ -2174,22 +2194,9 @@
         <w:p>
           <w:pPr>
             <w:pStyle w:val="16"/>
-            <w:keepNext w:val="0"/>
-            <w:keepLines w:val="0"/>
-            <w:pageBreakBefore w:val="0"/>
-            <w:widowControl w:val="0"/>
             <w:tabs>
               <w:tab w:val="right" w:leader="dot" w:pos="8306"/>
             </w:tabs>
-            <w:kinsoku w:val="0"/>
-            <w:wordWrap/>
-            <w:overflowPunct/>
-            <w:autoSpaceDE w:val="0"/>
-            <w:autoSpaceDN w:val="0"/>
-            <w:bidi w:val="0"/>
-            <w:adjustRightInd w:val="0"/>
-            <w:snapToGrid w:val="0"/>
-            <w:textAlignment w:val="baseline"/>
           </w:pPr>
           <w:r>
             <w:rPr>
@@ -2203,7 +2210,7 @@
               <w:rFonts w:hint="eastAsia" w:ascii="宋体" w:hAnsi="宋体" w:eastAsia="宋体" w:cs="宋体"/>
               <w:szCs w:val="24"/>
             </w:rPr>
-            <w:instrText xml:space="preserve"> HYPERLINK \l _Toc27520 </w:instrText>
+            <w:instrText xml:space="preserve"> HYPERLINK \l _Toc2860 </w:instrText>
           </w:r>
           <w:r>
             <w:rPr>
@@ -2217,7 +2224,7 @@
               <w:rFonts w:hint="eastAsia"/>
               <w:lang w:val="en-US" w:eastAsia="zh-CN"/>
             </w:rPr>
-            <w:t>人员工作交接管理制度</w:t>
+            <w:t>运维服务质量管理内审报告</w:t>
           </w:r>
           <w:r>
             <w:tab/>
@@ -2226,7 +2233,7 @@
             <w:fldChar w:fldCharType="begin"/>
           </w:r>
           <w:r>
-            <w:instrText xml:space="preserve"> PAGEREF _Toc27520 \h </w:instrText>
+            <w:instrText xml:space="preserve"> PAGEREF _Toc2860 \h </w:instrText>
           </w:r>
           <w:r>
             <w:fldChar w:fldCharType="separate"/>
@@ -2248,22 +2255,9 @@
         <w:p>
           <w:pPr>
             <w:pStyle w:val="16"/>
-            <w:keepNext w:val="0"/>
-            <w:keepLines w:val="0"/>
-            <w:pageBreakBefore w:val="0"/>
-            <w:widowControl w:val="0"/>
             <w:tabs>
               <w:tab w:val="right" w:leader="dot" w:pos="8306"/>
             </w:tabs>
-            <w:kinsoku w:val="0"/>
-            <w:wordWrap/>
-            <w:overflowPunct/>
-            <w:autoSpaceDE w:val="0"/>
-            <w:autoSpaceDN w:val="0"/>
-            <w:bidi w:val="0"/>
-            <w:adjustRightInd w:val="0"/>
-            <w:snapToGrid w:val="0"/>
-            <w:textAlignment w:val="baseline"/>
           </w:pPr>
           <w:r>
             <w:rPr>
@@ -2277,7 +2271,7 @@
               <w:rFonts w:hint="eastAsia" w:ascii="宋体" w:hAnsi="宋体" w:eastAsia="宋体" w:cs="宋体"/>
               <w:szCs w:val="24"/>
             </w:rPr>
-            <w:instrText xml:space="preserve"> HYPERLINK \l _Toc1824 </w:instrText>
+            <w:instrText xml:space="preserve"> HYPERLINK \l _Toc4821 </w:instrText>
           </w:r>
           <w:r>
             <w:rPr>
@@ -2289,15 +2283,9 @@
           <w:r>
             <w:rPr>
               <w:rFonts w:hint="default"/>
-            </w:rPr>
-            <w:t xml:space="preserve">1. </w:t>
-          </w:r>
-          <w:r>
-            <w:rPr>
-              <w:rFonts w:hint="eastAsia"/>
               <w:lang w:val="en-US" w:eastAsia="zh-CN"/>
             </w:rPr>
-            <w:t>总则</w:t>
+            <w:t>1. 审核概况</w:t>
           </w:r>
           <w:r>
             <w:tab/>
@@ -2306,7 +2294,7 @@
             <w:fldChar w:fldCharType="begin"/>
           </w:r>
           <w:r>
-            <w:instrText xml:space="preserve"> PAGEREF _Toc1824 \h </w:instrText>
+            <w:instrText xml:space="preserve"> PAGEREF _Toc4821 \h </w:instrText>
           </w:r>
           <w:r>
             <w:fldChar w:fldCharType="separate"/>
@@ -2328,22 +2316,9 @@
         <w:p>
           <w:pPr>
             <w:pStyle w:val="17"/>
-            <w:keepNext w:val="0"/>
-            <w:keepLines w:val="0"/>
-            <w:pageBreakBefore w:val="0"/>
-            <w:widowControl w:val="0"/>
             <w:tabs>
               <w:tab w:val="right" w:leader="dot" w:pos="8306"/>
             </w:tabs>
-            <w:kinsoku w:val="0"/>
-            <w:wordWrap/>
-            <w:overflowPunct/>
-            <w:autoSpaceDE w:val="0"/>
-            <w:autoSpaceDN w:val="0"/>
-            <w:bidi w:val="0"/>
-            <w:adjustRightInd w:val="0"/>
-            <w:snapToGrid w:val="0"/>
-            <w:textAlignment w:val="baseline"/>
           </w:pPr>
           <w:r>
             <w:rPr>
@@ -2357,7 +2332,7 @@
               <w:rFonts w:hint="eastAsia" w:ascii="宋体" w:hAnsi="宋体" w:eastAsia="宋体" w:cs="宋体"/>
               <w:szCs w:val="24"/>
             </w:rPr>
-            <w:instrText xml:space="preserve"> HYPERLINK \l _Toc13369 </w:instrText>
+            <w:instrText xml:space="preserve"> HYPERLINK \l _Toc28618 </w:instrText>
           </w:r>
           <w:r>
             <w:rPr>
@@ -2371,14 +2346,7 @@
               <w:rFonts w:hint="default"/>
               <w:lang w:val="en-US" w:eastAsia="zh-CN"/>
             </w:rPr>
-            <w:t xml:space="preserve">1.1. </w:t>
-          </w:r>
-          <w:r>
-            <w:rPr>
-              <w:rFonts w:hint="eastAsia"/>
-              <w:lang w:val="en-US" w:eastAsia="zh-CN"/>
-            </w:rPr>
-            <w:t>目的</w:t>
+            <w:t>1.1. 审核目的</w:t>
           </w:r>
           <w:r>
             <w:tab/>
@@ -2387,7 +2355,7 @@
             <w:fldChar w:fldCharType="begin"/>
           </w:r>
           <w:r>
-            <w:instrText xml:space="preserve"> PAGEREF _Toc13369 \h </w:instrText>
+            <w:instrText xml:space="preserve"> PAGEREF _Toc28618 \h </w:instrText>
           </w:r>
           <w:r>
             <w:fldChar w:fldCharType="separate"/>
@@ -2409,22 +2377,9 @@
         <w:p>
           <w:pPr>
             <w:pStyle w:val="17"/>
-            <w:keepNext w:val="0"/>
-            <w:keepLines w:val="0"/>
-            <w:pageBreakBefore w:val="0"/>
-            <w:widowControl w:val="0"/>
             <w:tabs>
               <w:tab w:val="right" w:leader="dot" w:pos="8306"/>
             </w:tabs>
-            <w:kinsoku w:val="0"/>
-            <w:wordWrap/>
-            <w:overflowPunct/>
-            <w:autoSpaceDE w:val="0"/>
-            <w:autoSpaceDN w:val="0"/>
-            <w:bidi w:val="0"/>
-            <w:adjustRightInd w:val="0"/>
-            <w:snapToGrid w:val="0"/>
-            <w:textAlignment w:val="baseline"/>
           </w:pPr>
           <w:r>
             <w:rPr>
@@ -2438,7 +2393,7 @@
               <w:rFonts w:hint="eastAsia" w:ascii="宋体" w:hAnsi="宋体" w:eastAsia="宋体" w:cs="宋体"/>
               <w:szCs w:val="24"/>
             </w:rPr>
-            <w:instrText xml:space="preserve"> HYPERLINK \l _Toc14707 </w:instrText>
+            <w:instrText xml:space="preserve"> HYPERLINK \l _Toc3597 </w:instrText>
           </w:r>
           <w:r>
             <w:rPr>
@@ -2452,14 +2407,7 @@
               <w:rFonts w:hint="default"/>
               <w:lang w:val="en-US" w:eastAsia="zh-CN"/>
             </w:rPr>
-            <w:t xml:space="preserve">1.2. </w:t>
-          </w:r>
-          <w:r>
-            <w:rPr>
-              <w:rFonts w:hint="eastAsia"/>
-              <w:lang w:val="en-US" w:eastAsia="zh-CN"/>
-            </w:rPr>
-            <w:t>适用范围</w:t>
+            <w:t>1.2. 审核范围</w:t>
           </w:r>
           <w:r>
             <w:tab/>
@@ -2468,7 +2416,7 @@
             <w:fldChar w:fldCharType="begin"/>
           </w:r>
           <w:r>
-            <w:instrText xml:space="preserve"> PAGEREF _Toc14707 \h </w:instrText>
+            <w:instrText xml:space="preserve"> PAGEREF _Toc3597 \h </w:instrText>
           </w:r>
           <w:r>
             <w:fldChar w:fldCharType="separate"/>
@@ -2490,22 +2438,9 @@
         <w:p>
           <w:pPr>
             <w:pStyle w:val="17"/>
-            <w:keepNext w:val="0"/>
-            <w:keepLines w:val="0"/>
-            <w:pageBreakBefore w:val="0"/>
-            <w:widowControl w:val="0"/>
             <w:tabs>
               <w:tab w:val="right" w:leader="dot" w:pos="8306"/>
             </w:tabs>
-            <w:kinsoku w:val="0"/>
-            <w:wordWrap/>
-            <w:overflowPunct/>
-            <w:autoSpaceDE w:val="0"/>
-            <w:autoSpaceDN w:val="0"/>
-            <w:bidi w:val="0"/>
-            <w:adjustRightInd w:val="0"/>
-            <w:snapToGrid w:val="0"/>
-            <w:textAlignment w:val="baseline"/>
           </w:pPr>
           <w:r>
             <w:rPr>
@@ -2519,7 +2454,7 @@
               <w:rFonts w:hint="eastAsia" w:ascii="宋体" w:hAnsi="宋体" w:eastAsia="宋体" w:cs="宋体"/>
               <w:szCs w:val="24"/>
             </w:rPr>
-            <w:instrText xml:space="preserve"> HYPERLINK \l _Toc7905 </w:instrText>
+            <w:instrText xml:space="preserve"> HYPERLINK \l _Toc8464 </w:instrText>
           </w:r>
           <w:r>
             <w:rPr>
@@ -2533,14 +2468,7 @@
               <w:rFonts w:hint="default"/>
               <w:lang w:val="en-US" w:eastAsia="zh-CN"/>
             </w:rPr>
-            <w:t xml:space="preserve">1.3. </w:t>
-          </w:r>
-          <w:r>
-            <w:rPr>
-              <w:rFonts w:hint="eastAsia"/>
-              <w:lang w:val="en-US" w:eastAsia="zh-CN"/>
-            </w:rPr>
-            <w:t>原则</w:t>
+            <w:t>1.3. 审核依据</w:t>
           </w:r>
           <w:r>
             <w:tab/>
@@ -2549,7 +2477,7 @@
             <w:fldChar w:fldCharType="begin"/>
           </w:r>
           <w:r>
-            <w:instrText xml:space="preserve"> PAGEREF _Toc7905 \h </w:instrText>
+            <w:instrText xml:space="preserve"> PAGEREF _Toc8464 \h </w:instrText>
           </w:r>
           <w:r>
             <w:fldChar w:fldCharType="separate"/>
@@ -2571,22 +2499,9 @@
         <w:p>
           <w:pPr>
             <w:pStyle w:val="17"/>
-            <w:keepNext w:val="0"/>
-            <w:keepLines w:val="0"/>
-            <w:pageBreakBefore w:val="0"/>
-            <w:widowControl w:val="0"/>
             <w:tabs>
               <w:tab w:val="right" w:leader="dot" w:pos="8306"/>
             </w:tabs>
-            <w:kinsoku w:val="0"/>
-            <w:wordWrap/>
-            <w:overflowPunct/>
-            <w:autoSpaceDE w:val="0"/>
-            <w:autoSpaceDN w:val="0"/>
-            <w:bidi w:val="0"/>
-            <w:adjustRightInd w:val="0"/>
-            <w:snapToGrid w:val="0"/>
-            <w:textAlignment w:val="baseline"/>
           </w:pPr>
           <w:r>
             <w:rPr>
@@ -2600,7 +2515,7 @@
               <w:rFonts w:hint="eastAsia" w:ascii="宋体" w:hAnsi="宋体" w:eastAsia="宋体" w:cs="宋体"/>
               <w:szCs w:val="24"/>
             </w:rPr>
-            <w:instrText xml:space="preserve"> HYPERLINK \l _Toc32565 </w:instrText>
+            <w:instrText xml:space="preserve"> HYPERLINK \l _Toc14101 </w:instrText>
           </w:r>
           <w:r>
             <w:rPr>
@@ -2614,14 +2529,68 @@
               <w:rFonts w:hint="default"/>
               <w:lang w:val="en-US" w:eastAsia="zh-CN"/>
             </w:rPr>
-            <w:t xml:space="preserve">1.4. </w:t>
-          </w:r>
-          <w:r>
-            <w:rPr>
-              <w:rFonts w:hint="eastAsia"/>
+            <w:t>1.4. 审核组组成</w:t>
+          </w:r>
+          <w:r>
+            <w:tab/>
+          </w:r>
+          <w:r>
+            <w:fldChar w:fldCharType="begin"/>
+          </w:r>
+          <w:r>
+            <w:instrText xml:space="preserve"> PAGEREF _Toc14101 \h </w:instrText>
+          </w:r>
+          <w:r>
+            <w:fldChar w:fldCharType="separate"/>
+          </w:r>
+          <w:r>
+            <w:t>4</w:t>
+          </w:r>
+          <w:r>
+            <w:fldChar w:fldCharType="end"/>
+          </w:r>
+          <w:r>
+            <w:rPr>
+              <w:rFonts w:hint="eastAsia" w:ascii="宋体" w:hAnsi="宋体" w:eastAsia="宋体" w:cs="宋体"/>
+              <w:szCs w:val="24"/>
+            </w:rPr>
+            <w:fldChar w:fldCharType="end"/>
+          </w:r>
+        </w:p>
+        <w:p>
+          <w:pPr>
+            <w:pStyle w:val="17"/>
+            <w:tabs>
+              <w:tab w:val="right" w:leader="dot" w:pos="8306"/>
+            </w:tabs>
+          </w:pPr>
+          <w:r>
+            <w:rPr>
+              <w:rFonts w:hint="eastAsia" w:ascii="宋体" w:hAnsi="宋体" w:eastAsia="宋体" w:cs="宋体"/>
+              <w:szCs w:val="24"/>
+            </w:rPr>
+            <w:fldChar w:fldCharType="begin"/>
+          </w:r>
+          <w:r>
+            <w:rPr>
+              <w:rFonts w:hint="eastAsia" w:ascii="宋体" w:hAnsi="宋体" w:eastAsia="宋体" w:cs="宋体"/>
+              <w:szCs w:val="24"/>
+            </w:rPr>
+            <w:instrText xml:space="preserve"> HYPERLINK \l _Toc32394 </w:instrText>
+          </w:r>
+          <w:r>
+            <w:rPr>
+              <w:rFonts w:hint="eastAsia" w:ascii="宋体" w:hAnsi="宋体" w:eastAsia="宋体" w:cs="宋体"/>
+              <w:szCs w:val="24"/>
+            </w:rPr>
+            <w:fldChar w:fldCharType="separate"/>
+          </w:r>
+          <w:r>
+            <w:rPr>
+              <w:rFonts w:hint="default"/>
               <w:lang w:val="en-US" w:eastAsia="zh-CN"/>
             </w:rPr>
-            <w:t>岗位职责</w:t>
+            <w:t>1.5. 审核日期</w:t>
           </w:r>
           <w:r>
             <w:tab/>
@@ -2630,13 +2599,13 @@
             <w:fldChar w:fldCharType="begin"/>
           </w:r>
           <w:r>
-            <w:instrText xml:space="preserve"> PAGEREF _Toc32565 \h </w:instrText>
+            <w:instrText xml:space="preserve"> PAGEREF _Toc32394 \h </w:instrText>
           </w:r>
           <w:r>
             <w:fldChar w:fldCharType="separate"/>
           </w:r>
           <w:r>
-            <w:t>4</w:t>
+            <w:t>5</w:t>
           </w:r>
           <w:r>
             <w:fldChar w:fldCharType="end"/>
@@ -2652,22 +2621,9 @@
         <w:p>
           <w:pPr>
             <w:pStyle w:val="16"/>
-            <w:keepNext w:val="0"/>
-            <w:keepLines w:val="0"/>
-            <w:pageBreakBefore w:val="0"/>
-            <w:widowControl w:val="0"/>
             <w:tabs>
               <w:tab w:val="right" w:leader="dot" w:pos="8306"/>
             </w:tabs>
-            <w:kinsoku w:val="0"/>
-            <w:wordWrap/>
-            <w:overflowPunct/>
-            <w:autoSpaceDE w:val="0"/>
-            <w:autoSpaceDN w:val="0"/>
-            <w:bidi w:val="0"/>
-            <w:adjustRightInd w:val="0"/>
-            <w:snapToGrid w:val="0"/>
-            <w:textAlignment w:val="baseline"/>
           </w:pPr>
           <w:r>
             <w:rPr>
@@ -2681,7 +2637,7 @@
               <w:rFonts w:hint="eastAsia" w:ascii="宋体" w:hAnsi="宋体" w:eastAsia="宋体" w:cs="宋体"/>
               <w:szCs w:val="24"/>
             </w:rPr>
-            <w:instrText xml:space="preserve"> HYPERLINK \l _Toc7310 </w:instrText>
+            <w:instrText xml:space="preserve"> HYPERLINK \l _Toc26505 </w:instrText>
           </w:r>
           <w:r>
             <w:rPr>
@@ -2695,14 +2651,7 @@
               <w:rFonts w:hint="default"/>
               <w:lang w:val="en-US" w:eastAsia="zh-CN"/>
             </w:rPr>
-            <w:t xml:space="preserve">2. </w:t>
-          </w:r>
-          <w:r>
-            <w:rPr>
-              <w:rFonts w:hint="eastAsia"/>
-              <w:lang w:val="en-US" w:eastAsia="zh-CN"/>
-            </w:rPr>
-            <w:t>引用依据</w:t>
+            <w:t>2. 审核过程概述</w:t>
           </w:r>
           <w:r>
             <w:tab/>
@@ -2711,13 +2660,13 @@
             <w:fldChar w:fldCharType="begin"/>
           </w:r>
           <w:r>
-            <w:instrText xml:space="preserve"> PAGEREF _Toc7310 \h </w:instrText>
+            <w:instrText xml:space="preserve"> PAGEREF _Toc26505 \h </w:instrText>
           </w:r>
           <w:r>
             <w:fldChar w:fldCharType="separate"/>
           </w:r>
           <w:r>
-            <w:t>4</w:t>
+            <w:t>5</w:t>
           </w:r>
           <w:r>
             <w:fldChar w:fldCharType="end"/>
@@ -2733,22 +2682,9 @@
         <w:p>
           <w:pPr>
             <w:pStyle w:val="16"/>
-            <w:keepNext w:val="0"/>
-            <w:keepLines w:val="0"/>
-            <w:pageBreakBefore w:val="0"/>
-            <w:widowControl w:val="0"/>
             <w:tabs>
               <w:tab w:val="right" w:leader="dot" w:pos="8306"/>
             </w:tabs>
-            <w:kinsoku w:val="0"/>
-            <w:wordWrap/>
-            <w:overflowPunct/>
-            <w:autoSpaceDE w:val="0"/>
-            <w:autoSpaceDN w:val="0"/>
-            <w:bidi w:val="0"/>
-            <w:adjustRightInd w:val="0"/>
-            <w:snapToGrid w:val="0"/>
-            <w:textAlignment w:val="baseline"/>
           </w:pPr>
           <w:r>
             <w:rPr>
@@ -2762,7 +2698,7 @@
               <w:rFonts w:hint="eastAsia" w:ascii="宋体" w:hAnsi="宋体" w:eastAsia="宋体" w:cs="宋体"/>
               <w:szCs w:val="24"/>
             </w:rPr>
-            <w:instrText xml:space="preserve"> HYPERLINK \l _Toc30963 </w:instrText>
+            <w:instrText xml:space="preserve"> HYPERLINK \l _Toc6820 </w:instrText>
           </w:r>
           <w:r>
             <w:rPr>
@@ -2774,15 +2710,9 @@
           <w:r>
             <w:rPr>
               <w:rFonts w:hint="default"/>
-            </w:rPr>
-            <w:t xml:space="preserve">3. </w:t>
-          </w:r>
-          <w:r>
-            <w:rPr>
-              <w:rFonts w:hint="eastAsia"/>
               <w:lang w:val="en-US" w:eastAsia="zh-CN"/>
             </w:rPr>
-            <w:t>定义与术语</w:t>
+            <w:t>3. 审核发现</w:t>
           </w:r>
           <w:r>
             <w:tab/>
@@ -2791,13 +2721,135 @@
             <w:fldChar w:fldCharType="begin"/>
           </w:r>
           <w:r>
-            <w:instrText xml:space="preserve"> PAGEREF _Toc30963 \h </w:instrText>
+            <w:instrText xml:space="preserve"> PAGEREF _Toc6820 \h </w:instrText>
           </w:r>
           <w:r>
             <w:fldChar w:fldCharType="separate"/>
           </w:r>
           <w:r>
-            <w:t>4</w:t>
+            <w:t>5</w:t>
+          </w:r>
+          <w:r>
+            <w:fldChar w:fldCharType="end"/>
+          </w:r>
+          <w:r>
+            <w:rPr>
+              <w:rFonts w:hint="eastAsia" w:ascii="宋体" w:hAnsi="宋体" w:eastAsia="宋体" w:cs="宋体"/>
+              <w:szCs w:val="24"/>
+            </w:rPr>
+            <w:fldChar w:fldCharType="end"/>
+          </w:r>
+        </w:p>
+        <w:p>
+          <w:pPr>
+            <w:pStyle w:val="17"/>
+            <w:tabs>
+              <w:tab w:val="right" w:leader="dot" w:pos="8306"/>
+            </w:tabs>
+          </w:pPr>
+          <w:r>
+            <w:rPr>
+              <w:rFonts w:hint="eastAsia" w:ascii="宋体" w:hAnsi="宋体" w:eastAsia="宋体" w:cs="宋体"/>
+              <w:szCs w:val="24"/>
+            </w:rPr>
+            <w:fldChar w:fldCharType="begin"/>
+          </w:r>
+          <w:r>
+            <w:rPr>
+              <w:rFonts w:hint="eastAsia" w:ascii="宋体" w:hAnsi="宋体" w:eastAsia="宋体" w:cs="宋体"/>
+              <w:szCs w:val="24"/>
+            </w:rPr>
+            <w:instrText xml:space="preserve"> HYPERLINK \l _Toc29307 </w:instrText>
+          </w:r>
+          <w:r>
+            <w:rPr>
+              <w:rFonts w:hint="eastAsia" w:ascii="宋体" w:hAnsi="宋体" w:eastAsia="宋体" w:cs="宋体"/>
+              <w:szCs w:val="24"/>
+            </w:rPr>
+            <w:fldChar w:fldCharType="separate"/>
+          </w:r>
+          <w:r>
+            <w:rPr>
+              <w:rFonts w:hint="default"/>
+              <w:lang w:val="en-US" w:eastAsia="zh-CN"/>
+            </w:rPr>
+            <w:t>3.1. 总体评价</w:t>
+          </w:r>
+          <w:r>
+            <w:tab/>
+          </w:r>
+          <w:r>
+            <w:fldChar w:fldCharType="begin"/>
+          </w:r>
+          <w:r>
+            <w:instrText xml:space="preserve"> PAGEREF _Toc29307 \h </w:instrText>
+          </w:r>
+          <w:r>
+            <w:fldChar w:fldCharType="separate"/>
+          </w:r>
+          <w:r>
+            <w:t>5</w:t>
+          </w:r>
+          <w:r>
+            <w:fldChar w:fldCharType="end"/>
+          </w:r>
+          <w:r>
+            <w:rPr>
+              <w:rFonts w:hint="eastAsia" w:ascii="宋体" w:hAnsi="宋体" w:eastAsia="宋体" w:cs="宋体"/>
+              <w:szCs w:val="24"/>
+            </w:rPr>
+            <w:fldChar w:fldCharType="end"/>
+          </w:r>
+        </w:p>
+        <w:p>
+          <w:pPr>
+            <w:pStyle w:val="17"/>
+            <w:tabs>
+              <w:tab w:val="right" w:leader="dot" w:pos="8306"/>
+            </w:tabs>
+          </w:pPr>
+          <w:r>
+            <w:rPr>
+              <w:rFonts w:hint="eastAsia" w:ascii="宋体" w:hAnsi="宋体" w:eastAsia="宋体" w:cs="宋体"/>
+              <w:szCs w:val="24"/>
+            </w:rPr>
+            <w:fldChar w:fldCharType="begin"/>
+          </w:r>
+          <w:r>
+            <w:rPr>
+              <w:rFonts w:hint="eastAsia" w:ascii="宋体" w:hAnsi="宋体" w:eastAsia="宋体" w:cs="宋体"/>
+              <w:szCs w:val="24"/>
+            </w:rPr>
+            <w:instrText xml:space="preserve"> HYPERLINK \l _Toc9519 </w:instrText>
+          </w:r>
+          <w:r>
+            <w:rPr>
+              <w:rFonts w:hint="eastAsia" w:ascii="宋体" w:hAnsi="宋体" w:eastAsia="宋体" w:cs="宋体"/>
+              <w:szCs w:val="24"/>
+            </w:rPr>
+            <w:fldChar w:fldCharType="separate"/>
+          </w:r>
+          <w:r>
+            <w:rPr>
+              <w:rFonts w:hint="default"/>
+              <w:lang w:val="en-US" w:eastAsia="zh-CN"/>
+            </w:rPr>
+            <w:t>3.2. 不符合项详情</w:t>
+          </w:r>
+          <w:r>
+            <w:tab/>
+          </w:r>
+          <w:r>
+            <w:fldChar w:fldCharType="begin"/>
+          </w:r>
+          <w:r>
+            <w:instrText xml:space="preserve"> PAGEREF _Toc9519 \h </w:instrText>
+          </w:r>
+          <w:r>
+            <w:fldChar w:fldCharType="separate"/>
+          </w:r>
+          <w:r>
+            <w:t>5</w:t>
           </w:r>
           <w:r>
             <w:fldChar w:fldCharType="end"/>
@@ -2813,22 +2865,9 @@
         <w:p>
           <w:pPr>
             <w:pStyle w:val="16"/>
-            <w:keepNext w:val="0"/>
-            <w:keepLines w:val="0"/>
-            <w:pageBreakBefore w:val="0"/>
-            <w:widowControl w:val="0"/>
             <w:tabs>
               <w:tab w:val="right" w:leader="dot" w:pos="8306"/>
             </w:tabs>
-            <w:kinsoku w:val="0"/>
-            <w:wordWrap/>
-            <w:overflowPunct/>
-            <w:autoSpaceDE w:val="0"/>
-            <w:autoSpaceDN w:val="0"/>
-            <w:bidi w:val="0"/>
-            <w:adjustRightInd w:val="0"/>
-            <w:snapToGrid w:val="0"/>
-            <w:textAlignment w:val="baseline"/>
           </w:pPr>
           <w:r>
             <w:rPr>
@@ -2842,7 +2881,7 @@
               <w:rFonts w:hint="eastAsia" w:ascii="宋体" w:hAnsi="宋体" w:eastAsia="宋体" w:cs="宋体"/>
               <w:szCs w:val="24"/>
             </w:rPr>
-            <w:instrText xml:space="preserve"> HYPERLINK \l _Toc14370 </w:instrText>
+            <w:instrText xml:space="preserve"> HYPERLINK \l _Toc30039 </w:instrText>
           </w:r>
           <w:r>
             <w:rPr>
@@ -2856,14 +2895,68 @@
               <w:rFonts w:hint="default"/>
               <w:lang w:val="en-US" w:eastAsia="zh-CN"/>
             </w:rPr>
-            <w:t xml:space="preserve">4. </w:t>
-          </w:r>
-          <w:r>
-            <w:rPr>
-              <w:rFonts w:hint="eastAsia"/>
+            <w:t>4. 结论与改进措施</w:t>
+          </w:r>
+          <w:r>
+            <w:tab/>
+          </w:r>
+          <w:r>
+            <w:fldChar w:fldCharType="begin"/>
+          </w:r>
+          <w:r>
+            <w:instrText xml:space="preserve"> PAGEREF _Toc30039 \h </w:instrText>
+          </w:r>
+          <w:r>
+            <w:fldChar w:fldCharType="separate"/>
+          </w:r>
+          <w:r>
+            <w:t>5</w:t>
+          </w:r>
+          <w:r>
+            <w:fldChar w:fldCharType="end"/>
+          </w:r>
+          <w:r>
+            <w:rPr>
+              <w:rFonts w:hint="eastAsia" w:ascii="宋体" w:hAnsi="宋体" w:eastAsia="宋体" w:cs="宋体"/>
+              <w:szCs w:val="24"/>
+            </w:rPr>
+            <w:fldChar w:fldCharType="end"/>
+          </w:r>
+        </w:p>
+        <w:p>
+          <w:pPr>
+            <w:pStyle w:val="17"/>
+            <w:tabs>
+              <w:tab w:val="right" w:leader="dot" w:pos="8306"/>
+            </w:tabs>
+          </w:pPr>
+          <w:r>
+            <w:rPr>
+              <w:rFonts w:hint="eastAsia" w:ascii="宋体" w:hAnsi="宋体" w:eastAsia="宋体" w:cs="宋体"/>
+              <w:szCs w:val="24"/>
+            </w:rPr>
+            <w:fldChar w:fldCharType="begin"/>
+          </w:r>
+          <w:r>
+            <w:rPr>
+              <w:rFonts w:hint="eastAsia" w:ascii="宋体" w:hAnsi="宋体" w:eastAsia="宋体" w:cs="宋体"/>
+              <w:szCs w:val="24"/>
+            </w:rPr>
+            <w:instrText xml:space="preserve"> HYPERLINK \l _Toc18240 </w:instrText>
+          </w:r>
+          <w:r>
+            <w:rPr>
+              <w:rFonts w:hint="eastAsia" w:ascii="宋体" w:hAnsi="宋体" w:eastAsia="宋体" w:cs="宋体"/>
+              <w:szCs w:val="24"/>
+            </w:rPr>
+            <w:fldChar w:fldCharType="separate"/>
+          </w:r>
+          <w:r>
+            <w:rPr>
+              <w:rFonts w:hint="default"/>
               <w:lang w:val="en-US" w:eastAsia="zh-CN"/>
             </w:rPr>
-            <w:t>管理内容与要求</w:t>
+            <w:t>4.1. 审核结论</w:t>
           </w:r>
           <w:r>
             <w:tab/>
@@ -2872,13 +2965,74 @@
             <w:fldChar w:fldCharType="begin"/>
           </w:r>
           <w:r>
-            <w:instrText xml:space="preserve"> PAGEREF _Toc14370 \h </w:instrText>
+            <w:instrText xml:space="preserve"> PAGEREF _Toc18240 \h </w:instrText>
           </w:r>
           <w:r>
             <w:fldChar w:fldCharType="separate"/>
           </w:r>
           <w:r>
-            <w:t>4</w:t>
+            <w:t>6</w:t>
+          </w:r>
+          <w:r>
+            <w:fldChar w:fldCharType="end"/>
+          </w:r>
+          <w:r>
+            <w:rPr>
+              <w:rFonts w:hint="eastAsia" w:ascii="宋体" w:hAnsi="宋体" w:eastAsia="宋体" w:cs="宋体"/>
+              <w:szCs w:val="24"/>
+            </w:rPr>
+            <w:fldChar w:fldCharType="end"/>
+          </w:r>
+        </w:p>
+        <w:p>
+          <w:pPr>
+            <w:pStyle w:val="17"/>
+            <w:tabs>
+              <w:tab w:val="right" w:leader="dot" w:pos="8306"/>
+            </w:tabs>
+          </w:pPr>
+          <w:r>
+            <w:rPr>
+              <w:rFonts w:hint="eastAsia" w:ascii="宋体" w:hAnsi="宋体" w:eastAsia="宋体" w:cs="宋体"/>
+              <w:szCs w:val="24"/>
+            </w:rPr>
+            <w:fldChar w:fldCharType="begin"/>
+          </w:r>
+          <w:r>
+            <w:rPr>
+              <w:rFonts w:hint="eastAsia" w:ascii="宋体" w:hAnsi="宋体" w:eastAsia="宋体" w:cs="宋体"/>
+              <w:szCs w:val="24"/>
+            </w:rPr>
+            <w:instrText xml:space="preserve"> HYPERLINK \l _Toc22739 </w:instrText>
+          </w:r>
+          <w:r>
+            <w:rPr>
+              <w:rFonts w:hint="eastAsia" w:ascii="宋体" w:hAnsi="宋体" w:eastAsia="宋体" w:cs="宋体"/>
+              <w:szCs w:val="24"/>
+            </w:rPr>
+            <w:fldChar w:fldCharType="separate"/>
+          </w:r>
+          <w:r>
+            <w:rPr>
+              <w:rFonts w:hint="default"/>
+              <w:lang w:val="en-US" w:eastAsia="zh-CN"/>
+            </w:rPr>
+            <w:t>4.2. 纠正与预防措施</w:t>
+          </w:r>
+          <w:r>
+            <w:tab/>
+          </w:r>
+          <w:r>
+            <w:fldChar w:fldCharType="begin"/>
+          </w:r>
+          <w:r>
+            <w:instrText xml:space="preserve"> PAGEREF _Toc22739 \h </w:instrText>
+          </w:r>
+          <w:r>
+            <w:fldChar w:fldCharType="separate"/>
+          </w:r>
+          <w:r>
+            <w:t>6</w:t>
           </w:r>
           <w:r>
             <w:fldChar w:fldCharType="end"/>
@@ -2894,22 +3048,9 @@
         <w:p>
           <w:pPr>
             <w:pStyle w:val="16"/>
-            <w:keepNext w:val="0"/>
-            <w:keepLines w:val="0"/>
-            <w:pageBreakBefore w:val="0"/>
-            <w:widowControl w:val="0"/>
             <w:tabs>
               <w:tab w:val="right" w:leader="dot" w:pos="8306"/>
             </w:tabs>
-            <w:kinsoku w:val="0"/>
-            <w:wordWrap/>
-            <w:overflowPunct/>
-            <w:autoSpaceDE w:val="0"/>
-            <w:autoSpaceDN w:val="0"/>
-            <w:bidi w:val="0"/>
-            <w:adjustRightInd w:val="0"/>
-            <w:snapToGrid w:val="0"/>
-            <w:textAlignment w:val="baseline"/>
           </w:pPr>
           <w:r>
             <w:rPr>
@@ -2923,88 +3064,7 @@
               <w:rFonts w:hint="eastAsia" w:ascii="宋体" w:hAnsi="宋体" w:eastAsia="宋体" w:cs="宋体"/>
               <w:szCs w:val="24"/>
             </w:rPr>
-            <w:instrText xml:space="preserve"> HYPERLINK \l _Toc26732 </w:instrText>
-          </w:r>
-          <w:r>
-            <w:rPr>
-              <w:rFonts w:hint="eastAsia" w:ascii="宋体" w:hAnsi="宋体" w:eastAsia="宋体" w:cs="宋体"/>
-              <w:szCs w:val="24"/>
-            </w:rPr>
-            <w:fldChar w:fldCharType="separate"/>
-          </w:r>
-          <w:r>
-            <w:rPr>
-              <w:rFonts w:hint="default" w:eastAsia="宋体"/>
-              <w:lang w:val="en-US" w:eastAsia="zh-CN"/>
-            </w:rPr>
-            <w:t xml:space="preserve">5. </w:t>
-          </w:r>
-          <w:r>
-            <w:rPr>
-              <w:rFonts w:hint="eastAsia" w:eastAsia="宋体"/>
-              <w:lang w:val="en-US" w:eastAsia="zh-CN"/>
-            </w:rPr>
-            <w:t>附则</w:t>
-          </w:r>
-          <w:r>
-            <w:tab/>
-          </w:r>
-          <w:r>
-            <w:fldChar w:fldCharType="begin"/>
-          </w:r>
-          <w:r>
-            <w:instrText xml:space="preserve"> PAGEREF _Toc26732 \h </w:instrText>
-          </w:r>
-          <w:r>
-            <w:fldChar w:fldCharType="separate"/>
-          </w:r>
-          <w:r>
-            <w:t>4</w:t>
-          </w:r>
-          <w:r>
-            <w:fldChar w:fldCharType="end"/>
-          </w:r>
-          <w:r>
-            <w:rPr>
-              <w:rFonts w:hint="eastAsia" w:ascii="宋体" w:hAnsi="宋体" w:eastAsia="宋体" w:cs="宋体"/>
-              <w:szCs w:val="24"/>
-            </w:rPr>
-            <w:fldChar w:fldCharType="end"/>
-          </w:r>
-        </w:p>
-        <w:p>
-          <w:pPr>
-            <w:pStyle w:val="16"/>
-            <w:keepNext w:val="0"/>
-            <w:keepLines w:val="0"/>
-            <w:pageBreakBefore w:val="0"/>
-            <w:widowControl w:val="0"/>
-            <w:tabs>
-              <w:tab w:val="right" w:leader="dot" w:pos="8306"/>
-            </w:tabs>
-            <w:kinsoku w:val="0"/>
-            <w:wordWrap/>
-            <w:overflowPunct/>
-            <w:autoSpaceDE w:val="0"/>
-            <w:autoSpaceDN w:val="0"/>
-            <w:bidi w:val="0"/>
-            <w:adjustRightInd w:val="0"/>
-            <w:snapToGrid w:val="0"/>
-            <w:textAlignment w:val="baseline"/>
-          </w:pPr>
-          <w:r>
-            <w:rPr>
-              <w:rFonts w:hint="eastAsia" w:ascii="宋体" w:hAnsi="宋体" w:eastAsia="宋体" w:cs="宋体"/>
-              <w:szCs w:val="24"/>
-            </w:rPr>
-            <w:fldChar w:fldCharType="begin"/>
-          </w:r>
-          <w:r>
-            <w:rPr>
-              <w:rFonts w:hint="eastAsia" w:ascii="宋体" w:hAnsi="宋体" w:eastAsia="宋体" w:cs="宋体"/>
-              <w:szCs w:val="24"/>
-            </w:rPr>
-            <w:instrText xml:space="preserve"> HYPERLINK \l _Toc3387 </w:instrText>
+            <w:instrText xml:space="preserve"> HYPERLINK \l _Toc25313 </w:instrText>
           </w:r>
           <w:r>
             <w:rPr>
@@ -3018,14 +3078,7 @@
               <w:rFonts w:hint="default"/>
               <w:lang w:val="en-US" w:eastAsia="zh-CN"/>
             </w:rPr>
-            <w:t xml:space="preserve">6. </w:t>
-          </w:r>
-          <w:r>
-            <w:rPr>
-              <w:rFonts w:hint="eastAsia"/>
-              <w:lang w:val="en-US" w:eastAsia="zh-CN"/>
-            </w:rPr>
-            <w:t>附件</w:t>
+            <w:t>5. 报告分发与存档</w:t>
           </w:r>
           <w:r>
             <w:tab/>
@@ -3034,94 +3087,13 @@
             <w:fldChar w:fldCharType="begin"/>
           </w:r>
           <w:r>
-            <w:instrText xml:space="preserve"> PAGEREF _Toc3387 \h </w:instrText>
+            <w:instrText xml:space="preserve"> PAGEREF _Toc25313 \h </w:instrText>
           </w:r>
           <w:r>
             <w:fldChar w:fldCharType="separate"/>
           </w:r>
           <w:r>
-            <w:t>4</w:t>
-          </w:r>
-          <w:r>
-            <w:fldChar w:fldCharType="end"/>
-          </w:r>
-          <w:r>
-            <w:rPr>
-              <w:rFonts w:hint="eastAsia" w:ascii="宋体" w:hAnsi="宋体" w:eastAsia="宋体" w:cs="宋体"/>
-              <w:szCs w:val="24"/>
-            </w:rPr>
-            <w:fldChar w:fldCharType="end"/>
-          </w:r>
-        </w:p>
-        <w:p>
-          <w:pPr>
-            <w:pStyle w:val="16"/>
-            <w:keepNext w:val="0"/>
-            <w:keepLines w:val="0"/>
-            <w:pageBreakBefore w:val="0"/>
-            <w:widowControl w:val="0"/>
-            <w:tabs>
-              <w:tab w:val="right" w:leader="dot" w:pos="8306"/>
-            </w:tabs>
-            <w:kinsoku w:val="0"/>
-            <w:wordWrap/>
-            <w:overflowPunct/>
-            <w:autoSpaceDE w:val="0"/>
-            <w:autoSpaceDN w:val="0"/>
-            <w:bidi w:val="0"/>
-            <w:adjustRightInd w:val="0"/>
-            <w:snapToGrid w:val="0"/>
-            <w:textAlignment w:val="baseline"/>
-          </w:pPr>
-          <w:r>
-            <w:rPr>
-              <w:rFonts w:hint="eastAsia" w:ascii="宋体" w:hAnsi="宋体" w:eastAsia="宋体" w:cs="宋体"/>
-              <w:szCs w:val="24"/>
-            </w:rPr>
-            <w:fldChar w:fldCharType="begin"/>
-          </w:r>
-          <w:r>
-            <w:rPr>
-              <w:rFonts w:hint="eastAsia" w:ascii="宋体" w:hAnsi="宋体" w:eastAsia="宋体" w:cs="宋体"/>
-              <w:szCs w:val="24"/>
-            </w:rPr>
-            <w:instrText xml:space="preserve"> HYPERLINK \l _Toc16438 </w:instrText>
-          </w:r>
-          <w:r>
-            <w:rPr>
-              <w:rFonts w:hint="eastAsia" w:ascii="宋体" w:hAnsi="宋体" w:eastAsia="宋体" w:cs="宋体"/>
-              <w:szCs w:val="24"/>
-            </w:rPr>
-            <w:fldChar w:fldCharType="separate"/>
-          </w:r>
-          <w:r>
-            <w:rPr>
-              <w:rFonts w:hint="default"/>
-              <w:lang w:val="en-US" w:eastAsia="zh-CN"/>
-            </w:rPr>
-            <w:t xml:space="preserve">7. </w:t>
-          </w:r>
-          <w:r>
-            <w:rPr>
-              <w:rFonts w:hint="eastAsia"/>
-              <w:lang w:val="en-US" w:eastAsia="zh-CN"/>
-            </w:rPr>
-            <w:t>记录</w:t>
-          </w:r>
-          <w:r>
-            <w:tab/>
-          </w:r>
-          <w:r>
-            <w:fldChar w:fldCharType="begin"/>
-          </w:r>
-          <w:r>
-            <w:instrText xml:space="preserve"> PAGEREF _Toc16438 \h </w:instrText>
-          </w:r>
-          <w:r>
-            <w:fldChar w:fldCharType="separate"/>
-          </w:r>
-          <w:r>
-            <w:t>4</w:t>
+            <w:t>6</w:t>
           </w:r>
           <w:r>
             <w:fldChar w:fldCharType="end"/>
@@ -3143,6 +3115,7 @@
             <w:kinsoku w:val="0"/>
             <w:wordWrap/>
             <w:overflowPunct/>
+            <w:topLinePunct w:val="0"/>
             <w:autoSpaceDE w:val="0"/>
             <w:autoSpaceDN w:val="0"/>
             <w:bidi w:val="0"/>
@@ -3178,6 +3151,7 @@
         <w:kinsoku w:val="0"/>
         <w:wordWrap/>
         <w:overflowPunct/>
+        <w:topLinePunct w:val="0"/>
         <w:autoSpaceDE w:val="0"/>
         <w:autoSpaceDN w:val="0"/>
         <w:bidi w:val="0"/>
@@ -3209,1034 +3183,1565 @@
     </w:p>
     <w:p>
       <w:pPr>
-        <w:spacing w:before="336" w:line="218" w:lineRule="auto"/>
-        <w:ind w:left="0" w:leftChars="0" w:right="0" w:rightChars="0" w:firstLine="0" w:firstLineChars="0"/>
-        <w:jc w:val="center"/>
-        <w:outlineLvl w:val="0"/>
-        <w:rPr>
-          <w:rFonts w:ascii="宋体" w:hAnsi="宋体" w:eastAsia="宋体" w:cs="宋体"/>
-          <w:sz w:val="30"/>
-          <w:szCs w:val="30"/>
-        </w:rPr>
-      </w:pPr>
-      <w:r>
-        <w:rPr>
-          <w:rFonts w:ascii="宋体" w:hAnsi="宋体" w:eastAsia="宋体" w:cs="宋体"/>
-          <w:b/>
-          <w:bCs/>
-          <w:spacing w:val="1"/>
-          <w:sz w:val="30"/>
-          <w:szCs w:val="30"/>
-        </w:rPr>
-        <w:t>202</w:t>
-      </w:r>
-      <w:r>
-        <w:rPr>
-          <w:rFonts w:hint="eastAsia" w:ascii="宋体" w:hAnsi="宋体" w:eastAsia="宋体" w:cs="宋体"/>
-          <w:b/>
-          <w:bCs/>
-          <w:spacing w:val="1"/>
-          <w:sz w:val="30"/>
-          <w:szCs w:val="30"/>
-          <w:lang w:val="en-US" w:eastAsia="zh-CN"/>
-        </w:rPr>
-        <w:t>5</w:t>
-      </w:r>
-      <w:r>
-        <w:rPr>
-          <w:rFonts w:ascii="宋体" w:hAnsi="宋体" w:eastAsia="宋体" w:cs="宋体"/>
-          <w:b/>
-          <w:bCs/>
-          <w:spacing w:val="1"/>
-          <w:sz w:val="30"/>
-          <w:szCs w:val="30"/>
-        </w:rPr>
-        <w:t>年运维服务</w:t>
-      </w:r>
-      <w:r>
-        <w:rPr>
-          <w:rFonts w:hint="eastAsia" w:ascii="宋体" w:hAnsi="宋体" w:eastAsia="宋体" w:cs="宋体"/>
-          <w:b/>
-          <w:bCs/>
-          <w:spacing w:val="1"/>
-          <w:sz w:val="30"/>
-          <w:szCs w:val="30"/>
-          <w:lang w:val="en-US" w:eastAsia="zh-CN"/>
-        </w:rPr>
-        <w:t>质量管理</w:t>
-      </w:r>
-      <w:r>
-        <w:rPr>
-          <w:rFonts w:ascii="宋体" w:hAnsi="宋体" w:eastAsia="宋体" w:cs="宋体"/>
-          <w:b/>
-          <w:bCs/>
-          <w:spacing w:val="1"/>
-          <w:sz w:val="30"/>
-          <w:szCs w:val="30"/>
-        </w:rPr>
-        <w:t>内部审核报告</w:t>
-      </w:r>
+        <w:pStyle w:val="28"/>
+        <w:keepNext w:val="0"/>
+        <w:keepLines w:val="0"/>
+        <w:pageBreakBefore w:val="0"/>
+        <w:widowControl w:val="0"/>
+        <w:kinsoku w:val="0"/>
+        <w:wordWrap/>
+        <w:overflowPunct/>
+        <w:topLinePunct w:val="0"/>
+        <w:autoSpaceDE w:val="0"/>
+        <w:autoSpaceDN w:val="0"/>
+        <w:bidi w:val="0"/>
+        <w:adjustRightInd w:val="0"/>
+        <w:snapToGrid w:val="0"/>
+        <w:textAlignment w:val="baseline"/>
+        <w:rPr>
+          <w:rFonts w:hint="default"/>
+          <w:lang w:val="en-US" w:eastAsia="zh-CN"/>
+        </w:rPr>
+      </w:pPr>
+      <w:bookmarkStart w:id="2" w:name="_Toc4821"/>
+      <w:r>
+        <w:rPr>
+          <w:rFonts w:hint="default"/>
+          <w:lang w:val="en-US" w:eastAsia="zh-CN"/>
+        </w:rPr>
+        <w:t>审核概况</w:t>
+      </w:r>
+      <w:bookmarkEnd w:id="2"/>
     </w:p>
     <w:p>
       <w:pPr>
-        <w:spacing w:line="105" w:lineRule="exact"/>
-      </w:pPr>
+        <w:pStyle w:val="30"/>
+        <w:keepNext w:val="0"/>
+        <w:keepLines w:val="0"/>
+        <w:pageBreakBefore w:val="0"/>
+        <w:widowControl w:val="0"/>
+        <w:kinsoku w:val="0"/>
+        <w:wordWrap/>
+        <w:overflowPunct/>
+        <w:topLinePunct w:val="0"/>
+        <w:autoSpaceDE w:val="0"/>
+        <w:autoSpaceDN w:val="0"/>
+        <w:bidi w:val="0"/>
+        <w:adjustRightInd w:val="0"/>
+        <w:snapToGrid w:val="0"/>
+        <w:textAlignment w:val="baseline"/>
+        <w:rPr>
+          <w:rFonts w:hint="default"/>
+          <w:lang w:val="en-US" w:eastAsia="zh-CN"/>
+        </w:rPr>
+      </w:pPr>
+      <w:bookmarkStart w:id="3" w:name="_Toc28618"/>
+      <w:r>
+        <w:rPr>
+          <w:rFonts w:hint="default"/>
+          <w:lang w:val="en-US" w:eastAsia="zh-CN"/>
+        </w:rPr>
+        <w:t>审核目的</w:t>
+      </w:r>
+      <w:bookmarkEnd w:id="3"/>
     </w:p>
-    <w:tbl>
-      <w:tblPr>
-        <w:tblStyle w:val="39"/>
-        <w:tblW w:w="8260" w:type="dxa"/>
-        <w:tblInd w:w="34" w:type="dxa"/>
-        <w:tblBorders>
-          <w:top w:val="single" w:color="000000" w:sz="4" w:space="0"/>
-          <w:left w:val="single" w:color="000000" w:sz="4" w:space="0"/>
-          <w:bottom w:val="single" w:color="000000" w:sz="4" w:space="0"/>
-          <w:right w:val="single" w:color="000000" w:sz="4" w:space="0"/>
-          <w:insideH w:val="single" w:color="000000" w:sz="4" w:space="0"/>
-          <w:insideV w:val="single" w:color="000000" w:sz="4" w:space="0"/>
-        </w:tblBorders>
-        <w:tblLayout w:type="fixed"/>
-        <w:tblCellMar>
-          <w:top w:w="0" w:type="dxa"/>
-          <w:left w:w="0" w:type="dxa"/>
-          <w:bottom w:w="0" w:type="dxa"/>
-          <w:right w:w="0" w:type="dxa"/>
-        </w:tblCellMar>
-      </w:tblPr>
-      <w:tblGrid>
-        <w:gridCol w:w="8260"/>
-      </w:tblGrid>
-      <w:tr>
-        <w:tblPrEx>
-          <w:tblBorders>
-            <w:top w:val="single" w:color="000000" w:sz="4" w:space="0"/>
-            <w:left w:val="single" w:color="000000" w:sz="4" w:space="0"/>
-            <w:bottom w:val="single" w:color="000000" w:sz="4" w:space="0"/>
-            <w:right w:val="single" w:color="000000" w:sz="4" w:space="0"/>
-            <w:insideH w:val="single" w:color="000000" w:sz="4" w:space="0"/>
-            <w:insideV w:val="single" w:color="000000" w:sz="4" w:space="0"/>
-          </w:tblBorders>
-          <w:tblCellMar>
-            <w:top w:w="0" w:type="dxa"/>
-            <w:left w:w="0" w:type="dxa"/>
-            <w:bottom w:w="0" w:type="dxa"/>
-            <w:right w:w="0" w:type="dxa"/>
-          </w:tblCellMar>
-        </w:tblPrEx>
-        <w:trPr>
-          <w:trHeight w:val="783" w:hRule="atLeast"/>
-        </w:trPr>
-        <w:tc>
-          <w:tcPr>
-            <w:tcW w:w="8260" w:type="dxa"/>
-          </w:tcPr>
-          <w:p>
-            <w:pPr>
-              <w:pStyle w:val="27"/>
-              <w:spacing w:before="270" w:line="220" w:lineRule="auto"/>
-              <w:ind w:left="124"/>
-              <w:rPr>
-                <w:rFonts w:hint="default" w:eastAsia="宋体"/>
-                <w:lang w:val="en-US" w:eastAsia="zh-CN"/>
-              </w:rPr>
-            </w:pPr>
-            <w:r>
-              <w:rPr>
-                <w:b/>
-                <w:bCs/>
-                <w:spacing w:val="-8"/>
-              </w:rPr>
-              <w:t>审核日期：</w:t>
-            </w:r>
-            <w:r>
-              <w:rPr>
-                <w:spacing w:val="-8"/>
-              </w:rPr>
-              <w:t>202</w:t>
-            </w:r>
-            <w:r>
-              <w:rPr>
-                <w:rFonts w:hint="eastAsia"/>
-                <w:spacing w:val="-8"/>
-                <w:lang w:val="en-US" w:eastAsia="zh-CN"/>
-              </w:rPr>
-              <w:t>5</w:t>
-            </w:r>
-            <w:r>
-              <w:rPr>
-                <w:spacing w:val="-8"/>
-              </w:rPr>
-              <w:t>年</w:t>
-            </w:r>
-            <w:r>
-              <w:rPr>
-                <w:rFonts w:hint="eastAsia"/>
-                <w:spacing w:val="-8"/>
-                <w:lang w:val="en-US" w:eastAsia="zh-CN"/>
-              </w:rPr>
-              <w:t>9月15</w:t>
-            </w:r>
-            <w:r>
-              <w:rPr>
-                <w:spacing w:val="-8"/>
-              </w:rPr>
-              <w:t>日-202</w:t>
-            </w:r>
-            <w:r>
-              <w:rPr>
-                <w:rFonts w:hint="eastAsia"/>
-                <w:spacing w:val="-8"/>
-                <w:lang w:val="en-US" w:eastAsia="zh-CN"/>
-              </w:rPr>
-              <w:t>5</w:t>
-            </w:r>
-            <w:r>
-              <w:rPr>
-                <w:spacing w:val="-8"/>
-              </w:rPr>
-              <w:t>年</w:t>
-            </w:r>
-            <w:r>
-              <w:rPr>
-                <w:rFonts w:hint="eastAsia"/>
-                <w:spacing w:val="-8"/>
-                <w:lang w:val="en-US" w:eastAsia="zh-CN"/>
-              </w:rPr>
-              <w:t>9月16日</w:t>
-            </w:r>
-          </w:p>
-        </w:tc>
-      </w:tr>
-      <w:tr>
-        <w:tblPrEx>
-          <w:tblBorders>
-            <w:top w:val="single" w:color="000000" w:sz="4" w:space="0"/>
-            <w:left w:val="single" w:color="000000" w:sz="4" w:space="0"/>
-            <w:bottom w:val="single" w:color="000000" w:sz="4" w:space="0"/>
-            <w:right w:val="single" w:color="000000" w:sz="4" w:space="0"/>
-            <w:insideH w:val="single" w:color="000000" w:sz="4" w:space="0"/>
-            <w:insideV w:val="single" w:color="000000" w:sz="4" w:space="0"/>
-          </w:tblBorders>
-          <w:tblCellMar>
-            <w:top w:w="0" w:type="dxa"/>
-            <w:left w:w="0" w:type="dxa"/>
-            <w:bottom w:w="0" w:type="dxa"/>
-            <w:right w:w="0" w:type="dxa"/>
-          </w:tblCellMar>
-        </w:tblPrEx>
-        <w:trPr>
-          <w:trHeight w:val="1155" w:hRule="atLeast"/>
-        </w:trPr>
-        <w:tc>
-          <w:tcPr>
-            <w:tcW w:w="8260" w:type="dxa"/>
-          </w:tcPr>
-          <w:p>
-            <w:pPr>
-              <w:pStyle w:val="27"/>
-              <w:spacing w:before="222" w:line="355" w:lineRule="auto"/>
-              <w:ind w:left="113" w:right="101" w:firstLine="11"/>
-            </w:pPr>
-            <w:r>
-              <w:rPr>
-                <w:b/>
-                <w:bCs/>
-                <w:spacing w:val="-5"/>
-              </w:rPr>
-              <w:t>审核目的：</w:t>
-            </w:r>
-            <w:r>
-              <w:rPr>
-                <w:spacing w:val="-5"/>
-              </w:rPr>
-              <w:t>评价公司维服务能力管理体系的有效性、充分性和适宜性，验证公司是否符合</w:t>
-            </w:r>
-            <w:r>
-              <w:rPr>
-                <w:spacing w:val="-35"/>
-              </w:rPr>
-              <w:t xml:space="preserve"> </w:t>
-            </w:r>
-            <w:r>
-              <w:rPr>
-                <w:spacing w:val="-5"/>
-              </w:rPr>
-              <w:t>ITSS</w:t>
-            </w:r>
-            <w:r>
-              <w:rPr>
-                <w:spacing w:val="-3"/>
-              </w:rPr>
-              <w:t>要求，是否具备申请</w:t>
-            </w:r>
-            <w:r>
-              <w:rPr>
-                <w:spacing w:val="-22"/>
-              </w:rPr>
-              <w:t xml:space="preserve"> </w:t>
-            </w:r>
-            <w:r>
-              <w:rPr>
-                <w:spacing w:val="-3"/>
-              </w:rPr>
-              <w:t>ITSS</w:t>
-            </w:r>
-            <w:r>
-              <w:rPr>
-                <w:spacing w:val="-49"/>
-              </w:rPr>
-              <w:t xml:space="preserve"> </w:t>
-            </w:r>
-            <w:r>
-              <w:rPr>
-                <w:spacing w:val="-3"/>
-              </w:rPr>
-              <w:t>符合性评估申请的要求，推动持续改进。</w:t>
-            </w:r>
-          </w:p>
-        </w:tc>
-      </w:tr>
-      <w:tr>
-        <w:tblPrEx>
-          <w:tblBorders>
-            <w:top w:val="single" w:color="000000" w:sz="4" w:space="0"/>
-            <w:left w:val="single" w:color="000000" w:sz="4" w:space="0"/>
-            <w:bottom w:val="single" w:color="000000" w:sz="4" w:space="0"/>
-            <w:right w:val="single" w:color="000000" w:sz="4" w:space="0"/>
-            <w:insideH w:val="single" w:color="000000" w:sz="4" w:space="0"/>
-            <w:insideV w:val="single" w:color="000000" w:sz="4" w:space="0"/>
-          </w:tblBorders>
-          <w:tblCellMar>
-            <w:top w:w="0" w:type="dxa"/>
-            <w:left w:w="0" w:type="dxa"/>
-            <w:bottom w:w="0" w:type="dxa"/>
-            <w:right w:w="0" w:type="dxa"/>
-          </w:tblCellMar>
-        </w:tblPrEx>
-        <w:trPr>
-          <w:trHeight w:val="771" w:hRule="atLeast"/>
-        </w:trPr>
-        <w:tc>
-          <w:tcPr>
-            <w:tcW w:w="8260" w:type="dxa"/>
-          </w:tcPr>
-          <w:p>
-            <w:pPr>
-              <w:pStyle w:val="27"/>
-              <w:spacing w:before="264" w:line="220" w:lineRule="auto"/>
-              <w:ind w:left="124"/>
-            </w:pPr>
-            <w:r>
-              <w:rPr>
-                <w:b/>
-                <w:bCs/>
-                <w:spacing w:val="-2"/>
-              </w:rPr>
-              <w:t>审核范围：</w:t>
-            </w:r>
-            <w:r>
-              <w:rPr>
-                <w:spacing w:val="-2"/>
-              </w:rPr>
-              <w:t>公司运维服务能力管理体系标准覆盖的相关部门</w:t>
-            </w:r>
-            <w:r>
-              <w:rPr>
-                <w:spacing w:val="-3"/>
-              </w:rPr>
-              <w:t>及活动。</w:t>
-            </w:r>
-          </w:p>
-        </w:tc>
-      </w:tr>
-      <w:tr>
-        <w:tblPrEx>
-          <w:tblBorders>
-            <w:top w:val="single" w:color="000000" w:sz="4" w:space="0"/>
-            <w:left w:val="single" w:color="000000" w:sz="4" w:space="0"/>
-            <w:bottom w:val="single" w:color="000000" w:sz="4" w:space="0"/>
-            <w:right w:val="single" w:color="000000" w:sz="4" w:space="0"/>
-            <w:insideH w:val="single" w:color="000000" w:sz="4" w:space="0"/>
-            <w:insideV w:val="single" w:color="000000" w:sz="4" w:space="0"/>
-          </w:tblBorders>
-          <w:tblCellMar>
-            <w:top w:w="0" w:type="dxa"/>
-            <w:left w:w="0" w:type="dxa"/>
-            <w:bottom w:w="0" w:type="dxa"/>
-            <w:right w:w="0" w:type="dxa"/>
-          </w:tblCellMar>
-        </w:tblPrEx>
-        <w:trPr>
-          <w:trHeight w:val="3274" w:hRule="atLeast"/>
-        </w:trPr>
-        <w:tc>
-          <w:tcPr>
-            <w:tcW w:w="8260" w:type="dxa"/>
-          </w:tcPr>
-          <w:p>
-            <w:pPr>
-              <w:pStyle w:val="29"/>
-              <w:numPr>
-                <w:ilvl w:val="0"/>
-                <w:numId w:val="0"/>
-              </w:numPr>
-              <w:ind w:leftChars="0"/>
-              <w:rPr>
-                <w:rFonts w:hint="eastAsia"/>
-                <w:b/>
-                <w:bCs/>
-                <w:lang w:val="en-US" w:eastAsia="zh-CN"/>
-              </w:rPr>
-            </w:pPr>
-            <w:r>
-              <w:rPr>
-                <w:rFonts w:hint="eastAsia"/>
-                <w:b/>
-                <w:bCs/>
-                <w:lang w:val="en-US" w:eastAsia="zh-CN"/>
-              </w:rPr>
-              <w:t>审核依据的文件：</w:t>
-            </w:r>
-          </w:p>
-          <w:p>
-            <w:pPr>
-              <w:pStyle w:val="29"/>
-              <w:numPr>
-                <w:ilvl w:val="0"/>
-                <w:numId w:val="2"/>
-              </w:numPr>
-              <w:ind w:left="425" w:leftChars="0" w:hanging="425" w:firstLineChars="0"/>
-              <w:rPr>
-                <w:rFonts w:hint="eastAsia"/>
-                <w:lang w:val="en-US" w:eastAsia="zh-CN"/>
-              </w:rPr>
-            </w:pPr>
-            <w:r>
-              <w:rPr>
-                <w:rFonts w:hint="eastAsia"/>
-                <w:lang w:val="en-US" w:eastAsia="zh-CN"/>
-              </w:rPr>
-              <w:t>GB/T 28827.1-2022 《信息技术服务 运行维护 第1部分：通用要求》</w:t>
-            </w:r>
-          </w:p>
-          <w:p>
-            <w:pPr>
-              <w:pStyle w:val="29"/>
-              <w:numPr>
-                <w:ilvl w:val="0"/>
-                <w:numId w:val="2"/>
-              </w:numPr>
-              <w:ind w:left="425" w:leftChars="0" w:hanging="425" w:firstLineChars="0"/>
-              <w:rPr>
-                <w:rFonts w:hint="eastAsia"/>
-                <w:lang w:val="en-US" w:eastAsia="zh-CN"/>
-              </w:rPr>
-            </w:pPr>
-            <w:r>
-              <w:rPr>
-                <w:rFonts w:hint="eastAsia"/>
-                <w:lang w:val="en-US" w:eastAsia="zh-CN"/>
-              </w:rPr>
-              <w:t>GB/T 28827.2-2012 《信息技术服务 运行维护 第2部分：交付规范》</w:t>
-            </w:r>
-          </w:p>
-          <w:p>
-            <w:pPr>
-              <w:pStyle w:val="29"/>
-              <w:numPr>
-                <w:ilvl w:val="0"/>
-                <w:numId w:val="2"/>
-              </w:numPr>
-              <w:ind w:left="425" w:leftChars="0" w:hanging="425" w:firstLineChars="0"/>
-              <w:rPr>
-                <w:rFonts w:hint="eastAsia"/>
-                <w:lang w:val="en-US" w:eastAsia="zh-CN"/>
-              </w:rPr>
-            </w:pPr>
-            <w:r>
-              <w:rPr>
-                <w:rFonts w:hint="eastAsia"/>
-                <w:lang w:val="en-US" w:eastAsia="zh-CN"/>
-              </w:rPr>
-              <w:t>GB/T 28827.3-2012 《信息技术服务 运行维护 第3部分：应急响应规范》</w:t>
-            </w:r>
-          </w:p>
-          <w:p>
-            <w:pPr>
-              <w:pStyle w:val="29"/>
-              <w:numPr>
-                <w:ilvl w:val="0"/>
-                <w:numId w:val="2"/>
-              </w:numPr>
-              <w:ind w:left="425" w:leftChars="0" w:hanging="425" w:firstLineChars="0"/>
-              <w:rPr>
-                <w:rFonts w:hint="eastAsia"/>
-                <w:lang w:val="en-US" w:eastAsia="zh-CN"/>
-              </w:rPr>
-            </w:pPr>
-            <w:r>
-              <w:rPr>
-                <w:rFonts w:hint="eastAsia"/>
-                <w:lang w:val="en-US" w:eastAsia="zh-CN"/>
-              </w:rPr>
-              <w:t>T/CESA 1299—2023 《信息技术服务 运行维护服务能力成熟度模型》</w:t>
-            </w:r>
-          </w:p>
-          <w:p>
-            <w:pPr>
-              <w:pStyle w:val="29"/>
-              <w:numPr>
-                <w:ilvl w:val="0"/>
-                <w:numId w:val="2"/>
-              </w:numPr>
-              <w:ind w:left="425" w:leftChars="0" w:hanging="425" w:firstLineChars="0"/>
-            </w:pPr>
-            <w:r>
-              <w:rPr>
-                <w:rFonts w:hint="eastAsia"/>
-                <w:lang w:val="en-US" w:eastAsia="zh-CN"/>
-              </w:rPr>
-              <w:t>公司运维服务能力管理体系程序文件、制度、工作文件。</w:t>
-            </w:r>
-          </w:p>
-        </w:tc>
-      </w:tr>
-      <w:tr>
-        <w:tblPrEx>
-          <w:tblBorders>
-            <w:top w:val="single" w:color="000000" w:sz="4" w:space="0"/>
-            <w:left w:val="single" w:color="000000" w:sz="4" w:space="0"/>
-            <w:bottom w:val="single" w:color="000000" w:sz="4" w:space="0"/>
-            <w:right w:val="single" w:color="000000" w:sz="4" w:space="0"/>
-            <w:insideH w:val="single" w:color="000000" w:sz="4" w:space="0"/>
-            <w:insideV w:val="single" w:color="000000" w:sz="4" w:space="0"/>
-          </w:tblBorders>
-          <w:tblCellMar>
-            <w:top w:w="0" w:type="dxa"/>
-            <w:left w:w="0" w:type="dxa"/>
-            <w:bottom w:w="0" w:type="dxa"/>
-            <w:right w:w="0" w:type="dxa"/>
-          </w:tblCellMar>
-        </w:tblPrEx>
-        <w:trPr>
-          <w:trHeight w:val="2650" w:hRule="atLeast"/>
-        </w:trPr>
-        <w:tc>
-          <w:tcPr>
-            <w:tcW w:w="8260" w:type="dxa"/>
-          </w:tcPr>
-          <w:p>
-            <w:pPr>
-              <w:pStyle w:val="27"/>
-              <w:spacing w:before="116" w:line="220" w:lineRule="auto"/>
-              <w:ind w:left="124"/>
-            </w:pPr>
-            <w:r>
-              <w:rPr>
-                <w:b/>
-                <w:bCs/>
-                <w:spacing w:val="-6"/>
-              </w:rPr>
-              <w:t>审核组组成：</w:t>
-            </w:r>
-          </w:p>
-          <w:p>
-            <w:pPr>
-              <w:pStyle w:val="27"/>
-              <w:spacing w:before="181" w:line="220" w:lineRule="auto"/>
-              <w:ind w:left="115"/>
-            </w:pPr>
-            <w:r>
-              <w:rPr>
-                <w:spacing w:val="-2"/>
-              </w:rPr>
-              <w:t>组长：</w:t>
-            </w:r>
-            <w:r>
-              <w:rPr>
-                <w:rFonts w:hint="default"/>
-                <w:vertAlign w:val="baseline"/>
-                <w:lang w:val="en-US" w:eastAsia="zh-CN"/>
-              </w:rPr>
-              <w:t>涂志云</w:t>
-            </w:r>
-          </w:p>
-          <w:p>
-            <w:pPr>
-              <w:pStyle w:val="27"/>
-              <w:spacing w:before="182" w:line="220" w:lineRule="auto"/>
-              <w:ind w:left="115"/>
-            </w:pPr>
-            <w:r>
-              <w:rPr>
-                <w:spacing w:val="-1"/>
-              </w:rPr>
-              <w:t>组员：</w:t>
-            </w:r>
-            <w:r>
-              <w:rPr>
-                <w:rFonts w:hint="eastAsia"/>
-                <w:vertAlign w:val="baseline"/>
-                <w:lang w:val="en-US" w:eastAsia="zh-CN"/>
-              </w:rPr>
-              <w:t>徐超超</w:t>
-            </w:r>
-            <w:r>
-              <w:rPr>
-                <w:spacing w:val="-1"/>
-              </w:rPr>
-              <w:t>、</w:t>
-            </w:r>
-            <w:r>
-              <w:rPr>
-                <w:rFonts w:hint="eastAsia"/>
-                <w:vertAlign w:val="baseline"/>
-                <w:lang w:val="en-US" w:eastAsia="zh-CN"/>
-              </w:rPr>
-              <w:t>熊发云</w:t>
-            </w:r>
-            <w:r>
-              <w:rPr>
-                <w:spacing w:val="-1"/>
-              </w:rPr>
-              <w:t>、</w:t>
-            </w:r>
-            <w:r>
-              <w:rPr>
-                <w:rFonts w:hint="eastAsia"/>
-                <w:vertAlign w:val="baseline"/>
-                <w:lang w:val="en-US" w:eastAsia="zh-CN"/>
-              </w:rPr>
-              <w:t>陈萍</w:t>
-            </w:r>
-            <w:r>
-              <w:rPr>
-                <w:spacing w:val="-1"/>
-              </w:rPr>
-              <w:t>、</w:t>
-            </w:r>
-            <w:r>
-              <w:rPr>
-                <w:rFonts w:hint="eastAsia"/>
-                <w:vertAlign w:val="baseline"/>
-                <w:lang w:val="en-US" w:eastAsia="zh-CN"/>
-              </w:rPr>
-              <w:t>张翔</w:t>
-            </w:r>
-          </w:p>
-          <w:p>
-            <w:pPr>
-              <w:pStyle w:val="27"/>
-              <w:spacing w:before="181" w:line="220" w:lineRule="auto"/>
-              <w:ind w:left="104"/>
-            </w:pPr>
-            <w:r>
-              <w:rPr>
-                <w:spacing w:val="-1"/>
-              </w:rPr>
-              <w:t>A：</w:t>
-            </w:r>
-            <w:r>
-              <w:rPr>
-                <w:rFonts w:hint="eastAsia"/>
-                <w:vertAlign w:val="baseline"/>
-                <w:lang w:val="en-US" w:eastAsia="zh-CN"/>
-              </w:rPr>
-              <w:t>徐超超</w:t>
-            </w:r>
-            <w:r>
-              <w:rPr>
-                <w:spacing w:val="-1"/>
-              </w:rPr>
-              <w:t>（</w:t>
-            </w:r>
-            <w:r>
-              <w:rPr>
-                <w:rFonts w:hint="eastAsia"/>
-                <w:spacing w:val="-1"/>
-                <w:lang w:val="en-US" w:eastAsia="zh-CN"/>
-              </w:rPr>
-              <w:t>数智运营部</w:t>
-            </w:r>
-            <w:r>
-              <w:rPr>
-                <w:spacing w:val="-1"/>
-              </w:rPr>
-              <w:t>）    B：</w:t>
-            </w:r>
-            <w:r>
-              <w:rPr>
-                <w:rFonts w:hint="eastAsia"/>
-                <w:vertAlign w:val="baseline"/>
-                <w:lang w:val="en-US" w:eastAsia="zh-CN"/>
-              </w:rPr>
-              <w:t>熊发云</w:t>
-            </w:r>
-            <w:r>
-              <w:rPr>
-                <w:spacing w:val="-1"/>
-              </w:rPr>
-              <w:t>（</w:t>
-            </w:r>
-            <w:r>
-              <w:rPr>
-                <w:rFonts w:hint="eastAsia"/>
-                <w:spacing w:val="-1"/>
-                <w:lang w:val="en-US" w:eastAsia="zh-CN"/>
-              </w:rPr>
-              <w:t>研究总院</w:t>
-            </w:r>
-            <w:r>
-              <w:rPr>
-                <w:spacing w:val="-1"/>
-              </w:rPr>
-              <w:t>）</w:t>
-            </w:r>
-          </w:p>
-          <w:p>
-            <w:pPr>
-              <w:pStyle w:val="27"/>
-              <w:spacing w:before="182" w:line="220" w:lineRule="auto"/>
-              <w:ind w:left="110"/>
-            </w:pPr>
-            <w:r>
-              <w:rPr>
-                <w:spacing w:val="-1"/>
-              </w:rPr>
-              <w:t>C：</w:t>
-            </w:r>
-            <w:r>
-              <w:rPr>
-                <w:rFonts w:hint="eastAsia"/>
-                <w:vertAlign w:val="baseline"/>
-                <w:lang w:val="en-US" w:eastAsia="zh-CN"/>
-              </w:rPr>
-              <w:t>陈萍</w:t>
-            </w:r>
-            <w:r>
-              <w:rPr>
-                <w:spacing w:val="-1"/>
-              </w:rPr>
-              <w:t>（</w:t>
-            </w:r>
-            <w:r>
-              <w:rPr>
-                <w:rFonts w:hint="eastAsia"/>
-                <w:spacing w:val="-1"/>
-                <w:lang w:val="en-US" w:eastAsia="zh-CN"/>
-              </w:rPr>
-              <w:t>人力部</w:t>
-            </w:r>
-            <w:r>
-              <w:rPr>
-                <w:spacing w:val="-1"/>
-              </w:rPr>
-              <w:t>）    D：</w:t>
-            </w:r>
-            <w:r>
-              <w:rPr>
-                <w:rFonts w:hint="eastAsia"/>
-                <w:vertAlign w:val="baseline"/>
-                <w:lang w:val="en-US" w:eastAsia="zh-CN"/>
-              </w:rPr>
-              <w:t>张翔</w:t>
-            </w:r>
-            <w:r>
-              <w:rPr>
-                <w:spacing w:val="-1"/>
-              </w:rPr>
-              <w:t>（</w:t>
-            </w:r>
-            <w:r>
-              <w:rPr>
-                <w:rFonts w:hint="eastAsia"/>
-                <w:spacing w:val="-1"/>
-                <w:lang w:val="en-US" w:eastAsia="zh-CN"/>
-              </w:rPr>
-              <w:t>质量管理部</w:t>
-            </w:r>
-            <w:r>
-              <w:rPr>
-                <w:spacing w:val="-1"/>
-              </w:rPr>
-              <w:t>）</w:t>
-            </w:r>
-          </w:p>
-        </w:tc>
-      </w:tr>
-      <w:tr>
-        <w:tblPrEx>
-          <w:tblBorders>
-            <w:top w:val="single" w:color="000000" w:sz="4" w:space="0"/>
-            <w:left w:val="single" w:color="000000" w:sz="4" w:space="0"/>
-            <w:bottom w:val="single" w:color="000000" w:sz="4" w:space="0"/>
-            <w:right w:val="single" w:color="000000" w:sz="4" w:space="0"/>
-            <w:insideH w:val="single" w:color="000000" w:sz="4" w:space="0"/>
-            <w:insideV w:val="single" w:color="000000" w:sz="4" w:space="0"/>
-          </w:tblBorders>
-          <w:tblCellMar>
-            <w:top w:w="0" w:type="dxa"/>
-            <w:left w:w="0" w:type="dxa"/>
-            <w:bottom w:w="0" w:type="dxa"/>
-            <w:right w:w="0" w:type="dxa"/>
-          </w:tblCellMar>
-        </w:tblPrEx>
-        <w:trPr>
-          <w:trHeight w:val="4214" w:hRule="atLeast"/>
-        </w:trPr>
-        <w:tc>
-          <w:tcPr>
-            <w:tcW w:w="8260" w:type="dxa"/>
-          </w:tcPr>
-          <w:p>
-            <w:pPr>
-              <w:pStyle w:val="27"/>
-              <w:spacing w:before="117" w:line="220" w:lineRule="auto"/>
-              <w:ind w:left="124"/>
-            </w:pPr>
-            <w:r>
-              <w:rPr>
-                <w:b/>
-                <w:bCs/>
-                <w:spacing w:val="-5"/>
-              </w:rPr>
-              <w:t>审核过程概述：</w:t>
-            </w:r>
-          </w:p>
-          <w:p>
-            <w:pPr>
-              <w:pStyle w:val="29"/>
-              <w:bidi w:val="0"/>
-            </w:pPr>
-            <w:r>
-              <w:t>为了确保本次审核工作顺利进行，在审核前先对内审员进行审核方法、技巧培训，使各审核员明确自己的工作职责，了解 ITSS 运维服务体系内审的方法，然后根据本次审核计划的安排，将审核人员划分成不同的小组，每个小组指定一个审核负责人，负责所审核部门的检查表的制定，审核过程中内审员通过交谈、询问、检查、抽查、验证等方式对文件、记录、现场实施情况进行检查、核对，验证运维服务能力管理体系是否符合《信息技术服务 运行维护 能力成熟度模型》</w:t>
-            </w:r>
-            <w:r>
-              <w:rPr>
-                <w:rFonts w:hint="eastAsia"/>
-                <w:lang w:val="en-US" w:eastAsia="zh-CN"/>
-              </w:rPr>
-              <w:t>三</w:t>
-            </w:r>
-            <w:r>
-              <w:t>级要求以及公司质量管理体系的要求。同时验证体系是否得到有效实施与保持。整个审核过程是在认真和坦诚的气氛中进行，结合受审核部门的特点抽取了具有代表性的样本，审核结果客观、公正。</w:t>
-            </w:r>
-          </w:p>
-        </w:tc>
-      </w:tr>
-      <w:tr>
-        <w:tblPrEx>
-          <w:tblBorders>
-            <w:top w:val="single" w:color="000000" w:sz="4" w:space="0"/>
-            <w:left w:val="single" w:color="000000" w:sz="4" w:space="0"/>
-            <w:bottom w:val="single" w:color="000000" w:sz="4" w:space="0"/>
-            <w:right w:val="single" w:color="000000" w:sz="4" w:space="0"/>
-            <w:insideH w:val="single" w:color="000000" w:sz="4" w:space="0"/>
-            <w:insideV w:val="single" w:color="000000" w:sz="4" w:space="0"/>
-          </w:tblBorders>
-          <w:tblCellMar>
-            <w:top w:w="0" w:type="dxa"/>
-            <w:left w:w="0" w:type="dxa"/>
-            <w:bottom w:w="0" w:type="dxa"/>
-            <w:right w:w="0" w:type="dxa"/>
-          </w:tblCellMar>
-        </w:tblPrEx>
-        <w:trPr>
-          <w:trHeight w:val="2897" w:hRule="atLeast"/>
-        </w:trPr>
-        <w:tc>
-          <w:tcPr>
-            <w:tcW w:w="8260" w:type="dxa"/>
-          </w:tcPr>
-          <w:p>
-            <w:pPr>
-              <w:pStyle w:val="27"/>
-              <w:spacing w:before="117" w:line="220" w:lineRule="auto"/>
-              <w:ind w:left="124"/>
-              <w:rPr>
-                <w:rFonts w:hint="eastAsia"/>
-                <w:b/>
-                <w:bCs/>
-                <w:spacing w:val="-5"/>
-                <w:lang w:val="en-US" w:eastAsia="zh-CN"/>
-              </w:rPr>
-            </w:pPr>
-            <w:r>
-              <w:rPr>
-                <w:rFonts w:hint="eastAsia"/>
-                <w:b/>
-                <w:bCs/>
-                <w:spacing w:val="-5"/>
-                <w:lang w:val="en-US" w:eastAsia="zh-CN"/>
-              </w:rPr>
-              <w:t>审核结果描述：</w:t>
-            </w:r>
-          </w:p>
-          <w:p>
-            <w:pPr>
-              <w:pStyle w:val="29"/>
-              <w:bidi w:val="0"/>
-              <w:rPr>
-                <w:rFonts w:hint="default"/>
-                <w:spacing w:val="-4"/>
-                <w:lang w:val="en-US" w:eastAsia="zh-CN"/>
-              </w:rPr>
-            </w:pPr>
-            <w:r>
-              <w:t>本次内审共发现1处不符合项，</w:t>
-            </w:r>
-            <w:r>
-              <w:rPr>
-                <w:rFonts w:hint="eastAsia"/>
-                <w:lang w:val="en-US" w:eastAsia="zh-CN"/>
-              </w:rPr>
-              <w:t>发生</w:t>
-            </w:r>
-            <w:r>
-              <w:t>在数智运营部，于2025年</w:t>
-            </w:r>
-            <w:r>
-              <w:rPr>
-                <w:rFonts w:hint="eastAsia"/>
-                <w:lang w:val="en-US" w:eastAsia="zh-CN"/>
-              </w:rPr>
-              <w:t>9月16</w:t>
-            </w:r>
-            <w:r>
-              <w:t>日下午召开末次会议，向公司</w:t>
-            </w:r>
-            <w:r>
-              <w:rPr>
-                <w:rFonts w:hint="eastAsia"/>
-                <w:lang w:val="en-US" w:eastAsia="zh-CN"/>
-              </w:rPr>
-              <w:t>管理者代表</w:t>
-            </w:r>
-            <w:r>
-              <w:t>和受审部门陈述了审核过程及基本情况，宣读了《</w:t>
-            </w:r>
-            <w:r>
-              <w:rPr>
-                <w:rFonts w:hint="eastAsia"/>
-                <w:lang w:val="en-US" w:eastAsia="zh-CN"/>
-              </w:rPr>
-              <w:t>内部审核</w:t>
-            </w:r>
-            <w:r>
-              <w:t>不合格报告》，并提出了纠正措施制定、实施的完成时间。整个内审过程，得到了公司领导和各部门的高度重视和密切配合，使审核工作顺利开展，达到了预期的目的。</w:t>
-            </w:r>
-          </w:p>
-        </w:tc>
-      </w:tr>
-      <w:tr>
-        <w:tblPrEx>
-          <w:tblBorders>
-            <w:top w:val="single" w:color="000000" w:sz="4" w:space="0"/>
-            <w:left w:val="single" w:color="000000" w:sz="4" w:space="0"/>
-            <w:bottom w:val="single" w:color="000000" w:sz="4" w:space="0"/>
-            <w:right w:val="single" w:color="000000" w:sz="4" w:space="0"/>
-            <w:insideH w:val="single" w:color="000000" w:sz="4" w:space="0"/>
-            <w:insideV w:val="single" w:color="000000" w:sz="4" w:space="0"/>
-          </w:tblBorders>
-          <w:tblCellMar>
-            <w:top w:w="0" w:type="dxa"/>
-            <w:left w:w="0" w:type="dxa"/>
-            <w:bottom w:w="0" w:type="dxa"/>
-            <w:right w:w="0" w:type="dxa"/>
-          </w:tblCellMar>
-        </w:tblPrEx>
-        <w:trPr>
-          <w:trHeight w:val="1421" w:hRule="atLeast"/>
-        </w:trPr>
-        <w:tc>
-          <w:tcPr>
-            <w:tcW w:w="8260" w:type="dxa"/>
-          </w:tcPr>
-          <w:p>
-            <w:pPr>
-              <w:pStyle w:val="27"/>
-              <w:spacing w:before="117" w:line="220" w:lineRule="auto"/>
-              <w:ind w:left="124"/>
-              <w:rPr>
-                <w:rFonts w:hint="eastAsia"/>
-                <w:b/>
-                <w:bCs/>
-                <w:spacing w:val="-5"/>
-                <w:lang w:val="en-US" w:eastAsia="zh-CN"/>
-              </w:rPr>
-            </w:pPr>
-            <w:r>
-              <w:rPr>
-                <w:rFonts w:hint="eastAsia"/>
-                <w:b/>
-                <w:bCs/>
-                <w:spacing w:val="-5"/>
-                <w:lang w:val="en-US" w:eastAsia="zh-CN"/>
-              </w:rPr>
-              <w:t>改进措施：</w:t>
-            </w:r>
-          </w:p>
-          <w:p>
-            <w:pPr>
-              <w:pStyle w:val="40"/>
-              <w:numPr>
-                <w:ilvl w:val="0"/>
-                <w:numId w:val="3"/>
-              </w:numPr>
-              <w:bidi w:val="0"/>
-            </w:pPr>
-            <w:r>
-              <w:t>对相关人员进行 T/CESA 1299—2023  7.6.1  运维工具 c)条款进行再培训学习</w:t>
-            </w:r>
-          </w:p>
-          <w:p>
-            <w:pPr>
-              <w:pStyle w:val="40"/>
-              <w:numPr>
-                <w:ilvl w:val="0"/>
-                <w:numId w:val="3"/>
-              </w:numPr>
-              <w:bidi w:val="0"/>
-            </w:pPr>
-            <w:r>
-              <w:t>编制《运维工具使用效果自评估报告》模板，后续对运维工具进行自评估时按此模板填写。</w:t>
-            </w:r>
-          </w:p>
-          <w:p>
-            <w:pPr>
-              <w:pStyle w:val="40"/>
-              <w:numPr>
-                <w:ilvl w:val="0"/>
-                <w:numId w:val="3"/>
-              </w:numPr>
-              <w:bidi w:val="0"/>
-            </w:pPr>
-            <w:r>
-              <w:t>后期由管理人员不定期对此项工作进行抽查，杜绝同类事件的再次发生。</w:t>
-            </w:r>
-          </w:p>
-          <w:p>
-            <w:pPr>
-              <w:pStyle w:val="29"/>
-              <w:bidi w:val="0"/>
-              <w:rPr>
-                <w:rFonts w:hint="default" w:eastAsia="宋体"/>
-                <w:lang w:val="en-US" w:eastAsia="zh-CN"/>
-              </w:rPr>
-            </w:pPr>
-          </w:p>
-        </w:tc>
-      </w:tr>
-    </w:tbl>
     <w:p>
       <w:pPr>
         <w:pStyle w:val="29"/>
-        <w:ind w:left="0" w:leftChars="0" w:firstLine="0" w:firstLineChars="0"/>
-        <w:rPr>
-          <w:rFonts w:hint="default"/>
-          <w:lang w:val="en-US" w:eastAsia="zh-CN"/>
-        </w:rPr>
-      </w:pPr>
+        <w:keepNext w:val="0"/>
+        <w:keepLines w:val="0"/>
+        <w:pageBreakBefore w:val="0"/>
+        <w:widowControl w:val="0"/>
+        <w:kinsoku w:val="0"/>
+        <w:wordWrap/>
+        <w:overflowPunct/>
+        <w:topLinePunct w:val="0"/>
+        <w:autoSpaceDE w:val="0"/>
+        <w:autoSpaceDN w:val="0"/>
+        <w:bidi w:val="0"/>
+        <w:adjustRightInd w:val="0"/>
+        <w:snapToGrid w:val="0"/>
+        <w:textAlignment w:val="baseline"/>
+        <w:rPr>
+          <w:rFonts w:hint="default"/>
+          <w:lang w:val="en-US" w:eastAsia="zh-CN"/>
+        </w:rPr>
+      </w:pPr>
+      <w:r>
+        <w:rPr>
+          <w:rFonts w:hint="default"/>
+          <w:lang w:val="en-US" w:eastAsia="zh-CN"/>
+        </w:rPr>
+        <w:t>本次内部审核旨在系统性地评价公司运维服务能力管理体系（IMS）的有效性、充分性和适宜性，验证其是否符合《信息技术服务 运行维护能力成熟度模型》（T/CESA 1299-2023）三级要求，识别体系运行过程中的改进机会，为公司申请ITSS符合性评估做准备，并推动服务质量与管理水平的持续提升。</w:t>
+      </w:r>
+    </w:p>
+    <w:p>
+      <w:pPr>
+        <w:pStyle w:val="30"/>
+        <w:keepNext w:val="0"/>
+        <w:keepLines w:val="0"/>
+        <w:pageBreakBefore w:val="0"/>
+        <w:widowControl w:val="0"/>
+        <w:kinsoku w:val="0"/>
+        <w:wordWrap/>
+        <w:overflowPunct/>
+        <w:topLinePunct w:val="0"/>
+        <w:autoSpaceDE w:val="0"/>
+        <w:autoSpaceDN w:val="0"/>
+        <w:bidi w:val="0"/>
+        <w:adjustRightInd w:val="0"/>
+        <w:snapToGrid w:val="0"/>
+        <w:textAlignment w:val="baseline"/>
+        <w:rPr>
+          <w:rFonts w:hint="default"/>
+          <w:lang w:val="en-US" w:eastAsia="zh-CN"/>
+        </w:rPr>
+      </w:pPr>
+      <w:bookmarkStart w:id="4" w:name="_Toc3597"/>
+      <w:r>
+        <w:rPr>
+          <w:rFonts w:hint="default"/>
+          <w:lang w:val="en-US" w:eastAsia="zh-CN"/>
+        </w:rPr>
+        <w:t>审核范围</w:t>
+      </w:r>
+      <w:bookmarkEnd w:id="4"/>
+    </w:p>
+    <w:p>
+      <w:pPr>
+        <w:pStyle w:val="29"/>
+        <w:keepNext w:val="0"/>
+        <w:keepLines w:val="0"/>
+        <w:pageBreakBefore w:val="0"/>
+        <w:widowControl w:val="0"/>
+        <w:kinsoku w:val="0"/>
+        <w:wordWrap/>
+        <w:overflowPunct/>
+        <w:topLinePunct w:val="0"/>
+        <w:autoSpaceDE w:val="0"/>
+        <w:autoSpaceDN w:val="0"/>
+        <w:bidi w:val="0"/>
+        <w:adjustRightInd w:val="0"/>
+        <w:snapToGrid w:val="0"/>
+        <w:textAlignment w:val="baseline"/>
+        <w:rPr>
+          <w:rFonts w:hint="default"/>
+          <w:lang w:val="en-US" w:eastAsia="zh-CN"/>
+        </w:rPr>
+      </w:pPr>
+      <w:r>
+        <w:rPr>
+          <w:rFonts w:hint="default"/>
+          <w:lang w:val="en-US" w:eastAsia="zh-CN"/>
+        </w:rPr>
+        <w:t>本次审核覆盖与公司运维服务能力管理体系标准相关的所有部门及活动。主要受审核部门包括：数智运营部、研究总院、质量管理部、人力部、应急管理部。审核活动涵盖运维服务的战略、人员、过程、技术</w:t>
+      </w:r>
+      <w:r>
+        <w:rPr>
+          <w:rFonts w:hint="eastAsia"/>
+          <w:lang w:val="en-US" w:eastAsia="zh-CN"/>
+        </w:rPr>
+        <w:t>、</w:t>
+      </w:r>
+      <w:r>
+        <w:rPr>
+          <w:rFonts w:hint="default"/>
+          <w:lang w:val="en-US" w:eastAsia="zh-CN"/>
+        </w:rPr>
+        <w:t>资源</w:t>
+      </w:r>
+      <w:r>
+        <w:rPr>
+          <w:rFonts w:hint="eastAsia"/>
+          <w:lang w:val="en-US" w:eastAsia="zh-CN"/>
+        </w:rPr>
+        <w:t>、交付和应急</w:t>
+      </w:r>
+      <w:r>
+        <w:rPr>
+          <w:rFonts w:hint="default"/>
+          <w:lang w:val="en-US" w:eastAsia="zh-CN"/>
+        </w:rPr>
+        <w:t>等所有能力域。</w:t>
+      </w:r>
+    </w:p>
+    <w:p>
+      <w:pPr>
+        <w:pStyle w:val="30"/>
+        <w:keepNext w:val="0"/>
+        <w:keepLines w:val="0"/>
+        <w:pageBreakBefore w:val="0"/>
+        <w:widowControl w:val="0"/>
+        <w:kinsoku w:val="0"/>
+        <w:wordWrap/>
+        <w:overflowPunct/>
+        <w:topLinePunct w:val="0"/>
+        <w:autoSpaceDE w:val="0"/>
+        <w:autoSpaceDN w:val="0"/>
+        <w:bidi w:val="0"/>
+        <w:adjustRightInd w:val="0"/>
+        <w:snapToGrid w:val="0"/>
+        <w:textAlignment w:val="baseline"/>
+        <w:rPr>
+          <w:rFonts w:hint="default"/>
+          <w:lang w:val="en-US" w:eastAsia="zh-CN"/>
+        </w:rPr>
+      </w:pPr>
+      <w:bookmarkStart w:id="5" w:name="_Toc8464"/>
+      <w:r>
+        <w:rPr>
+          <w:rFonts w:hint="default"/>
+          <w:lang w:val="en-US" w:eastAsia="zh-CN"/>
+        </w:rPr>
+        <w:t>审核依据</w:t>
+      </w:r>
+      <w:bookmarkEnd w:id="5"/>
+    </w:p>
+    <w:p>
+      <w:pPr>
+        <w:pStyle w:val="29"/>
+        <w:keepNext w:val="0"/>
+        <w:keepLines w:val="0"/>
+        <w:pageBreakBefore w:val="0"/>
+        <w:widowControl w:val="0"/>
+        <w:kinsoku w:val="0"/>
+        <w:wordWrap/>
+        <w:overflowPunct/>
+        <w:topLinePunct w:val="0"/>
+        <w:autoSpaceDE w:val="0"/>
+        <w:autoSpaceDN w:val="0"/>
+        <w:bidi w:val="0"/>
+        <w:adjustRightInd w:val="0"/>
+        <w:snapToGrid w:val="0"/>
+        <w:textAlignment w:val="baseline"/>
+        <w:rPr>
+          <w:rFonts w:hint="default"/>
+          <w:lang w:val="en-US" w:eastAsia="zh-CN"/>
+        </w:rPr>
+      </w:pPr>
+      <w:r>
+        <w:rPr>
+          <w:rFonts w:hint="default"/>
+          <w:lang w:val="en-US" w:eastAsia="zh-CN"/>
+        </w:rPr>
+        <w:t>GB/T 28827.1-2022《信息技术服务 运行维护 第1部分：通用要求》</w:t>
+      </w:r>
+    </w:p>
+    <w:p>
+      <w:pPr>
+        <w:pStyle w:val="29"/>
+        <w:keepNext w:val="0"/>
+        <w:keepLines w:val="0"/>
+        <w:pageBreakBefore w:val="0"/>
+        <w:widowControl w:val="0"/>
+        <w:kinsoku w:val="0"/>
+        <w:wordWrap/>
+        <w:overflowPunct/>
+        <w:topLinePunct w:val="0"/>
+        <w:autoSpaceDE w:val="0"/>
+        <w:autoSpaceDN w:val="0"/>
+        <w:bidi w:val="0"/>
+        <w:adjustRightInd w:val="0"/>
+        <w:snapToGrid w:val="0"/>
+        <w:textAlignment w:val="baseline"/>
+        <w:rPr>
+          <w:rFonts w:hint="default"/>
+          <w:lang w:val="en-US" w:eastAsia="zh-CN"/>
+        </w:rPr>
+      </w:pPr>
+      <w:r>
+        <w:rPr>
+          <w:rFonts w:hint="default"/>
+          <w:lang w:val="en-US" w:eastAsia="zh-CN"/>
+        </w:rPr>
+        <w:t>GB/T 28827.2-2012《信息技术服务 运行维护 第2部分：交付规范》</w:t>
+      </w:r>
+    </w:p>
+    <w:p>
+      <w:pPr>
+        <w:pStyle w:val="29"/>
+        <w:keepNext w:val="0"/>
+        <w:keepLines w:val="0"/>
+        <w:pageBreakBefore w:val="0"/>
+        <w:widowControl w:val="0"/>
+        <w:kinsoku w:val="0"/>
+        <w:wordWrap/>
+        <w:overflowPunct/>
+        <w:topLinePunct w:val="0"/>
+        <w:autoSpaceDE w:val="0"/>
+        <w:autoSpaceDN w:val="0"/>
+        <w:bidi w:val="0"/>
+        <w:adjustRightInd w:val="0"/>
+        <w:snapToGrid w:val="0"/>
+        <w:textAlignment w:val="baseline"/>
+        <w:rPr>
+          <w:rFonts w:hint="default"/>
+          <w:lang w:val="en-US" w:eastAsia="zh-CN"/>
+        </w:rPr>
+      </w:pPr>
+      <w:r>
+        <w:rPr>
+          <w:rFonts w:hint="default"/>
+          <w:lang w:val="en-US" w:eastAsia="zh-CN"/>
+        </w:rPr>
+        <w:t>GB/T 28827.3-2012《信息技术服务 运行维护 第3部分：应急响应规范》</w:t>
+      </w:r>
+    </w:p>
+    <w:p>
+      <w:pPr>
+        <w:pStyle w:val="29"/>
+        <w:keepNext w:val="0"/>
+        <w:keepLines w:val="0"/>
+        <w:pageBreakBefore w:val="0"/>
+        <w:widowControl w:val="0"/>
+        <w:kinsoku w:val="0"/>
+        <w:wordWrap/>
+        <w:overflowPunct/>
+        <w:topLinePunct w:val="0"/>
+        <w:autoSpaceDE w:val="0"/>
+        <w:autoSpaceDN w:val="0"/>
+        <w:bidi w:val="0"/>
+        <w:adjustRightInd w:val="0"/>
+        <w:snapToGrid w:val="0"/>
+        <w:textAlignment w:val="baseline"/>
+        <w:rPr>
+          <w:rFonts w:hint="default"/>
+          <w:lang w:val="en-US" w:eastAsia="zh-CN"/>
+        </w:rPr>
+      </w:pPr>
+      <w:r>
+        <w:rPr>
+          <w:rFonts w:hint="default"/>
+          <w:lang w:val="en-US" w:eastAsia="zh-CN"/>
+        </w:rPr>
+        <w:t>T/CESA 1299-2023《信息技术服务 运行维护服务能力成熟度模型》</w:t>
+      </w:r>
+    </w:p>
+    <w:p>
+      <w:pPr>
+        <w:pStyle w:val="29"/>
+        <w:keepNext w:val="0"/>
+        <w:keepLines w:val="0"/>
+        <w:pageBreakBefore w:val="0"/>
+        <w:widowControl w:val="0"/>
+        <w:kinsoku w:val="0"/>
+        <w:wordWrap/>
+        <w:overflowPunct/>
+        <w:topLinePunct w:val="0"/>
+        <w:autoSpaceDE w:val="0"/>
+        <w:autoSpaceDN w:val="0"/>
+        <w:bidi w:val="0"/>
+        <w:adjustRightInd w:val="0"/>
+        <w:snapToGrid w:val="0"/>
+        <w:textAlignment w:val="baseline"/>
+        <w:rPr>
+          <w:rFonts w:hint="default"/>
+          <w:lang w:val="en-US" w:eastAsia="zh-CN"/>
+        </w:rPr>
+      </w:pPr>
+      <w:r>
+        <w:rPr>
+          <w:rFonts w:hint="default"/>
+          <w:lang w:val="en-US" w:eastAsia="zh-CN"/>
+        </w:rPr>
+        <w:t>公司发布的《运维服务过程框架管理制度》、《客户满意度调查管理制度》及所有相关三级工作文件与记录。</w:t>
+      </w:r>
+    </w:p>
+    <w:p>
+      <w:pPr>
+        <w:pStyle w:val="30"/>
+        <w:keepNext w:val="0"/>
+        <w:keepLines w:val="0"/>
+        <w:pageBreakBefore w:val="0"/>
+        <w:widowControl w:val="0"/>
+        <w:kinsoku w:val="0"/>
+        <w:wordWrap/>
+        <w:overflowPunct/>
+        <w:topLinePunct w:val="0"/>
+        <w:autoSpaceDE w:val="0"/>
+        <w:autoSpaceDN w:val="0"/>
+        <w:bidi w:val="0"/>
+        <w:adjustRightInd w:val="0"/>
+        <w:snapToGrid w:val="0"/>
+        <w:textAlignment w:val="baseline"/>
+        <w:rPr>
+          <w:rFonts w:hint="default"/>
+          <w:lang w:val="en-US" w:eastAsia="zh-CN"/>
+        </w:rPr>
+      </w:pPr>
+      <w:bookmarkStart w:id="6" w:name="_Toc14101"/>
+      <w:r>
+        <w:rPr>
+          <w:rFonts w:hint="default"/>
+          <w:lang w:val="en-US" w:eastAsia="zh-CN"/>
+        </w:rPr>
+        <w:t>审核组组成</w:t>
+      </w:r>
+      <w:bookmarkEnd w:id="6"/>
+    </w:p>
+    <w:p>
+      <w:pPr>
+        <w:pStyle w:val="29"/>
+        <w:keepNext w:val="0"/>
+        <w:keepLines w:val="0"/>
+        <w:pageBreakBefore w:val="0"/>
+        <w:widowControl w:val="0"/>
+        <w:kinsoku w:val="0"/>
+        <w:wordWrap/>
+        <w:overflowPunct/>
+        <w:topLinePunct w:val="0"/>
+        <w:autoSpaceDE w:val="0"/>
+        <w:autoSpaceDN w:val="0"/>
+        <w:bidi w:val="0"/>
+        <w:adjustRightInd w:val="0"/>
+        <w:snapToGrid w:val="0"/>
+        <w:textAlignment w:val="baseline"/>
+        <w:rPr>
+          <w:rFonts w:hint="default"/>
+          <w:lang w:val="en-US" w:eastAsia="zh-CN"/>
+        </w:rPr>
+      </w:pPr>
+      <w:r>
+        <w:rPr>
+          <w:rFonts w:hint="default"/>
+          <w:lang w:val="en-US" w:eastAsia="zh-CN"/>
+        </w:rPr>
+        <w:t>为保证审核的独立性与公正性，本次成立内部审核组，成员如下：</w:t>
+      </w:r>
+    </w:p>
+    <w:p>
+      <w:pPr>
+        <w:pStyle w:val="29"/>
+        <w:keepNext w:val="0"/>
+        <w:keepLines w:val="0"/>
+        <w:pageBreakBefore w:val="0"/>
+        <w:widowControl w:val="0"/>
+        <w:kinsoku w:val="0"/>
+        <w:wordWrap/>
+        <w:overflowPunct/>
+        <w:topLinePunct w:val="0"/>
+        <w:autoSpaceDE w:val="0"/>
+        <w:autoSpaceDN w:val="0"/>
+        <w:bidi w:val="0"/>
+        <w:adjustRightInd w:val="0"/>
+        <w:snapToGrid w:val="0"/>
+        <w:textAlignment w:val="baseline"/>
+        <w:rPr>
+          <w:rFonts w:hint="default"/>
+          <w:lang w:val="en-US" w:eastAsia="zh-CN"/>
+        </w:rPr>
+      </w:pPr>
+      <w:r>
+        <w:rPr>
+          <w:rFonts w:hint="default"/>
+          <w:lang w:val="en-US" w:eastAsia="zh-CN"/>
+        </w:rPr>
+        <w:t>审核组长：涂志云（管理者代表）</w:t>
+      </w:r>
+    </w:p>
+    <w:p>
+      <w:pPr>
+        <w:pStyle w:val="29"/>
+        <w:keepNext w:val="0"/>
+        <w:keepLines w:val="0"/>
+        <w:pageBreakBefore w:val="0"/>
+        <w:widowControl w:val="0"/>
+        <w:kinsoku w:val="0"/>
+        <w:wordWrap/>
+        <w:overflowPunct/>
+        <w:topLinePunct w:val="0"/>
+        <w:autoSpaceDE w:val="0"/>
+        <w:autoSpaceDN w:val="0"/>
+        <w:bidi w:val="0"/>
+        <w:adjustRightInd w:val="0"/>
+        <w:snapToGrid w:val="0"/>
+        <w:textAlignment w:val="baseline"/>
+        <w:rPr>
+          <w:rFonts w:hint="default"/>
+          <w:lang w:val="en-US" w:eastAsia="zh-CN"/>
+        </w:rPr>
+      </w:pPr>
+      <w:r>
+        <w:rPr>
+          <w:rFonts w:hint="default"/>
+          <w:lang w:val="en-US" w:eastAsia="zh-CN"/>
+        </w:rPr>
+        <w:t>审核组成员：</w:t>
+      </w:r>
+    </w:p>
+    <w:p>
+      <w:pPr>
+        <w:pStyle w:val="29"/>
+        <w:keepNext w:val="0"/>
+        <w:keepLines w:val="0"/>
+        <w:pageBreakBefore w:val="0"/>
+        <w:widowControl w:val="0"/>
+        <w:kinsoku w:val="0"/>
+        <w:wordWrap/>
+        <w:overflowPunct/>
+        <w:topLinePunct w:val="0"/>
+        <w:autoSpaceDE w:val="0"/>
+        <w:autoSpaceDN w:val="0"/>
+        <w:bidi w:val="0"/>
+        <w:adjustRightInd w:val="0"/>
+        <w:snapToGrid w:val="0"/>
+        <w:textAlignment w:val="baseline"/>
+        <w:rPr>
+          <w:rFonts w:hint="default"/>
+          <w:lang w:val="en-US" w:eastAsia="zh-CN"/>
+        </w:rPr>
+      </w:pPr>
+      <w:r>
+        <w:rPr>
+          <w:rFonts w:hint="default"/>
+          <w:lang w:val="en-US" w:eastAsia="zh-CN"/>
+        </w:rPr>
+        <w:t>徐超超</w:t>
+      </w:r>
+    </w:p>
+    <w:p>
+      <w:pPr>
+        <w:pStyle w:val="29"/>
+        <w:keepNext w:val="0"/>
+        <w:keepLines w:val="0"/>
+        <w:pageBreakBefore w:val="0"/>
+        <w:widowControl w:val="0"/>
+        <w:kinsoku w:val="0"/>
+        <w:wordWrap/>
+        <w:overflowPunct/>
+        <w:topLinePunct w:val="0"/>
+        <w:autoSpaceDE w:val="0"/>
+        <w:autoSpaceDN w:val="0"/>
+        <w:bidi w:val="0"/>
+        <w:adjustRightInd w:val="0"/>
+        <w:snapToGrid w:val="0"/>
+        <w:textAlignment w:val="baseline"/>
+        <w:rPr>
+          <w:rFonts w:hint="default"/>
+          <w:lang w:val="en-US" w:eastAsia="zh-CN"/>
+        </w:rPr>
+      </w:pPr>
+      <w:r>
+        <w:rPr>
+          <w:rFonts w:hint="default"/>
+          <w:lang w:val="en-US" w:eastAsia="zh-CN"/>
+        </w:rPr>
+        <w:t>熊发云</w:t>
+      </w:r>
+    </w:p>
+    <w:p>
+      <w:pPr>
+        <w:pStyle w:val="29"/>
+        <w:keepNext w:val="0"/>
+        <w:keepLines w:val="0"/>
+        <w:pageBreakBefore w:val="0"/>
+        <w:widowControl w:val="0"/>
+        <w:kinsoku w:val="0"/>
+        <w:wordWrap/>
+        <w:overflowPunct/>
+        <w:topLinePunct w:val="0"/>
+        <w:autoSpaceDE w:val="0"/>
+        <w:autoSpaceDN w:val="0"/>
+        <w:bidi w:val="0"/>
+        <w:adjustRightInd w:val="0"/>
+        <w:snapToGrid w:val="0"/>
+        <w:textAlignment w:val="baseline"/>
+        <w:rPr>
+          <w:rFonts w:hint="default"/>
+          <w:lang w:val="en-US" w:eastAsia="zh-CN"/>
+        </w:rPr>
+      </w:pPr>
+      <w:r>
+        <w:rPr>
+          <w:rFonts w:hint="default"/>
+          <w:lang w:val="en-US" w:eastAsia="zh-CN"/>
+        </w:rPr>
+        <w:t>陈萍</w:t>
+      </w:r>
+    </w:p>
+    <w:p>
+      <w:pPr>
+        <w:pStyle w:val="29"/>
+        <w:keepNext w:val="0"/>
+        <w:keepLines w:val="0"/>
+        <w:pageBreakBefore w:val="0"/>
+        <w:widowControl w:val="0"/>
+        <w:kinsoku w:val="0"/>
+        <w:wordWrap/>
+        <w:overflowPunct/>
+        <w:topLinePunct w:val="0"/>
+        <w:autoSpaceDE w:val="0"/>
+        <w:autoSpaceDN w:val="0"/>
+        <w:bidi w:val="0"/>
+        <w:adjustRightInd w:val="0"/>
+        <w:snapToGrid w:val="0"/>
+        <w:textAlignment w:val="baseline"/>
+        <w:rPr>
+          <w:rFonts w:hint="default"/>
+          <w:lang w:val="en-US" w:eastAsia="zh-CN"/>
+        </w:rPr>
+      </w:pPr>
+      <w:r>
+        <w:rPr>
+          <w:rFonts w:hint="default"/>
+          <w:lang w:val="en-US" w:eastAsia="zh-CN"/>
+        </w:rPr>
+        <w:t>张翔</w:t>
+      </w:r>
+    </w:p>
+    <w:p>
+      <w:pPr>
+        <w:pStyle w:val="30"/>
+        <w:keepNext w:val="0"/>
+        <w:keepLines w:val="0"/>
+        <w:pageBreakBefore w:val="0"/>
+        <w:widowControl w:val="0"/>
+        <w:kinsoku w:val="0"/>
+        <w:wordWrap/>
+        <w:overflowPunct/>
+        <w:topLinePunct w:val="0"/>
+        <w:autoSpaceDE w:val="0"/>
+        <w:autoSpaceDN w:val="0"/>
+        <w:bidi w:val="0"/>
+        <w:adjustRightInd w:val="0"/>
+        <w:snapToGrid w:val="0"/>
+        <w:textAlignment w:val="baseline"/>
+        <w:rPr>
+          <w:rFonts w:hint="default"/>
+          <w:lang w:val="en-US" w:eastAsia="zh-CN"/>
+        </w:rPr>
+      </w:pPr>
+      <w:bookmarkStart w:id="7" w:name="_Toc32394"/>
+      <w:r>
+        <w:rPr>
+          <w:rFonts w:hint="default"/>
+          <w:lang w:val="en-US" w:eastAsia="zh-CN"/>
+        </w:rPr>
+        <w:t>审核日期</w:t>
+      </w:r>
+      <w:bookmarkEnd w:id="7"/>
+    </w:p>
+    <w:p>
+      <w:pPr>
+        <w:pStyle w:val="29"/>
+        <w:keepNext w:val="0"/>
+        <w:keepLines w:val="0"/>
+        <w:pageBreakBefore w:val="0"/>
+        <w:widowControl w:val="0"/>
+        <w:kinsoku w:val="0"/>
+        <w:wordWrap/>
+        <w:overflowPunct/>
+        <w:topLinePunct w:val="0"/>
+        <w:autoSpaceDE w:val="0"/>
+        <w:autoSpaceDN w:val="0"/>
+        <w:bidi w:val="0"/>
+        <w:adjustRightInd w:val="0"/>
+        <w:snapToGrid w:val="0"/>
+        <w:textAlignment w:val="baseline"/>
+        <w:rPr>
+          <w:rFonts w:hint="default"/>
+          <w:lang w:val="en-US" w:eastAsia="zh-CN"/>
+        </w:rPr>
+      </w:pPr>
+      <w:r>
+        <w:rPr>
+          <w:rFonts w:hint="default"/>
+          <w:lang w:val="en-US" w:eastAsia="zh-CN"/>
+        </w:rPr>
+        <w:t>审核实施：2025年11月15日</w:t>
+      </w:r>
+    </w:p>
+    <w:p>
+      <w:pPr>
+        <w:pStyle w:val="29"/>
+        <w:keepNext w:val="0"/>
+        <w:keepLines w:val="0"/>
+        <w:pageBreakBefore w:val="0"/>
+        <w:widowControl w:val="0"/>
+        <w:kinsoku w:val="0"/>
+        <w:wordWrap/>
+        <w:overflowPunct/>
+        <w:topLinePunct w:val="0"/>
+        <w:autoSpaceDE w:val="0"/>
+        <w:autoSpaceDN w:val="0"/>
+        <w:bidi w:val="0"/>
+        <w:adjustRightInd w:val="0"/>
+        <w:snapToGrid w:val="0"/>
+        <w:textAlignment w:val="baseline"/>
+        <w:rPr>
+          <w:rFonts w:hint="default"/>
+          <w:lang w:val="en-US" w:eastAsia="zh-CN"/>
+        </w:rPr>
+      </w:pPr>
+      <w:r>
+        <w:rPr>
+          <w:rFonts w:hint="default"/>
+          <w:lang w:val="en-US" w:eastAsia="zh-CN"/>
+        </w:rPr>
+        <w:t>末次会议：2025年11月16日</w:t>
+      </w:r>
+    </w:p>
+    <w:p>
+      <w:pPr>
+        <w:pStyle w:val="28"/>
+        <w:keepNext w:val="0"/>
+        <w:keepLines w:val="0"/>
+        <w:pageBreakBefore w:val="0"/>
+        <w:widowControl w:val="0"/>
+        <w:kinsoku w:val="0"/>
+        <w:wordWrap/>
+        <w:overflowPunct/>
+        <w:topLinePunct w:val="0"/>
+        <w:autoSpaceDE w:val="0"/>
+        <w:autoSpaceDN w:val="0"/>
+        <w:bidi w:val="0"/>
+        <w:adjustRightInd w:val="0"/>
+        <w:snapToGrid w:val="0"/>
+        <w:textAlignment w:val="baseline"/>
+        <w:rPr>
+          <w:rFonts w:hint="default"/>
+          <w:lang w:val="en-US" w:eastAsia="zh-CN"/>
+        </w:rPr>
+      </w:pPr>
+      <w:bookmarkStart w:id="8" w:name="_Toc26505"/>
+      <w:r>
+        <w:rPr>
+          <w:rFonts w:hint="default"/>
+          <w:lang w:val="en-US" w:eastAsia="zh-CN"/>
+        </w:rPr>
+        <w:t>审核过程概述</w:t>
+      </w:r>
+      <w:bookmarkEnd w:id="8"/>
+    </w:p>
+    <w:p>
+      <w:pPr>
+        <w:pStyle w:val="29"/>
+        <w:keepNext w:val="0"/>
+        <w:keepLines w:val="0"/>
+        <w:pageBreakBefore w:val="0"/>
+        <w:widowControl w:val="0"/>
+        <w:kinsoku w:val="0"/>
+        <w:wordWrap/>
+        <w:overflowPunct/>
+        <w:topLinePunct w:val="0"/>
+        <w:autoSpaceDE w:val="0"/>
+        <w:autoSpaceDN w:val="0"/>
+        <w:bidi w:val="0"/>
+        <w:adjustRightInd w:val="0"/>
+        <w:snapToGrid w:val="0"/>
+        <w:textAlignment w:val="baseline"/>
+        <w:rPr>
+          <w:rFonts w:hint="default"/>
+          <w:lang w:val="en-US" w:eastAsia="zh-CN"/>
+        </w:rPr>
+      </w:pPr>
+      <w:r>
+        <w:rPr>
+          <w:rFonts w:hint="default"/>
+          <w:lang w:val="en-US" w:eastAsia="zh-CN"/>
+        </w:rPr>
+        <w:t>为保障审核工作质量，审核组于审核前组织了专项培训，明确审核方法、技巧及《信息技术服务 运行维护能力成熟度模型》三级具体要求。依据审核计划，各审核小组通过现场访谈、文件查阅、记录抽查及现场观察等多种方式，对受审核部门的管理活动与过程实施情况进行了全面、细致的检查与验证。</w:t>
+      </w:r>
+    </w:p>
+    <w:p>
+      <w:pPr>
+        <w:pStyle w:val="29"/>
+        <w:keepNext w:val="0"/>
+        <w:keepLines w:val="0"/>
+        <w:pageBreakBefore w:val="0"/>
+        <w:widowControl w:val="0"/>
+        <w:kinsoku w:val="0"/>
+        <w:wordWrap/>
+        <w:overflowPunct/>
+        <w:topLinePunct w:val="0"/>
+        <w:autoSpaceDE w:val="0"/>
+        <w:autoSpaceDN w:val="0"/>
+        <w:bidi w:val="0"/>
+        <w:adjustRightInd w:val="0"/>
+        <w:snapToGrid w:val="0"/>
+        <w:textAlignment w:val="baseline"/>
+        <w:rPr>
+          <w:rFonts w:hint="default"/>
+          <w:lang w:val="en-US" w:eastAsia="zh-CN"/>
+        </w:rPr>
+      </w:pPr>
+      <w:r>
+        <w:rPr>
+          <w:rFonts w:hint="default"/>
+          <w:lang w:val="en-US" w:eastAsia="zh-CN"/>
+        </w:rPr>
+        <w:t>审核过程在坦诚、协作的氛围中进行，审核组结合各部门业务特点，抽取了具有代表性的样本。公司管理层及各受审核部门给予了高度重视和积极配合，确保了本次审核工作的顺利开展，并达到了预期目标。</w:t>
+      </w:r>
+    </w:p>
+    <w:p>
+      <w:pPr>
+        <w:pStyle w:val="28"/>
+        <w:keepNext w:val="0"/>
+        <w:keepLines w:val="0"/>
+        <w:pageBreakBefore w:val="0"/>
+        <w:widowControl w:val="0"/>
+        <w:kinsoku w:val="0"/>
+        <w:wordWrap/>
+        <w:overflowPunct/>
+        <w:topLinePunct w:val="0"/>
+        <w:autoSpaceDE w:val="0"/>
+        <w:autoSpaceDN w:val="0"/>
+        <w:bidi w:val="0"/>
+        <w:adjustRightInd w:val="0"/>
+        <w:snapToGrid w:val="0"/>
+        <w:textAlignment w:val="baseline"/>
+        <w:rPr>
+          <w:rFonts w:hint="default"/>
+          <w:lang w:val="en-US" w:eastAsia="zh-CN"/>
+        </w:rPr>
+      </w:pPr>
+      <w:bookmarkStart w:id="9" w:name="_Toc6820"/>
+      <w:r>
+        <w:rPr>
+          <w:rFonts w:hint="default"/>
+          <w:lang w:val="en-US" w:eastAsia="zh-CN"/>
+        </w:rPr>
+        <w:t>审核发现</w:t>
+      </w:r>
+      <w:bookmarkEnd w:id="9"/>
+    </w:p>
+    <w:p>
+      <w:pPr>
+        <w:pStyle w:val="30"/>
+        <w:keepNext w:val="0"/>
+        <w:keepLines w:val="0"/>
+        <w:pageBreakBefore w:val="0"/>
+        <w:widowControl w:val="0"/>
+        <w:kinsoku w:val="0"/>
+        <w:wordWrap/>
+        <w:overflowPunct/>
+        <w:topLinePunct w:val="0"/>
+        <w:autoSpaceDE w:val="0"/>
+        <w:autoSpaceDN w:val="0"/>
+        <w:bidi w:val="0"/>
+        <w:adjustRightInd w:val="0"/>
+        <w:snapToGrid w:val="0"/>
+        <w:textAlignment w:val="baseline"/>
+        <w:rPr>
+          <w:rFonts w:hint="default"/>
+          <w:lang w:val="en-US" w:eastAsia="zh-CN"/>
+        </w:rPr>
+      </w:pPr>
+      <w:bookmarkStart w:id="10" w:name="_Toc29307"/>
+      <w:r>
+        <w:rPr>
+          <w:rFonts w:hint="default"/>
+          <w:lang w:val="en-US" w:eastAsia="zh-CN"/>
+        </w:rPr>
+        <w:t>总体评价</w:t>
+      </w:r>
+      <w:bookmarkEnd w:id="10"/>
+    </w:p>
+    <w:p>
+      <w:pPr>
+        <w:pStyle w:val="29"/>
+        <w:keepNext w:val="0"/>
+        <w:keepLines w:val="0"/>
+        <w:pageBreakBefore w:val="0"/>
+        <w:widowControl w:val="0"/>
+        <w:kinsoku w:val="0"/>
+        <w:wordWrap/>
+        <w:overflowPunct/>
+        <w:topLinePunct w:val="0"/>
+        <w:autoSpaceDE w:val="0"/>
+        <w:autoSpaceDN w:val="0"/>
+        <w:bidi w:val="0"/>
+        <w:adjustRightInd w:val="0"/>
+        <w:snapToGrid w:val="0"/>
+        <w:textAlignment w:val="baseline"/>
+        <w:rPr>
+          <w:rFonts w:hint="default"/>
+          <w:lang w:val="en-US" w:eastAsia="zh-CN"/>
+        </w:rPr>
+      </w:pPr>
+      <w:r>
+        <w:rPr>
+          <w:rFonts w:hint="default"/>
+          <w:lang w:val="en-US" w:eastAsia="zh-CN"/>
+        </w:rPr>
+        <w:t>总体而言，公司运维服务能力管理体系的策划、实施、检查与改进机制已基本建立，主要过程活动能够按照体系文件要求运行。各关键岗位职责明确，服务交付过程得到控制，质量目标（KPI）处于受控状态。体系基本满足GB/T 28827系列标准及ITSS三级成熟度模型的框架性要求，具备一定的自我完善能力。</w:t>
+      </w:r>
+    </w:p>
+    <w:p>
+      <w:pPr>
+        <w:pStyle w:val="30"/>
+        <w:keepNext w:val="0"/>
+        <w:keepLines w:val="0"/>
+        <w:pageBreakBefore w:val="0"/>
+        <w:widowControl w:val="0"/>
+        <w:kinsoku w:val="0"/>
+        <w:wordWrap/>
+        <w:overflowPunct/>
+        <w:topLinePunct w:val="0"/>
+        <w:autoSpaceDE w:val="0"/>
+        <w:autoSpaceDN w:val="0"/>
+        <w:bidi w:val="0"/>
+        <w:adjustRightInd w:val="0"/>
+        <w:snapToGrid w:val="0"/>
+        <w:textAlignment w:val="baseline"/>
+        <w:rPr>
+          <w:rFonts w:hint="default"/>
+          <w:lang w:val="en-US" w:eastAsia="zh-CN"/>
+        </w:rPr>
+      </w:pPr>
+      <w:bookmarkStart w:id="11" w:name="_Toc9519"/>
+      <w:r>
+        <w:rPr>
+          <w:rFonts w:hint="default"/>
+          <w:lang w:val="en-US" w:eastAsia="zh-CN"/>
+        </w:rPr>
+        <w:t>不符合项详情</w:t>
+      </w:r>
+      <w:bookmarkEnd w:id="11"/>
+    </w:p>
+    <w:p>
+      <w:pPr>
+        <w:pStyle w:val="29"/>
+        <w:keepNext w:val="0"/>
+        <w:keepLines w:val="0"/>
+        <w:pageBreakBefore w:val="0"/>
+        <w:widowControl w:val="0"/>
+        <w:kinsoku w:val="0"/>
+        <w:wordWrap/>
+        <w:overflowPunct/>
+        <w:topLinePunct w:val="0"/>
+        <w:autoSpaceDE w:val="0"/>
+        <w:autoSpaceDN w:val="0"/>
+        <w:bidi w:val="0"/>
+        <w:adjustRightInd w:val="0"/>
+        <w:snapToGrid w:val="0"/>
+        <w:textAlignment w:val="baseline"/>
+        <w:rPr>
+          <w:rFonts w:hint="default"/>
+          <w:lang w:val="en-US" w:eastAsia="zh-CN"/>
+        </w:rPr>
+      </w:pPr>
+      <w:r>
+        <w:rPr>
+          <w:rFonts w:hint="default"/>
+          <w:lang w:val="en-US" w:eastAsia="zh-CN"/>
+        </w:rPr>
+        <w:t>本次审核共发现1项不符合</w:t>
+      </w:r>
+      <w:r>
+        <w:rPr>
+          <w:rFonts w:hint="eastAsia"/>
+          <w:lang w:val="en-US" w:eastAsia="zh-CN"/>
+        </w:rPr>
+        <w:t>发生在数智运营部，</w:t>
+      </w:r>
+      <w:r>
+        <w:rPr>
+          <w:rFonts w:hint="default"/>
+          <w:lang w:val="en-US" w:eastAsia="zh-CN"/>
+        </w:rPr>
+        <w:t>不符合项已与受审核部门现场沟通并确认。</w:t>
+      </w:r>
+      <w:r>
+        <w:rPr>
+          <w:rFonts w:hint="eastAsia"/>
+          <w:lang w:val="en-US" w:eastAsia="zh-CN"/>
+        </w:rPr>
+        <w:t>并由审核员进行追踪改进情况，不符合已经整改完毕。</w:t>
+      </w:r>
+    </w:p>
+    <w:p>
+      <w:pPr>
+        <w:pStyle w:val="28"/>
+        <w:keepNext w:val="0"/>
+        <w:keepLines w:val="0"/>
+        <w:pageBreakBefore w:val="0"/>
+        <w:widowControl w:val="0"/>
+        <w:kinsoku w:val="0"/>
+        <w:wordWrap/>
+        <w:overflowPunct/>
+        <w:topLinePunct w:val="0"/>
+        <w:autoSpaceDE w:val="0"/>
+        <w:autoSpaceDN w:val="0"/>
+        <w:bidi w:val="0"/>
+        <w:adjustRightInd w:val="0"/>
+        <w:snapToGrid w:val="0"/>
+        <w:textAlignment w:val="baseline"/>
+        <w:rPr>
+          <w:rFonts w:hint="default"/>
+          <w:lang w:val="en-US" w:eastAsia="zh-CN"/>
+        </w:rPr>
+      </w:pPr>
+      <w:bookmarkStart w:id="12" w:name="_Toc30039"/>
+      <w:r>
+        <w:rPr>
+          <w:rFonts w:hint="default"/>
+          <w:lang w:val="en-US" w:eastAsia="zh-CN"/>
+        </w:rPr>
+        <w:t>结论与改进措施</w:t>
+      </w:r>
+      <w:bookmarkEnd w:id="12"/>
+    </w:p>
+    <w:p>
+      <w:pPr>
+        <w:pStyle w:val="30"/>
+        <w:bidi w:val="0"/>
+        <w:rPr>
+          <w:rFonts w:hint="default"/>
+          <w:lang w:val="en-US" w:eastAsia="zh-CN"/>
+        </w:rPr>
+      </w:pPr>
+      <w:bookmarkStart w:id="13" w:name="_Toc18240"/>
+      <w:r>
+        <w:rPr>
+          <w:rFonts w:hint="default"/>
+          <w:lang w:val="en-US" w:eastAsia="zh-CN"/>
+        </w:rPr>
+        <w:t>审核结论</w:t>
+      </w:r>
+      <w:bookmarkEnd w:id="13"/>
+    </w:p>
+    <w:p>
+      <w:pPr>
+        <w:pStyle w:val="29"/>
+        <w:keepNext w:val="0"/>
+        <w:keepLines w:val="0"/>
+        <w:pageBreakBefore w:val="0"/>
+        <w:widowControl w:val="0"/>
+        <w:kinsoku w:val="0"/>
+        <w:wordWrap/>
+        <w:overflowPunct/>
+        <w:topLinePunct w:val="0"/>
+        <w:autoSpaceDE w:val="0"/>
+        <w:autoSpaceDN w:val="0"/>
+        <w:bidi w:val="0"/>
+        <w:adjustRightInd w:val="0"/>
+        <w:snapToGrid w:val="0"/>
+        <w:textAlignment w:val="baseline"/>
+        <w:rPr>
+          <w:rFonts w:hint="default"/>
+          <w:lang w:val="en-US" w:eastAsia="zh-CN"/>
+        </w:rPr>
+      </w:pPr>
+      <w:r>
+        <w:rPr>
+          <w:rFonts w:hint="default"/>
+          <w:lang w:val="en-US" w:eastAsia="zh-CN"/>
+        </w:rPr>
+        <w:t>基于本次审核所获得的客观证据，审核组认为：公司运维服务能力管理体系在审核范围内基本符合审核准则的要求，并得到了一定程度的实施和保持。体系在保障日常运维服务交付方面发挥了基础作用。但发现的不符合项表明，在运维工具管理的精细化与闭环改进方面存在提升空间，体系运行的成熟度有待进一步加强。</w:t>
+      </w:r>
+    </w:p>
+    <w:p>
+      <w:pPr>
+        <w:pStyle w:val="29"/>
+        <w:keepNext w:val="0"/>
+        <w:keepLines w:val="0"/>
+        <w:pageBreakBefore w:val="0"/>
+        <w:widowControl w:val="0"/>
+        <w:kinsoku w:val="0"/>
+        <w:wordWrap/>
+        <w:overflowPunct/>
+        <w:topLinePunct w:val="0"/>
+        <w:autoSpaceDE w:val="0"/>
+        <w:autoSpaceDN w:val="0"/>
+        <w:bidi w:val="0"/>
+        <w:adjustRightInd w:val="0"/>
+        <w:snapToGrid w:val="0"/>
+        <w:textAlignment w:val="baseline"/>
+        <w:rPr>
+          <w:rFonts w:hint="default"/>
+          <w:lang w:val="en-US" w:eastAsia="zh-CN"/>
+        </w:rPr>
+      </w:pPr>
+      <w:r>
+        <w:rPr>
+          <w:rFonts w:hint="default"/>
+          <w:lang w:val="en-US" w:eastAsia="zh-CN"/>
+        </w:rPr>
+        <w:t>本次内审结果证明公司已具备申请ITSS符合性评估的基本条件。</w:t>
+      </w:r>
+    </w:p>
+    <w:p>
+      <w:pPr>
+        <w:pStyle w:val="30"/>
+        <w:bidi w:val="0"/>
+        <w:rPr>
+          <w:rFonts w:hint="default"/>
+          <w:lang w:val="en-US" w:eastAsia="zh-CN"/>
+        </w:rPr>
+      </w:pPr>
+      <w:bookmarkStart w:id="14" w:name="_Toc22739"/>
+      <w:r>
+        <w:rPr>
+          <w:rFonts w:hint="default"/>
+          <w:lang w:val="en-US" w:eastAsia="zh-CN"/>
+        </w:rPr>
+        <w:t>纠正与预防措施</w:t>
+      </w:r>
+      <w:bookmarkEnd w:id="14"/>
+    </w:p>
+    <w:p>
+      <w:pPr>
+        <w:pStyle w:val="29"/>
+        <w:keepNext w:val="0"/>
+        <w:keepLines w:val="0"/>
+        <w:pageBreakBefore w:val="0"/>
+        <w:widowControl w:val="0"/>
+        <w:kinsoku w:val="0"/>
+        <w:wordWrap/>
+        <w:overflowPunct/>
+        <w:topLinePunct w:val="0"/>
+        <w:autoSpaceDE w:val="0"/>
+        <w:autoSpaceDN w:val="0"/>
+        <w:bidi w:val="0"/>
+        <w:adjustRightInd w:val="0"/>
+        <w:snapToGrid w:val="0"/>
+        <w:textAlignment w:val="baseline"/>
+        <w:rPr>
+          <w:rFonts w:hint="default"/>
+          <w:lang w:val="en-US" w:eastAsia="zh-CN"/>
+        </w:rPr>
+      </w:pPr>
+      <w:r>
+        <w:rPr>
+          <w:rFonts w:hint="default"/>
+          <w:lang w:val="en-US" w:eastAsia="zh-CN"/>
+        </w:rPr>
+        <w:t>针对本次审核发现的不符合项，要求责任部门制定并实施纠正与预防措施，具体如下：</w:t>
+      </w:r>
+    </w:p>
+    <w:p>
+      <w:pPr>
+        <w:pStyle w:val="29"/>
+        <w:keepNext w:val="0"/>
+        <w:keepLines w:val="0"/>
+        <w:pageBreakBefore w:val="0"/>
+        <w:widowControl w:val="0"/>
+        <w:kinsoku w:val="0"/>
+        <w:wordWrap/>
+        <w:overflowPunct/>
+        <w:topLinePunct w:val="0"/>
+        <w:autoSpaceDE w:val="0"/>
+        <w:autoSpaceDN w:val="0"/>
+        <w:bidi w:val="0"/>
+        <w:adjustRightInd w:val="0"/>
+        <w:snapToGrid w:val="0"/>
+        <w:textAlignment w:val="baseline"/>
+        <w:rPr>
+          <w:rFonts w:hint="default"/>
+          <w:lang w:val="en-US" w:eastAsia="zh-CN"/>
+        </w:rPr>
+      </w:pPr>
+      <w:r>
+        <w:rPr>
+          <w:rFonts w:hint="default"/>
+          <w:lang w:val="en-US" w:eastAsia="zh-CN"/>
+        </w:rPr>
+        <w:t>原因分析与纠正措施：</w:t>
+      </w:r>
+    </w:p>
+    <w:p>
+      <w:pPr>
+        <w:pStyle w:val="29"/>
+        <w:keepNext w:val="0"/>
+        <w:keepLines w:val="0"/>
+        <w:pageBreakBefore w:val="0"/>
+        <w:widowControl w:val="0"/>
+        <w:kinsoku w:val="0"/>
+        <w:wordWrap/>
+        <w:overflowPunct/>
+        <w:topLinePunct w:val="0"/>
+        <w:autoSpaceDE w:val="0"/>
+        <w:autoSpaceDN w:val="0"/>
+        <w:bidi w:val="0"/>
+        <w:adjustRightInd w:val="0"/>
+        <w:snapToGrid w:val="0"/>
+        <w:textAlignment w:val="baseline"/>
+        <w:rPr>
+          <w:rFonts w:hint="default"/>
+          <w:lang w:val="en-US" w:eastAsia="zh-CN"/>
+        </w:rPr>
+      </w:pPr>
+      <w:r>
+        <w:rPr>
+          <w:rFonts w:hint="default"/>
+          <w:lang w:val="en-US" w:eastAsia="zh-CN"/>
+        </w:rPr>
+        <w:t>原因：相关人员对T/CESA 1299-2023标准7.6.1 c)条款的理解和执行要求不够清晰；缺乏统一的评估报告模板和操作指引。</w:t>
+      </w:r>
+    </w:p>
+    <w:p>
+      <w:pPr>
+        <w:pStyle w:val="29"/>
+        <w:keepNext w:val="0"/>
+        <w:keepLines w:val="0"/>
+        <w:pageBreakBefore w:val="0"/>
+        <w:widowControl w:val="0"/>
+        <w:kinsoku w:val="0"/>
+        <w:wordWrap/>
+        <w:overflowPunct/>
+        <w:topLinePunct w:val="0"/>
+        <w:autoSpaceDE w:val="0"/>
+        <w:autoSpaceDN w:val="0"/>
+        <w:bidi w:val="0"/>
+        <w:adjustRightInd w:val="0"/>
+        <w:snapToGrid w:val="0"/>
+        <w:textAlignment w:val="baseline"/>
+        <w:rPr>
+          <w:rFonts w:hint="default"/>
+          <w:lang w:val="en-US" w:eastAsia="zh-CN"/>
+        </w:rPr>
+      </w:pPr>
+      <w:r>
+        <w:rPr>
+          <w:rFonts w:hint="default"/>
+          <w:lang w:val="en-US" w:eastAsia="zh-CN"/>
+        </w:rPr>
+        <w:t>纠正措施：</w:t>
+      </w:r>
+    </w:p>
+    <w:p>
+      <w:pPr>
+        <w:pStyle w:val="29"/>
+        <w:keepNext w:val="0"/>
+        <w:keepLines w:val="0"/>
+        <w:pageBreakBefore w:val="0"/>
+        <w:widowControl w:val="0"/>
+        <w:numPr>
+          <w:ilvl w:val="0"/>
+          <w:numId w:val="2"/>
+        </w:numPr>
+        <w:kinsoku w:val="0"/>
+        <w:wordWrap/>
+        <w:overflowPunct/>
+        <w:topLinePunct w:val="0"/>
+        <w:autoSpaceDE w:val="0"/>
+        <w:autoSpaceDN w:val="0"/>
+        <w:bidi w:val="0"/>
+        <w:adjustRightInd w:val="0"/>
+        <w:snapToGrid w:val="0"/>
+        <w:ind w:left="425" w:leftChars="0" w:hanging="425" w:firstLineChars="0"/>
+        <w:textAlignment w:val="baseline"/>
+        <w:rPr>
+          <w:rFonts w:hint="default"/>
+          <w:lang w:val="en-US" w:eastAsia="zh-CN"/>
+        </w:rPr>
+      </w:pPr>
+      <w:r>
+        <w:rPr>
+          <w:rFonts w:hint="default"/>
+          <w:lang w:val="en-US" w:eastAsia="zh-CN"/>
+        </w:rPr>
+        <w:t>由质量管理部组织，对数智运营部、研究总院相关人员进行T/CESA 1299-2023标准7.6.1条款的专项培训与学习。</w:t>
+      </w:r>
+    </w:p>
+    <w:p>
+      <w:pPr>
+        <w:pStyle w:val="29"/>
+        <w:keepNext w:val="0"/>
+        <w:keepLines w:val="0"/>
+        <w:pageBreakBefore w:val="0"/>
+        <w:widowControl w:val="0"/>
+        <w:numPr>
+          <w:ilvl w:val="0"/>
+          <w:numId w:val="2"/>
+        </w:numPr>
+        <w:kinsoku w:val="0"/>
+        <w:wordWrap/>
+        <w:overflowPunct/>
+        <w:topLinePunct w:val="0"/>
+        <w:autoSpaceDE w:val="0"/>
+        <w:autoSpaceDN w:val="0"/>
+        <w:bidi w:val="0"/>
+        <w:adjustRightInd w:val="0"/>
+        <w:snapToGrid w:val="0"/>
+        <w:ind w:left="425" w:leftChars="0" w:hanging="425" w:firstLineChars="0"/>
+        <w:textAlignment w:val="baseline"/>
+        <w:rPr>
+          <w:rFonts w:hint="default"/>
+          <w:lang w:val="en-US" w:eastAsia="zh-CN"/>
+        </w:rPr>
+      </w:pPr>
+      <w:r>
+        <w:rPr>
+          <w:rFonts w:hint="default"/>
+          <w:lang w:val="en-US" w:eastAsia="zh-CN"/>
+        </w:rPr>
+        <w:t>质量管理部牵头，协同数智运营部编制《运维工具使用效果自评估报告》标准化模板。</w:t>
+      </w:r>
+    </w:p>
+    <w:p>
+      <w:pPr>
+        <w:pStyle w:val="29"/>
+        <w:keepNext w:val="0"/>
+        <w:keepLines w:val="0"/>
+        <w:pageBreakBefore w:val="0"/>
+        <w:widowControl w:val="0"/>
+        <w:kinsoku w:val="0"/>
+        <w:wordWrap/>
+        <w:overflowPunct/>
+        <w:topLinePunct w:val="0"/>
+        <w:autoSpaceDE w:val="0"/>
+        <w:autoSpaceDN w:val="0"/>
+        <w:bidi w:val="0"/>
+        <w:adjustRightInd w:val="0"/>
+        <w:snapToGrid w:val="0"/>
+        <w:ind w:firstLine="897" w:firstLineChars="374"/>
+        <w:textAlignment w:val="baseline"/>
+        <w:rPr>
+          <w:rFonts w:hint="default"/>
+          <w:lang w:val="en-US" w:eastAsia="zh-CN"/>
+        </w:rPr>
+      </w:pPr>
+      <w:r>
+        <w:rPr>
+          <w:rFonts w:hint="default"/>
+          <w:lang w:val="en-US" w:eastAsia="zh-CN"/>
+        </w:rPr>
+        <w:t>预防措施：</w:t>
+      </w:r>
+    </w:p>
+    <w:p>
+      <w:pPr>
+        <w:pStyle w:val="29"/>
+        <w:keepNext w:val="0"/>
+        <w:keepLines w:val="0"/>
+        <w:pageBreakBefore w:val="0"/>
+        <w:widowControl w:val="0"/>
+        <w:kinsoku w:val="0"/>
+        <w:wordWrap/>
+        <w:overflowPunct/>
+        <w:topLinePunct w:val="0"/>
+        <w:autoSpaceDE w:val="0"/>
+        <w:autoSpaceDN w:val="0"/>
+        <w:bidi w:val="0"/>
+        <w:adjustRightInd w:val="0"/>
+        <w:snapToGrid w:val="0"/>
+        <w:textAlignment w:val="baseline"/>
+        <w:rPr>
+          <w:rFonts w:hint="default"/>
+          <w:lang w:val="en-US" w:eastAsia="zh-CN"/>
+        </w:rPr>
+      </w:pPr>
+      <w:r>
+        <w:rPr>
+          <w:rFonts w:hint="default"/>
+          <w:lang w:val="en-US" w:eastAsia="zh-CN"/>
+        </w:rPr>
+        <w:t>将运维工具的自评估工作纳入部门例行管理工作，按年度或重大版本升级后执行。</w:t>
+      </w:r>
+    </w:p>
+    <w:p>
+      <w:pPr>
+        <w:pStyle w:val="29"/>
+        <w:keepNext w:val="0"/>
+        <w:keepLines w:val="0"/>
+        <w:pageBreakBefore w:val="0"/>
+        <w:widowControl w:val="0"/>
+        <w:kinsoku w:val="0"/>
+        <w:wordWrap/>
+        <w:overflowPunct/>
+        <w:topLinePunct w:val="0"/>
+        <w:autoSpaceDE w:val="0"/>
+        <w:autoSpaceDN w:val="0"/>
+        <w:bidi w:val="0"/>
+        <w:adjustRightInd w:val="0"/>
+        <w:snapToGrid w:val="0"/>
+        <w:textAlignment w:val="baseline"/>
+        <w:rPr>
+          <w:rFonts w:hint="default"/>
+          <w:lang w:val="en-US" w:eastAsia="zh-CN"/>
+        </w:rPr>
+      </w:pPr>
+      <w:r>
+        <w:rPr>
+          <w:rFonts w:hint="default"/>
+          <w:lang w:val="en-US" w:eastAsia="zh-CN"/>
+        </w:rPr>
+        <w:t>由质量管理部及数智运营部管理人员将此工作纳入不定期抽查范围，确保评估机制得到持续执行，防止问题复发。</w:t>
+      </w:r>
+    </w:p>
+    <w:p>
+      <w:pPr>
+        <w:pStyle w:val="28"/>
+        <w:keepNext w:val="0"/>
+        <w:keepLines w:val="0"/>
+        <w:pageBreakBefore w:val="0"/>
+        <w:widowControl w:val="0"/>
+        <w:kinsoku w:val="0"/>
+        <w:wordWrap/>
+        <w:overflowPunct/>
+        <w:topLinePunct w:val="0"/>
+        <w:autoSpaceDE w:val="0"/>
+        <w:autoSpaceDN w:val="0"/>
+        <w:bidi w:val="0"/>
+        <w:adjustRightInd w:val="0"/>
+        <w:snapToGrid w:val="0"/>
+        <w:textAlignment w:val="baseline"/>
+        <w:rPr>
+          <w:rFonts w:hint="default"/>
+          <w:lang w:val="en-US" w:eastAsia="zh-CN"/>
+        </w:rPr>
+      </w:pPr>
+      <w:bookmarkStart w:id="15" w:name="_Toc25313"/>
+      <w:r>
+        <w:rPr>
+          <w:rFonts w:hint="default"/>
+          <w:lang w:val="en-US" w:eastAsia="zh-CN"/>
+        </w:rPr>
+        <w:t>报告分发与存档</w:t>
+      </w:r>
+      <w:bookmarkEnd w:id="15"/>
+    </w:p>
+    <w:p>
+      <w:pPr>
+        <w:pStyle w:val="29"/>
+        <w:keepNext w:val="0"/>
+        <w:keepLines w:val="0"/>
+        <w:pageBreakBefore w:val="0"/>
+        <w:widowControl w:val="0"/>
+        <w:kinsoku w:val="0"/>
+        <w:wordWrap/>
+        <w:overflowPunct/>
+        <w:topLinePunct w:val="0"/>
+        <w:autoSpaceDE w:val="0"/>
+        <w:autoSpaceDN w:val="0"/>
+        <w:bidi w:val="0"/>
+        <w:adjustRightInd w:val="0"/>
+        <w:snapToGrid w:val="0"/>
+        <w:textAlignment w:val="baseline"/>
+        <w:rPr>
+          <w:rFonts w:hint="default"/>
+          <w:lang w:val="en-US" w:eastAsia="zh-CN"/>
+        </w:rPr>
+      </w:pPr>
+      <w:r>
+        <w:rPr>
+          <w:rFonts w:hint="default"/>
+          <w:lang w:val="en-US" w:eastAsia="zh-CN"/>
+        </w:rPr>
+        <w:t>本报告经审核组长批准后，将分发给以下人员及部门：</w:t>
+      </w:r>
+    </w:p>
+    <w:p>
+      <w:pPr>
+        <w:pStyle w:val="29"/>
+        <w:keepNext w:val="0"/>
+        <w:keepLines w:val="0"/>
+        <w:pageBreakBefore w:val="0"/>
+        <w:widowControl w:val="0"/>
+        <w:kinsoku w:val="0"/>
+        <w:wordWrap/>
+        <w:overflowPunct/>
+        <w:topLinePunct w:val="0"/>
+        <w:autoSpaceDE w:val="0"/>
+        <w:autoSpaceDN w:val="0"/>
+        <w:bidi w:val="0"/>
+        <w:adjustRightInd w:val="0"/>
+        <w:snapToGrid w:val="0"/>
+        <w:textAlignment w:val="baseline"/>
+        <w:rPr>
+          <w:rFonts w:hint="default"/>
+          <w:lang w:val="en-US" w:eastAsia="zh-CN"/>
+        </w:rPr>
+      </w:pPr>
+      <w:r>
+        <w:rPr>
+          <w:rFonts w:hint="default"/>
+          <w:lang w:val="en-US" w:eastAsia="zh-CN"/>
+        </w:rPr>
+        <w:t>公司最高管理者、管理者代表</w:t>
+      </w:r>
+    </w:p>
+    <w:p>
+      <w:pPr>
+        <w:pStyle w:val="29"/>
+        <w:keepNext w:val="0"/>
+        <w:keepLines w:val="0"/>
+        <w:pageBreakBefore w:val="0"/>
+        <w:widowControl w:val="0"/>
+        <w:kinsoku w:val="0"/>
+        <w:wordWrap/>
+        <w:overflowPunct/>
+        <w:topLinePunct w:val="0"/>
+        <w:autoSpaceDE w:val="0"/>
+        <w:autoSpaceDN w:val="0"/>
+        <w:bidi w:val="0"/>
+        <w:adjustRightInd w:val="0"/>
+        <w:snapToGrid w:val="0"/>
+        <w:textAlignment w:val="baseline"/>
+        <w:rPr>
+          <w:rFonts w:hint="default"/>
+          <w:lang w:val="en-US" w:eastAsia="zh-CN"/>
+        </w:rPr>
+      </w:pPr>
+      <w:r>
+        <w:rPr>
+          <w:rFonts w:hint="default"/>
+          <w:lang w:val="en-US" w:eastAsia="zh-CN"/>
+        </w:rPr>
+        <w:t>所有受审核部门负责人</w:t>
+      </w:r>
+    </w:p>
+    <w:p>
+      <w:pPr>
+        <w:pStyle w:val="29"/>
+        <w:keepNext w:val="0"/>
+        <w:keepLines w:val="0"/>
+        <w:pageBreakBefore w:val="0"/>
+        <w:widowControl w:val="0"/>
+        <w:kinsoku w:val="0"/>
+        <w:wordWrap/>
+        <w:overflowPunct/>
+        <w:topLinePunct w:val="0"/>
+        <w:autoSpaceDE w:val="0"/>
+        <w:autoSpaceDN w:val="0"/>
+        <w:bidi w:val="0"/>
+        <w:adjustRightInd w:val="0"/>
+        <w:snapToGrid w:val="0"/>
+        <w:textAlignment w:val="baseline"/>
+        <w:rPr>
+          <w:rFonts w:hint="default"/>
+          <w:lang w:val="en-US" w:eastAsia="zh-CN"/>
+        </w:rPr>
+      </w:pPr>
+      <w:r>
+        <w:rPr>
+          <w:rFonts w:hint="default"/>
+          <w:lang w:val="en-US" w:eastAsia="zh-CN"/>
+        </w:rPr>
+        <w:t>质量管理部</w:t>
+      </w:r>
+    </w:p>
+    <w:p>
+      <w:pPr>
+        <w:pStyle w:val="29"/>
+        <w:keepNext w:val="0"/>
+        <w:keepLines w:val="0"/>
+        <w:pageBreakBefore w:val="0"/>
+        <w:widowControl w:val="0"/>
+        <w:kinsoku w:val="0"/>
+        <w:wordWrap/>
+        <w:overflowPunct/>
+        <w:topLinePunct w:val="0"/>
+        <w:autoSpaceDE w:val="0"/>
+        <w:autoSpaceDN w:val="0"/>
+        <w:bidi w:val="0"/>
+        <w:adjustRightInd w:val="0"/>
+        <w:snapToGrid w:val="0"/>
+        <w:textAlignment w:val="baseline"/>
+        <w:rPr>
+          <w:rFonts w:hint="default"/>
+          <w:lang w:val="en-US" w:eastAsia="zh-CN"/>
+        </w:rPr>
+      </w:pPr>
+      <w:r>
+        <w:rPr>
+          <w:rFonts w:hint="default"/>
+          <w:lang w:val="en-US" w:eastAsia="zh-CN"/>
+        </w:rPr>
+        <w:t>报告原件由质量管理部保存，保存期限不少于3年。</w:t>
+      </w:r>
     </w:p>
     <w:sectPr>
       <w:headerReference r:id="rId5" w:type="default"/>
@@ -4467,26 +4972,9 @@
     </w:lvl>
   </w:abstractNum>
   <w:abstractNum w:abstractNumId="1">
-    <w:nsid w:val="E65AC893"/>
+    <w:nsid w:val="600DEE6B"/>
     <w:multiLevelType w:val="singleLevel"/>
-    <w:tmpl w:val="E65AC893"/>
-    <w:lvl w:ilvl="0" w:tentative="0">
-      <w:start w:val="1"/>
-      <w:numFmt w:val="decimal"/>
-      <w:lvlText w:val="%1."/>
-      <w:lvlJc w:val="left"/>
-      <w:pPr>
-        <w:ind w:left="425" w:hanging="425"/>
-      </w:pPr>
-      <w:rPr>
-        <w:rFonts w:hint="default"/>
-      </w:rPr>
-    </w:lvl>
-  </w:abstractNum>
-  <w:abstractNum w:abstractNumId="2">
-    <w:nsid w:val="435E705D"/>
-    <w:multiLevelType w:val="singleLevel"/>
-    <w:tmpl w:val="435E705D"/>
+    <w:tmpl w:val="600DEE6B"/>
     <w:lvl w:ilvl="0" w:tentative="0">
       <w:start w:val="1"/>
       <w:numFmt w:val="decimal"/>
@@ -4504,9 +4992,6 @@
     <w:abstractNumId w:val="0"/>
   </w:num>
   <w:num w:numId="2">
-    <w:abstractNumId w:val="2"/>
-  </w:num>
-  <w:num w:numId="3">
     <w:abstractNumId w:val="1"/>
   </w:num>
 </w:numbering>

--- a/4.质量管理/2.运行记录类文件/JXTX-04-14-运维服务质量管理内审报告.docx
+++ b/4.质量管理/2.运行记录类文件/JXTX-04-14-运维服务质量管理内审报告.docx
@@ -1,10 +1,11 @@
 
 <file path=word/document.xml><?xml version="1.0" encoding="utf-8"?>
-<w:document xmlns:wpc="http://schemas.microsoft.com/office/word/2010/wordprocessingCanvas" xmlns:mc="http://schemas.openxmlformats.org/markup-compatibility/2006" xmlns:o="urn:schemas-microsoft-com:office:office" xmlns:r="http://schemas.openxmlformats.org/officeDocument/2006/relationships" xmlns:m="http://schemas.openxmlformats.org/officeDocument/2006/math" xmlns:v="urn:schemas-microsoft-com:vml" xmlns:wp14="http://schemas.microsoft.com/office/word/2010/wordprocessingDrawing" xmlns:wp="http://schemas.openxmlformats.org/drawingml/2006/wordprocessingDrawing" xmlns:w="http://schemas.openxmlformats.org/wordprocessingml/2006/main" xmlns:w14="http://schemas.microsoft.com/office/word/2010/wordml" xmlns:w10="urn:schemas-microsoft-com:office:word" xmlns:w15="http://schemas.microsoft.com/office/word/2012/wordml" xmlns:wpg="http://schemas.microsoft.com/office/word/2010/wordprocessingGroup" xmlns:wpi="http://schemas.microsoft.com/office/word/2010/wordprocessingInk" xmlns:wne="http://schemas.microsoft.com/office/word/2006/wordml" xmlns:wps="http://schemas.microsoft.com/office/word/2010/wordprocessingShape" xmlns:wpsCustomData="http://www.wps.cn/officeDocument/2013/wpsCustomData" mc:Ignorable="w14 w15 wp14">
+<w:document xmlns:wpc="http://schemas.microsoft.com/office/word/2010/wordprocessingCanvas" xmlns:mc="http://schemas.openxmlformats.org/markup-compatibility/2006" xmlns:o="urn:schemas-microsoft-com:office:office" xmlns:r="http://schemas.openxmlformats.org/officeDocument/2006/relationships" xmlns:m="http://schemas.openxmlformats.org/officeDocument/2006/math" xmlns:v="urn:schemas-microsoft-com:vml" xmlns:wp14="http://schemas.microsoft.com/office/word/2010/wordprocessingDrawing" xmlns:wp="http://schemas.openxmlformats.org/drawingml/2006/wordprocessingDrawing" xmlns:w10="urn:schemas-microsoft-com:office:word" xmlns:w="http://schemas.openxmlformats.org/wordprocessingml/2006/main" xmlns:w14="http://schemas.microsoft.com/office/word/2010/wordml" xmlns:w15="http://schemas.microsoft.com/office/word/2012/wordml" xmlns:wne="http://schemas.microsoft.com/office/word/2006/wordml" xmlns:wpg="http://schemas.microsoft.com/office/word/2010/wordprocessingGroup" xmlns:wpi="http://schemas.microsoft.com/office/word/2010/wordprocessingInk" xmlns:wps="http://schemas.microsoft.com/office/word/2010/wordprocessingShape" mc:Ignorable="w14 w15 wp14">
+  <!-- Generated by Aspose.Words for .NET 13.3.0.1 -->
   <w:body>
     <w:p>
       <w:pPr>
-        <w:pStyle w:val="24"/>
+        <w:pStyle w:val="a"/>
         <w:keepNext w:val="0"/>
         <w:keepLines w:val="0"/>
         <w:pageBreakBefore w:val="0"/>
@@ -24,7 +25,7 @@
       <w:bookmarkStart w:id="0" w:name="_Toc13647"/>
       <w:r>
         <w:drawing>
-          <wp:anchor distT="0" distB="0" distL="114300" distR="114300" simplePos="0" relativeHeight="251660288" behindDoc="1" locked="0" layoutInCell="1" allowOverlap="1">
+          <wp:anchor distT="0" distB="0" distL="114300" distR="114300" simplePos="0" relativeHeight="251659264" behindDoc="1" locked="0" layoutInCell="1" allowOverlap="1">
             <wp:simplePos x="0" y="0"/>
             <wp:positionH relativeFrom="column">
               <wp:posOffset>0</wp:posOffset>
@@ -49,7 +50,7 @@
                     </pic:cNvPicPr>
                   </pic:nvPicPr>
                   <pic:blipFill>
-                    <a:blip r:embed="rId7"/>
+                    <a:blip xmlns:r="http://schemas.openxmlformats.org/officeDocument/2006/relationships" r:embed="rId4"/>
                     <a:stretch>
                       <a:fillRect/>
                     </a:stretch>
@@ -79,7 +80,7 @@
           <w:lang w:val="en-US" w:eastAsia="zh-CN"/>
         </w:rPr>
         <w:drawing>
-          <wp:anchor distT="0" distB="0" distL="114300" distR="114300" simplePos="0" relativeHeight="251659264" behindDoc="1" locked="0" layoutInCell="1" allowOverlap="1">
+          <wp:anchor distT="0" distB="0" distL="114300" distR="114300" simplePos="0" relativeHeight="251658240" behindDoc="1" locked="0" layoutInCell="1" allowOverlap="1">
             <wp:simplePos x="0" y="0"/>
             <wp:positionH relativeFrom="column">
               <wp:posOffset>635</wp:posOffset>
@@ -104,7 +105,7 @@
                     </pic:cNvPicPr>
                   </pic:nvPicPr>
                   <pic:blipFill>
-                    <a:blip r:embed="rId8">
+                    <a:blip xmlns:r="http://schemas.openxmlformats.org/officeDocument/2006/relationships" r:embed="rId5">
                       <a:alphaModFix amt="58000"/>
                       <a:lum contrast="-52000"/>
                     </a:blip>
@@ -136,7 +137,7 @@
       </w:r>
       <w:r>
         <w:drawing>
-          <wp:anchor distT="0" distB="0" distL="114300" distR="114300" simplePos="0" relativeHeight="251661312" behindDoc="1" locked="0" layoutInCell="1" allowOverlap="1">
+          <wp:anchor distT="0" distB="0" distL="114300" distR="114300" simplePos="0" relativeHeight="251660288" behindDoc="1" locked="0" layoutInCell="1" allowOverlap="1">
             <wp:simplePos x="0" y="0"/>
             <wp:positionH relativeFrom="column">
               <wp:posOffset>-19050</wp:posOffset>
@@ -161,7 +162,7 @@
                     </pic:cNvPicPr>
                   </pic:nvPicPr>
                   <pic:blipFill>
-                    <a:blip r:embed="rId9"/>
+                    <a:blip xmlns:r="http://schemas.openxmlformats.org/officeDocument/2006/relationships" r:embed="rId6"/>
                     <a:stretch>
                       <a:fillRect/>
                     </a:stretch>
@@ -196,7 +197,7 @@
     </w:p>
     <w:p>
       <w:pPr>
-        <w:pStyle w:val="25"/>
+        <w:pStyle w:val="a0"/>
         <w:keepNext w:val="0"/>
         <w:keepLines w:val="0"/>
         <w:pageBreakBefore w:val="0"/>
@@ -243,11 +244,11 @@
         <w:adjustRightInd w:val="0"/>
         <w:snapToGrid w:val="0"/>
         <w:spacing w:after="624" w:afterLines="200" w:line="219" w:lineRule="auto"/>
-        <w:ind w:left="0" w:leftChars="0" w:right="0" w:rightChars="0" w:firstLine="0" w:firstLineChars="0"/>
+        <w:ind w:left="0" w:right="0" w:firstLine="0" w:leftChars="0" w:rightChars="0" w:firstLineChars="0"/>
         <w:jc w:val="center"/>
         <w:textAlignment w:val="baseline"/>
         <w:rPr>
-          <w:rFonts w:hint="default" w:ascii="宋体" w:hAnsi="宋体" w:eastAsia="宋体" w:cs="宋体"/>
+          <w:rFonts w:ascii="宋体" w:eastAsia="宋体" w:hAnsi="宋体" w:cs="宋体" w:hint="default"/>
           <w:sz w:val="24"/>
           <w:szCs w:val="24"/>
           <w:lang w:val="en-US" w:eastAsia="zh-CN"/>
@@ -255,7 +256,7 @@
       </w:pPr>
       <w:r>
         <w:rPr>
-          <w:rFonts w:ascii="宋体" w:hAnsi="宋体" w:eastAsia="宋体" w:cs="宋体"/>
+          <w:rFonts w:ascii="宋体" w:eastAsia="宋体" w:hAnsi="宋体" w:cs="宋体"/>
           <w:b/>
           <w:bCs/>
           <w:spacing w:val="-3"/>
@@ -266,7 +267,7 @@
       </w:r>
       <w:r>
         <w:rPr>
-          <w:rFonts w:hint="eastAsia" w:ascii="宋体" w:hAnsi="宋体" w:eastAsia="宋体" w:cs="宋体"/>
+          <w:rFonts w:ascii="宋体" w:eastAsia="宋体" w:hAnsi="宋体" w:cs="宋体" w:hint="eastAsia"/>
           <w:b/>
           <w:bCs/>
           <w:spacing w:val="-3"/>
@@ -278,7 +279,7 @@
       </w:r>
       <w:r>
         <w:rPr>
-          <w:rFonts w:ascii="宋体" w:hAnsi="宋体" w:eastAsia="宋体" w:cs="宋体"/>
+          <w:rFonts w:ascii="宋体" w:eastAsia="宋体" w:hAnsi="宋体" w:cs="宋体"/>
           <w:b/>
           <w:bCs/>
           <w:spacing w:val="-3"/>
@@ -289,7 +290,7 @@
       </w:r>
       <w:r>
         <w:rPr>
-          <w:rFonts w:hint="eastAsia" w:ascii="宋体" w:hAnsi="宋体" w:cs="宋体"/>
+          <w:rFonts w:ascii="宋体" w:hAnsi="宋体" w:cs="宋体" w:hint="eastAsia"/>
           <w:b/>
           <w:bCs/>
           <w:spacing w:val="-3"/>
@@ -301,7 +302,7 @@
       </w:r>
       <w:r>
         <w:rPr>
-          <w:rFonts w:ascii="宋体" w:hAnsi="宋体" w:eastAsia="宋体" w:cs="宋体"/>
+          <w:rFonts w:ascii="宋体" w:eastAsia="宋体" w:hAnsi="宋体" w:cs="宋体"/>
           <w:b/>
           <w:bCs/>
           <w:spacing w:val="-3"/>
@@ -312,7 +313,7 @@
       </w:r>
       <w:r>
         <w:rPr>
-          <w:rFonts w:hint="eastAsia" w:ascii="宋体" w:hAnsi="宋体" w:cs="宋体"/>
+          <w:rFonts w:ascii="宋体" w:hAnsi="宋体" w:cs="宋体" w:hint="eastAsia"/>
           <w:b/>
           <w:bCs/>
           <w:spacing w:val="-3"/>
@@ -325,18 +326,17 @@
     </w:p>
     <w:tbl>
       <w:tblPr>
-        <w:tblStyle w:val="21"/>
+        <w:tblStyle w:val="TableGrid"/>
         <w:tblW w:w="0" w:type="auto"/>
         <w:jc w:val="center"/>
         <w:tblBorders>
-          <w:top w:val="none" w:color="auto" w:sz="0" w:space="0"/>
-          <w:left w:val="none" w:color="auto" w:sz="0" w:space="0"/>
-          <w:bottom w:val="none" w:color="auto" w:sz="0" w:space="0"/>
-          <w:right w:val="none" w:color="auto" w:sz="0" w:space="0"/>
-          <w:insideH w:val="none" w:color="auto" w:sz="0" w:space="0"/>
-          <w:insideV w:val="none" w:color="auto" w:sz="0" w:space="0"/>
+          <w:top w:val="nil"/>
+          <w:left w:val="nil"/>
+          <w:bottom w:val="nil"/>
+          <w:right w:val="nil"/>
+          <w:insideH w:val="nil"/>
+          <w:insideV w:val="nil"/>
         </w:tblBorders>
-        <w:tblLayout w:type="autofit"/>
         <w:tblCellMar>
           <w:top w:w="0" w:type="dxa"/>
           <w:left w:w="108" w:type="dxa"/>
@@ -350,13 +350,15 @@
       </w:tblGrid>
       <w:tr>
         <w:tblPrEx>
+          <w:tblW w:w="0" w:type="auto"/>
+          <w:jc w:val="center"/>
           <w:tblBorders>
-            <w:top w:val="none" w:color="auto" w:sz="0" w:space="0"/>
-            <w:left w:val="none" w:color="auto" w:sz="0" w:space="0"/>
-            <w:bottom w:val="none" w:color="auto" w:sz="0" w:space="0"/>
-            <w:right w:val="none" w:color="auto" w:sz="0" w:space="0"/>
-            <w:insideH w:val="none" w:color="auto" w:sz="0" w:space="0"/>
-            <w:insideV w:val="none" w:color="auto" w:sz="0" w:space="0"/>
+            <w:top w:val="nil"/>
+            <w:left w:val="nil"/>
+            <w:bottom w:val="nil"/>
+            <w:right w:val="nil"/>
+            <w:insideH w:val="nil"/>
+            <w:insideV w:val="nil"/>
           </w:tblBorders>
           <w:tblCellMar>
             <w:top w:w="0" w:type="dxa"/>
@@ -366,7 +368,7 @@
           </w:tblCellMar>
         </w:tblPrEx>
         <w:trPr>
-          <w:trHeight w:val="810" w:hRule="atLeast"/>
+          <w:trHeight w:val="810"/>
           <w:jc w:val="center"/>
         </w:trPr>
         <w:tc>
@@ -405,7 +407,7 @@
             </w:r>
             <w:r>
               <w:rPr>
-                <w:rFonts w:hint="default" w:asciiTheme="minorAscii" w:hAnsiTheme="minorAscii" w:eastAsiaTheme="minorEastAsia"/>
+                <w:rFonts w:asciiTheme="minorAscii" w:eastAsiaTheme="minorEastAsia" w:hAnsiTheme="minorAscii" w:hint="default"/>
                 <w:spacing w:val="227"/>
                 <w:sz w:val="21"/>
                 <w:vertAlign w:val="baseline"/>
@@ -460,7 +462,7 @@
             </w:r>
             <w:r>
               <w:rPr>
-                <w:rFonts w:hint="eastAsia" w:asciiTheme="minorAscii" w:hAnsiTheme="minorAscii" w:eastAsiaTheme="minorEastAsia"/>
+                <w:rFonts w:asciiTheme="minorAscii" w:eastAsiaTheme="minorEastAsia" w:hAnsiTheme="minorAscii" w:hint="eastAsia"/>
                 <w:spacing w:val="227"/>
                 <w:sz w:val="21"/>
                 <w:vertAlign w:val="baseline"/>
@@ -482,14 +484,8 @@
       </w:tr>
       <w:tr>
         <w:tblPrEx>
-          <w:tblBorders>
-            <w:top w:val="none" w:color="auto" w:sz="0" w:space="0"/>
-            <w:left w:val="none" w:color="auto" w:sz="0" w:space="0"/>
-            <w:bottom w:val="none" w:color="auto" w:sz="0" w:space="0"/>
-            <w:right w:val="none" w:color="auto" w:sz="0" w:space="0"/>
-            <w:insideH w:val="none" w:color="auto" w:sz="0" w:space="0"/>
-            <w:insideV w:val="none" w:color="auto" w:sz="0" w:space="0"/>
-          </w:tblBorders>
+          <w:tblW w:w="0" w:type="auto"/>
+          <w:jc w:val="center"/>
           <w:tblCellMar>
             <w:top w:w="0" w:type="dxa"/>
             <w:left w:w="108" w:type="dxa"/>
@@ -498,7 +494,7 @@
           </w:tblCellMar>
         </w:tblPrEx>
         <w:trPr>
-          <w:trHeight w:val="810" w:hRule="atLeast"/>
+          <w:trHeight w:val="810"/>
           <w:jc w:val="center"/>
         </w:trPr>
         <w:tc>
@@ -523,7 +519,7 @@
               <w:snapToGrid w:val="0"/>
               <w:textAlignment w:val="baseline"/>
               <w:rPr>
-                <w:rFonts w:hint="default" w:ascii="Arial" w:hAnsi="Arial" w:eastAsia="Arial" w:cs="Arial"/>
+                <w:rFonts w:ascii="Arial" w:eastAsia="Arial" w:hAnsi="Arial" w:cs="Arial" w:hint="default"/>
                 <w:snapToGrid w:val="0"/>
                 <w:color w:val="000000"/>
                 <w:kern w:val="0"/>
@@ -555,7 +551,7 @@
             </w:r>
             <w:r>
               <w:rPr>
-                <w:rFonts w:hint="default" w:asciiTheme="minorAscii" w:hAnsiTheme="minorAscii" w:eastAsiaTheme="minorEastAsia"/>
+                <w:rFonts w:asciiTheme="minorAscii" w:eastAsiaTheme="minorEastAsia" w:hAnsiTheme="minorAscii" w:hint="default"/>
                 <w:spacing w:val="227"/>
                 <w:sz w:val="21"/>
                 <w:vertAlign w:val="baseline"/>
@@ -609,7 +605,7 @@
               <w:snapToGrid w:val="0"/>
               <w:textAlignment w:val="baseline"/>
               <w:rPr>
-                <w:rFonts w:hint="default" w:ascii="Arial" w:hAnsi="Arial" w:eastAsia="Arial" w:cs="Arial"/>
+                <w:rFonts w:ascii="Arial" w:eastAsia="Arial" w:hAnsi="Arial" w:cs="Arial" w:hint="default"/>
                 <w:snapToGrid w:val="0"/>
                 <w:color w:val="000000"/>
                 <w:kern w:val="0"/>
@@ -629,7 +625,7 @@
             </w:r>
             <w:r>
               <w:rPr>
-                <w:rFonts w:hint="eastAsia" w:asciiTheme="minorAscii" w:hAnsiTheme="minorAscii" w:eastAsiaTheme="minorEastAsia"/>
+                <w:rFonts w:asciiTheme="minorAscii" w:eastAsiaTheme="minorEastAsia" w:hAnsiTheme="minorAscii" w:hint="eastAsia"/>
                 <w:spacing w:val="227"/>
                 <w:sz w:val="21"/>
                 <w:vertAlign w:val="baseline"/>
@@ -651,14 +647,8 @@
       </w:tr>
       <w:tr>
         <w:tblPrEx>
-          <w:tblBorders>
-            <w:top w:val="none" w:color="auto" w:sz="0" w:space="0"/>
-            <w:left w:val="none" w:color="auto" w:sz="0" w:space="0"/>
-            <w:bottom w:val="none" w:color="auto" w:sz="0" w:space="0"/>
-            <w:right w:val="none" w:color="auto" w:sz="0" w:space="0"/>
-            <w:insideH w:val="none" w:color="auto" w:sz="0" w:space="0"/>
-            <w:insideV w:val="none" w:color="auto" w:sz="0" w:space="0"/>
-          </w:tblBorders>
+          <w:tblW w:w="0" w:type="auto"/>
+          <w:jc w:val="center"/>
           <w:tblCellMar>
             <w:top w:w="0" w:type="dxa"/>
             <w:left w:w="108" w:type="dxa"/>
@@ -667,7 +657,7 @@
           </w:tblCellMar>
         </w:tblPrEx>
         <w:trPr>
-          <w:trHeight w:val="635" w:hRule="atLeast"/>
+          <w:trHeight w:val="635"/>
           <w:jc w:val="center"/>
         </w:trPr>
         <w:tc>
@@ -718,7 +708,7 @@
             </w:r>
             <w:r>
               <w:rPr>
-                <w:rFonts w:hint="eastAsia" w:asciiTheme="minorAscii" w:hAnsiTheme="minorAscii" w:eastAsiaTheme="minorEastAsia"/>
+                <w:rFonts w:asciiTheme="minorAscii" w:eastAsiaTheme="minorEastAsia" w:hAnsiTheme="minorAscii" w:hint="eastAsia"/>
                 <w:spacing w:val="227"/>
                 <w:sz w:val="21"/>
                 <w:vertAlign w:val="baseline"/>
@@ -772,7 +762,7 @@
             </w:r>
             <w:r>
               <w:rPr>
-                <w:rFonts w:hint="eastAsia" w:asciiTheme="minorAscii" w:hAnsiTheme="minorAscii" w:eastAsiaTheme="minorEastAsia"/>
+                <w:rFonts w:asciiTheme="minorAscii" w:eastAsiaTheme="minorEastAsia" w:hAnsiTheme="minorAscii" w:hint="eastAsia"/>
                 <w:spacing w:val="227"/>
                 <w:sz w:val="21"/>
                 <w:vertAlign w:val="baseline"/>
@@ -833,14 +823,14 @@
         <w:ind w:left="3634"/>
         <w:textAlignment w:val="baseline"/>
         <w:rPr>
-          <w:rFonts w:ascii="宋体" w:hAnsi="宋体" w:eastAsia="宋体" w:cs="宋体"/>
+          <w:rFonts w:ascii="宋体" w:eastAsia="宋体" w:hAnsi="宋体" w:cs="宋体"/>
           <w:sz w:val="31"/>
           <w:szCs w:val="31"/>
         </w:rPr>
       </w:pPr>
       <w:r>
         <w:rPr>
-          <w:rFonts w:ascii="宋体" w:hAnsi="宋体" w:eastAsia="宋体" w:cs="宋体"/>
+          <w:rFonts w:ascii="宋体" w:eastAsia="宋体" w:hAnsi="宋体" w:cs="宋体"/>
           <w:b/>
           <w:bCs/>
           <w:spacing w:val="4"/>
@@ -852,16 +842,16 @@
     </w:p>
     <w:tbl>
       <w:tblPr>
-        <w:tblStyle w:val="26"/>
+        <w:tblStyle w:val="TableNormal0"/>
         <w:tblW w:w="8214" w:type="dxa"/>
         <w:jc w:val="center"/>
         <w:tblBorders>
-          <w:top w:val="single" w:color="000000" w:sz="2" w:space="0"/>
-          <w:left w:val="single" w:color="000000" w:sz="2" w:space="0"/>
-          <w:bottom w:val="single" w:color="000000" w:sz="2" w:space="0"/>
-          <w:right w:val="single" w:color="000000" w:sz="2" w:space="0"/>
-          <w:insideH w:val="single" w:color="000000" w:sz="2" w:space="0"/>
-          <w:insideV w:val="single" w:color="000000" w:sz="2" w:space="0"/>
+          <w:top w:val="single" w:sz="2" w:space="0" w:color="000000"/>
+          <w:left w:val="single" w:sz="2" w:space="0" w:color="000000"/>
+          <w:bottom w:val="single" w:sz="2" w:space="0" w:color="000000"/>
+          <w:right w:val="single" w:sz="2" w:space="0" w:color="000000"/>
+          <w:insideH w:val="single" w:sz="2" w:space="0" w:color="000000"/>
+          <w:insideV w:val="single" w:sz="2" w:space="0" w:color="000000"/>
         </w:tblBorders>
         <w:tblLayout w:type="fixed"/>
         <w:tblCellMar>
@@ -881,14 +871,17 @@
       </w:tblGrid>
       <w:tr>
         <w:tblPrEx>
+          <w:tblW w:w="8214" w:type="dxa"/>
+          <w:jc w:val="center"/>
           <w:tblBorders>
-            <w:top w:val="single" w:color="000000" w:sz="2" w:space="0"/>
-            <w:left w:val="single" w:color="000000" w:sz="2" w:space="0"/>
-            <w:bottom w:val="single" w:color="000000" w:sz="2" w:space="0"/>
-            <w:right w:val="single" w:color="000000" w:sz="2" w:space="0"/>
-            <w:insideH w:val="single" w:color="000000" w:sz="2" w:space="0"/>
-            <w:insideV w:val="single" w:color="000000" w:sz="2" w:space="0"/>
+            <w:top w:val="single" w:sz="2" w:space="0" w:color="000000"/>
+            <w:left w:val="single" w:sz="2" w:space="0" w:color="000000"/>
+            <w:bottom w:val="single" w:sz="2" w:space="0" w:color="000000"/>
+            <w:right w:val="single" w:sz="2" w:space="0" w:color="000000"/>
+            <w:insideH w:val="single" w:sz="2" w:space="0" w:color="000000"/>
+            <w:insideV w:val="single" w:sz="2" w:space="0" w:color="000000"/>
           </w:tblBorders>
+          <w:tblLayout w:type="fixed"/>
           <w:tblCellMar>
             <w:top w:w="0" w:type="dxa"/>
             <w:left w:w="0" w:type="dxa"/>
@@ -897,7 +890,7 @@
           </w:tblCellMar>
         </w:tblPrEx>
         <w:trPr>
-          <w:trHeight w:val="593" w:hRule="atLeast"/>
+          <w:trHeight w:val="593"/>
           <w:jc w:val="center"/>
         </w:trPr>
         <w:tc>
@@ -920,18 +913,18 @@
               <w:adjustRightInd w:val="0"/>
               <w:snapToGrid w:val="0"/>
               <w:spacing w:before="176" w:line="228" w:lineRule="auto"/>
-              <w:ind w:left="0" w:leftChars="0" w:right="0" w:rightChars="0" w:firstLine="0" w:firstLineChars="0"/>
+              <w:ind w:left="0" w:right="0" w:firstLine="0" w:leftChars="0" w:rightChars="0" w:firstLineChars="0"/>
               <w:jc w:val="center"/>
               <w:textAlignment w:val="baseline"/>
               <w:rPr>
-                <w:rFonts w:ascii="宋体" w:hAnsi="宋体" w:eastAsia="宋体" w:cs="宋体"/>
+                <w:rFonts w:ascii="宋体" w:eastAsia="宋体" w:hAnsi="宋体" w:cs="宋体"/>
                 <w:sz w:val="20"/>
                 <w:szCs w:val="20"/>
               </w:rPr>
             </w:pPr>
             <w:r>
               <w:rPr>
-                <w:rFonts w:hint="eastAsia" w:ascii="宋体" w:hAnsi="宋体" w:cs="宋体"/>
+                <w:rFonts w:ascii="宋体" w:hAnsi="宋体" w:cs="宋体" w:hint="eastAsia"/>
                 <w:spacing w:val="-14"/>
                 <w:sz w:val="20"/>
                 <w:szCs w:val="20"/>
@@ -941,7 +934,7 @@
             </w:r>
             <w:r>
               <w:rPr>
-                <w:rFonts w:ascii="宋体" w:hAnsi="宋体" w:eastAsia="宋体" w:cs="宋体"/>
+                <w:rFonts w:ascii="宋体" w:eastAsia="宋体" w:hAnsi="宋体" w:cs="宋体"/>
                 <w:spacing w:val="-14"/>
                 <w:sz w:val="20"/>
                 <w:szCs w:val="20"/>
@@ -970,18 +963,18 @@
               <w:adjustRightInd w:val="0"/>
               <w:snapToGrid w:val="0"/>
               <w:spacing w:before="175" w:line="227" w:lineRule="auto"/>
-              <w:ind w:left="0" w:leftChars="0" w:right="0" w:rightChars="0" w:firstLine="0" w:firstLineChars="0"/>
+              <w:ind w:left="0" w:right="0" w:firstLine="0" w:leftChars="0" w:rightChars="0" w:firstLineChars="0"/>
               <w:jc w:val="center"/>
               <w:textAlignment w:val="baseline"/>
               <w:rPr>
-                <w:rFonts w:ascii="宋体" w:hAnsi="宋体" w:eastAsia="宋体" w:cs="宋体"/>
+                <w:rFonts w:ascii="宋体" w:eastAsia="宋体" w:hAnsi="宋体" w:cs="宋体"/>
                 <w:sz w:val="20"/>
                 <w:szCs w:val="20"/>
               </w:rPr>
             </w:pPr>
             <w:r>
               <w:rPr>
-                <w:rFonts w:ascii="宋体" w:hAnsi="宋体" w:eastAsia="宋体" w:cs="宋体"/>
+                <w:rFonts w:ascii="宋体" w:eastAsia="宋体" w:hAnsi="宋体" w:cs="宋体"/>
                 <w:spacing w:val="4"/>
                 <w:sz w:val="20"/>
                 <w:szCs w:val="20"/>
@@ -1010,18 +1003,18 @@
               <w:adjustRightInd w:val="0"/>
               <w:snapToGrid w:val="0"/>
               <w:spacing w:before="175" w:line="228" w:lineRule="auto"/>
-              <w:ind w:left="0" w:leftChars="0" w:right="0" w:rightChars="0" w:firstLine="0" w:firstLineChars="0"/>
+              <w:ind w:left="0" w:right="0" w:firstLine="0" w:leftChars="0" w:rightChars="0" w:firstLineChars="0"/>
               <w:jc w:val="center"/>
               <w:textAlignment w:val="baseline"/>
               <w:rPr>
-                <w:rFonts w:ascii="宋体" w:hAnsi="宋体" w:eastAsia="宋体" w:cs="宋体"/>
+                <w:rFonts w:ascii="宋体" w:eastAsia="宋体" w:hAnsi="宋体" w:cs="宋体"/>
                 <w:sz w:val="20"/>
                 <w:szCs w:val="20"/>
               </w:rPr>
             </w:pPr>
             <w:r>
               <w:rPr>
-                <w:rFonts w:ascii="宋体" w:hAnsi="宋体" w:eastAsia="宋体" w:cs="宋体"/>
+                <w:rFonts w:ascii="宋体" w:eastAsia="宋体" w:hAnsi="宋体" w:cs="宋体"/>
                 <w:spacing w:val="7"/>
                 <w:sz w:val="20"/>
                 <w:szCs w:val="20"/>
@@ -1050,11 +1043,11 @@
               <w:adjustRightInd w:val="0"/>
               <w:snapToGrid w:val="0"/>
               <w:spacing w:before="175" w:line="228" w:lineRule="auto"/>
-              <w:ind w:left="0" w:leftChars="0" w:right="0" w:rightChars="0" w:firstLine="0" w:firstLineChars="0"/>
+              <w:ind w:left="0" w:right="0" w:firstLine="0" w:leftChars="0" w:rightChars="0" w:firstLineChars="0"/>
               <w:jc w:val="center"/>
               <w:textAlignment w:val="baseline"/>
               <w:rPr>
-                <w:rFonts w:hint="eastAsia" w:ascii="宋体" w:hAnsi="宋体" w:eastAsia="宋体" w:cs="宋体"/>
+                <w:rFonts w:ascii="宋体" w:eastAsia="宋体" w:hAnsi="宋体" w:cs="宋体" w:hint="eastAsia"/>
                 <w:spacing w:val="7"/>
                 <w:sz w:val="20"/>
                 <w:szCs w:val="20"/>
@@ -1063,7 +1056,7 @@
             </w:pPr>
             <w:r>
               <w:rPr>
-                <w:rFonts w:hint="eastAsia" w:ascii="宋体" w:hAnsi="宋体" w:cs="宋体"/>
+                <w:rFonts w:ascii="宋体" w:hAnsi="宋体" w:cs="宋体" w:hint="eastAsia"/>
                 <w:spacing w:val="7"/>
                 <w:sz w:val="20"/>
                 <w:szCs w:val="20"/>
@@ -1093,11 +1086,11 @@
               <w:adjustRightInd w:val="0"/>
               <w:snapToGrid w:val="0"/>
               <w:spacing w:before="175" w:line="228" w:lineRule="auto"/>
-              <w:ind w:left="0" w:leftChars="0" w:right="0" w:rightChars="0" w:firstLine="0" w:firstLineChars="0"/>
+              <w:ind w:left="0" w:right="0" w:firstLine="0" w:leftChars="0" w:rightChars="0" w:firstLineChars="0"/>
               <w:jc w:val="center"/>
               <w:textAlignment w:val="baseline"/>
               <w:rPr>
-                <w:rFonts w:hint="default" w:ascii="宋体" w:hAnsi="宋体" w:cs="宋体"/>
+                <w:rFonts w:ascii="宋体" w:hAnsi="宋体" w:cs="宋体" w:hint="default"/>
                 <w:spacing w:val="7"/>
                 <w:sz w:val="20"/>
                 <w:szCs w:val="20"/>
@@ -1106,7 +1099,7 @@
             </w:pPr>
             <w:r>
               <w:rPr>
-                <w:rFonts w:hint="eastAsia" w:ascii="宋体" w:hAnsi="宋体" w:cs="宋体"/>
+                <w:rFonts w:ascii="宋体" w:hAnsi="宋体" w:cs="宋体" w:hint="eastAsia"/>
                 <w:spacing w:val="7"/>
                 <w:sz w:val="20"/>
                 <w:szCs w:val="20"/>
@@ -1136,18 +1129,18 @@
               <w:adjustRightInd w:val="0"/>
               <w:snapToGrid w:val="0"/>
               <w:spacing w:before="176" w:line="229" w:lineRule="auto"/>
-              <w:ind w:left="0" w:leftChars="0" w:right="0" w:rightChars="0" w:firstLine="0" w:firstLineChars="0"/>
+              <w:ind w:left="0" w:right="0" w:firstLine="0" w:leftChars="0" w:rightChars="0" w:firstLineChars="0"/>
               <w:jc w:val="center"/>
               <w:textAlignment w:val="baseline"/>
               <w:rPr>
-                <w:rFonts w:ascii="宋体" w:hAnsi="宋体" w:eastAsia="宋体" w:cs="宋体"/>
+                <w:rFonts w:ascii="宋体" w:eastAsia="宋体" w:hAnsi="宋体" w:cs="宋体"/>
                 <w:sz w:val="20"/>
                 <w:szCs w:val="20"/>
               </w:rPr>
             </w:pPr>
             <w:r>
               <w:rPr>
-                <w:rFonts w:ascii="宋体" w:hAnsi="宋体" w:eastAsia="宋体" w:cs="宋体"/>
+                <w:rFonts w:ascii="宋体" w:eastAsia="宋体" w:hAnsi="宋体" w:cs="宋体"/>
                 <w:spacing w:val="7"/>
                 <w:sz w:val="20"/>
                 <w:szCs w:val="20"/>
@@ -1159,14 +1152,9 @@
       </w:tr>
       <w:tr>
         <w:tblPrEx>
-          <w:tblBorders>
-            <w:top w:val="single" w:color="000000" w:sz="2" w:space="0"/>
-            <w:left w:val="single" w:color="000000" w:sz="2" w:space="0"/>
-            <w:bottom w:val="single" w:color="000000" w:sz="2" w:space="0"/>
-            <w:right w:val="single" w:color="000000" w:sz="2" w:space="0"/>
-            <w:insideH w:val="single" w:color="000000" w:sz="2" w:space="0"/>
-            <w:insideV w:val="single" w:color="000000" w:sz="2" w:space="0"/>
-          </w:tblBorders>
+          <w:tblW w:w="8214" w:type="dxa"/>
+          <w:jc w:val="center"/>
+          <w:tblLayout w:type="fixed"/>
           <w:tblCellMar>
             <w:top w:w="0" w:type="dxa"/>
             <w:left w:w="0" w:type="dxa"/>
@@ -1175,7 +1163,7 @@
           </w:tblCellMar>
         </w:tblPrEx>
         <w:trPr>
-          <w:trHeight w:val="516" w:hRule="atLeast"/>
+          <w:trHeight w:val="516"/>
           <w:jc w:val="center"/>
         </w:trPr>
         <w:tc>
@@ -1198,11 +1186,11 @@
               <w:adjustRightInd w:val="0"/>
               <w:snapToGrid w:val="0"/>
               <w:spacing w:before="173" w:line="267" w:lineRule="exact"/>
-              <w:ind w:left="0" w:leftChars="0" w:right="0" w:rightChars="0" w:firstLine="0" w:firstLineChars="0"/>
+              <w:ind w:left="0" w:right="0" w:firstLine="0" w:leftChars="0" w:rightChars="0" w:firstLineChars="0"/>
               <w:jc w:val="center"/>
               <w:textAlignment w:val="baseline"/>
               <w:rPr>
-                <w:rFonts w:hint="default" w:ascii="宋体" w:hAnsi="宋体" w:eastAsia="宋体" w:cs="宋体"/>
+                <w:rFonts w:ascii="宋体" w:eastAsia="宋体" w:hAnsi="宋体" w:cs="宋体" w:hint="default"/>
                 <w:sz w:val="20"/>
                 <w:szCs w:val="20"/>
                 <w:lang w:val="en-US"/>
@@ -1210,7 +1198,7 @@
             </w:pPr>
             <w:r>
               <w:rPr>
-                <w:rFonts w:ascii="宋体" w:hAnsi="宋体" w:eastAsia="宋体" w:cs="宋体"/>
+                <w:rFonts w:ascii="宋体" w:eastAsia="宋体" w:hAnsi="宋体" w:cs="宋体"/>
                 <w:spacing w:val="3"/>
                 <w:position w:val="1"/>
                 <w:sz w:val="20"/>
@@ -1220,7 +1208,7 @@
             </w:r>
             <w:r>
               <w:rPr>
-                <w:rFonts w:hint="eastAsia" w:ascii="宋体" w:hAnsi="宋体" w:cs="宋体"/>
+                <w:rFonts w:ascii="宋体" w:hAnsi="宋体" w:cs="宋体" w:hint="eastAsia"/>
                 <w:spacing w:val="3"/>
                 <w:position w:val="1"/>
                 <w:sz w:val="20"/>
@@ -1231,7 +1219,7 @@
             </w:r>
             <w:r>
               <w:rPr>
-                <w:rFonts w:ascii="宋体" w:hAnsi="宋体" w:eastAsia="宋体" w:cs="宋体"/>
+                <w:rFonts w:ascii="宋体" w:eastAsia="宋体" w:hAnsi="宋体" w:cs="宋体"/>
                 <w:spacing w:val="3"/>
                 <w:position w:val="1"/>
                 <w:sz w:val="20"/>
@@ -1241,7 +1229,7 @@
             </w:r>
             <w:r>
               <w:rPr>
-                <w:rFonts w:hint="eastAsia" w:ascii="宋体" w:hAnsi="宋体" w:cs="宋体"/>
+                <w:rFonts w:ascii="宋体" w:hAnsi="宋体" w:cs="宋体" w:hint="eastAsia"/>
                 <w:spacing w:val="3"/>
                 <w:position w:val="1"/>
                 <w:sz w:val="20"/>
@@ -1272,18 +1260,18 @@
               <w:adjustRightInd w:val="0"/>
               <w:snapToGrid w:val="0"/>
               <w:spacing w:before="173" w:line="267" w:lineRule="exact"/>
-              <w:ind w:left="0" w:leftChars="0" w:right="0" w:rightChars="0" w:firstLine="0" w:firstLineChars="0"/>
+              <w:ind w:left="0" w:right="0" w:firstLine="0" w:leftChars="0" w:rightChars="0" w:firstLineChars="0"/>
               <w:jc w:val="center"/>
               <w:textAlignment w:val="baseline"/>
               <w:rPr>
-                <w:rFonts w:ascii="宋体" w:hAnsi="宋体" w:eastAsia="宋体" w:cs="宋体"/>
+                <w:rFonts w:ascii="宋体" w:eastAsia="宋体" w:hAnsi="宋体" w:cs="宋体"/>
                 <w:sz w:val="20"/>
                 <w:szCs w:val="20"/>
               </w:rPr>
             </w:pPr>
             <w:r>
               <w:rPr>
-                <w:rFonts w:ascii="宋体" w:hAnsi="宋体" w:eastAsia="宋体" w:cs="宋体"/>
+                <w:rFonts w:ascii="宋体" w:eastAsia="宋体" w:hAnsi="宋体" w:cs="宋体"/>
                 <w:spacing w:val="4"/>
                 <w:position w:val="1"/>
                 <w:sz w:val="20"/>
@@ -1313,18 +1301,18 @@
               <w:adjustRightInd w:val="0"/>
               <w:snapToGrid w:val="0"/>
               <w:spacing w:before="172" w:line="228" w:lineRule="auto"/>
-              <w:ind w:left="0" w:leftChars="0" w:right="0" w:rightChars="0" w:firstLine="0" w:firstLineChars="0"/>
+              <w:ind w:left="0" w:right="0" w:firstLine="0" w:leftChars="0" w:rightChars="0" w:firstLineChars="0"/>
               <w:jc w:val="center"/>
               <w:textAlignment w:val="baseline"/>
               <w:rPr>
-                <w:rFonts w:ascii="宋体" w:hAnsi="宋体" w:eastAsia="宋体" w:cs="宋体"/>
+                <w:rFonts w:ascii="宋体" w:eastAsia="宋体" w:hAnsi="宋体" w:cs="宋体"/>
                 <w:sz w:val="20"/>
                 <w:szCs w:val="20"/>
               </w:rPr>
             </w:pPr>
             <w:r>
               <w:rPr>
-                <w:rFonts w:ascii="宋体" w:hAnsi="宋体" w:eastAsia="宋体" w:cs="宋体"/>
+                <w:rFonts w:ascii="宋体" w:eastAsia="宋体" w:hAnsi="宋体" w:cs="宋体"/>
                 <w:spacing w:val="200"/>
                 <w:kern w:val="0"/>
                 <w:sz w:val="20"/>
@@ -1334,7 +1322,7 @@
             </w:r>
             <w:r>
               <w:rPr>
-                <w:rFonts w:ascii="宋体" w:hAnsi="宋体" w:eastAsia="宋体" w:cs="宋体"/>
+                <w:rFonts w:ascii="宋体" w:eastAsia="宋体" w:hAnsi="宋体" w:cs="宋体"/>
                 <w:spacing w:val="0"/>
                 <w:kern w:val="0"/>
                 <w:sz w:val="20"/>
@@ -1364,11 +1352,11 @@
               <w:adjustRightInd w:val="0"/>
               <w:snapToGrid w:val="0"/>
               <w:spacing w:before="173" w:line="229" w:lineRule="auto"/>
-              <w:ind w:left="0" w:leftChars="0" w:right="0" w:rightChars="0" w:firstLine="0" w:firstLineChars="0"/>
+              <w:ind w:left="0" w:right="0" w:firstLine="0" w:leftChars="0" w:rightChars="0" w:firstLineChars="0"/>
               <w:jc w:val="center"/>
               <w:textAlignment w:val="baseline"/>
               <w:rPr>
-                <w:rFonts w:ascii="宋体" w:hAnsi="宋体" w:eastAsia="宋体" w:cs="宋体"/>
+                <w:rFonts w:ascii="宋体" w:eastAsia="宋体" w:hAnsi="宋体" w:cs="宋体"/>
                 <w:spacing w:val="200"/>
                 <w:kern w:val="0"/>
                 <w:sz w:val="20"/>
@@ -1377,7 +1365,7 @@
             </w:pPr>
             <w:r>
               <w:rPr>
-                <w:rFonts w:hint="eastAsia" w:asciiTheme="minorAscii" w:hAnsiTheme="minorAscii" w:eastAsiaTheme="minorEastAsia"/>
+                <w:rFonts w:asciiTheme="minorAscii" w:eastAsiaTheme="minorEastAsia" w:hAnsiTheme="minorAscii" w:hint="eastAsia"/>
                 <w:spacing w:val="0"/>
                 <w:kern w:val="0"/>
                 <w:sz w:val="21"/>
@@ -1408,11 +1396,11 @@
               <w:adjustRightInd w:val="0"/>
               <w:snapToGrid w:val="0"/>
               <w:spacing w:before="172" w:line="228" w:lineRule="auto"/>
-              <w:ind w:left="0" w:leftChars="0" w:right="0" w:rightChars="0" w:firstLine="0" w:firstLineChars="0"/>
+              <w:ind w:left="0" w:right="0" w:firstLine="0" w:leftChars="0" w:rightChars="0" w:firstLineChars="0"/>
               <w:jc w:val="center"/>
               <w:textAlignment w:val="baseline"/>
               <w:rPr>
-                <w:rFonts w:ascii="宋体" w:hAnsi="宋体" w:eastAsia="宋体" w:cs="宋体"/>
+                <w:rFonts w:ascii="宋体" w:eastAsia="宋体" w:hAnsi="宋体" w:cs="宋体"/>
                 <w:spacing w:val="200"/>
                 <w:kern w:val="0"/>
                 <w:sz w:val="20"/>
@@ -1421,7 +1409,7 @@
             </w:pPr>
             <w:r>
               <w:rPr>
-                <w:rFonts w:hint="eastAsia" w:ascii="宋体" w:hAnsi="宋体" w:eastAsia="宋体" w:cs="宋体"/>
+                <w:rFonts w:ascii="宋体" w:eastAsia="宋体" w:hAnsi="宋体" w:cs="宋体" w:hint="eastAsia"/>
                 <w:spacing w:val="200"/>
                 <w:kern w:val="0"/>
                 <w:sz w:val="20"/>
@@ -1431,7 +1419,7 @@
             </w:r>
             <w:r>
               <w:rPr>
-                <w:rFonts w:hint="eastAsia" w:asciiTheme="minorAscii" w:hAnsiTheme="minorAscii" w:eastAsiaTheme="minorEastAsia"/>
+                <w:rFonts w:asciiTheme="minorAscii" w:eastAsiaTheme="minorEastAsia" w:hAnsiTheme="minorAscii" w:hint="eastAsia"/>
                 <w:spacing w:val="0"/>
                 <w:kern w:val="0"/>
                 <w:sz w:val="21"/>
@@ -1462,18 +1450,18 @@
               <w:adjustRightInd w:val="0"/>
               <w:snapToGrid w:val="0"/>
               <w:spacing w:before="173" w:line="229" w:lineRule="auto"/>
-              <w:ind w:left="0" w:leftChars="0" w:right="0" w:rightChars="0" w:firstLine="0" w:firstLineChars="0"/>
+              <w:ind w:left="0" w:right="0" w:firstLine="0" w:leftChars="0" w:rightChars="0" w:firstLineChars="0"/>
               <w:jc w:val="center"/>
               <w:textAlignment w:val="baseline"/>
               <w:rPr>
-                <w:rFonts w:ascii="宋体" w:hAnsi="宋体" w:eastAsia="宋体" w:cs="宋体"/>
+                <w:rFonts w:ascii="宋体" w:eastAsia="宋体" w:hAnsi="宋体" w:cs="宋体"/>
                 <w:sz w:val="20"/>
                 <w:szCs w:val="20"/>
               </w:rPr>
             </w:pPr>
             <w:r>
               <w:rPr>
-                <w:rFonts w:hint="eastAsia" w:asciiTheme="minorAscii" w:hAnsiTheme="minorAscii" w:eastAsiaTheme="minorEastAsia"/>
+                <w:rFonts w:asciiTheme="minorAscii" w:eastAsiaTheme="minorEastAsia" w:hAnsiTheme="minorAscii" w:hint="eastAsia"/>
                 <w:spacing w:val="0"/>
                 <w:kern w:val="0"/>
                 <w:sz w:val="21"/>
@@ -1487,14 +1475,9 @@
       </w:tr>
       <w:tr>
         <w:tblPrEx>
-          <w:tblBorders>
-            <w:top w:val="single" w:color="000000" w:sz="2" w:space="0"/>
-            <w:left w:val="single" w:color="000000" w:sz="2" w:space="0"/>
-            <w:bottom w:val="single" w:color="000000" w:sz="2" w:space="0"/>
-            <w:right w:val="single" w:color="000000" w:sz="2" w:space="0"/>
-            <w:insideH w:val="single" w:color="000000" w:sz="2" w:space="0"/>
-            <w:insideV w:val="single" w:color="000000" w:sz="2" w:space="0"/>
-          </w:tblBorders>
+          <w:tblW w:w="8214" w:type="dxa"/>
+          <w:jc w:val="center"/>
+          <w:tblLayout w:type="fixed"/>
           <w:tblCellMar>
             <w:top w:w="0" w:type="dxa"/>
             <w:left w:w="0" w:type="dxa"/>
@@ -1503,7 +1486,7 @@
           </w:tblCellMar>
         </w:tblPrEx>
         <w:trPr>
-          <w:trHeight w:val="556" w:hRule="atLeast"/>
+          <w:trHeight w:val="556"/>
           <w:jc w:val="center"/>
         </w:trPr>
         <w:tc>
@@ -1512,7 +1495,7 @@
           </w:tcPr>
           <w:p>
             <w:pPr>
-              <w:pStyle w:val="27"/>
+              <w:pStyle w:val="TableText"/>
               <w:keepNext w:val="0"/>
               <w:keepLines w:val="0"/>
               <w:pageBreakBefore w:val="0"/>
@@ -1526,7 +1509,7 @@
               <w:bidi w:val="0"/>
               <w:adjustRightInd w:val="0"/>
               <w:snapToGrid w:val="0"/>
-              <w:ind w:left="0" w:leftChars="0" w:right="0" w:rightChars="0" w:firstLine="0" w:firstLineChars="0"/>
+              <w:ind w:left="0" w:right="0" w:firstLine="0" w:leftChars="0" w:rightChars="0" w:firstLineChars="0"/>
               <w:jc w:val="center"/>
               <w:textAlignment w:val="baseline"/>
             </w:pPr>
@@ -1538,7 +1521,7 @@
           </w:tcPr>
           <w:p>
             <w:pPr>
-              <w:pStyle w:val="27"/>
+              <w:pStyle w:val="TableText"/>
               <w:keepNext w:val="0"/>
               <w:keepLines w:val="0"/>
               <w:pageBreakBefore w:val="0"/>
@@ -1552,7 +1535,7 @@
               <w:bidi w:val="0"/>
               <w:adjustRightInd w:val="0"/>
               <w:snapToGrid w:val="0"/>
-              <w:ind w:left="0" w:leftChars="0" w:right="0" w:rightChars="0" w:firstLine="0" w:firstLineChars="0"/>
+              <w:ind w:left="0" w:right="0" w:firstLine="0" w:leftChars="0" w:rightChars="0" w:firstLineChars="0"/>
               <w:jc w:val="center"/>
               <w:textAlignment w:val="baseline"/>
             </w:pPr>
@@ -1564,7 +1547,7 @@
           </w:tcPr>
           <w:p>
             <w:pPr>
-              <w:pStyle w:val="27"/>
+              <w:pStyle w:val="TableText"/>
               <w:keepNext w:val="0"/>
               <w:keepLines w:val="0"/>
               <w:pageBreakBefore w:val="0"/>
@@ -1578,7 +1561,7 @@
               <w:bidi w:val="0"/>
               <w:adjustRightInd w:val="0"/>
               <w:snapToGrid w:val="0"/>
-              <w:ind w:left="0" w:leftChars="0" w:right="0" w:rightChars="0" w:firstLine="0" w:firstLineChars="0"/>
+              <w:ind w:left="0" w:right="0" w:firstLine="0" w:leftChars="0" w:rightChars="0" w:firstLineChars="0"/>
               <w:jc w:val="center"/>
               <w:textAlignment w:val="baseline"/>
             </w:pPr>
@@ -1590,7 +1573,7 @@
           </w:tcPr>
           <w:p>
             <w:pPr>
-              <w:pStyle w:val="27"/>
+              <w:pStyle w:val="TableText"/>
               <w:keepNext w:val="0"/>
               <w:keepLines w:val="0"/>
               <w:pageBreakBefore w:val="0"/>
@@ -1604,7 +1587,7 @@
               <w:bidi w:val="0"/>
               <w:adjustRightInd w:val="0"/>
               <w:snapToGrid w:val="0"/>
-              <w:ind w:left="0" w:leftChars="0" w:right="0" w:rightChars="0" w:firstLine="0" w:firstLineChars="0"/>
+              <w:ind w:left="0" w:right="0" w:firstLine="0" w:leftChars="0" w:rightChars="0" w:firstLineChars="0"/>
               <w:jc w:val="center"/>
               <w:textAlignment w:val="baseline"/>
             </w:pPr>
@@ -1616,7 +1599,7 @@
           </w:tcPr>
           <w:p>
             <w:pPr>
-              <w:pStyle w:val="27"/>
+              <w:pStyle w:val="TableText"/>
               <w:keepNext w:val="0"/>
               <w:keepLines w:val="0"/>
               <w:pageBreakBefore w:val="0"/>
@@ -1630,7 +1613,7 @@
               <w:bidi w:val="0"/>
               <w:adjustRightInd w:val="0"/>
               <w:snapToGrid w:val="0"/>
-              <w:ind w:left="0" w:leftChars="0" w:right="0" w:rightChars="0" w:firstLine="0" w:firstLineChars="0"/>
+              <w:ind w:left="0" w:right="0" w:firstLine="0" w:leftChars="0" w:rightChars="0" w:firstLineChars="0"/>
               <w:jc w:val="center"/>
               <w:textAlignment w:val="baseline"/>
             </w:pPr>
@@ -1642,7 +1625,7 @@
           </w:tcPr>
           <w:p>
             <w:pPr>
-              <w:pStyle w:val="27"/>
+              <w:pStyle w:val="TableText"/>
               <w:keepNext w:val="0"/>
               <w:keepLines w:val="0"/>
               <w:pageBreakBefore w:val="0"/>
@@ -1656,7 +1639,7 @@
               <w:bidi w:val="0"/>
               <w:adjustRightInd w:val="0"/>
               <w:snapToGrid w:val="0"/>
-              <w:ind w:left="0" w:leftChars="0" w:right="0" w:rightChars="0" w:firstLine="0" w:firstLineChars="0"/>
+              <w:ind w:left="0" w:right="0" w:firstLine="0" w:leftChars="0" w:rightChars="0" w:firstLineChars="0"/>
               <w:jc w:val="center"/>
               <w:textAlignment w:val="baseline"/>
             </w:pPr>
@@ -1665,14 +1648,9 @@
       </w:tr>
       <w:tr>
         <w:tblPrEx>
-          <w:tblBorders>
-            <w:top w:val="single" w:color="000000" w:sz="2" w:space="0"/>
-            <w:left w:val="single" w:color="000000" w:sz="2" w:space="0"/>
-            <w:bottom w:val="single" w:color="000000" w:sz="2" w:space="0"/>
-            <w:right w:val="single" w:color="000000" w:sz="2" w:space="0"/>
-            <w:insideH w:val="single" w:color="000000" w:sz="2" w:space="0"/>
-            <w:insideV w:val="single" w:color="000000" w:sz="2" w:space="0"/>
-          </w:tblBorders>
+          <w:tblW w:w="8214" w:type="dxa"/>
+          <w:jc w:val="center"/>
+          <w:tblLayout w:type="fixed"/>
           <w:tblCellMar>
             <w:top w:w="0" w:type="dxa"/>
             <w:left w:w="0" w:type="dxa"/>
@@ -1681,7 +1659,7 @@
           </w:tblCellMar>
         </w:tblPrEx>
         <w:trPr>
-          <w:trHeight w:val="556" w:hRule="atLeast"/>
+          <w:trHeight w:val="556"/>
           <w:jc w:val="center"/>
         </w:trPr>
         <w:tc>
@@ -1690,7 +1668,7 @@
           </w:tcPr>
           <w:p>
             <w:pPr>
-              <w:pStyle w:val="27"/>
+              <w:pStyle w:val="TableText"/>
               <w:keepNext w:val="0"/>
               <w:keepLines w:val="0"/>
               <w:pageBreakBefore w:val="0"/>
@@ -1704,7 +1682,7 @@
               <w:bidi w:val="0"/>
               <w:adjustRightInd w:val="0"/>
               <w:snapToGrid w:val="0"/>
-              <w:ind w:left="0" w:leftChars="0" w:right="0" w:rightChars="0" w:firstLine="0" w:firstLineChars="0"/>
+              <w:ind w:left="0" w:right="0" w:firstLine="0" w:leftChars="0" w:rightChars="0" w:firstLineChars="0"/>
               <w:jc w:val="center"/>
               <w:textAlignment w:val="baseline"/>
             </w:pPr>
@@ -1716,7 +1694,7 @@
           </w:tcPr>
           <w:p>
             <w:pPr>
-              <w:pStyle w:val="27"/>
+              <w:pStyle w:val="TableText"/>
               <w:keepNext w:val="0"/>
               <w:keepLines w:val="0"/>
               <w:pageBreakBefore w:val="0"/>
@@ -1730,7 +1708,7 @@
               <w:bidi w:val="0"/>
               <w:adjustRightInd w:val="0"/>
               <w:snapToGrid w:val="0"/>
-              <w:ind w:left="0" w:leftChars="0" w:right="0" w:rightChars="0" w:firstLine="0" w:firstLineChars="0"/>
+              <w:ind w:left="0" w:right="0" w:firstLine="0" w:leftChars="0" w:rightChars="0" w:firstLineChars="0"/>
               <w:jc w:val="center"/>
               <w:textAlignment w:val="baseline"/>
             </w:pPr>
@@ -1742,7 +1720,7 @@
           </w:tcPr>
           <w:p>
             <w:pPr>
-              <w:pStyle w:val="27"/>
+              <w:pStyle w:val="TableText"/>
               <w:keepNext w:val="0"/>
               <w:keepLines w:val="0"/>
               <w:pageBreakBefore w:val="0"/>
@@ -1756,7 +1734,7 @@
               <w:bidi w:val="0"/>
               <w:adjustRightInd w:val="0"/>
               <w:snapToGrid w:val="0"/>
-              <w:ind w:left="0" w:leftChars="0" w:right="0" w:rightChars="0" w:firstLine="0" w:firstLineChars="0"/>
+              <w:ind w:left="0" w:right="0" w:firstLine="0" w:leftChars="0" w:rightChars="0" w:firstLineChars="0"/>
               <w:jc w:val="center"/>
               <w:textAlignment w:val="baseline"/>
             </w:pPr>
@@ -1768,7 +1746,7 @@
           </w:tcPr>
           <w:p>
             <w:pPr>
-              <w:pStyle w:val="27"/>
+              <w:pStyle w:val="TableText"/>
               <w:keepNext w:val="0"/>
               <w:keepLines w:val="0"/>
               <w:pageBreakBefore w:val="0"/>
@@ -1782,7 +1760,7 @@
               <w:bidi w:val="0"/>
               <w:adjustRightInd w:val="0"/>
               <w:snapToGrid w:val="0"/>
-              <w:ind w:left="0" w:leftChars="0" w:right="0" w:rightChars="0" w:firstLine="0" w:firstLineChars="0"/>
+              <w:ind w:left="0" w:right="0" w:firstLine="0" w:leftChars="0" w:rightChars="0" w:firstLineChars="0"/>
               <w:jc w:val="center"/>
               <w:textAlignment w:val="baseline"/>
             </w:pPr>
@@ -1794,7 +1772,7 @@
           </w:tcPr>
           <w:p>
             <w:pPr>
-              <w:pStyle w:val="27"/>
+              <w:pStyle w:val="TableText"/>
               <w:keepNext w:val="0"/>
               <w:keepLines w:val="0"/>
               <w:pageBreakBefore w:val="0"/>
@@ -1808,7 +1786,7 @@
               <w:bidi w:val="0"/>
               <w:adjustRightInd w:val="0"/>
               <w:snapToGrid w:val="0"/>
-              <w:ind w:left="0" w:leftChars="0" w:right="0" w:rightChars="0" w:firstLine="0" w:firstLineChars="0"/>
+              <w:ind w:left="0" w:right="0" w:firstLine="0" w:leftChars="0" w:rightChars="0" w:firstLineChars="0"/>
               <w:jc w:val="center"/>
               <w:textAlignment w:val="baseline"/>
             </w:pPr>
@@ -1820,7 +1798,7 @@
           </w:tcPr>
           <w:p>
             <w:pPr>
-              <w:pStyle w:val="27"/>
+              <w:pStyle w:val="TableText"/>
               <w:keepNext w:val="0"/>
               <w:keepLines w:val="0"/>
               <w:pageBreakBefore w:val="0"/>
@@ -1834,7 +1812,7 @@
               <w:bidi w:val="0"/>
               <w:adjustRightInd w:val="0"/>
               <w:snapToGrid w:val="0"/>
-              <w:ind w:left="0" w:leftChars="0" w:right="0" w:rightChars="0" w:firstLine="0" w:firstLineChars="0"/>
+              <w:ind w:left="0" w:right="0" w:firstLine="0" w:leftChars="0" w:rightChars="0" w:firstLineChars="0"/>
               <w:jc w:val="center"/>
               <w:textAlignment w:val="baseline"/>
             </w:pPr>
@@ -1843,14 +1821,9 @@
       </w:tr>
       <w:tr>
         <w:tblPrEx>
-          <w:tblBorders>
-            <w:top w:val="single" w:color="000000" w:sz="2" w:space="0"/>
-            <w:left w:val="single" w:color="000000" w:sz="2" w:space="0"/>
-            <w:bottom w:val="single" w:color="000000" w:sz="2" w:space="0"/>
-            <w:right w:val="single" w:color="000000" w:sz="2" w:space="0"/>
-            <w:insideH w:val="single" w:color="000000" w:sz="2" w:space="0"/>
-            <w:insideV w:val="single" w:color="000000" w:sz="2" w:space="0"/>
-          </w:tblBorders>
+          <w:tblW w:w="8214" w:type="dxa"/>
+          <w:jc w:val="center"/>
+          <w:tblLayout w:type="fixed"/>
           <w:tblCellMar>
             <w:top w:w="0" w:type="dxa"/>
             <w:left w:w="0" w:type="dxa"/>
@@ -1859,7 +1832,7 @@
           </w:tblCellMar>
         </w:tblPrEx>
         <w:trPr>
-          <w:trHeight w:val="557" w:hRule="atLeast"/>
+          <w:trHeight w:val="557"/>
           <w:jc w:val="center"/>
         </w:trPr>
         <w:tc>
@@ -1868,7 +1841,7 @@
           </w:tcPr>
           <w:p>
             <w:pPr>
-              <w:pStyle w:val="27"/>
+              <w:pStyle w:val="TableText"/>
               <w:keepNext w:val="0"/>
               <w:keepLines w:val="0"/>
               <w:pageBreakBefore w:val="0"/>
@@ -1882,7 +1855,7 @@
               <w:bidi w:val="0"/>
               <w:adjustRightInd w:val="0"/>
               <w:snapToGrid w:val="0"/>
-              <w:ind w:left="0" w:leftChars="0" w:right="0" w:rightChars="0" w:firstLine="0" w:firstLineChars="0"/>
+              <w:ind w:left="0" w:right="0" w:firstLine="0" w:leftChars="0" w:rightChars="0" w:firstLineChars="0"/>
               <w:jc w:val="center"/>
               <w:textAlignment w:val="baseline"/>
             </w:pPr>
@@ -1894,7 +1867,7 @@
           </w:tcPr>
           <w:p>
             <w:pPr>
-              <w:pStyle w:val="27"/>
+              <w:pStyle w:val="TableText"/>
               <w:keepNext w:val="0"/>
               <w:keepLines w:val="0"/>
               <w:pageBreakBefore w:val="0"/>
@@ -1908,7 +1881,7 @@
               <w:bidi w:val="0"/>
               <w:adjustRightInd w:val="0"/>
               <w:snapToGrid w:val="0"/>
-              <w:ind w:left="0" w:leftChars="0" w:right="0" w:rightChars="0" w:firstLine="0" w:firstLineChars="0"/>
+              <w:ind w:left="0" w:right="0" w:firstLine="0" w:leftChars="0" w:rightChars="0" w:firstLineChars="0"/>
               <w:jc w:val="center"/>
               <w:textAlignment w:val="baseline"/>
             </w:pPr>
@@ -1920,7 +1893,7 @@
           </w:tcPr>
           <w:p>
             <w:pPr>
-              <w:pStyle w:val="27"/>
+              <w:pStyle w:val="TableText"/>
               <w:keepNext w:val="0"/>
               <w:keepLines w:val="0"/>
               <w:pageBreakBefore w:val="0"/>
@@ -1934,7 +1907,7 @@
               <w:bidi w:val="0"/>
               <w:adjustRightInd w:val="0"/>
               <w:snapToGrid w:val="0"/>
-              <w:ind w:left="0" w:leftChars="0" w:right="0" w:rightChars="0" w:firstLine="0" w:firstLineChars="0"/>
+              <w:ind w:left="0" w:right="0" w:firstLine="0" w:leftChars="0" w:rightChars="0" w:firstLineChars="0"/>
               <w:jc w:val="center"/>
               <w:textAlignment w:val="baseline"/>
             </w:pPr>
@@ -1946,7 +1919,7 @@
           </w:tcPr>
           <w:p>
             <w:pPr>
-              <w:pStyle w:val="27"/>
+              <w:pStyle w:val="TableText"/>
               <w:keepNext w:val="0"/>
               <w:keepLines w:val="0"/>
               <w:pageBreakBefore w:val="0"/>
@@ -1960,7 +1933,7 @@
               <w:bidi w:val="0"/>
               <w:adjustRightInd w:val="0"/>
               <w:snapToGrid w:val="0"/>
-              <w:ind w:left="0" w:leftChars="0" w:right="0" w:rightChars="0" w:firstLine="0" w:firstLineChars="0"/>
+              <w:ind w:left="0" w:right="0" w:firstLine="0" w:leftChars="0" w:rightChars="0" w:firstLineChars="0"/>
               <w:jc w:val="center"/>
               <w:textAlignment w:val="baseline"/>
             </w:pPr>
@@ -1972,7 +1945,7 @@
           </w:tcPr>
           <w:p>
             <w:pPr>
-              <w:pStyle w:val="27"/>
+              <w:pStyle w:val="TableText"/>
               <w:keepNext w:val="0"/>
               <w:keepLines w:val="0"/>
               <w:pageBreakBefore w:val="0"/>
@@ -1986,7 +1959,7 @@
               <w:bidi w:val="0"/>
               <w:adjustRightInd w:val="0"/>
               <w:snapToGrid w:val="0"/>
-              <w:ind w:left="0" w:leftChars="0" w:right="0" w:rightChars="0" w:firstLine="0" w:firstLineChars="0"/>
+              <w:ind w:left="0" w:right="0" w:firstLine="0" w:leftChars="0" w:rightChars="0" w:firstLineChars="0"/>
               <w:jc w:val="center"/>
               <w:textAlignment w:val="baseline"/>
             </w:pPr>
@@ -1998,7 +1971,7 @@
           </w:tcPr>
           <w:p>
             <w:pPr>
-              <w:pStyle w:val="27"/>
+              <w:pStyle w:val="TableText"/>
               <w:keepNext w:val="0"/>
               <w:keepLines w:val="0"/>
               <w:pageBreakBefore w:val="0"/>
@@ -2012,7 +1985,7 @@
               <w:bidi w:val="0"/>
               <w:adjustRightInd w:val="0"/>
               <w:snapToGrid w:val="0"/>
-              <w:ind w:left="0" w:leftChars="0" w:right="0" w:rightChars="0" w:firstLine="0" w:firstLineChars="0"/>
+              <w:ind w:left="0" w:right="0" w:firstLine="0" w:leftChars="0" w:rightChars="0" w:firstLineChars="0"/>
               <w:jc w:val="center"/>
               <w:textAlignment w:val="baseline"/>
             </w:pPr>
@@ -2044,7 +2017,7 @@
     <w:sdt>
       <w:sdtPr>
         <w:rPr>
-          <w:rFonts w:ascii="宋体" w:hAnsi="宋体" w:eastAsia="宋体" w:cs="Arial"/>
+          <w:rFonts w:ascii="宋体" w:eastAsia="宋体" w:hAnsi="宋体" w:cs="Arial"/>
           <w:snapToGrid w:val="0"/>
           <w:color w:val="000000"/>
           <w:kern w:val="0"/>
@@ -2060,7 +2033,7 @@
       </w:sdtPr>
       <w:sdtEndPr>
         <w:rPr>
-          <w:rFonts w:hint="eastAsia" w:ascii="宋体" w:hAnsi="宋体" w:eastAsia="宋体" w:cs="宋体"/>
+          <w:rFonts w:ascii="宋体" w:eastAsia="宋体" w:hAnsi="宋体" w:cs="宋体" w:hint="eastAsia"/>
           <w:snapToGrid w:val="0"/>
           <w:color w:val="000000"/>
           <w:kern w:val="0"/>
@@ -2086,18 +2059,18 @@
             <w:adjustRightInd w:val="0"/>
             <w:snapToGrid w:val="0"/>
             <w:spacing w:before="0" w:beforeLines="0" w:after="0" w:afterLines="0" w:line="240" w:lineRule="auto"/>
-            <w:ind w:left="0" w:leftChars="0" w:right="0" w:rightChars="0" w:firstLine="0" w:firstLineChars="0"/>
+            <w:ind w:left="0" w:right="0" w:firstLine="0" w:leftChars="0" w:rightChars="0" w:firstLineChars="0"/>
             <w:jc w:val="center"/>
             <w:textAlignment w:val="baseline"/>
             <w:rPr>
-              <w:rFonts w:hint="eastAsia" w:ascii="宋体" w:hAnsi="宋体" w:eastAsia="宋体" w:cs="宋体"/>
+              <w:rFonts w:ascii="宋体" w:eastAsia="宋体" w:hAnsi="宋体" w:cs="宋体" w:hint="eastAsia"/>
               <w:sz w:val="24"/>
               <w:szCs w:val="24"/>
             </w:rPr>
           </w:pPr>
           <w:r>
             <w:rPr>
-              <w:rFonts w:hint="eastAsia" w:ascii="宋体" w:hAnsi="宋体" w:eastAsia="宋体" w:cs="宋体"/>
+              <w:rFonts w:ascii="宋体" w:eastAsia="宋体" w:hAnsi="宋体" w:cs="宋体" w:hint="eastAsia"/>
               <w:sz w:val="24"/>
               <w:szCs w:val="24"/>
             </w:rPr>
@@ -2106,16 +2079,16 @@
         </w:p>
         <w:p>
           <w:pPr>
-            <w:pStyle w:val="16"/>
+            <w:pStyle w:val="TOC1"/>
             <w:tabs>
               <w:tab w:val="right" w:leader="dot" w:pos="8306"/>
             </w:tabs>
           </w:pPr>
-          <w:bookmarkStart w:id="16" w:name="_GoBack"/>
-          <w:bookmarkEnd w:id="16"/>
-          <w:r>
-            <w:rPr>
-              <w:rFonts w:hint="eastAsia" w:ascii="宋体" w:hAnsi="宋体" w:eastAsia="宋体" w:cs="宋体"/>
+          <w:bookmarkStart w:id="2" w:name="_GoBack"/>
+          <w:bookmarkEnd w:id="2"/>
+          <w:r>
+            <w:rPr>
+              <w:rFonts w:ascii="宋体" w:eastAsia="宋体" w:hAnsi="宋体" w:cs="宋体" w:hint="eastAsia"/>
               <w:sz w:val="24"/>
               <w:szCs w:val="24"/>
             </w:rPr>
@@ -2123,7 +2096,7 @@
           </w:r>
           <w:r>
             <w:rPr>
-              <w:rFonts w:hint="eastAsia" w:ascii="宋体" w:hAnsi="宋体" w:eastAsia="宋体" w:cs="宋体"/>
+              <w:rFonts w:ascii="宋体" w:eastAsia="宋体" w:hAnsi="宋体" w:cs="宋体" w:hint="eastAsia"/>
               <w:sz w:val="24"/>
               <w:szCs w:val="24"/>
             </w:rPr>
@@ -2131,7 +2104,7 @@
           </w:r>
           <w:r>
             <w:rPr>
-              <w:rFonts w:hint="eastAsia" w:ascii="宋体" w:hAnsi="宋体" w:eastAsia="宋体" w:cs="宋体"/>
+              <w:rFonts w:ascii="宋体" w:eastAsia="宋体" w:hAnsi="宋体" w:cs="宋体" w:hint="eastAsia"/>
               <w:sz w:val="24"/>
               <w:szCs w:val="24"/>
             </w:rPr>
@@ -2139,21 +2112,21 @@
           </w:r>
           <w:r>
             <w:rPr>
-              <w:rFonts w:hint="eastAsia" w:ascii="宋体" w:hAnsi="宋体" w:eastAsia="宋体" w:cs="宋体"/>
+              <w:rFonts w:ascii="宋体" w:eastAsia="宋体" w:hAnsi="宋体" w:cs="宋体" w:hint="eastAsia"/>
               <w:szCs w:val="24"/>
             </w:rPr>
             <w:fldChar w:fldCharType="begin"/>
           </w:r>
           <w:r>
             <w:rPr>
-              <w:rFonts w:hint="eastAsia" w:ascii="宋体" w:hAnsi="宋体" w:eastAsia="宋体" w:cs="宋体"/>
+              <w:rFonts w:ascii="宋体" w:eastAsia="宋体" w:hAnsi="宋体" w:cs="宋体" w:hint="eastAsia"/>
               <w:szCs w:val="24"/>
             </w:rPr>
             <w:instrText xml:space="preserve"> HYPERLINK \l _Toc13647 </w:instrText>
           </w:r>
           <w:r>
             <w:rPr>
-              <w:rFonts w:hint="eastAsia" w:ascii="宋体" w:hAnsi="宋体" w:eastAsia="宋体" w:cs="宋体"/>
+              <w:rFonts w:ascii="宋体" w:eastAsia="宋体" w:hAnsi="宋体" w:cs="宋体" w:hint="eastAsia"/>
               <w:szCs w:val="24"/>
             </w:rPr>
             <w:fldChar w:fldCharType="separate"/>
@@ -2185,7 +2158,7 @@
           </w:r>
           <w:r>
             <w:rPr>
-              <w:rFonts w:hint="eastAsia" w:ascii="宋体" w:hAnsi="宋体" w:eastAsia="宋体" w:cs="宋体"/>
+              <w:rFonts w:ascii="宋体" w:eastAsia="宋体" w:hAnsi="宋体" w:cs="宋体" w:hint="eastAsia"/>
               <w:szCs w:val="24"/>
             </w:rPr>
             <w:fldChar w:fldCharType="end"/>
@@ -2193,28 +2166,28 @@
         </w:p>
         <w:p>
           <w:pPr>
-            <w:pStyle w:val="16"/>
+            <w:pStyle w:val="TOC1"/>
             <w:tabs>
               <w:tab w:val="right" w:leader="dot" w:pos="8306"/>
             </w:tabs>
           </w:pPr>
           <w:r>
             <w:rPr>
-              <w:rFonts w:hint="eastAsia" w:ascii="宋体" w:hAnsi="宋体" w:eastAsia="宋体" w:cs="宋体"/>
+              <w:rFonts w:ascii="宋体" w:eastAsia="宋体" w:hAnsi="宋体" w:cs="宋体" w:hint="eastAsia"/>
               <w:szCs w:val="24"/>
             </w:rPr>
             <w:fldChar w:fldCharType="begin"/>
           </w:r>
           <w:r>
             <w:rPr>
-              <w:rFonts w:hint="eastAsia" w:ascii="宋体" w:hAnsi="宋体" w:eastAsia="宋体" w:cs="宋体"/>
+              <w:rFonts w:ascii="宋体" w:eastAsia="宋体" w:hAnsi="宋体" w:cs="宋体" w:hint="eastAsia"/>
               <w:szCs w:val="24"/>
             </w:rPr>
             <w:instrText xml:space="preserve"> HYPERLINK \l _Toc2860 </w:instrText>
           </w:r>
           <w:r>
             <w:rPr>
-              <w:rFonts w:hint="eastAsia" w:ascii="宋体" w:hAnsi="宋体" w:eastAsia="宋体" w:cs="宋体"/>
+              <w:rFonts w:ascii="宋体" w:eastAsia="宋体" w:hAnsi="宋体" w:cs="宋体" w:hint="eastAsia"/>
               <w:szCs w:val="24"/>
             </w:rPr>
             <w:fldChar w:fldCharType="separate"/>
@@ -2246,7 +2219,7 @@
           </w:r>
           <w:r>
             <w:rPr>
-              <w:rFonts w:hint="eastAsia" w:ascii="宋体" w:hAnsi="宋体" w:eastAsia="宋体" w:cs="宋体"/>
+              <w:rFonts w:ascii="宋体" w:eastAsia="宋体" w:hAnsi="宋体" w:cs="宋体" w:hint="eastAsia"/>
               <w:szCs w:val="24"/>
             </w:rPr>
             <w:fldChar w:fldCharType="end"/>
@@ -2254,28 +2227,28 @@
         </w:p>
         <w:p>
           <w:pPr>
-            <w:pStyle w:val="16"/>
+            <w:pStyle w:val="TOC1"/>
             <w:tabs>
               <w:tab w:val="right" w:leader="dot" w:pos="8306"/>
             </w:tabs>
           </w:pPr>
           <w:r>
             <w:rPr>
-              <w:rFonts w:hint="eastAsia" w:ascii="宋体" w:hAnsi="宋体" w:eastAsia="宋体" w:cs="宋体"/>
+              <w:rFonts w:ascii="宋体" w:eastAsia="宋体" w:hAnsi="宋体" w:cs="宋体" w:hint="eastAsia"/>
               <w:szCs w:val="24"/>
             </w:rPr>
             <w:fldChar w:fldCharType="begin"/>
           </w:r>
           <w:r>
             <w:rPr>
-              <w:rFonts w:hint="eastAsia" w:ascii="宋体" w:hAnsi="宋体" w:eastAsia="宋体" w:cs="宋体"/>
+              <w:rFonts w:ascii="宋体" w:eastAsia="宋体" w:hAnsi="宋体" w:cs="宋体" w:hint="eastAsia"/>
               <w:szCs w:val="24"/>
             </w:rPr>
             <w:instrText xml:space="preserve"> HYPERLINK \l _Toc4821 </w:instrText>
           </w:r>
           <w:r>
             <w:rPr>
-              <w:rFonts w:hint="eastAsia" w:ascii="宋体" w:hAnsi="宋体" w:eastAsia="宋体" w:cs="宋体"/>
+              <w:rFonts w:ascii="宋体" w:eastAsia="宋体" w:hAnsi="宋体" w:cs="宋体" w:hint="eastAsia"/>
               <w:szCs w:val="24"/>
             </w:rPr>
             <w:fldChar w:fldCharType="separate"/>
@@ -2307,7 +2280,7 @@
           </w:r>
           <w:r>
             <w:rPr>
-              <w:rFonts w:hint="eastAsia" w:ascii="宋体" w:hAnsi="宋体" w:eastAsia="宋体" w:cs="宋体"/>
+              <w:rFonts w:ascii="宋体" w:eastAsia="宋体" w:hAnsi="宋体" w:cs="宋体" w:hint="eastAsia"/>
               <w:szCs w:val="24"/>
             </w:rPr>
             <w:fldChar w:fldCharType="end"/>
@@ -2315,28 +2288,28 @@
         </w:p>
         <w:p>
           <w:pPr>
-            <w:pStyle w:val="17"/>
+            <w:pStyle w:val="TOC2"/>
             <w:tabs>
               <w:tab w:val="right" w:leader="dot" w:pos="8306"/>
             </w:tabs>
           </w:pPr>
           <w:r>
             <w:rPr>
-              <w:rFonts w:hint="eastAsia" w:ascii="宋体" w:hAnsi="宋体" w:eastAsia="宋体" w:cs="宋体"/>
+              <w:rFonts w:ascii="宋体" w:eastAsia="宋体" w:hAnsi="宋体" w:cs="宋体" w:hint="eastAsia"/>
               <w:szCs w:val="24"/>
             </w:rPr>
             <w:fldChar w:fldCharType="begin"/>
           </w:r>
           <w:r>
             <w:rPr>
-              <w:rFonts w:hint="eastAsia" w:ascii="宋体" w:hAnsi="宋体" w:eastAsia="宋体" w:cs="宋体"/>
+              <w:rFonts w:ascii="宋体" w:eastAsia="宋体" w:hAnsi="宋体" w:cs="宋体" w:hint="eastAsia"/>
               <w:szCs w:val="24"/>
             </w:rPr>
             <w:instrText xml:space="preserve"> HYPERLINK \l _Toc28618 </w:instrText>
           </w:r>
           <w:r>
             <w:rPr>
-              <w:rFonts w:hint="eastAsia" w:ascii="宋体" w:hAnsi="宋体" w:eastAsia="宋体" w:cs="宋体"/>
+              <w:rFonts w:ascii="宋体" w:eastAsia="宋体" w:hAnsi="宋体" w:cs="宋体" w:hint="eastAsia"/>
               <w:szCs w:val="24"/>
             </w:rPr>
             <w:fldChar w:fldCharType="separate"/>
@@ -2368,7 +2341,7 @@
           </w:r>
           <w:r>
             <w:rPr>
-              <w:rFonts w:hint="eastAsia" w:ascii="宋体" w:hAnsi="宋体" w:eastAsia="宋体" w:cs="宋体"/>
+              <w:rFonts w:ascii="宋体" w:eastAsia="宋体" w:hAnsi="宋体" w:cs="宋体" w:hint="eastAsia"/>
               <w:szCs w:val="24"/>
             </w:rPr>
             <w:fldChar w:fldCharType="end"/>
@@ -2376,28 +2349,28 @@
         </w:p>
         <w:p>
           <w:pPr>
-            <w:pStyle w:val="17"/>
+            <w:pStyle w:val="TOC2"/>
             <w:tabs>
               <w:tab w:val="right" w:leader="dot" w:pos="8306"/>
             </w:tabs>
           </w:pPr>
           <w:r>
             <w:rPr>
-              <w:rFonts w:hint="eastAsia" w:ascii="宋体" w:hAnsi="宋体" w:eastAsia="宋体" w:cs="宋体"/>
+              <w:rFonts w:ascii="宋体" w:eastAsia="宋体" w:hAnsi="宋体" w:cs="宋体" w:hint="eastAsia"/>
               <w:szCs w:val="24"/>
             </w:rPr>
             <w:fldChar w:fldCharType="begin"/>
           </w:r>
           <w:r>
             <w:rPr>
-              <w:rFonts w:hint="eastAsia" w:ascii="宋体" w:hAnsi="宋体" w:eastAsia="宋体" w:cs="宋体"/>
+              <w:rFonts w:ascii="宋体" w:eastAsia="宋体" w:hAnsi="宋体" w:cs="宋体" w:hint="eastAsia"/>
               <w:szCs w:val="24"/>
             </w:rPr>
             <w:instrText xml:space="preserve"> HYPERLINK \l _Toc3597 </w:instrText>
           </w:r>
           <w:r>
             <w:rPr>
-              <w:rFonts w:hint="eastAsia" w:ascii="宋体" w:hAnsi="宋体" w:eastAsia="宋体" w:cs="宋体"/>
+              <w:rFonts w:ascii="宋体" w:eastAsia="宋体" w:hAnsi="宋体" w:cs="宋体" w:hint="eastAsia"/>
               <w:szCs w:val="24"/>
             </w:rPr>
             <w:fldChar w:fldCharType="separate"/>
@@ -2429,7 +2402,7 @@
           </w:r>
           <w:r>
             <w:rPr>
-              <w:rFonts w:hint="eastAsia" w:ascii="宋体" w:hAnsi="宋体" w:eastAsia="宋体" w:cs="宋体"/>
+              <w:rFonts w:ascii="宋体" w:eastAsia="宋体" w:hAnsi="宋体" w:cs="宋体" w:hint="eastAsia"/>
               <w:szCs w:val="24"/>
             </w:rPr>
             <w:fldChar w:fldCharType="end"/>
@@ -2437,28 +2410,28 @@
         </w:p>
         <w:p>
           <w:pPr>
-            <w:pStyle w:val="17"/>
+            <w:pStyle w:val="TOC2"/>
             <w:tabs>
               <w:tab w:val="right" w:leader="dot" w:pos="8306"/>
             </w:tabs>
           </w:pPr>
           <w:r>
             <w:rPr>
-              <w:rFonts w:hint="eastAsia" w:ascii="宋体" w:hAnsi="宋体" w:eastAsia="宋体" w:cs="宋体"/>
+              <w:rFonts w:ascii="宋体" w:eastAsia="宋体" w:hAnsi="宋体" w:cs="宋体" w:hint="eastAsia"/>
               <w:szCs w:val="24"/>
             </w:rPr>
             <w:fldChar w:fldCharType="begin"/>
           </w:r>
           <w:r>
             <w:rPr>
-              <w:rFonts w:hint="eastAsia" w:ascii="宋体" w:hAnsi="宋体" w:eastAsia="宋体" w:cs="宋体"/>
+              <w:rFonts w:ascii="宋体" w:eastAsia="宋体" w:hAnsi="宋体" w:cs="宋体" w:hint="eastAsia"/>
               <w:szCs w:val="24"/>
             </w:rPr>
             <w:instrText xml:space="preserve"> HYPERLINK \l _Toc8464 </w:instrText>
           </w:r>
           <w:r>
             <w:rPr>
-              <w:rFonts w:hint="eastAsia" w:ascii="宋体" w:hAnsi="宋体" w:eastAsia="宋体" w:cs="宋体"/>
+              <w:rFonts w:ascii="宋体" w:eastAsia="宋体" w:hAnsi="宋体" w:cs="宋体" w:hint="eastAsia"/>
               <w:szCs w:val="24"/>
             </w:rPr>
             <w:fldChar w:fldCharType="separate"/>
@@ -2490,7 +2463,7 @@
           </w:r>
           <w:r>
             <w:rPr>
-              <w:rFonts w:hint="eastAsia" w:ascii="宋体" w:hAnsi="宋体" w:eastAsia="宋体" w:cs="宋体"/>
+              <w:rFonts w:ascii="宋体" w:eastAsia="宋体" w:hAnsi="宋体" w:cs="宋体" w:hint="eastAsia"/>
               <w:szCs w:val="24"/>
             </w:rPr>
             <w:fldChar w:fldCharType="end"/>
@@ -2498,28 +2471,28 @@
         </w:p>
         <w:p>
           <w:pPr>
-            <w:pStyle w:val="17"/>
+            <w:pStyle w:val="TOC2"/>
             <w:tabs>
               <w:tab w:val="right" w:leader="dot" w:pos="8306"/>
             </w:tabs>
           </w:pPr>
           <w:r>
             <w:rPr>
-              <w:rFonts w:hint="eastAsia" w:ascii="宋体" w:hAnsi="宋体" w:eastAsia="宋体" w:cs="宋体"/>
+              <w:rFonts w:ascii="宋体" w:eastAsia="宋体" w:hAnsi="宋体" w:cs="宋体" w:hint="eastAsia"/>
               <w:szCs w:val="24"/>
             </w:rPr>
             <w:fldChar w:fldCharType="begin"/>
           </w:r>
           <w:r>
             <w:rPr>
-              <w:rFonts w:hint="eastAsia" w:ascii="宋体" w:hAnsi="宋体" w:eastAsia="宋体" w:cs="宋体"/>
+              <w:rFonts w:ascii="宋体" w:eastAsia="宋体" w:hAnsi="宋体" w:cs="宋体" w:hint="eastAsia"/>
               <w:szCs w:val="24"/>
             </w:rPr>
             <w:instrText xml:space="preserve"> HYPERLINK \l _Toc14101 </w:instrText>
           </w:r>
           <w:r>
             <w:rPr>
-              <w:rFonts w:hint="eastAsia" w:ascii="宋体" w:hAnsi="宋体" w:eastAsia="宋体" w:cs="宋体"/>
+              <w:rFonts w:ascii="宋体" w:eastAsia="宋体" w:hAnsi="宋体" w:cs="宋体" w:hint="eastAsia"/>
               <w:szCs w:val="24"/>
             </w:rPr>
             <w:fldChar w:fldCharType="separate"/>
@@ -2551,7 +2524,7 @@
           </w:r>
           <w:r>
             <w:rPr>
-              <w:rFonts w:hint="eastAsia" w:ascii="宋体" w:hAnsi="宋体" w:eastAsia="宋体" w:cs="宋体"/>
+              <w:rFonts w:ascii="宋体" w:eastAsia="宋体" w:hAnsi="宋体" w:cs="宋体" w:hint="eastAsia"/>
               <w:szCs w:val="24"/>
             </w:rPr>
             <w:fldChar w:fldCharType="end"/>
@@ -2559,28 +2532,28 @@
         </w:p>
         <w:p>
           <w:pPr>
-            <w:pStyle w:val="17"/>
+            <w:pStyle w:val="TOC2"/>
             <w:tabs>
               <w:tab w:val="right" w:leader="dot" w:pos="8306"/>
             </w:tabs>
           </w:pPr>
           <w:r>
             <w:rPr>
-              <w:rFonts w:hint="eastAsia" w:ascii="宋体" w:hAnsi="宋体" w:eastAsia="宋体" w:cs="宋体"/>
+              <w:rFonts w:ascii="宋体" w:eastAsia="宋体" w:hAnsi="宋体" w:cs="宋体" w:hint="eastAsia"/>
               <w:szCs w:val="24"/>
             </w:rPr>
             <w:fldChar w:fldCharType="begin"/>
           </w:r>
           <w:r>
             <w:rPr>
-              <w:rFonts w:hint="eastAsia" w:ascii="宋体" w:hAnsi="宋体" w:eastAsia="宋体" w:cs="宋体"/>
+              <w:rFonts w:ascii="宋体" w:eastAsia="宋体" w:hAnsi="宋体" w:cs="宋体" w:hint="eastAsia"/>
               <w:szCs w:val="24"/>
             </w:rPr>
             <w:instrText xml:space="preserve"> HYPERLINK \l _Toc32394 </w:instrText>
           </w:r>
           <w:r>
             <w:rPr>
-              <w:rFonts w:hint="eastAsia" w:ascii="宋体" w:hAnsi="宋体" w:eastAsia="宋体" w:cs="宋体"/>
+              <w:rFonts w:ascii="宋体" w:eastAsia="宋体" w:hAnsi="宋体" w:cs="宋体" w:hint="eastAsia"/>
               <w:szCs w:val="24"/>
             </w:rPr>
             <w:fldChar w:fldCharType="separate"/>
@@ -2612,7 +2585,7 @@
           </w:r>
           <w:r>
             <w:rPr>
-              <w:rFonts w:hint="eastAsia" w:ascii="宋体" w:hAnsi="宋体" w:eastAsia="宋体" w:cs="宋体"/>
+              <w:rFonts w:ascii="宋体" w:eastAsia="宋体" w:hAnsi="宋体" w:cs="宋体" w:hint="eastAsia"/>
               <w:szCs w:val="24"/>
             </w:rPr>
             <w:fldChar w:fldCharType="end"/>
@@ -2620,28 +2593,28 @@
         </w:p>
         <w:p>
           <w:pPr>
-            <w:pStyle w:val="16"/>
+            <w:pStyle w:val="TOC1"/>
             <w:tabs>
               <w:tab w:val="right" w:leader="dot" w:pos="8306"/>
             </w:tabs>
           </w:pPr>
           <w:r>
             <w:rPr>
-              <w:rFonts w:hint="eastAsia" w:ascii="宋体" w:hAnsi="宋体" w:eastAsia="宋体" w:cs="宋体"/>
+              <w:rFonts w:ascii="宋体" w:eastAsia="宋体" w:hAnsi="宋体" w:cs="宋体" w:hint="eastAsia"/>
               <w:szCs w:val="24"/>
             </w:rPr>
             <w:fldChar w:fldCharType="begin"/>
           </w:r>
           <w:r>
             <w:rPr>
-              <w:rFonts w:hint="eastAsia" w:ascii="宋体" w:hAnsi="宋体" w:eastAsia="宋体" w:cs="宋体"/>
+              <w:rFonts w:ascii="宋体" w:eastAsia="宋体" w:hAnsi="宋体" w:cs="宋体" w:hint="eastAsia"/>
               <w:szCs w:val="24"/>
             </w:rPr>
             <w:instrText xml:space="preserve"> HYPERLINK \l _Toc26505 </w:instrText>
           </w:r>
           <w:r>
             <w:rPr>
-              <w:rFonts w:hint="eastAsia" w:ascii="宋体" w:hAnsi="宋体" w:eastAsia="宋体" w:cs="宋体"/>
+              <w:rFonts w:ascii="宋体" w:eastAsia="宋体" w:hAnsi="宋体" w:cs="宋体" w:hint="eastAsia"/>
               <w:szCs w:val="24"/>
             </w:rPr>
             <w:fldChar w:fldCharType="separate"/>
@@ -2673,7 +2646,7 @@
           </w:r>
           <w:r>
             <w:rPr>
-              <w:rFonts w:hint="eastAsia" w:ascii="宋体" w:hAnsi="宋体" w:eastAsia="宋体" w:cs="宋体"/>
+              <w:rFonts w:ascii="宋体" w:eastAsia="宋体" w:hAnsi="宋体" w:cs="宋体" w:hint="eastAsia"/>
               <w:szCs w:val="24"/>
             </w:rPr>
             <w:fldChar w:fldCharType="end"/>
@@ -2681,28 +2654,28 @@
         </w:p>
         <w:p>
           <w:pPr>
-            <w:pStyle w:val="16"/>
+            <w:pStyle w:val="TOC1"/>
             <w:tabs>
               <w:tab w:val="right" w:leader="dot" w:pos="8306"/>
             </w:tabs>
           </w:pPr>
           <w:r>
             <w:rPr>
-              <w:rFonts w:hint="eastAsia" w:ascii="宋体" w:hAnsi="宋体" w:eastAsia="宋体" w:cs="宋体"/>
+              <w:rFonts w:ascii="宋体" w:eastAsia="宋体" w:hAnsi="宋体" w:cs="宋体" w:hint="eastAsia"/>
               <w:szCs w:val="24"/>
             </w:rPr>
             <w:fldChar w:fldCharType="begin"/>
           </w:r>
           <w:r>
             <w:rPr>
-              <w:rFonts w:hint="eastAsia" w:ascii="宋体" w:hAnsi="宋体" w:eastAsia="宋体" w:cs="宋体"/>
+              <w:rFonts w:ascii="宋体" w:eastAsia="宋体" w:hAnsi="宋体" w:cs="宋体" w:hint="eastAsia"/>
               <w:szCs w:val="24"/>
             </w:rPr>
             <w:instrText xml:space="preserve"> HYPERLINK \l _Toc6820 </w:instrText>
           </w:r>
           <w:r>
             <w:rPr>
-              <w:rFonts w:hint="eastAsia" w:ascii="宋体" w:hAnsi="宋体" w:eastAsia="宋体" w:cs="宋体"/>
+              <w:rFonts w:ascii="宋体" w:eastAsia="宋体" w:hAnsi="宋体" w:cs="宋体" w:hint="eastAsia"/>
               <w:szCs w:val="24"/>
             </w:rPr>
             <w:fldChar w:fldCharType="separate"/>
@@ -2734,7 +2707,7 @@
           </w:r>
           <w:r>
             <w:rPr>
-              <w:rFonts w:hint="eastAsia" w:ascii="宋体" w:hAnsi="宋体" w:eastAsia="宋体" w:cs="宋体"/>
+              <w:rFonts w:ascii="宋体" w:eastAsia="宋体" w:hAnsi="宋体" w:cs="宋体" w:hint="eastAsia"/>
               <w:szCs w:val="24"/>
             </w:rPr>
             <w:fldChar w:fldCharType="end"/>
@@ -2742,28 +2715,28 @@
         </w:p>
         <w:p>
           <w:pPr>
-            <w:pStyle w:val="17"/>
+            <w:pStyle w:val="TOC2"/>
             <w:tabs>
               <w:tab w:val="right" w:leader="dot" w:pos="8306"/>
             </w:tabs>
           </w:pPr>
           <w:r>
             <w:rPr>
-              <w:rFonts w:hint="eastAsia" w:ascii="宋体" w:hAnsi="宋体" w:eastAsia="宋体" w:cs="宋体"/>
+              <w:rFonts w:ascii="宋体" w:eastAsia="宋体" w:hAnsi="宋体" w:cs="宋体" w:hint="eastAsia"/>
               <w:szCs w:val="24"/>
             </w:rPr>
             <w:fldChar w:fldCharType="begin"/>
           </w:r>
           <w:r>
             <w:rPr>
-              <w:rFonts w:hint="eastAsia" w:ascii="宋体" w:hAnsi="宋体" w:eastAsia="宋体" w:cs="宋体"/>
+              <w:rFonts w:ascii="宋体" w:eastAsia="宋体" w:hAnsi="宋体" w:cs="宋体" w:hint="eastAsia"/>
               <w:szCs w:val="24"/>
             </w:rPr>
             <w:instrText xml:space="preserve"> HYPERLINK \l _Toc29307 </w:instrText>
           </w:r>
           <w:r>
             <w:rPr>
-              <w:rFonts w:hint="eastAsia" w:ascii="宋体" w:hAnsi="宋体" w:eastAsia="宋体" w:cs="宋体"/>
+              <w:rFonts w:ascii="宋体" w:eastAsia="宋体" w:hAnsi="宋体" w:cs="宋体" w:hint="eastAsia"/>
               <w:szCs w:val="24"/>
             </w:rPr>
             <w:fldChar w:fldCharType="separate"/>
@@ -2795,7 +2768,7 @@
           </w:r>
           <w:r>
             <w:rPr>
-              <w:rFonts w:hint="eastAsia" w:ascii="宋体" w:hAnsi="宋体" w:eastAsia="宋体" w:cs="宋体"/>
+              <w:rFonts w:ascii="宋体" w:eastAsia="宋体" w:hAnsi="宋体" w:cs="宋体" w:hint="eastAsia"/>
               <w:szCs w:val="24"/>
             </w:rPr>
             <w:fldChar w:fldCharType="end"/>
@@ -2803,28 +2776,28 @@
         </w:p>
         <w:p>
           <w:pPr>
-            <w:pStyle w:val="17"/>
+            <w:pStyle w:val="TOC2"/>
             <w:tabs>
               <w:tab w:val="right" w:leader="dot" w:pos="8306"/>
             </w:tabs>
           </w:pPr>
           <w:r>
             <w:rPr>
-              <w:rFonts w:hint="eastAsia" w:ascii="宋体" w:hAnsi="宋体" w:eastAsia="宋体" w:cs="宋体"/>
+              <w:rFonts w:ascii="宋体" w:eastAsia="宋体" w:hAnsi="宋体" w:cs="宋体" w:hint="eastAsia"/>
               <w:szCs w:val="24"/>
             </w:rPr>
             <w:fldChar w:fldCharType="begin"/>
           </w:r>
           <w:r>
             <w:rPr>
-              <w:rFonts w:hint="eastAsia" w:ascii="宋体" w:hAnsi="宋体" w:eastAsia="宋体" w:cs="宋体"/>
+              <w:rFonts w:ascii="宋体" w:eastAsia="宋体" w:hAnsi="宋体" w:cs="宋体" w:hint="eastAsia"/>
               <w:szCs w:val="24"/>
             </w:rPr>
             <w:instrText xml:space="preserve"> HYPERLINK \l _Toc9519 </w:instrText>
           </w:r>
           <w:r>
             <w:rPr>
-              <w:rFonts w:hint="eastAsia" w:ascii="宋体" w:hAnsi="宋体" w:eastAsia="宋体" w:cs="宋体"/>
+              <w:rFonts w:ascii="宋体" w:eastAsia="宋体" w:hAnsi="宋体" w:cs="宋体" w:hint="eastAsia"/>
               <w:szCs w:val="24"/>
             </w:rPr>
             <w:fldChar w:fldCharType="separate"/>
@@ -2856,7 +2829,7 @@
           </w:r>
           <w:r>
             <w:rPr>
-              <w:rFonts w:hint="eastAsia" w:ascii="宋体" w:hAnsi="宋体" w:eastAsia="宋体" w:cs="宋体"/>
+              <w:rFonts w:ascii="宋体" w:eastAsia="宋体" w:hAnsi="宋体" w:cs="宋体" w:hint="eastAsia"/>
               <w:szCs w:val="24"/>
             </w:rPr>
             <w:fldChar w:fldCharType="end"/>
@@ -2864,28 +2837,28 @@
         </w:p>
         <w:p>
           <w:pPr>
-            <w:pStyle w:val="16"/>
+            <w:pStyle w:val="TOC1"/>
             <w:tabs>
               <w:tab w:val="right" w:leader="dot" w:pos="8306"/>
             </w:tabs>
           </w:pPr>
           <w:r>
             <w:rPr>
-              <w:rFonts w:hint="eastAsia" w:ascii="宋体" w:hAnsi="宋体" w:eastAsia="宋体" w:cs="宋体"/>
+              <w:rFonts w:ascii="宋体" w:eastAsia="宋体" w:hAnsi="宋体" w:cs="宋体" w:hint="eastAsia"/>
               <w:szCs w:val="24"/>
             </w:rPr>
             <w:fldChar w:fldCharType="begin"/>
           </w:r>
           <w:r>
             <w:rPr>
-              <w:rFonts w:hint="eastAsia" w:ascii="宋体" w:hAnsi="宋体" w:eastAsia="宋体" w:cs="宋体"/>
+              <w:rFonts w:ascii="宋体" w:eastAsia="宋体" w:hAnsi="宋体" w:cs="宋体" w:hint="eastAsia"/>
               <w:szCs w:val="24"/>
             </w:rPr>
             <w:instrText xml:space="preserve"> HYPERLINK \l _Toc30039 </w:instrText>
           </w:r>
           <w:r>
             <w:rPr>
-              <w:rFonts w:hint="eastAsia" w:ascii="宋体" w:hAnsi="宋体" w:eastAsia="宋体" w:cs="宋体"/>
+              <w:rFonts w:ascii="宋体" w:eastAsia="宋体" w:hAnsi="宋体" w:cs="宋体" w:hint="eastAsia"/>
               <w:szCs w:val="24"/>
             </w:rPr>
             <w:fldChar w:fldCharType="separate"/>
@@ -2917,7 +2890,7 @@
           </w:r>
           <w:r>
             <w:rPr>
-              <w:rFonts w:hint="eastAsia" w:ascii="宋体" w:hAnsi="宋体" w:eastAsia="宋体" w:cs="宋体"/>
+              <w:rFonts w:ascii="宋体" w:eastAsia="宋体" w:hAnsi="宋体" w:cs="宋体" w:hint="eastAsia"/>
               <w:szCs w:val="24"/>
             </w:rPr>
             <w:fldChar w:fldCharType="end"/>
@@ -2925,28 +2898,28 @@
         </w:p>
         <w:p>
           <w:pPr>
-            <w:pStyle w:val="17"/>
+            <w:pStyle w:val="TOC2"/>
             <w:tabs>
               <w:tab w:val="right" w:leader="dot" w:pos="8306"/>
             </w:tabs>
           </w:pPr>
           <w:r>
             <w:rPr>
-              <w:rFonts w:hint="eastAsia" w:ascii="宋体" w:hAnsi="宋体" w:eastAsia="宋体" w:cs="宋体"/>
+              <w:rFonts w:ascii="宋体" w:eastAsia="宋体" w:hAnsi="宋体" w:cs="宋体" w:hint="eastAsia"/>
               <w:szCs w:val="24"/>
             </w:rPr>
             <w:fldChar w:fldCharType="begin"/>
           </w:r>
           <w:r>
             <w:rPr>
-              <w:rFonts w:hint="eastAsia" w:ascii="宋体" w:hAnsi="宋体" w:eastAsia="宋体" w:cs="宋体"/>
+              <w:rFonts w:ascii="宋体" w:eastAsia="宋体" w:hAnsi="宋体" w:cs="宋体" w:hint="eastAsia"/>
               <w:szCs w:val="24"/>
             </w:rPr>
             <w:instrText xml:space="preserve"> HYPERLINK \l _Toc18240 </w:instrText>
           </w:r>
           <w:r>
             <w:rPr>
-              <w:rFonts w:hint="eastAsia" w:ascii="宋体" w:hAnsi="宋体" w:eastAsia="宋体" w:cs="宋体"/>
+              <w:rFonts w:ascii="宋体" w:eastAsia="宋体" w:hAnsi="宋体" w:cs="宋体" w:hint="eastAsia"/>
               <w:szCs w:val="24"/>
             </w:rPr>
             <w:fldChar w:fldCharType="separate"/>
@@ -2978,7 +2951,7 @@
           </w:r>
           <w:r>
             <w:rPr>
-              <w:rFonts w:hint="eastAsia" w:ascii="宋体" w:hAnsi="宋体" w:eastAsia="宋体" w:cs="宋体"/>
+              <w:rFonts w:ascii="宋体" w:eastAsia="宋体" w:hAnsi="宋体" w:cs="宋体" w:hint="eastAsia"/>
               <w:szCs w:val="24"/>
             </w:rPr>
             <w:fldChar w:fldCharType="end"/>
@@ -2986,28 +2959,28 @@
         </w:p>
         <w:p>
           <w:pPr>
-            <w:pStyle w:val="17"/>
+            <w:pStyle w:val="TOC2"/>
             <w:tabs>
               <w:tab w:val="right" w:leader="dot" w:pos="8306"/>
             </w:tabs>
           </w:pPr>
           <w:r>
             <w:rPr>
-              <w:rFonts w:hint="eastAsia" w:ascii="宋体" w:hAnsi="宋体" w:eastAsia="宋体" w:cs="宋体"/>
+              <w:rFonts w:ascii="宋体" w:eastAsia="宋体" w:hAnsi="宋体" w:cs="宋体" w:hint="eastAsia"/>
               <w:szCs w:val="24"/>
             </w:rPr>
             <w:fldChar w:fldCharType="begin"/>
           </w:r>
           <w:r>
             <w:rPr>
-              <w:rFonts w:hint="eastAsia" w:ascii="宋体" w:hAnsi="宋体" w:eastAsia="宋体" w:cs="宋体"/>
+              <w:rFonts w:ascii="宋体" w:eastAsia="宋体" w:hAnsi="宋体" w:cs="宋体" w:hint="eastAsia"/>
               <w:szCs w:val="24"/>
             </w:rPr>
             <w:instrText xml:space="preserve"> HYPERLINK \l _Toc22739 </w:instrText>
           </w:r>
           <w:r>
             <w:rPr>
-              <w:rFonts w:hint="eastAsia" w:ascii="宋体" w:hAnsi="宋体" w:eastAsia="宋体" w:cs="宋体"/>
+              <w:rFonts w:ascii="宋体" w:eastAsia="宋体" w:hAnsi="宋体" w:cs="宋体" w:hint="eastAsia"/>
               <w:szCs w:val="24"/>
             </w:rPr>
             <w:fldChar w:fldCharType="separate"/>
@@ -3039,7 +3012,7 @@
           </w:r>
           <w:r>
             <w:rPr>
-              <w:rFonts w:hint="eastAsia" w:ascii="宋体" w:hAnsi="宋体" w:eastAsia="宋体" w:cs="宋体"/>
+              <w:rFonts w:ascii="宋体" w:eastAsia="宋体" w:hAnsi="宋体" w:cs="宋体" w:hint="eastAsia"/>
               <w:szCs w:val="24"/>
             </w:rPr>
             <w:fldChar w:fldCharType="end"/>
@@ -3047,28 +3020,28 @@
         </w:p>
         <w:p>
           <w:pPr>
-            <w:pStyle w:val="16"/>
+            <w:pStyle w:val="TOC1"/>
             <w:tabs>
               <w:tab w:val="right" w:leader="dot" w:pos="8306"/>
             </w:tabs>
           </w:pPr>
           <w:r>
             <w:rPr>
-              <w:rFonts w:hint="eastAsia" w:ascii="宋体" w:hAnsi="宋体" w:eastAsia="宋体" w:cs="宋体"/>
+              <w:rFonts w:ascii="宋体" w:eastAsia="宋体" w:hAnsi="宋体" w:cs="宋体" w:hint="eastAsia"/>
               <w:szCs w:val="24"/>
             </w:rPr>
             <w:fldChar w:fldCharType="begin"/>
           </w:r>
           <w:r>
             <w:rPr>
-              <w:rFonts w:hint="eastAsia" w:ascii="宋体" w:hAnsi="宋体" w:eastAsia="宋体" w:cs="宋体"/>
+              <w:rFonts w:ascii="宋体" w:eastAsia="宋体" w:hAnsi="宋体" w:cs="宋体" w:hint="eastAsia"/>
               <w:szCs w:val="24"/>
             </w:rPr>
             <w:instrText xml:space="preserve"> HYPERLINK \l _Toc25313 </w:instrText>
           </w:r>
           <w:r>
             <w:rPr>
-              <w:rFonts w:hint="eastAsia" w:ascii="宋体" w:hAnsi="宋体" w:eastAsia="宋体" w:cs="宋体"/>
+              <w:rFonts w:ascii="宋体" w:eastAsia="宋体" w:hAnsi="宋体" w:cs="宋体" w:hint="eastAsia"/>
               <w:szCs w:val="24"/>
             </w:rPr>
             <w:fldChar w:fldCharType="separate"/>
@@ -3100,7 +3073,7 @@
           </w:r>
           <w:r>
             <w:rPr>
-              <w:rFonts w:hint="eastAsia" w:ascii="宋体" w:hAnsi="宋体" w:eastAsia="宋体" w:cs="宋体"/>
+              <w:rFonts w:ascii="宋体" w:eastAsia="宋体" w:hAnsi="宋体" w:cs="宋体" w:hint="eastAsia"/>
               <w:szCs w:val="24"/>
             </w:rPr>
             <w:fldChar w:fldCharType="end"/>
@@ -3123,7 +3096,7 @@
             <w:snapToGrid w:val="0"/>
             <w:textAlignment w:val="baseline"/>
             <w:rPr>
-              <w:rFonts w:hint="eastAsia" w:ascii="宋体" w:hAnsi="宋体" w:eastAsia="宋体" w:cs="宋体"/>
+              <w:rFonts w:ascii="宋体" w:eastAsia="宋体" w:hAnsi="宋体" w:cs="宋体" w:hint="eastAsia"/>
               <w:snapToGrid w:val="0"/>
               <w:color w:val="000000"/>
               <w:kern w:val="0"/>
@@ -3134,7 +3107,7 @@
           </w:pPr>
           <w:r>
             <w:rPr>
-              <w:rFonts w:hint="eastAsia" w:ascii="宋体" w:hAnsi="宋体" w:eastAsia="宋体" w:cs="宋体"/>
+              <w:rFonts w:ascii="宋体" w:eastAsia="宋体" w:hAnsi="宋体" w:cs="宋体" w:hint="eastAsia"/>
               <w:szCs w:val="24"/>
             </w:rPr>
             <w:fldChar w:fldCharType="end"/>
@@ -3159,7 +3132,7 @@
         <w:snapToGrid w:val="0"/>
         <w:textAlignment w:val="baseline"/>
         <w:rPr>
-          <w:rFonts w:ascii="Arial" w:hAnsi="Arial" w:eastAsia="Arial" w:cs="Arial"/>
+          <w:rFonts w:ascii="Arial" w:eastAsia="Arial" w:hAnsi="Arial" w:cs="Arial"/>
           <w:snapToGrid w:val="0"/>
           <w:color w:val="000000"/>
           <w:kern w:val="0"/>
@@ -3170,7 +3143,7 @@
       </w:pPr>
       <w:r>
         <w:rPr>
-          <w:rFonts w:ascii="Arial" w:hAnsi="Arial" w:eastAsia="Arial" w:cs="Arial"/>
+          <w:rFonts w:ascii="Arial" w:eastAsia="Arial" w:hAnsi="Arial" w:cs="Arial"/>
           <w:snapToGrid w:val="0"/>
           <w:color w:val="000000"/>
           <w:kern w:val="0"/>
@@ -3183,7 +3156,7 @@
     </w:p>
     <w:p>
       <w:pPr>
-        <w:pStyle w:val="28"/>
+        <w:pStyle w:val="1"/>
         <w:keepNext w:val="0"/>
         <w:keepLines w:val="0"/>
         <w:pageBreakBefore w:val="0"/>
@@ -3203,7 +3176,7 @@
           <w:lang w:val="en-US" w:eastAsia="zh-CN"/>
         </w:rPr>
       </w:pPr>
-      <w:bookmarkStart w:id="2" w:name="_Toc4821"/>
+      <w:bookmarkStart w:id="3" w:name="_Toc4821"/>
       <w:r>
         <w:rPr>
           <w:rFonts w:hint="default"/>
@@ -3211,11 +3184,11 @@
         </w:rPr>
         <w:t>审核概况</w:t>
       </w:r>
-      <w:bookmarkEnd w:id="2"/>
+      <w:bookmarkEnd w:id="3"/>
     </w:p>
     <w:p>
       <w:pPr>
-        <w:pStyle w:val="30"/>
+        <w:pStyle w:val="2"/>
         <w:keepNext w:val="0"/>
         <w:keepLines w:val="0"/>
         <w:pageBreakBefore w:val="0"/>
@@ -3235,7 +3208,7 @@
           <w:lang w:val="en-US" w:eastAsia="zh-CN"/>
         </w:rPr>
       </w:pPr>
-      <w:bookmarkStart w:id="3" w:name="_Toc28618"/>
+      <w:bookmarkStart w:id="4" w:name="_Toc28618"/>
       <w:r>
         <w:rPr>
           <w:rFonts w:hint="default"/>
@@ -3243,11 +3216,11 @@
         </w:rPr>
         <w:t>审核目的</w:t>
       </w:r>
-      <w:bookmarkEnd w:id="3"/>
+      <w:bookmarkEnd w:id="4"/>
     </w:p>
     <w:p>
       <w:pPr>
-        <w:pStyle w:val="29"/>
+        <w:pStyle w:val="a1"/>
         <w:keepNext w:val="0"/>
         <w:keepLines w:val="0"/>
         <w:pageBreakBefore w:val="0"/>
@@ -3277,7 +3250,7 @@
     </w:p>
     <w:p>
       <w:pPr>
-        <w:pStyle w:val="30"/>
+        <w:pStyle w:val="2"/>
         <w:keepNext w:val="0"/>
         <w:keepLines w:val="0"/>
         <w:pageBreakBefore w:val="0"/>
@@ -3297,7 +3270,7 @@
           <w:lang w:val="en-US" w:eastAsia="zh-CN"/>
         </w:rPr>
       </w:pPr>
-      <w:bookmarkStart w:id="4" w:name="_Toc3597"/>
+      <w:bookmarkStart w:id="5" w:name="_Toc3597"/>
       <w:r>
         <w:rPr>
           <w:rFonts w:hint="default"/>
@@ -3305,11 +3278,11 @@
         </w:rPr>
         <w:t>审核范围</w:t>
       </w:r>
-      <w:bookmarkEnd w:id="4"/>
+      <w:bookmarkEnd w:id="5"/>
     </w:p>
     <w:p>
       <w:pPr>
-        <w:pStyle w:val="29"/>
+        <w:pStyle w:val="a1"/>
         <w:keepNext w:val="0"/>
         <w:keepLines w:val="0"/>
         <w:pageBreakBefore w:val="0"/>
@@ -3367,7 +3340,7 @@
     </w:p>
     <w:p>
       <w:pPr>
-        <w:pStyle w:val="30"/>
+        <w:pStyle w:val="2"/>
         <w:keepNext w:val="0"/>
         <w:keepLines w:val="0"/>
         <w:pageBreakBefore w:val="0"/>
@@ -3387,7 +3360,7 @@
           <w:lang w:val="en-US" w:eastAsia="zh-CN"/>
         </w:rPr>
       </w:pPr>
-      <w:bookmarkStart w:id="5" w:name="_Toc8464"/>
+      <w:bookmarkStart w:id="6" w:name="_Toc8464"/>
       <w:r>
         <w:rPr>
           <w:rFonts w:hint="default"/>
@@ -3395,11 +3368,11 @@
         </w:rPr>
         <w:t>审核依据</w:t>
       </w:r>
-      <w:bookmarkEnd w:id="5"/>
+      <w:bookmarkEnd w:id="6"/>
     </w:p>
     <w:p>
       <w:pPr>
-        <w:pStyle w:val="29"/>
+        <w:pStyle w:val="a1"/>
         <w:keepNext w:val="0"/>
         <w:keepLines w:val="0"/>
         <w:pageBreakBefore w:val="0"/>
@@ -3429,7 +3402,7 @@
     </w:p>
     <w:p>
       <w:pPr>
-        <w:pStyle w:val="29"/>
+        <w:pStyle w:val="a1"/>
         <w:keepNext w:val="0"/>
         <w:keepLines w:val="0"/>
         <w:pageBreakBefore w:val="0"/>
@@ -3459,7 +3432,7 @@
     </w:p>
     <w:p>
       <w:pPr>
-        <w:pStyle w:val="29"/>
+        <w:pStyle w:val="a1"/>
         <w:keepNext w:val="0"/>
         <w:keepLines w:val="0"/>
         <w:pageBreakBefore w:val="0"/>
@@ -3489,7 +3462,7 @@
     </w:p>
     <w:p>
       <w:pPr>
-        <w:pStyle w:val="29"/>
+        <w:pStyle w:val="a1"/>
         <w:keepNext w:val="0"/>
         <w:keepLines w:val="0"/>
         <w:pageBreakBefore w:val="0"/>
@@ -3519,7 +3492,7 @@
     </w:p>
     <w:p>
       <w:pPr>
-        <w:pStyle w:val="29"/>
+        <w:pStyle w:val="a1"/>
         <w:keepNext w:val="0"/>
         <w:keepLines w:val="0"/>
         <w:pageBreakBefore w:val="0"/>
@@ -3549,7 +3522,7 @@
     </w:p>
     <w:p>
       <w:pPr>
-        <w:pStyle w:val="30"/>
+        <w:pStyle w:val="2"/>
         <w:keepNext w:val="0"/>
         <w:keepLines w:val="0"/>
         <w:pageBreakBefore w:val="0"/>
@@ -3569,7 +3542,7 @@
           <w:lang w:val="en-US" w:eastAsia="zh-CN"/>
         </w:rPr>
       </w:pPr>
-      <w:bookmarkStart w:id="6" w:name="_Toc14101"/>
+      <w:bookmarkStart w:id="7" w:name="_Toc14101"/>
       <w:r>
         <w:rPr>
           <w:rFonts w:hint="default"/>
@@ -3577,11 +3550,11 @@
         </w:rPr>
         <w:t>审核组组成</w:t>
       </w:r>
-      <w:bookmarkEnd w:id="6"/>
+      <w:bookmarkEnd w:id="7"/>
     </w:p>
     <w:p>
       <w:pPr>
-        <w:pStyle w:val="29"/>
+        <w:pStyle w:val="a1"/>
         <w:keepNext w:val="0"/>
         <w:keepLines w:val="0"/>
         <w:pageBreakBefore w:val="0"/>
@@ -3611,7 +3584,7 @@
     </w:p>
     <w:p>
       <w:pPr>
-        <w:pStyle w:val="29"/>
+        <w:pStyle w:val="a1"/>
         <w:keepNext w:val="0"/>
         <w:keepLines w:val="0"/>
         <w:pageBreakBefore w:val="0"/>
@@ -3641,7 +3614,7 @@
     </w:p>
     <w:p>
       <w:pPr>
-        <w:pStyle w:val="29"/>
+        <w:pStyle w:val="a1"/>
         <w:keepNext w:val="0"/>
         <w:keepLines w:val="0"/>
         <w:pageBreakBefore w:val="0"/>
@@ -3671,7 +3644,7 @@
     </w:p>
     <w:p>
       <w:pPr>
-        <w:pStyle w:val="29"/>
+        <w:pStyle w:val="a1"/>
         <w:keepNext w:val="0"/>
         <w:keepLines w:val="0"/>
         <w:pageBreakBefore w:val="0"/>
@@ -3701,7 +3674,7 @@
     </w:p>
     <w:p>
       <w:pPr>
-        <w:pStyle w:val="29"/>
+        <w:pStyle w:val="a1"/>
         <w:keepNext w:val="0"/>
         <w:keepLines w:val="0"/>
         <w:pageBreakBefore w:val="0"/>
@@ -3731,7 +3704,7 @@
     </w:p>
     <w:p>
       <w:pPr>
-        <w:pStyle w:val="29"/>
+        <w:pStyle w:val="a1"/>
         <w:keepNext w:val="0"/>
         <w:keepLines w:val="0"/>
         <w:pageBreakBefore w:val="0"/>
@@ -3761,7 +3734,7 @@
     </w:p>
     <w:p>
       <w:pPr>
-        <w:pStyle w:val="29"/>
+        <w:pStyle w:val="a1"/>
         <w:keepNext w:val="0"/>
         <w:keepLines w:val="0"/>
         <w:pageBreakBefore w:val="0"/>
@@ -3791,7 +3764,7 @@
     </w:p>
     <w:p>
       <w:pPr>
-        <w:pStyle w:val="30"/>
+        <w:pStyle w:val="2"/>
         <w:keepNext w:val="0"/>
         <w:keepLines w:val="0"/>
         <w:pageBreakBefore w:val="0"/>
@@ -3811,7 +3784,7 @@
           <w:lang w:val="en-US" w:eastAsia="zh-CN"/>
         </w:rPr>
       </w:pPr>
-      <w:bookmarkStart w:id="7" w:name="_Toc32394"/>
+      <w:bookmarkStart w:id="8" w:name="_Toc32394"/>
       <w:r>
         <w:rPr>
           <w:rFonts w:hint="default"/>
@@ -3819,11 +3792,11 @@
         </w:rPr>
         <w:t>审核日期</w:t>
       </w:r>
-      <w:bookmarkEnd w:id="7"/>
+      <w:bookmarkEnd w:id="8"/>
     </w:p>
     <w:p>
       <w:pPr>
-        <w:pStyle w:val="29"/>
+        <w:pStyle w:val="a1"/>
         <w:keepNext w:val="0"/>
         <w:keepLines w:val="0"/>
         <w:pageBreakBefore w:val="0"/>
@@ -3853,7 +3826,7 @@
     </w:p>
     <w:p>
       <w:pPr>
-        <w:pStyle w:val="29"/>
+        <w:pStyle w:val="a1"/>
         <w:keepNext w:val="0"/>
         <w:keepLines w:val="0"/>
         <w:pageBreakBefore w:val="0"/>
@@ -3883,7 +3856,7 @@
     </w:p>
     <w:p>
       <w:pPr>
-        <w:pStyle w:val="28"/>
+        <w:pStyle w:val="1"/>
         <w:keepNext w:val="0"/>
         <w:keepLines w:val="0"/>
         <w:pageBreakBefore w:val="0"/>
@@ -3903,7 +3876,7 @@
           <w:lang w:val="en-US" w:eastAsia="zh-CN"/>
         </w:rPr>
       </w:pPr>
-      <w:bookmarkStart w:id="8" w:name="_Toc26505"/>
+      <w:bookmarkStart w:id="9" w:name="_Toc26505"/>
       <w:r>
         <w:rPr>
           <w:rFonts w:hint="default"/>
@@ -3911,11 +3884,11 @@
         </w:rPr>
         <w:t>审核过程概述</w:t>
       </w:r>
-      <w:bookmarkEnd w:id="8"/>
+      <w:bookmarkEnd w:id="9"/>
     </w:p>
     <w:p>
       <w:pPr>
-        <w:pStyle w:val="29"/>
+        <w:pStyle w:val="a1"/>
         <w:keepNext w:val="0"/>
         <w:keepLines w:val="0"/>
         <w:pageBreakBefore w:val="0"/>
@@ -3945,7 +3918,7 @@
     </w:p>
     <w:p>
       <w:pPr>
-        <w:pStyle w:val="29"/>
+        <w:pStyle w:val="a1"/>
         <w:keepNext w:val="0"/>
         <w:keepLines w:val="0"/>
         <w:pageBreakBefore w:val="0"/>
@@ -3975,7 +3948,7 @@
     </w:p>
     <w:p>
       <w:pPr>
-        <w:pStyle w:val="28"/>
+        <w:pStyle w:val="1"/>
         <w:keepNext w:val="0"/>
         <w:keepLines w:val="0"/>
         <w:pageBreakBefore w:val="0"/>
@@ -3995,7 +3968,7 @@
           <w:lang w:val="en-US" w:eastAsia="zh-CN"/>
         </w:rPr>
       </w:pPr>
-      <w:bookmarkStart w:id="9" w:name="_Toc6820"/>
+      <w:bookmarkStart w:id="10" w:name="_Toc6820"/>
       <w:r>
         <w:rPr>
           <w:rFonts w:hint="default"/>
@@ -4003,11 +3976,11 @@
         </w:rPr>
         <w:t>审核发现</w:t>
       </w:r>
-      <w:bookmarkEnd w:id="9"/>
+      <w:bookmarkEnd w:id="10"/>
     </w:p>
     <w:p>
       <w:pPr>
-        <w:pStyle w:val="30"/>
+        <w:pStyle w:val="2"/>
         <w:keepNext w:val="0"/>
         <w:keepLines w:val="0"/>
         <w:pageBreakBefore w:val="0"/>
@@ -4027,7 +4000,7 @@
           <w:lang w:val="en-US" w:eastAsia="zh-CN"/>
         </w:rPr>
       </w:pPr>
-      <w:bookmarkStart w:id="10" w:name="_Toc29307"/>
+      <w:bookmarkStart w:id="11" w:name="_Toc29307"/>
       <w:r>
         <w:rPr>
           <w:rFonts w:hint="default"/>
@@ -4035,11 +4008,11 @@
         </w:rPr>
         <w:t>总体评价</w:t>
       </w:r>
-      <w:bookmarkEnd w:id="10"/>
+      <w:bookmarkEnd w:id="11"/>
     </w:p>
     <w:p>
       <w:pPr>
-        <w:pStyle w:val="29"/>
+        <w:pStyle w:val="a1"/>
         <w:keepNext w:val="0"/>
         <w:keepLines w:val="0"/>
         <w:pageBreakBefore w:val="0"/>
@@ -4069,7 +4042,7 @@
     </w:p>
     <w:p>
       <w:pPr>
-        <w:pStyle w:val="30"/>
+        <w:pStyle w:val="2"/>
         <w:keepNext w:val="0"/>
         <w:keepLines w:val="0"/>
         <w:pageBreakBefore w:val="0"/>
@@ -4089,7 +4062,7 @@
           <w:lang w:val="en-US" w:eastAsia="zh-CN"/>
         </w:rPr>
       </w:pPr>
-      <w:bookmarkStart w:id="11" w:name="_Toc9519"/>
+      <w:bookmarkStart w:id="12" w:name="_Toc9519"/>
       <w:r>
         <w:rPr>
           <w:rFonts w:hint="default"/>
@@ -4097,11 +4070,11 @@
         </w:rPr>
         <w:t>不符合项详情</w:t>
       </w:r>
-      <w:bookmarkEnd w:id="11"/>
+      <w:bookmarkEnd w:id="12"/>
     </w:p>
     <w:p>
       <w:pPr>
-        <w:pStyle w:val="29"/>
+        <w:pStyle w:val="a1"/>
         <w:keepNext w:val="0"/>
         <w:keepLines w:val="0"/>
         <w:pageBreakBefore w:val="0"/>
@@ -4152,7 +4125,7 @@
     </w:p>
     <w:p>
       <w:pPr>
-        <w:pStyle w:val="28"/>
+        <w:pStyle w:val="1"/>
         <w:keepNext w:val="0"/>
         <w:keepLines w:val="0"/>
         <w:pageBreakBefore w:val="0"/>
@@ -4172,38 +4145,38 @@
           <w:lang w:val="en-US" w:eastAsia="zh-CN"/>
         </w:rPr>
       </w:pPr>
-      <w:bookmarkStart w:id="12" w:name="_Toc30039"/>
+      <w:bookmarkStart w:id="13" w:name="_Toc30039"/>
       <w:r>
         <w:rPr>
           <w:rFonts w:hint="default"/>
           <w:lang w:val="en-US" w:eastAsia="zh-CN"/>
         </w:rPr>
         <w:t>结论与改进措施</w:t>
-      </w:r>
-      <w:bookmarkEnd w:id="12"/>
-    </w:p>
-    <w:p>
-      <w:pPr>
-        <w:pStyle w:val="30"/>
-        <w:bidi w:val="0"/>
-        <w:rPr>
-          <w:rFonts w:hint="default"/>
-          <w:lang w:val="en-US" w:eastAsia="zh-CN"/>
-        </w:rPr>
-      </w:pPr>
-      <w:bookmarkStart w:id="13" w:name="_Toc18240"/>
-      <w:r>
-        <w:rPr>
-          <w:rFonts w:hint="default"/>
-          <w:lang w:val="en-US" w:eastAsia="zh-CN"/>
-        </w:rPr>
-        <w:t>审核结论</w:t>
       </w:r>
       <w:bookmarkEnd w:id="13"/>
     </w:p>
     <w:p>
       <w:pPr>
-        <w:pStyle w:val="29"/>
+        <w:pStyle w:val="2"/>
+        <w:bidi w:val="0"/>
+        <w:rPr>
+          <w:rFonts w:hint="default"/>
+          <w:lang w:val="en-US" w:eastAsia="zh-CN"/>
+        </w:rPr>
+      </w:pPr>
+      <w:bookmarkStart w:id="14" w:name="_Toc18240"/>
+      <w:r>
+        <w:rPr>
+          <w:rFonts w:hint="default"/>
+          <w:lang w:val="en-US" w:eastAsia="zh-CN"/>
+        </w:rPr>
+        <w:t>审核结论</w:t>
+      </w:r>
+      <w:bookmarkEnd w:id="14"/>
+    </w:p>
+    <w:p>
+      <w:pPr>
+        <w:pStyle w:val="a1"/>
         <w:keepNext w:val="0"/>
         <w:keepLines w:val="0"/>
         <w:pageBreakBefore w:val="0"/>
@@ -4233,7 +4206,7 @@
     </w:p>
     <w:p>
       <w:pPr>
-        <w:pStyle w:val="29"/>
+        <w:pStyle w:val="a1"/>
         <w:keepNext w:val="0"/>
         <w:keepLines w:val="0"/>
         <w:pageBreakBefore w:val="0"/>
@@ -4263,14 +4236,14 @@
     </w:p>
     <w:p>
       <w:pPr>
-        <w:pStyle w:val="30"/>
+        <w:pStyle w:val="2"/>
         <w:bidi w:val="0"/>
         <w:rPr>
           <w:rFonts w:hint="default"/>
           <w:lang w:val="en-US" w:eastAsia="zh-CN"/>
         </w:rPr>
       </w:pPr>
-      <w:bookmarkStart w:id="14" w:name="_Toc22739"/>
+      <w:bookmarkStart w:id="15" w:name="_Toc22739"/>
       <w:r>
         <w:rPr>
           <w:rFonts w:hint="default"/>
@@ -4278,11 +4251,11 @@
         </w:rPr>
         <w:t>纠正与预防措施</w:t>
       </w:r>
-      <w:bookmarkEnd w:id="14"/>
+      <w:bookmarkEnd w:id="15"/>
     </w:p>
     <w:p>
       <w:pPr>
-        <w:pStyle w:val="29"/>
+        <w:pStyle w:val="a1"/>
         <w:keepNext w:val="0"/>
         <w:keepLines w:val="0"/>
         <w:pageBreakBefore w:val="0"/>
@@ -4312,7 +4285,7 @@
     </w:p>
     <w:p>
       <w:pPr>
-        <w:pStyle w:val="29"/>
+        <w:pStyle w:val="a1"/>
         <w:keepNext w:val="0"/>
         <w:keepLines w:val="0"/>
         <w:pageBreakBefore w:val="0"/>
@@ -4342,7 +4315,7 @@
     </w:p>
     <w:p>
       <w:pPr>
-        <w:pStyle w:val="29"/>
+        <w:pStyle w:val="a1"/>
         <w:keepNext w:val="0"/>
         <w:keepLines w:val="0"/>
         <w:pageBreakBefore w:val="0"/>
@@ -4372,7 +4345,7 @@
     </w:p>
     <w:p>
       <w:pPr>
-        <w:pStyle w:val="29"/>
+        <w:pStyle w:val="a1"/>
         <w:keepNext w:val="0"/>
         <w:keepLines w:val="0"/>
         <w:pageBreakBefore w:val="0"/>
@@ -4402,7 +4375,7 @@
     </w:p>
     <w:p>
       <w:pPr>
-        <w:pStyle w:val="29"/>
+        <w:pStyle w:val="a1"/>
         <w:keepNext w:val="0"/>
         <w:keepLines w:val="0"/>
         <w:pageBreakBefore w:val="0"/>
@@ -4420,7 +4393,7 @@
         <w:bidi w:val="0"/>
         <w:adjustRightInd w:val="0"/>
         <w:snapToGrid w:val="0"/>
-        <w:ind w:left="425" w:leftChars="0" w:hanging="425" w:firstLineChars="0"/>
+        <w:ind w:left="425" w:hanging="425" w:leftChars="0" w:firstLineChars="0"/>
         <w:textAlignment w:val="baseline"/>
         <w:rPr>
           <w:rFonts w:hint="default"/>
@@ -4437,7 +4410,7 @@
     </w:p>
     <w:p>
       <w:pPr>
-        <w:pStyle w:val="29"/>
+        <w:pStyle w:val="a1"/>
         <w:keepNext w:val="0"/>
         <w:keepLines w:val="0"/>
         <w:pageBreakBefore w:val="0"/>
@@ -4455,7 +4428,7 @@
         <w:bidi w:val="0"/>
         <w:adjustRightInd w:val="0"/>
         <w:snapToGrid w:val="0"/>
-        <w:ind w:left="425" w:leftChars="0" w:hanging="425" w:firstLineChars="0"/>
+        <w:ind w:left="425" w:hanging="425" w:leftChars="0" w:firstLineChars="0"/>
         <w:textAlignment w:val="baseline"/>
         <w:rPr>
           <w:rFonts w:hint="default"/>
@@ -4472,7 +4445,7 @@
     </w:p>
     <w:p>
       <w:pPr>
-        <w:pStyle w:val="29"/>
+        <w:pStyle w:val="a1"/>
         <w:keepNext w:val="0"/>
         <w:keepLines w:val="0"/>
         <w:pageBreakBefore w:val="0"/>
@@ -4486,7 +4459,7 @@
         <w:bidi w:val="0"/>
         <w:adjustRightInd w:val="0"/>
         <w:snapToGrid w:val="0"/>
-        <w:ind w:firstLine="897" w:firstLineChars="374"/>
+        <w:ind w:firstLine="785" w:firstLineChars="374"/>
         <w:textAlignment w:val="baseline"/>
         <w:rPr>
           <w:rFonts w:hint="default"/>
@@ -4503,7 +4476,7 @@
     </w:p>
     <w:p>
       <w:pPr>
-        <w:pStyle w:val="29"/>
+        <w:pStyle w:val="a1"/>
         <w:keepNext w:val="0"/>
         <w:keepLines w:val="0"/>
         <w:pageBreakBefore w:val="0"/>
@@ -4533,7 +4506,7 @@
     </w:p>
     <w:p>
       <w:pPr>
-        <w:pStyle w:val="29"/>
+        <w:pStyle w:val="a1"/>
         <w:keepNext w:val="0"/>
         <w:keepLines w:val="0"/>
         <w:pageBreakBefore w:val="0"/>
@@ -4563,7 +4536,7 @@
     </w:p>
     <w:p>
       <w:pPr>
-        <w:pStyle w:val="28"/>
+        <w:pStyle w:val="1"/>
         <w:keepNext w:val="0"/>
         <w:keepLines w:val="0"/>
         <w:pageBreakBefore w:val="0"/>
@@ -4583,7 +4556,7 @@
           <w:lang w:val="en-US" w:eastAsia="zh-CN"/>
         </w:rPr>
       </w:pPr>
-      <w:bookmarkStart w:id="15" w:name="_Toc25313"/>
+      <w:bookmarkStart w:id="16" w:name="_Toc25313"/>
       <w:r>
         <w:rPr>
           <w:rFonts w:hint="default"/>
@@ -4591,11 +4564,11 @@
         </w:rPr>
         <w:t>报告分发与存档</w:t>
       </w:r>
-      <w:bookmarkEnd w:id="15"/>
+      <w:bookmarkEnd w:id="16"/>
     </w:p>
     <w:p>
       <w:pPr>
-        <w:pStyle w:val="29"/>
+        <w:pStyle w:val="a1"/>
         <w:keepNext w:val="0"/>
         <w:keepLines w:val="0"/>
         <w:pageBreakBefore w:val="0"/>
@@ -4625,7 +4598,7 @@
     </w:p>
     <w:p>
       <w:pPr>
-        <w:pStyle w:val="29"/>
+        <w:pStyle w:val="a1"/>
         <w:keepNext w:val="0"/>
         <w:keepLines w:val="0"/>
         <w:pageBreakBefore w:val="0"/>
@@ -4655,7 +4628,7 @@
     </w:p>
     <w:p>
       <w:pPr>
-        <w:pStyle w:val="29"/>
+        <w:pStyle w:val="a1"/>
         <w:keepNext w:val="0"/>
         <w:keepLines w:val="0"/>
         <w:pageBreakBefore w:val="0"/>
@@ -4685,7 +4658,7 @@
     </w:p>
     <w:p>
       <w:pPr>
-        <w:pStyle w:val="29"/>
+        <w:pStyle w:val="a1"/>
         <w:keepNext w:val="0"/>
         <w:keepLines w:val="0"/>
         <w:pageBreakBefore w:val="0"/>
@@ -4715,7 +4688,7 @@
     </w:p>
     <w:p>
       <w:pPr>
-        <w:pStyle w:val="29"/>
+        <w:pStyle w:val="a1"/>
         <w:keepNext w:val="0"/>
         <w:keepLines w:val="0"/>
         <w:pageBreakBefore w:val="0"/>
@@ -4744,73 +4717,23 @@
       </w:r>
     </w:p>
     <w:sectPr>
-      <w:headerReference r:id="rId5" w:type="default"/>
+      <w:headerReference w:type="default" r:id="rId7"/>
       <w:pgSz w:w="11906" w:h="16838"/>
       <w:pgMar w:top="1417" w:right="1800" w:bottom="1440" w:left="1800" w:header="1140" w:footer="992" w:gutter="0"/>
-      <w:cols w:space="425" w:num="1"/>
+      <w:cols w:num="1" w:space="425"/>
       <w:docGrid w:type="lines" w:linePitch="312" w:charSpace="0"/>
     </w:sectPr>
   </w:body>
 </w:document>
 </file>
 
-<file path=word/endnotes.xml><?xml version="1.0" encoding="utf-8"?>
-<w:endnotes xmlns:wpc="http://schemas.microsoft.com/office/word/2010/wordprocessingCanvas" xmlns:mc="http://schemas.openxmlformats.org/markup-compatibility/2006" xmlns:o="urn:schemas-microsoft-com:office:office" xmlns:r="http://schemas.openxmlformats.org/officeDocument/2006/relationships" xmlns:m="http://schemas.openxmlformats.org/officeDocument/2006/math" xmlns:v="urn:schemas-microsoft-com:vml" xmlns:wp14="http://schemas.microsoft.com/office/word/2010/wordprocessingDrawing" xmlns:wp="http://schemas.openxmlformats.org/drawingml/2006/wordprocessingDrawing" xmlns:w="http://schemas.openxmlformats.org/wordprocessingml/2006/main" xmlns:w14="http://schemas.microsoft.com/office/word/2010/wordml" xmlns:w15="http://schemas.microsoft.com/office/word/2012/wordml" xmlns:w10="urn:schemas-microsoft-com:office:word" xmlns:wpg="http://schemas.microsoft.com/office/word/2010/wordprocessingGroup" xmlns:wpi="http://schemas.microsoft.com/office/word/2010/wordprocessingInk" xmlns:wne="http://schemas.microsoft.com/office/word/2006/wordml" xmlns:wps="http://schemas.microsoft.com/office/word/2010/wordprocessingShape" xmlns:wpsCustomData="http://www.wps.cn/officeDocument/2013/wpsCustomData" mc:Ignorable="w14 w15 wp14">
-  <w:endnote w:type="separator" w:id="0">
-    <w:p>
-      <w:pPr>
-        <w:spacing w:line="240" w:lineRule="auto"/>
-      </w:pPr>
-      <w:r>
-        <w:separator/>
-      </w:r>
-    </w:p>
-  </w:endnote>
-  <w:endnote w:type="continuationSeparator" w:id="1">
-    <w:p>
-      <w:pPr>
-        <w:spacing w:line="240" w:lineRule="auto"/>
-      </w:pPr>
-      <w:r>
-        <w:continuationSeparator/>
-      </w:r>
-    </w:p>
-  </w:endnote>
-</w:endnotes>
-</file>
-
-<file path=word/footnotes.xml><?xml version="1.0" encoding="utf-8"?>
-<w:footnotes xmlns:wpc="http://schemas.microsoft.com/office/word/2010/wordprocessingCanvas" xmlns:mc="http://schemas.openxmlformats.org/markup-compatibility/2006" xmlns:o="urn:schemas-microsoft-com:office:office" xmlns:r="http://schemas.openxmlformats.org/officeDocument/2006/relationships" xmlns:m="http://schemas.openxmlformats.org/officeDocument/2006/math" xmlns:v="urn:schemas-microsoft-com:vml" xmlns:wp14="http://schemas.microsoft.com/office/word/2010/wordprocessingDrawing" xmlns:wp="http://schemas.openxmlformats.org/drawingml/2006/wordprocessingDrawing" xmlns:w="http://schemas.openxmlformats.org/wordprocessingml/2006/main" xmlns:w14="http://schemas.microsoft.com/office/word/2010/wordml" xmlns:w15="http://schemas.microsoft.com/office/word/2012/wordml" xmlns:w10="urn:schemas-microsoft-com:office:word" xmlns:wpg="http://schemas.microsoft.com/office/word/2010/wordprocessingGroup" xmlns:wpi="http://schemas.microsoft.com/office/word/2010/wordprocessingInk" xmlns:wne="http://schemas.microsoft.com/office/word/2006/wordml" xmlns:wps="http://schemas.microsoft.com/office/word/2010/wordprocessingShape" xmlns:wpsCustomData="http://www.wps.cn/officeDocument/2013/wpsCustomData" mc:Ignorable="w14 w15 wp14">
-  <w:footnote w:type="separator" w:id="0">
-    <w:p>
-      <w:pPr>
-        <w:spacing w:line="360" w:lineRule="auto"/>
-      </w:pPr>
-      <w:r>
-        <w:separator/>
-      </w:r>
-    </w:p>
-  </w:footnote>
-  <w:footnote w:type="continuationSeparator" w:id="1">
-    <w:p>
-      <w:pPr>
-        <w:spacing w:line="360" w:lineRule="auto"/>
-      </w:pPr>
-      <w:r>
-        <w:continuationSeparator/>
-      </w:r>
-    </w:p>
-  </w:footnote>
-</w:footnotes>
-</file>
-
 <file path=word/header1.xml><?xml version="1.0" encoding="utf-8"?>
-<w:hdr xmlns:wpc="http://schemas.microsoft.com/office/word/2010/wordprocessingCanvas" xmlns:mc="http://schemas.openxmlformats.org/markup-compatibility/2006" xmlns:o="urn:schemas-microsoft-com:office:office" xmlns:r="http://schemas.openxmlformats.org/officeDocument/2006/relationships" xmlns:m="http://schemas.openxmlformats.org/officeDocument/2006/math" xmlns:v="urn:schemas-microsoft-com:vml" xmlns:wp14="http://schemas.microsoft.com/office/word/2010/wordprocessingDrawing" xmlns:wp="http://schemas.openxmlformats.org/drawingml/2006/wordprocessingDrawing" xmlns:w10="urn:schemas-microsoft-com:office:word" xmlns:w="http://schemas.openxmlformats.org/wordprocessingml/2006/main" xmlns:w14="http://schemas.microsoft.com/office/word/2010/wordml" xmlns:w15="http://schemas.microsoft.com/office/word/2012/wordml" xmlns:wpg="http://schemas.microsoft.com/office/word/2010/wordprocessingGroup" xmlns:wpi="http://schemas.microsoft.com/office/word/2010/wordprocessingInk" xmlns:wne="http://schemas.microsoft.com/office/word/2006/wordml" xmlns:wps="http://schemas.microsoft.com/office/word/2010/wordprocessingShape" xmlns:wpsCustomData="http://www.wps.cn/officeDocument/2013/wpsCustomData" mc:Ignorable="w14 w15 wp14">
+<w:hdr xmlns:wpc="http://schemas.microsoft.com/office/word/2010/wordprocessingCanvas" xmlns:mc="http://schemas.openxmlformats.org/markup-compatibility/2006" xmlns:o="urn:schemas-microsoft-com:office:office" xmlns:r="http://schemas.openxmlformats.org/officeDocument/2006/relationships" xmlns:m="http://schemas.openxmlformats.org/officeDocument/2006/math" xmlns:v="urn:schemas-microsoft-com:vml" xmlns:wp14="http://schemas.microsoft.com/office/word/2010/wordprocessingDrawing" xmlns:wp="http://schemas.openxmlformats.org/drawingml/2006/wordprocessingDrawing" xmlns:w10="urn:schemas-microsoft-com:office:word" xmlns:w="http://schemas.openxmlformats.org/wordprocessingml/2006/main" xmlns:w14="http://schemas.microsoft.com/office/word/2010/wordml" xmlns:w15="http://schemas.microsoft.com/office/word/2012/wordml" xmlns:wne="http://schemas.microsoft.com/office/word/2006/wordml" xmlns:wpg="http://schemas.microsoft.com/office/word/2010/wordprocessingGroup" xmlns:wpi="http://schemas.microsoft.com/office/word/2010/wordprocessingInk" xmlns:wps="http://schemas.microsoft.com/office/word/2010/wordprocessingShape" mc:Ignorable="w14 w15 wp14">
   <w:p>
     <w:pPr>
-      <w:pStyle w:val="15"/>
+      <w:pStyle w:val="Header"/>
       <w:pBdr>
-        <w:bottom w:val="single" w:color="auto" w:sz="4" w:space="1"/>
+        <w:bottom w:val="single" w:sz="4" w:space="1" w:color="auto"/>
       </w:pBdr>
       <w:tabs>
         <w:tab w:val="left" w:pos="335"/>
@@ -4818,27 +4741,27 @@
       </w:tabs>
       <w:jc w:val="right"/>
       <w:rPr>
-        <w:rFonts w:hint="eastAsia" w:eastAsiaTheme="minorEastAsia"/>
+        <w:rFonts w:eastAsiaTheme="minorEastAsia" w:hint="eastAsia"/>
         <w:lang w:eastAsia="zh-CN"/>
       </w:rPr>
     </w:pPr>
     <w:r>
       <w:rPr>
-        <w:rFonts w:hint="eastAsia" w:eastAsiaTheme="minorEastAsia"/>
+        <w:rFonts w:eastAsiaTheme="minorEastAsia" w:hint="eastAsia"/>
         <w:lang w:val="en-US" w:eastAsia="zh-CN"/>
       </w:rPr>
       <w:tab/>
     </w:r>
     <w:r>
       <w:rPr>
-        <w:rFonts w:hint="eastAsia" w:eastAsiaTheme="minorEastAsia"/>
+        <w:rFonts w:eastAsiaTheme="minorEastAsia" w:hint="eastAsia"/>
         <w:lang w:val="en-US" w:eastAsia="zh-CN"/>
       </w:rPr>
       <w:tab/>
     </w:r>
     <w:r>
       <w:rPr>
-        <w:rFonts w:hint="eastAsia" w:eastAsiaTheme="minorEastAsia"/>
+        <w:rFonts w:eastAsiaTheme="minorEastAsia" w:hint="eastAsia"/>
         <w:lang w:val="en-US" w:eastAsia="zh-CN"/>
       </w:rPr>
       <w:t>江西通信产业服务有限公司</w:t>
@@ -4848,15 +4771,15 @@
 </file>
 
 <file path=word/numbering.xml><?xml version="1.0" encoding="utf-8"?>
-<w:numbering xmlns:wpc="http://schemas.microsoft.com/office/word/2010/wordprocessingCanvas" xmlns:mc="http://schemas.openxmlformats.org/markup-compatibility/2006" xmlns:o="urn:schemas-microsoft-com:office:office" xmlns:r="http://schemas.openxmlformats.org/officeDocument/2006/relationships" xmlns:m="http://schemas.openxmlformats.org/officeDocument/2006/math" xmlns:v="urn:schemas-microsoft-com:vml" xmlns:wp14="http://schemas.microsoft.com/office/word/2010/wordprocessingDrawing" xmlns:wp="http://schemas.openxmlformats.org/drawingml/2006/wordprocessingDrawing" xmlns:w10="urn:schemas-microsoft-com:office:word" xmlns:w="http://schemas.openxmlformats.org/wordprocessingml/2006/main" xmlns:w14="http://schemas.microsoft.com/office/word/2010/wordml" xmlns:wpg="http://schemas.microsoft.com/office/word/2010/wordprocessingGroup" xmlns:wpi="http://schemas.microsoft.com/office/word/2010/wordprocessingInk" xmlns:wne="http://schemas.microsoft.com/office/word/2006/wordml" xmlns:wps="http://schemas.microsoft.com/office/word/2010/wordprocessingShape" xmlns:wpsCustomData="http://www.wps.cn/officeDocument/2013/wpsCustomData" mc:Ignorable="w14 wp14">
+<w:numbering xmlns:wpc="http://schemas.microsoft.com/office/word/2010/wordprocessingCanvas" xmlns:mc="http://schemas.openxmlformats.org/markup-compatibility/2006" xmlns:o="urn:schemas-microsoft-com:office:office" xmlns:r="http://schemas.openxmlformats.org/officeDocument/2006/relationships" xmlns:m="http://schemas.openxmlformats.org/officeDocument/2006/math" xmlns:v="urn:schemas-microsoft-com:vml" xmlns:wp14="http://schemas.microsoft.com/office/word/2010/wordprocessingDrawing" xmlns:wp="http://schemas.openxmlformats.org/drawingml/2006/wordprocessingDrawing" xmlns:w10="urn:schemas-microsoft-com:office:word" xmlns:w="http://schemas.openxmlformats.org/wordprocessingml/2006/main" xmlns:w14="http://schemas.microsoft.com/office/word/2010/wordml" xmlns:w15="http://schemas.microsoft.com/office/word/2012/wordml" xmlns:wne="http://schemas.microsoft.com/office/word/2006/wordml" xmlns:wpg="http://schemas.microsoft.com/office/word/2010/wordprocessingGroup" xmlns:wpi="http://schemas.microsoft.com/office/word/2010/wordprocessingInk" xmlns:wps="http://schemas.microsoft.com/office/word/2010/wordprocessingShape" mc:Ignorable="w14 w15 wp14">
   <w:abstractNum w:abstractNumId="0">
     <w:nsid w:val="8E964DCE"/>
     <w:multiLevelType w:val="multilevel"/>
     <w:tmpl w:val="8E964DCE"/>
-    <w:lvl w:ilvl="0" w:tentative="0">
+    <w:lvl w:ilvl="0">
       <w:start w:val="1"/>
       <w:numFmt w:val="decimal"/>
-      <w:pStyle w:val="2"/>
+      <w:pStyle w:val="Heading1"/>
       <w:lvlText w:val="%1."/>
       <w:lvlJc w:val="left"/>
       <w:pPr>
@@ -4866,10 +4789,10 @@
         <w:rFonts w:hint="default"/>
       </w:rPr>
     </w:lvl>
-    <w:lvl w:ilvl="1" w:tentative="0">
+    <w:lvl w:ilvl="1">
       <w:start w:val="1"/>
       <w:numFmt w:val="decimal"/>
-      <w:pStyle w:val="3"/>
+      <w:pStyle w:val="Heading2"/>
       <w:lvlText w:val="%1.%2."/>
       <w:lvlJc w:val="left"/>
       <w:pPr>
@@ -4879,10 +4802,10 @@
         <w:rFonts w:hint="default"/>
       </w:rPr>
     </w:lvl>
-    <w:lvl w:ilvl="2" w:tentative="0">
+    <w:lvl w:ilvl="2">
       <w:start w:val="1"/>
       <w:numFmt w:val="decimal"/>
-      <w:pStyle w:val="4"/>
+      <w:pStyle w:val="Heading3"/>
       <w:lvlText w:val="%1.%2.%3."/>
       <w:lvlJc w:val="left"/>
       <w:pPr>
@@ -4892,10 +4815,10 @@
         <w:rFonts w:hint="default"/>
       </w:rPr>
     </w:lvl>
-    <w:lvl w:ilvl="3" w:tentative="0">
+    <w:lvl w:ilvl="3">
       <w:start w:val="1"/>
       <w:numFmt w:val="decimal"/>
-      <w:pStyle w:val="5"/>
+      <w:pStyle w:val="Heading4"/>
       <w:lvlText w:val="%1.%2.%3.%4."/>
       <w:lvlJc w:val="left"/>
       <w:pPr>
@@ -4905,10 +4828,10 @@
         <w:rFonts w:hint="default"/>
       </w:rPr>
     </w:lvl>
-    <w:lvl w:ilvl="4" w:tentative="0">
+    <w:lvl w:ilvl="4">
       <w:start w:val="1"/>
       <w:numFmt w:val="decimal"/>
-      <w:pStyle w:val="6"/>
+      <w:pStyle w:val="Heading5"/>
       <w:lvlText w:val="%1.%2.%3.%4.%5."/>
       <w:lvlJc w:val="left"/>
       <w:pPr>
@@ -4918,10 +4841,10 @@
         <w:rFonts w:hint="default"/>
       </w:rPr>
     </w:lvl>
-    <w:lvl w:ilvl="5" w:tentative="0">
+    <w:lvl w:ilvl="5">
       <w:start w:val="1"/>
       <w:numFmt w:val="decimal"/>
-      <w:pStyle w:val="7"/>
+      <w:pStyle w:val="Heading6"/>
       <w:lvlText w:val="%1.%2.%3.%4.%5.%6."/>
       <w:lvlJc w:val="left"/>
       <w:pPr>
@@ -4931,10 +4854,10 @@
         <w:rFonts w:hint="default"/>
       </w:rPr>
     </w:lvl>
-    <w:lvl w:ilvl="6" w:tentative="0">
+    <w:lvl w:ilvl="6">
       <w:start w:val="1"/>
       <w:numFmt w:val="decimal"/>
-      <w:pStyle w:val="8"/>
+      <w:pStyle w:val="Heading7"/>
       <w:lvlText w:val="%1.%2.%3.%4.%5.%6.%7."/>
       <w:lvlJc w:val="left"/>
       <w:pPr>
@@ -4944,10 +4867,10 @@
         <w:rFonts w:hint="default"/>
       </w:rPr>
     </w:lvl>
-    <w:lvl w:ilvl="7" w:tentative="0">
+    <w:lvl w:ilvl="7">
       <w:start w:val="1"/>
       <w:numFmt w:val="decimal"/>
-      <w:pStyle w:val="9"/>
+      <w:pStyle w:val="Heading8"/>
       <w:lvlText w:val="%1.%2.%3.%4.%5.%6.%7.%8."/>
       <w:lvlJc w:val="left"/>
       <w:pPr>
@@ -4957,10 +4880,10 @@
         <w:rFonts w:hint="default"/>
       </w:rPr>
     </w:lvl>
-    <w:lvl w:ilvl="8" w:tentative="0">
+    <w:lvl w:ilvl="8">
       <w:start w:val="1"/>
       <w:numFmt w:val="decimal"/>
-      <w:pStyle w:val="10"/>
+      <w:pStyle w:val="Heading9"/>
       <w:lvlText w:val="%1.%2.%3.%4.%5.%6.%7.%8.%9."/>
       <w:lvlJc w:val="left"/>
       <w:pPr>
@@ -4975,7 +4898,7 @@
     <w:nsid w:val="600DEE6B"/>
     <w:multiLevelType w:val="singleLevel"/>
     <w:tmpl w:val="600DEE6B"/>
-    <w:lvl w:ilvl="0" w:tentative="0">
+    <w:lvl w:ilvl="0">
       <w:start w:val="1"/>
       <w:numFmt w:val="decimal"/>
       <w:lvlText w:val="%1."/>
@@ -4998,269 +4921,267 @@
 </file>
 
 <file path=word/styles.xml><?xml version="1.0" encoding="utf-8"?>
-<w:styles xmlns:mc="http://schemas.openxmlformats.org/markup-compatibility/2006" xmlns:o="urn:schemas-microsoft-com:office:office" xmlns:r="http://schemas.openxmlformats.org/officeDocument/2006/relationships" xmlns:m="http://schemas.openxmlformats.org/officeDocument/2006/math" xmlns:v="urn:schemas-microsoft-com:vml" xmlns:w="http://schemas.openxmlformats.org/wordprocessingml/2006/main" xmlns:w14="http://schemas.microsoft.com/office/word/2010/wordml" xmlns:w10="urn:schemas-microsoft-com:office:word" xmlns:sl="http://schemas.openxmlformats.org/schemaLibrary/2006/main" xmlns:wpsCustomData="http://www.wps.cn/officeDocument/2013/wpsCustomData" mc:Ignorable="w14">
+<w:styles xmlns:mc="http://schemas.openxmlformats.org/markup-compatibility/2006" xmlns:r="http://schemas.openxmlformats.org/officeDocument/2006/relationships" xmlns:w="http://schemas.openxmlformats.org/wordprocessingml/2006/main" xmlns:w14="http://schemas.microsoft.com/office/word/2010/wordml" xmlns:w15="http://schemas.microsoft.com/office/word/2012/wordml" mc:Ignorable="w14 w15">
   <w:docDefaults>
     <w:rPrDefault>
       <w:rPr>
-        <w:rFonts w:ascii="Times New Roman" w:hAnsi="Times New Roman" w:eastAsia="宋体" w:cs="Times New Roman"/>
+        <w:rFonts w:ascii="Times New Roman" w:eastAsia="宋体" w:hAnsi="Times New Roman" w:cs="Times New Roman"/>
       </w:rPr>
     </w:rPrDefault>
     <w:pPrDefault/>
   </w:docDefaults>
-  <w:latentStyles w:count="260" w:defQFormat="0" w:defUnhideWhenUsed="1" w:defSemiHidden="1" w:defUIPriority="99" w:defLockedState="0">
-    <w:lsdException w:qFormat="1" w:unhideWhenUsed="0" w:uiPriority="0" w:semiHidden="0" w:name="Normal"/>
-    <w:lsdException w:qFormat="1" w:unhideWhenUsed="0" w:uiPriority="0" w:semiHidden="0" w:name="heading 1"/>
-    <w:lsdException w:qFormat="1" w:uiPriority="0" w:semiHidden="0" w:name="heading 2"/>
-    <w:lsdException w:qFormat="1" w:uiPriority="0" w:name="heading 3"/>
-    <w:lsdException w:qFormat="1" w:uiPriority="0" w:semiHidden="0" w:name="heading 4"/>
-    <w:lsdException w:qFormat="1" w:uiPriority="0" w:name="heading 5"/>
-    <w:lsdException w:qFormat="1" w:uiPriority="0" w:name="heading 6"/>
-    <w:lsdException w:qFormat="1" w:uiPriority="0" w:name="heading 7"/>
-    <w:lsdException w:qFormat="1" w:uiPriority="0" w:name="heading 8"/>
-    <w:lsdException w:qFormat="1" w:uiPriority="0" w:name="heading 9"/>
-    <w:lsdException w:unhideWhenUsed="0" w:uiPriority="0" w:semiHidden="0" w:name="index 1"/>
-    <w:lsdException w:unhideWhenUsed="0" w:uiPriority="0" w:semiHidden="0" w:name="index 2"/>
-    <w:lsdException w:unhideWhenUsed="0" w:uiPriority="0" w:semiHidden="0" w:name="index 3"/>
-    <w:lsdException w:unhideWhenUsed="0" w:uiPriority="0" w:semiHidden="0" w:name="index 4"/>
-    <w:lsdException w:unhideWhenUsed="0" w:uiPriority="0" w:semiHidden="0" w:name="index 5"/>
-    <w:lsdException w:unhideWhenUsed="0" w:uiPriority="0" w:semiHidden="0" w:name="index 6"/>
-    <w:lsdException w:unhideWhenUsed="0" w:uiPriority="0" w:semiHidden="0" w:name="index 7"/>
-    <w:lsdException w:unhideWhenUsed="0" w:uiPriority="0" w:semiHidden="0" w:name="index 8"/>
-    <w:lsdException w:unhideWhenUsed="0" w:uiPriority="0" w:semiHidden="0" w:name="index 9"/>
-    <w:lsdException w:qFormat="1" w:unhideWhenUsed="0" w:uiPriority="0" w:semiHidden="0" w:name="toc 1"/>
-    <w:lsdException w:qFormat="1" w:unhideWhenUsed="0" w:uiPriority="0" w:semiHidden="0" w:name="toc 2"/>
-    <w:lsdException w:qFormat="1" w:unhideWhenUsed="0" w:uiPriority="0" w:semiHidden="0" w:name="toc 3"/>
-    <w:lsdException w:unhideWhenUsed="0" w:uiPriority="0" w:semiHidden="0" w:name="toc 4"/>
-    <w:lsdException w:unhideWhenUsed="0" w:uiPriority="0" w:semiHidden="0" w:name="toc 5"/>
-    <w:lsdException w:unhideWhenUsed="0" w:uiPriority="0" w:semiHidden="0" w:name="toc 6"/>
-    <w:lsdException w:unhideWhenUsed="0" w:uiPriority="0" w:semiHidden="0" w:name="toc 7"/>
-    <w:lsdException w:unhideWhenUsed="0" w:uiPriority="0" w:semiHidden="0" w:name="toc 8"/>
-    <w:lsdException w:unhideWhenUsed="0" w:uiPriority="0" w:semiHidden="0" w:name="toc 9"/>
-    <w:lsdException w:unhideWhenUsed="0" w:uiPriority="0" w:semiHidden="0" w:name="Normal Indent"/>
-    <w:lsdException w:unhideWhenUsed="0" w:uiPriority="0" w:semiHidden="0" w:name="footnote text"/>
-    <w:lsdException w:qFormat="1" w:unhideWhenUsed="0" w:uiPriority="0" w:semiHidden="0" w:name="annotation text"/>
-    <w:lsdException w:qFormat="1" w:unhideWhenUsed="0" w:uiPriority="0" w:semiHidden="0" w:name="header"/>
-    <w:lsdException w:qFormat="1" w:unhideWhenUsed="0" w:uiPriority="0" w:semiHidden="0" w:name="footer"/>
-    <w:lsdException w:unhideWhenUsed="0" w:uiPriority="0" w:semiHidden="0" w:name="index heading"/>
-    <w:lsdException w:qFormat="1" w:uiPriority="0" w:name="caption"/>
-    <w:lsdException w:unhideWhenUsed="0" w:uiPriority="0" w:semiHidden="0" w:name="table of figures"/>
-    <w:lsdException w:unhideWhenUsed="0" w:uiPriority="0" w:semiHidden="0" w:name="envelope address"/>
-    <w:lsdException w:unhideWhenUsed="0" w:uiPriority="0" w:semiHidden="0" w:name="envelope return"/>
-    <w:lsdException w:unhideWhenUsed="0" w:uiPriority="0" w:semiHidden="0" w:name="footnote reference"/>
-    <w:lsdException w:unhideWhenUsed="0" w:uiPriority="0" w:semiHidden="0" w:name="annotation reference"/>
-    <w:lsdException w:unhideWhenUsed="0" w:uiPriority="0" w:semiHidden="0" w:name="line number"/>
-    <w:lsdException w:unhideWhenUsed="0" w:uiPriority="0" w:semiHidden="0" w:name="page number"/>
-    <w:lsdException w:unhideWhenUsed="0" w:uiPriority="0" w:semiHidden="0" w:name="endnote reference"/>
-    <w:lsdException w:unhideWhenUsed="0" w:uiPriority="0" w:semiHidden="0" w:name="endnote text"/>
-    <w:lsdException w:unhideWhenUsed="0" w:uiPriority="0" w:semiHidden="0" w:name="table of authorities"/>
-    <w:lsdException w:unhideWhenUsed="0" w:uiPriority="0" w:semiHidden="0" w:name="macro"/>
-    <w:lsdException w:unhideWhenUsed="0" w:uiPriority="0" w:semiHidden="0" w:name="toa heading"/>
-    <w:lsdException w:unhideWhenUsed="0" w:uiPriority="0" w:semiHidden="0" w:name="List"/>
-    <w:lsdException w:unhideWhenUsed="0" w:uiPriority="0" w:semiHidden="0" w:name="List Bullet"/>
-    <w:lsdException w:unhideWhenUsed="0" w:uiPriority="0" w:semiHidden="0" w:name="List Number"/>
-    <w:lsdException w:unhideWhenUsed="0" w:uiPriority="0" w:semiHidden="0" w:name="List 2"/>
-    <w:lsdException w:unhideWhenUsed="0" w:uiPriority="0" w:semiHidden="0" w:name="List 3"/>
-    <w:lsdException w:unhideWhenUsed="0" w:uiPriority="0" w:semiHidden="0" w:name="List 4"/>
-    <w:lsdException w:unhideWhenUsed="0" w:uiPriority="0" w:semiHidden="0" w:name="List 5"/>
-    <w:lsdException w:unhideWhenUsed="0" w:uiPriority="0" w:semiHidden="0" w:name="List Bullet 2"/>
-    <w:lsdException w:unhideWhenUsed="0" w:uiPriority="0" w:semiHidden="0" w:name="List Bullet 3"/>
-    <w:lsdException w:unhideWhenUsed="0" w:uiPriority="0" w:semiHidden="0" w:name="List Bullet 4"/>
-    <w:lsdException w:unhideWhenUsed="0" w:uiPriority="0" w:semiHidden="0" w:name="List Bullet 5"/>
-    <w:lsdException w:unhideWhenUsed="0" w:uiPriority="0" w:semiHidden="0" w:name="List Number 2"/>
-    <w:lsdException w:unhideWhenUsed="0" w:uiPriority="0" w:semiHidden="0" w:name="List Number 3"/>
-    <w:lsdException w:unhideWhenUsed="0" w:uiPriority="0" w:semiHidden="0" w:name="List Number 4"/>
-    <w:lsdException w:unhideWhenUsed="0" w:uiPriority="0" w:semiHidden="0" w:name="List Number 5"/>
-    <w:lsdException w:qFormat="1" w:unhideWhenUsed="0" w:uiPriority="0" w:semiHidden="0" w:name="Title"/>
-    <w:lsdException w:unhideWhenUsed="0" w:uiPriority="0" w:semiHidden="0" w:name="Closing"/>
-    <w:lsdException w:unhideWhenUsed="0" w:uiPriority="0" w:semiHidden="0" w:name="Signature"/>
-    <w:lsdException w:qFormat="1" w:unhideWhenUsed="0" w:uiPriority="0" w:name="Default Paragraph Font"/>
-    <w:lsdException w:qFormat="1" w:unhideWhenUsed="0" w:uiPriority="0" w:name="Body Text"/>
-    <w:lsdException w:unhideWhenUsed="0" w:uiPriority="0" w:semiHidden="0" w:name="Body Text Indent"/>
-    <w:lsdException w:unhideWhenUsed="0" w:uiPriority="0" w:semiHidden="0" w:name="List Continue"/>
-    <w:lsdException w:unhideWhenUsed="0" w:uiPriority="0" w:semiHidden="0" w:name="List Continue 2"/>
-    <w:lsdException w:unhideWhenUsed="0" w:uiPriority="0" w:semiHidden="0" w:name="List Continue 3"/>
-    <w:lsdException w:unhideWhenUsed="0" w:uiPriority="0" w:semiHidden="0" w:name="List Continue 4"/>
-    <w:lsdException w:unhideWhenUsed="0" w:uiPriority="0" w:semiHidden="0" w:name="List Continue 5"/>
-    <w:lsdException w:unhideWhenUsed="0" w:uiPriority="0" w:semiHidden="0" w:name="Message Header"/>
-    <w:lsdException w:qFormat="1" w:unhideWhenUsed="0" w:uiPriority="0" w:semiHidden="0" w:name="Subtitle"/>
-    <w:lsdException w:unhideWhenUsed="0" w:uiPriority="0" w:semiHidden="0" w:name="Salutation"/>
-    <w:lsdException w:unhideWhenUsed="0" w:uiPriority="0" w:semiHidden="0" w:name="Date"/>
-    <w:lsdException w:unhideWhenUsed="0" w:uiPriority="0" w:semiHidden="0" w:name="Body Text First Indent"/>
-    <w:lsdException w:unhideWhenUsed="0" w:uiPriority="0" w:semiHidden="0" w:name="Body Text First Indent 2"/>
-    <w:lsdException w:uiPriority="99" w:name="Note Heading"/>
-    <w:lsdException w:unhideWhenUsed="0" w:uiPriority="0" w:semiHidden="0" w:name="Body Text 2"/>
-    <w:lsdException w:unhideWhenUsed="0" w:uiPriority="0" w:semiHidden="0" w:name="Body Text 3"/>
-    <w:lsdException w:unhideWhenUsed="0" w:uiPriority="0" w:semiHidden="0" w:name="Body Text Indent 2"/>
-    <w:lsdException w:unhideWhenUsed="0" w:uiPriority="0" w:semiHidden="0" w:name="Body Text Indent 3"/>
-    <w:lsdException w:unhideWhenUsed="0" w:uiPriority="0" w:semiHidden="0" w:name="Block Text"/>
-    <w:lsdException w:unhideWhenUsed="0" w:uiPriority="0" w:semiHidden="0" w:name="Hyperlink"/>
-    <w:lsdException w:unhideWhenUsed="0" w:uiPriority="0" w:semiHidden="0" w:name="FollowedHyperlink"/>
-    <w:lsdException w:qFormat="1" w:unhideWhenUsed="0" w:uiPriority="0" w:semiHidden="0" w:name="Strong"/>
-    <w:lsdException w:qFormat="1" w:unhideWhenUsed="0" w:uiPriority="0" w:semiHidden="0" w:name="Emphasis"/>
-    <w:lsdException w:unhideWhenUsed="0" w:uiPriority="0" w:semiHidden="0" w:name="Document Map"/>
-    <w:lsdException w:unhideWhenUsed="0" w:uiPriority="0" w:semiHidden="0" w:name="Plain Text"/>
-    <w:lsdException w:unhideWhenUsed="0" w:uiPriority="0" w:semiHidden="0" w:name="E-mail Signature"/>
-    <w:lsdException w:qFormat="1" w:unhideWhenUsed="0" w:uiPriority="0" w:semiHidden="0" w:name="Normal (Web)"/>
-    <w:lsdException w:unhideWhenUsed="0" w:uiPriority="0" w:semiHidden="0" w:name="HTML Acronym"/>
-    <w:lsdException w:unhideWhenUsed="0" w:uiPriority="0" w:semiHidden="0" w:name="HTML Address"/>
-    <w:lsdException w:unhideWhenUsed="0" w:uiPriority="0" w:semiHidden="0" w:name="HTML Cite"/>
-    <w:lsdException w:unhideWhenUsed="0" w:uiPriority="0" w:semiHidden="0" w:name="HTML Code"/>
-    <w:lsdException w:unhideWhenUsed="0" w:uiPriority="0" w:semiHidden="0" w:name="HTML Definition"/>
-    <w:lsdException w:unhideWhenUsed="0" w:uiPriority="0" w:semiHidden="0" w:name="HTML Keyboard"/>
-    <w:lsdException w:unhideWhenUsed="0" w:uiPriority="0" w:semiHidden="0" w:name="HTML Preformatted"/>
-    <w:lsdException w:unhideWhenUsed="0" w:uiPriority="0" w:semiHidden="0" w:name="HTML Sample"/>
-    <w:lsdException w:unhideWhenUsed="0" w:uiPriority="0" w:semiHidden="0" w:name="HTML Typewriter"/>
-    <w:lsdException w:unhideWhenUsed="0" w:uiPriority="0" w:semiHidden="0" w:name="HTML Variable"/>
-    <w:lsdException w:qFormat="1" w:unhideWhenUsed="0" w:uiPriority="0" w:name="Normal Table"/>
-    <w:lsdException w:unhideWhenUsed="0" w:uiPriority="0" w:semiHidden="0" w:name="annotation subject"/>
-    <w:lsdException w:unhideWhenUsed="0" w:uiPriority="0" w:semiHidden="0" w:name="Table Simple 1"/>
-    <w:lsdException w:unhideWhenUsed="0" w:uiPriority="0" w:semiHidden="0" w:name="Table Simple 2"/>
-    <w:lsdException w:unhideWhenUsed="0" w:uiPriority="0" w:semiHidden="0" w:name="Table Simple 3"/>
-    <w:lsdException w:unhideWhenUsed="0" w:uiPriority="0" w:semiHidden="0" w:name="Table Classic 1"/>
-    <w:lsdException w:unhideWhenUsed="0" w:uiPriority="0" w:semiHidden="0" w:name="Table Classic 2"/>
-    <w:lsdException w:unhideWhenUsed="0" w:uiPriority="0" w:semiHidden="0" w:name="Table Classic 3"/>
-    <w:lsdException w:unhideWhenUsed="0" w:uiPriority="0" w:semiHidden="0" w:name="Table Classic 4"/>
-    <w:lsdException w:unhideWhenUsed="0" w:uiPriority="0" w:semiHidden="0" w:name="Table Colorful 1"/>
-    <w:lsdException w:unhideWhenUsed="0" w:uiPriority="0" w:semiHidden="0" w:name="Table Colorful 2"/>
-    <w:lsdException w:unhideWhenUsed="0" w:uiPriority="0" w:semiHidden="0" w:name="Table Colorful 3"/>
-    <w:lsdException w:unhideWhenUsed="0" w:uiPriority="0" w:semiHidden="0" w:name="Table Columns 1"/>
-    <w:lsdException w:unhideWhenUsed="0" w:uiPriority="0" w:semiHidden="0" w:name="Table Columns 2"/>
-    <w:lsdException w:unhideWhenUsed="0" w:uiPriority="0" w:semiHidden="0" w:name="Table Columns 3"/>
-    <w:lsdException w:unhideWhenUsed="0" w:uiPriority="0" w:semiHidden="0" w:name="Table Columns 4"/>
-    <w:lsdException w:unhideWhenUsed="0" w:uiPriority="0" w:semiHidden="0" w:name="Table Columns 5"/>
-    <w:lsdException w:unhideWhenUsed="0" w:uiPriority="0" w:semiHidden="0" w:name="Table Grid 1"/>
-    <w:lsdException w:unhideWhenUsed="0" w:uiPriority="0" w:semiHidden="0" w:name="Table Grid 2"/>
-    <w:lsdException w:unhideWhenUsed="0" w:uiPriority="0" w:semiHidden="0" w:name="Table Grid 3"/>
-    <w:lsdException w:unhideWhenUsed="0" w:uiPriority="0" w:semiHidden="0" w:name="Table Grid 4"/>
-    <w:lsdException w:unhideWhenUsed="0" w:uiPriority="0" w:semiHidden="0" w:name="Table Grid 5"/>
-    <w:lsdException w:unhideWhenUsed="0" w:uiPriority="0" w:semiHidden="0" w:name="Table Grid 6"/>
-    <w:lsdException w:unhideWhenUsed="0" w:uiPriority="0" w:semiHidden="0" w:name="Table Grid 7"/>
-    <w:lsdException w:unhideWhenUsed="0" w:uiPriority="0" w:semiHidden="0" w:name="Table Grid 8"/>
-    <w:lsdException w:unhideWhenUsed="0" w:uiPriority="0" w:semiHidden="0" w:name="Table List 1"/>
-    <w:lsdException w:unhideWhenUsed="0" w:uiPriority="0" w:semiHidden="0" w:name="Table List 2"/>
-    <w:lsdException w:unhideWhenUsed="0" w:uiPriority="0" w:semiHidden="0" w:name="Table List 3"/>
-    <w:lsdException w:unhideWhenUsed="0" w:uiPriority="0" w:semiHidden="0" w:name="Table List 4"/>
-    <w:lsdException w:unhideWhenUsed="0" w:uiPriority="0" w:semiHidden="0" w:name="Table List 5"/>
-    <w:lsdException w:unhideWhenUsed="0" w:uiPriority="0" w:semiHidden="0" w:name="Table List 6"/>
-    <w:lsdException w:unhideWhenUsed="0" w:uiPriority="0" w:semiHidden="0" w:name="Table List 7"/>
-    <w:lsdException w:unhideWhenUsed="0" w:uiPriority="0" w:semiHidden="0" w:name="Table List 8"/>
-    <w:lsdException w:unhideWhenUsed="0" w:uiPriority="0" w:semiHidden="0" w:name="Table 3D effects 1"/>
-    <w:lsdException w:unhideWhenUsed="0" w:uiPriority="0" w:semiHidden="0" w:name="Table 3D effects 2"/>
-    <w:lsdException w:unhideWhenUsed="0" w:uiPriority="0" w:semiHidden="0" w:name="Table 3D effects 3"/>
-    <w:lsdException w:unhideWhenUsed="0" w:uiPriority="0" w:semiHidden="0" w:name="Table Contemporary"/>
-    <w:lsdException w:unhideWhenUsed="0" w:uiPriority="0" w:semiHidden="0" w:name="Table Elegant"/>
-    <w:lsdException w:unhideWhenUsed="0" w:uiPriority="0" w:semiHidden="0" w:name="Table Professional"/>
-    <w:lsdException w:unhideWhenUsed="0" w:uiPriority="0" w:semiHidden="0" w:name="Table Subtle 1"/>
-    <w:lsdException w:unhideWhenUsed="0" w:uiPriority="0" w:semiHidden="0" w:name="Table Subtle 2"/>
-    <w:lsdException w:unhideWhenUsed="0" w:uiPriority="0" w:semiHidden="0" w:name="Table Web 1"/>
-    <w:lsdException w:unhideWhenUsed="0" w:uiPriority="0" w:semiHidden="0" w:name="Table Web 2"/>
-    <w:lsdException w:unhideWhenUsed="0" w:uiPriority="0" w:semiHidden="0" w:name="Table Web 3"/>
-    <w:lsdException w:unhideWhenUsed="0" w:uiPriority="0" w:semiHidden="0" w:name="Balloon Text"/>
-    <w:lsdException w:qFormat="1" w:unhideWhenUsed="0" w:uiPriority="0" w:semiHidden="0" w:name="Table Grid"/>
-    <w:lsdException w:unhideWhenUsed="0" w:uiPriority="0" w:semiHidden="0" w:name="Table Theme"/>
-    <w:lsdException w:unhideWhenUsed="0" w:uiPriority="60" w:semiHidden="0" w:name="Light Shading"/>
-    <w:lsdException w:unhideWhenUsed="0" w:uiPriority="61" w:semiHidden="0" w:name="Light List"/>
-    <w:lsdException w:unhideWhenUsed="0" w:uiPriority="62" w:semiHidden="0" w:name="Light Grid"/>
-    <w:lsdException w:unhideWhenUsed="0" w:uiPriority="63" w:semiHidden="0" w:name="Medium Shading 1"/>
-    <w:lsdException w:unhideWhenUsed="0" w:uiPriority="64" w:semiHidden="0" w:name="Medium Shading 2"/>
-    <w:lsdException w:unhideWhenUsed="0" w:uiPriority="65" w:semiHidden="0" w:name="Medium List 1"/>
-    <w:lsdException w:unhideWhenUsed="0" w:uiPriority="66" w:semiHidden="0" w:name="Medium List 2"/>
-    <w:lsdException w:unhideWhenUsed="0" w:uiPriority="67" w:semiHidden="0" w:name="Medium Grid 1"/>
-    <w:lsdException w:unhideWhenUsed="0" w:uiPriority="68" w:semiHidden="0" w:name="Medium Grid 2"/>
-    <w:lsdException w:unhideWhenUsed="0" w:uiPriority="69" w:semiHidden="0" w:name="Medium Grid 3"/>
-    <w:lsdException w:unhideWhenUsed="0" w:uiPriority="70" w:semiHidden="0" w:name="Dark List"/>
-    <w:lsdException w:unhideWhenUsed="0" w:uiPriority="71" w:semiHidden="0" w:name="Colorful Shading"/>
-    <w:lsdException w:unhideWhenUsed="0" w:uiPriority="72" w:semiHidden="0" w:name="Colorful List"/>
-    <w:lsdException w:unhideWhenUsed="0" w:uiPriority="73" w:semiHidden="0" w:name="Colorful Grid"/>
-    <w:lsdException w:unhideWhenUsed="0" w:uiPriority="60" w:semiHidden="0" w:name="Light Shading Accent 1"/>
-    <w:lsdException w:unhideWhenUsed="0" w:uiPriority="61" w:semiHidden="0" w:name="Light List Accent 1"/>
-    <w:lsdException w:unhideWhenUsed="0" w:uiPriority="62" w:semiHidden="0" w:name="Light Grid Accent 1"/>
-    <w:lsdException w:unhideWhenUsed="0" w:uiPriority="63" w:semiHidden="0" w:name="Medium Shading 1 Accent 1"/>
-    <w:lsdException w:unhideWhenUsed="0" w:uiPriority="64" w:semiHidden="0" w:name="Medium Shading 2 Accent 1"/>
-    <w:lsdException w:unhideWhenUsed="0" w:uiPriority="65" w:semiHidden="0" w:name="Medium List 1 Accent 1"/>
-    <w:lsdException w:unhideWhenUsed="0" w:uiPriority="66" w:semiHidden="0" w:name="Medium List 2 Accent 1"/>
-    <w:lsdException w:unhideWhenUsed="0" w:uiPriority="67" w:semiHidden="0" w:name="Medium Grid 1 Accent 1"/>
-    <w:lsdException w:unhideWhenUsed="0" w:uiPriority="68" w:semiHidden="0" w:name="Medium Grid 2 Accent 1"/>
-    <w:lsdException w:unhideWhenUsed="0" w:uiPriority="69" w:semiHidden="0" w:name="Medium Grid 3 Accent 1"/>
-    <w:lsdException w:unhideWhenUsed="0" w:uiPriority="70" w:semiHidden="0" w:name="Dark List Accent 1"/>
-    <w:lsdException w:unhideWhenUsed="0" w:uiPriority="71" w:semiHidden="0" w:name="Colorful Shading Accent 1"/>
-    <w:lsdException w:unhideWhenUsed="0" w:uiPriority="72" w:semiHidden="0" w:name="Colorful List Accent 1"/>
-    <w:lsdException w:unhideWhenUsed="0" w:uiPriority="73" w:semiHidden="0" w:name="Colorful Grid Accent 1"/>
-    <w:lsdException w:unhideWhenUsed="0" w:uiPriority="60" w:semiHidden="0" w:name="Light Shading Accent 2"/>
-    <w:lsdException w:unhideWhenUsed="0" w:uiPriority="61" w:semiHidden="0" w:name="Light List Accent 2"/>
-    <w:lsdException w:unhideWhenUsed="0" w:uiPriority="62" w:semiHidden="0" w:name="Light Grid Accent 2"/>
-    <w:lsdException w:unhideWhenUsed="0" w:uiPriority="63" w:semiHidden="0" w:name="Medium Shading 1 Accent 2"/>
-    <w:lsdException w:unhideWhenUsed="0" w:uiPriority="64" w:semiHidden="0" w:name="Medium Shading 2 Accent 2"/>
-    <w:lsdException w:unhideWhenUsed="0" w:uiPriority="65" w:semiHidden="0" w:name="Medium List 1 Accent 2"/>
-    <w:lsdException w:unhideWhenUsed="0" w:uiPriority="66" w:semiHidden="0" w:name="Medium List 2 Accent 2"/>
-    <w:lsdException w:unhideWhenUsed="0" w:uiPriority="67" w:semiHidden="0" w:name="Medium Grid 1 Accent 2"/>
-    <w:lsdException w:unhideWhenUsed="0" w:uiPriority="68" w:semiHidden="0" w:name="Medium Grid 2 Accent 2"/>
-    <w:lsdException w:unhideWhenUsed="0" w:uiPriority="69" w:semiHidden="0" w:name="Medium Grid 3 Accent 2"/>
-    <w:lsdException w:unhideWhenUsed="0" w:uiPriority="70" w:semiHidden="0" w:name="Dark List Accent 2"/>
-    <w:lsdException w:unhideWhenUsed="0" w:uiPriority="71" w:semiHidden="0" w:name="Colorful Shading Accent 2"/>
-    <w:lsdException w:unhideWhenUsed="0" w:uiPriority="72" w:semiHidden="0" w:name="Colorful List Accent 2"/>
-    <w:lsdException w:unhideWhenUsed="0" w:uiPriority="73" w:semiHidden="0" w:name="Colorful Grid Accent 2"/>
-    <w:lsdException w:unhideWhenUsed="0" w:uiPriority="60" w:semiHidden="0" w:name="Light Shading Accent 3"/>
-    <w:lsdException w:unhideWhenUsed="0" w:uiPriority="61" w:semiHidden="0" w:name="Light List Accent 3"/>
-    <w:lsdException w:unhideWhenUsed="0" w:uiPriority="62" w:semiHidden="0" w:name="Light Grid Accent 3"/>
-    <w:lsdException w:unhideWhenUsed="0" w:uiPriority="63" w:semiHidden="0" w:name="Medium Shading 1 Accent 3"/>
-    <w:lsdException w:unhideWhenUsed="0" w:uiPriority="64" w:semiHidden="0" w:name="Medium Shading 2 Accent 3"/>
-    <w:lsdException w:unhideWhenUsed="0" w:uiPriority="65" w:semiHidden="0" w:name="Medium List 1 Accent 3"/>
-    <w:lsdException w:unhideWhenUsed="0" w:uiPriority="66" w:semiHidden="0" w:name="Medium List 2 Accent 3"/>
-    <w:lsdException w:unhideWhenUsed="0" w:uiPriority="67" w:semiHidden="0" w:name="Medium Grid 1 Accent 3"/>
-    <w:lsdException w:unhideWhenUsed="0" w:uiPriority="68" w:semiHidden="0" w:name="Medium Grid 2 Accent 3"/>
-    <w:lsdException w:unhideWhenUsed="0" w:uiPriority="69" w:semiHidden="0" w:name="Medium Grid 3 Accent 3"/>
-    <w:lsdException w:unhideWhenUsed="0" w:uiPriority="70" w:semiHidden="0" w:name="Dark List Accent 3"/>
-    <w:lsdException w:unhideWhenUsed="0" w:uiPriority="71" w:semiHidden="0" w:name="Colorful Shading Accent 3"/>
-    <w:lsdException w:unhideWhenUsed="0" w:uiPriority="72" w:semiHidden="0" w:name="Colorful List Accent 3"/>
-    <w:lsdException w:unhideWhenUsed="0" w:uiPriority="73" w:semiHidden="0" w:name="Colorful Grid Accent 3"/>
-    <w:lsdException w:unhideWhenUsed="0" w:uiPriority="60" w:semiHidden="0" w:name="Light Shading Accent 4"/>
-    <w:lsdException w:unhideWhenUsed="0" w:uiPriority="61" w:semiHidden="0" w:name="Light List Accent 4"/>
-    <w:lsdException w:unhideWhenUsed="0" w:uiPriority="62" w:semiHidden="0" w:name="Light Grid Accent 4"/>
-    <w:lsdException w:unhideWhenUsed="0" w:uiPriority="63" w:semiHidden="0" w:name="Medium Shading 1 Accent 4"/>
-    <w:lsdException w:unhideWhenUsed="0" w:uiPriority="64" w:semiHidden="0" w:name="Medium Shading 2 Accent 4"/>
-    <w:lsdException w:unhideWhenUsed="0" w:uiPriority="65" w:semiHidden="0" w:name="Medium List 1 Accent 4"/>
-    <w:lsdException w:unhideWhenUsed="0" w:uiPriority="66" w:semiHidden="0" w:name="Medium List 2 Accent 4"/>
-    <w:lsdException w:unhideWhenUsed="0" w:uiPriority="67" w:semiHidden="0" w:name="Medium Grid 1 Accent 4"/>
-    <w:lsdException w:unhideWhenUsed="0" w:uiPriority="68" w:semiHidden="0" w:name="Medium Grid 2 Accent 4"/>
-    <w:lsdException w:unhideWhenUsed="0" w:uiPriority="69" w:semiHidden="0" w:name="Medium Grid 3 Accent 4"/>
-    <w:lsdException w:unhideWhenUsed="0" w:uiPriority="70" w:semiHidden="0" w:name="Dark List Accent 4"/>
-    <w:lsdException w:unhideWhenUsed="0" w:uiPriority="71" w:semiHidden="0" w:name="Colorful Shading Accent 4"/>
-    <w:lsdException w:unhideWhenUsed="0" w:uiPriority="72" w:semiHidden="0" w:name="Colorful List Accent 4"/>
-    <w:lsdException w:unhideWhenUsed="0" w:uiPriority="73" w:semiHidden="0" w:name="Colorful Grid Accent 4"/>
-    <w:lsdException w:unhideWhenUsed="0" w:uiPriority="60" w:semiHidden="0" w:name="Light Shading Accent 5"/>
-    <w:lsdException w:unhideWhenUsed="0" w:uiPriority="61" w:semiHidden="0" w:name="Light List Accent 5"/>
-    <w:lsdException w:unhideWhenUsed="0" w:uiPriority="62" w:semiHidden="0" w:name="Light Grid Accent 5"/>
-    <w:lsdException w:unhideWhenUsed="0" w:uiPriority="63" w:semiHidden="0" w:name="Medium Shading 1 Accent 5"/>
-    <w:lsdException w:unhideWhenUsed="0" w:uiPriority="64" w:semiHidden="0" w:name="Medium Shading 2 Accent 5"/>
-    <w:lsdException w:unhideWhenUsed="0" w:uiPriority="65" w:semiHidden="0" w:name="Medium List 1 Accent 5"/>
-    <w:lsdException w:unhideWhenUsed="0" w:uiPriority="66" w:semiHidden="0" w:name="Medium List 2 Accent 5"/>
-    <w:lsdException w:unhideWhenUsed="0" w:uiPriority="67" w:semiHidden="0" w:name="Medium Grid 1 Accent 5"/>
-    <w:lsdException w:unhideWhenUsed="0" w:uiPriority="68" w:semiHidden="0" w:name="Medium Grid 2 Accent 5"/>
-    <w:lsdException w:unhideWhenUsed="0" w:uiPriority="69" w:semiHidden="0" w:name="Medium Grid 3 Accent 5"/>
-    <w:lsdException w:unhideWhenUsed="0" w:uiPriority="70" w:semiHidden="0" w:name="Dark List Accent 5"/>
-    <w:lsdException w:unhideWhenUsed="0" w:uiPriority="71" w:semiHidden="0" w:name="Colorful Shading Accent 5"/>
-    <w:lsdException w:unhideWhenUsed="0" w:uiPriority="72" w:semiHidden="0" w:name="Colorful List Accent 5"/>
-    <w:lsdException w:unhideWhenUsed="0" w:uiPriority="73" w:semiHidden="0" w:name="Colorful Grid Accent 5"/>
-    <w:lsdException w:unhideWhenUsed="0" w:uiPriority="60" w:semiHidden="0" w:name="Light Shading Accent 6"/>
-    <w:lsdException w:unhideWhenUsed="0" w:uiPriority="61" w:semiHidden="0" w:name="Light List Accent 6"/>
-    <w:lsdException w:unhideWhenUsed="0" w:uiPriority="62" w:semiHidden="0" w:name="Light Grid Accent 6"/>
-    <w:lsdException w:unhideWhenUsed="0" w:uiPriority="63" w:semiHidden="0" w:name="Medium Shading 1 Accent 6"/>
-    <w:lsdException w:unhideWhenUsed="0" w:uiPriority="64" w:semiHidden="0" w:name="Medium Shading 2 Accent 6"/>
-    <w:lsdException w:unhideWhenUsed="0" w:uiPriority="65" w:semiHidden="0" w:name="Medium List 1 Accent 6"/>
-    <w:lsdException w:unhideWhenUsed="0" w:uiPriority="66" w:semiHidden="0" w:name="Medium List 2 Accent 6"/>
-    <w:lsdException w:unhideWhenUsed="0" w:uiPriority="67" w:semiHidden="0" w:name="Medium Grid 1 Accent 6"/>
-    <w:lsdException w:unhideWhenUsed="0" w:uiPriority="68" w:semiHidden="0" w:name="Medium Grid 2 Accent 6"/>
-    <w:lsdException w:unhideWhenUsed="0" w:uiPriority="69" w:semiHidden="0" w:name="Medium Grid 3 Accent 6"/>
-    <w:lsdException w:unhideWhenUsed="0" w:uiPriority="70" w:semiHidden="0" w:name="Dark List Accent 6"/>
-    <w:lsdException w:unhideWhenUsed="0" w:uiPriority="71" w:semiHidden="0" w:name="Colorful Shading Accent 6"/>
-    <w:lsdException w:unhideWhenUsed="0" w:uiPriority="72" w:semiHidden="0" w:name="Colorful List Accent 6"/>
-    <w:lsdException w:unhideWhenUsed="0" w:uiPriority="73" w:semiHidden="0" w:name="Colorful Grid Accent 6"/>
+  <w:latentStyles w:defLockedState="0" w:defUIPriority="99" w:defSemiHidden="1" w:defUnhideWhenUsed="1" w:defQFormat="0" w:count="260">
+    <w:lsdException w:name="Normal" w:semiHidden="0" w:uiPriority="0" w:unhideWhenUsed="0" w:qFormat="1"/>
+    <w:lsdException w:name="heading 1" w:semiHidden="0" w:uiPriority="0" w:unhideWhenUsed="0" w:qFormat="1"/>
+    <w:lsdException w:name="heading 2" w:semiHidden="0" w:uiPriority="0" w:qFormat="1"/>
+    <w:lsdException w:name="heading 3" w:uiPriority="0" w:qFormat="1"/>
+    <w:lsdException w:name="heading 4" w:semiHidden="0" w:uiPriority="0" w:qFormat="1"/>
+    <w:lsdException w:name="heading 5" w:uiPriority="0" w:qFormat="1"/>
+    <w:lsdException w:name="heading 6" w:uiPriority="0" w:qFormat="1"/>
+    <w:lsdException w:name="heading 7" w:uiPriority="0" w:qFormat="1"/>
+    <w:lsdException w:name="heading 8" w:uiPriority="0" w:qFormat="1"/>
+    <w:lsdException w:name="heading 9" w:uiPriority="0" w:qFormat="1"/>
+    <w:lsdException w:name="index 1" w:semiHidden="0" w:uiPriority="0" w:unhideWhenUsed="0"/>
+    <w:lsdException w:name="index 2" w:semiHidden="0" w:uiPriority="0" w:unhideWhenUsed="0"/>
+    <w:lsdException w:name="index 3" w:semiHidden="0" w:uiPriority="0" w:unhideWhenUsed="0"/>
+    <w:lsdException w:name="index 4" w:semiHidden="0" w:uiPriority="0" w:unhideWhenUsed="0"/>
+    <w:lsdException w:name="index 5" w:semiHidden="0" w:uiPriority="0" w:unhideWhenUsed="0"/>
+    <w:lsdException w:name="index 6" w:semiHidden="0" w:uiPriority="0" w:unhideWhenUsed="0"/>
+    <w:lsdException w:name="index 7" w:semiHidden="0" w:uiPriority="0" w:unhideWhenUsed="0"/>
+    <w:lsdException w:name="index 8" w:semiHidden="0" w:uiPriority="0" w:unhideWhenUsed="0"/>
+    <w:lsdException w:name="index 9" w:semiHidden="0" w:uiPriority="0" w:unhideWhenUsed="0"/>
+    <w:lsdException w:name="toc 1" w:semiHidden="0" w:uiPriority="0" w:unhideWhenUsed="0" w:qFormat="1"/>
+    <w:lsdException w:name="toc 2" w:semiHidden="0" w:uiPriority="0" w:unhideWhenUsed="0" w:qFormat="1"/>
+    <w:lsdException w:name="toc 3" w:semiHidden="0" w:uiPriority="0" w:unhideWhenUsed="0" w:qFormat="1"/>
+    <w:lsdException w:name="toc 4" w:semiHidden="0" w:uiPriority="0" w:unhideWhenUsed="0"/>
+    <w:lsdException w:name="toc 5" w:semiHidden="0" w:uiPriority="0" w:unhideWhenUsed="0"/>
+    <w:lsdException w:name="toc 6" w:semiHidden="0" w:uiPriority="0" w:unhideWhenUsed="0"/>
+    <w:lsdException w:name="toc 7" w:semiHidden="0" w:uiPriority="0" w:unhideWhenUsed="0"/>
+    <w:lsdException w:name="toc 8" w:semiHidden="0" w:uiPriority="0" w:unhideWhenUsed="0"/>
+    <w:lsdException w:name="toc 9" w:semiHidden="0" w:uiPriority="0" w:unhideWhenUsed="0"/>
+    <w:lsdException w:name="Normal Indent" w:semiHidden="0" w:uiPriority="0" w:unhideWhenUsed="0"/>
+    <w:lsdException w:name="footnote text" w:semiHidden="0" w:uiPriority="0" w:unhideWhenUsed="0"/>
+    <w:lsdException w:name="annotation text" w:semiHidden="0" w:uiPriority="0" w:unhideWhenUsed="0" w:qFormat="1"/>
+    <w:lsdException w:name="header" w:semiHidden="0" w:uiPriority="0" w:unhideWhenUsed="0" w:qFormat="1"/>
+    <w:lsdException w:name="footer" w:semiHidden="0" w:uiPriority="0" w:unhideWhenUsed="0" w:qFormat="1"/>
+    <w:lsdException w:name="index heading" w:semiHidden="0" w:uiPriority="0" w:unhideWhenUsed="0"/>
+    <w:lsdException w:name="caption" w:uiPriority="0" w:qFormat="1"/>
+    <w:lsdException w:name="table of figures" w:semiHidden="0" w:uiPriority="0" w:unhideWhenUsed="0"/>
+    <w:lsdException w:name="envelope address" w:semiHidden="0" w:uiPriority="0" w:unhideWhenUsed="0"/>
+    <w:lsdException w:name="envelope return" w:semiHidden="0" w:uiPriority="0" w:unhideWhenUsed="0"/>
+    <w:lsdException w:name="footnote reference" w:semiHidden="0" w:uiPriority="0" w:unhideWhenUsed="0"/>
+    <w:lsdException w:name="annotation reference" w:semiHidden="0" w:uiPriority="0" w:unhideWhenUsed="0"/>
+    <w:lsdException w:name="line number" w:semiHidden="0" w:uiPriority="0" w:unhideWhenUsed="0"/>
+    <w:lsdException w:name="page number" w:semiHidden="0" w:uiPriority="0" w:unhideWhenUsed="0"/>
+    <w:lsdException w:name="endnote reference" w:semiHidden="0" w:uiPriority="0" w:unhideWhenUsed="0"/>
+    <w:lsdException w:name="endnote text" w:semiHidden="0" w:uiPriority="0" w:unhideWhenUsed="0"/>
+    <w:lsdException w:name="table of authorities" w:semiHidden="0" w:uiPriority="0" w:unhideWhenUsed="0"/>
+    <w:lsdException w:name="macro" w:semiHidden="0" w:uiPriority="0" w:unhideWhenUsed="0"/>
+    <w:lsdException w:name="toa heading" w:semiHidden="0" w:uiPriority="0" w:unhideWhenUsed="0"/>
+    <w:lsdException w:name="List" w:semiHidden="0" w:uiPriority="0" w:unhideWhenUsed="0"/>
+    <w:lsdException w:name="List Bullet" w:semiHidden="0" w:uiPriority="0" w:unhideWhenUsed="0"/>
+    <w:lsdException w:name="List Number" w:semiHidden="0" w:uiPriority="0" w:unhideWhenUsed="0"/>
+    <w:lsdException w:name="List 2" w:semiHidden="0" w:uiPriority="0" w:unhideWhenUsed="0"/>
+    <w:lsdException w:name="List 3" w:semiHidden="0" w:uiPriority="0" w:unhideWhenUsed="0"/>
+    <w:lsdException w:name="List 4" w:semiHidden="0" w:uiPriority="0" w:unhideWhenUsed="0"/>
+    <w:lsdException w:name="List 5" w:semiHidden="0" w:uiPriority="0" w:unhideWhenUsed="0"/>
+    <w:lsdException w:name="List Bullet 2" w:semiHidden="0" w:uiPriority="0" w:unhideWhenUsed="0"/>
+    <w:lsdException w:name="List Bullet 3" w:semiHidden="0" w:uiPriority="0" w:unhideWhenUsed="0"/>
+    <w:lsdException w:name="List Bullet 4" w:semiHidden="0" w:uiPriority="0" w:unhideWhenUsed="0"/>
+    <w:lsdException w:name="List Bullet 5" w:semiHidden="0" w:uiPriority="0" w:unhideWhenUsed="0"/>
+    <w:lsdException w:name="List Number 2" w:semiHidden="0" w:uiPriority="0" w:unhideWhenUsed="0"/>
+    <w:lsdException w:name="List Number 3" w:semiHidden="0" w:uiPriority="0" w:unhideWhenUsed="0"/>
+    <w:lsdException w:name="List Number 4" w:semiHidden="0" w:uiPriority="0" w:unhideWhenUsed="0"/>
+    <w:lsdException w:name="List Number 5" w:semiHidden="0" w:uiPriority="0" w:unhideWhenUsed="0"/>
+    <w:lsdException w:name="Title" w:semiHidden="0" w:uiPriority="0" w:unhideWhenUsed="0" w:qFormat="1"/>
+    <w:lsdException w:name="Closing" w:semiHidden="0" w:uiPriority="0" w:unhideWhenUsed="0"/>
+    <w:lsdException w:name="Signature" w:semiHidden="0" w:uiPriority="0" w:unhideWhenUsed="0"/>
+    <w:lsdException w:name="Default Paragraph Font" w:uiPriority="0" w:unhideWhenUsed="0" w:qFormat="1"/>
+    <w:lsdException w:name="Body Text" w:uiPriority="0" w:unhideWhenUsed="0" w:qFormat="1"/>
+    <w:lsdException w:name="Body Text Indent" w:semiHidden="0" w:uiPriority="0" w:unhideWhenUsed="0"/>
+    <w:lsdException w:name="List Continue" w:semiHidden="0" w:uiPriority="0" w:unhideWhenUsed="0"/>
+    <w:lsdException w:name="List Continue 2" w:semiHidden="0" w:uiPriority="0" w:unhideWhenUsed="0"/>
+    <w:lsdException w:name="List Continue 3" w:semiHidden="0" w:uiPriority="0" w:unhideWhenUsed="0"/>
+    <w:lsdException w:name="List Continue 4" w:semiHidden="0" w:uiPriority="0" w:unhideWhenUsed="0"/>
+    <w:lsdException w:name="List Continue 5" w:semiHidden="0" w:uiPriority="0" w:unhideWhenUsed="0"/>
+    <w:lsdException w:name="Message Header" w:semiHidden="0" w:uiPriority="0" w:unhideWhenUsed="0"/>
+    <w:lsdException w:name="Subtitle" w:semiHidden="0" w:uiPriority="0" w:unhideWhenUsed="0" w:qFormat="1"/>
+    <w:lsdException w:name="Salutation" w:semiHidden="0" w:uiPriority="0" w:unhideWhenUsed="0"/>
+    <w:lsdException w:name="Date" w:semiHidden="0" w:uiPriority="0" w:unhideWhenUsed="0"/>
+    <w:lsdException w:name="Body Text First Indent" w:semiHidden="0" w:uiPriority="0" w:unhideWhenUsed="0"/>
+    <w:lsdException w:name="Body Text First Indent 2" w:semiHidden="0" w:uiPriority="0" w:unhideWhenUsed="0"/>
+    <w:lsdException w:name="Body Text 2" w:semiHidden="0" w:uiPriority="0" w:unhideWhenUsed="0"/>
+    <w:lsdException w:name="Body Text 3" w:semiHidden="0" w:uiPriority="0" w:unhideWhenUsed="0"/>
+    <w:lsdException w:name="Body Text Indent 2" w:semiHidden="0" w:uiPriority="0" w:unhideWhenUsed="0"/>
+    <w:lsdException w:name="Body Text Indent 3" w:semiHidden="0" w:uiPriority="0" w:unhideWhenUsed="0"/>
+    <w:lsdException w:name="Block Text" w:semiHidden="0" w:uiPriority="0" w:unhideWhenUsed="0"/>
+    <w:lsdException w:name="Hyperlink" w:semiHidden="0" w:uiPriority="0" w:unhideWhenUsed="0"/>
+    <w:lsdException w:name="FollowedHyperlink" w:semiHidden="0" w:uiPriority="0" w:unhideWhenUsed="0"/>
+    <w:lsdException w:name="Strong" w:semiHidden="0" w:uiPriority="0" w:unhideWhenUsed="0" w:qFormat="1"/>
+    <w:lsdException w:name="Emphasis" w:semiHidden="0" w:uiPriority="0" w:unhideWhenUsed="0" w:qFormat="1"/>
+    <w:lsdException w:name="Document Map" w:semiHidden="0" w:uiPriority="0" w:unhideWhenUsed="0"/>
+    <w:lsdException w:name="Plain Text" w:semiHidden="0" w:uiPriority="0" w:unhideWhenUsed="0"/>
+    <w:lsdException w:name="E-mail Signature" w:semiHidden="0" w:uiPriority="0" w:unhideWhenUsed="0"/>
+    <w:lsdException w:name="Normal (Web)" w:semiHidden="0" w:uiPriority="0" w:unhideWhenUsed="0" w:qFormat="1"/>
+    <w:lsdException w:name="HTML Acronym" w:semiHidden="0" w:uiPriority="0" w:unhideWhenUsed="0"/>
+    <w:lsdException w:name="HTML Address" w:semiHidden="0" w:uiPriority="0" w:unhideWhenUsed="0"/>
+    <w:lsdException w:name="HTML Cite" w:semiHidden="0" w:uiPriority="0" w:unhideWhenUsed="0"/>
+    <w:lsdException w:name="HTML Code" w:semiHidden="0" w:uiPriority="0" w:unhideWhenUsed="0"/>
+    <w:lsdException w:name="HTML Definition" w:semiHidden="0" w:uiPriority="0" w:unhideWhenUsed="0"/>
+    <w:lsdException w:name="HTML Keyboard" w:semiHidden="0" w:uiPriority="0" w:unhideWhenUsed="0"/>
+    <w:lsdException w:name="HTML Preformatted" w:semiHidden="0" w:uiPriority="0" w:unhideWhenUsed="0"/>
+    <w:lsdException w:name="HTML Sample" w:semiHidden="0" w:uiPriority="0" w:unhideWhenUsed="0"/>
+    <w:lsdException w:name="HTML Typewriter" w:semiHidden="0" w:uiPriority="0" w:unhideWhenUsed="0"/>
+    <w:lsdException w:name="HTML Variable" w:semiHidden="0" w:uiPriority="0" w:unhideWhenUsed="0"/>
+    <w:lsdException w:name="Normal Table" w:uiPriority="0" w:unhideWhenUsed="0" w:qFormat="1"/>
+    <w:lsdException w:name="annotation subject" w:semiHidden="0" w:uiPriority="0" w:unhideWhenUsed="0"/>
+    <w:lsdException w:name="Table Simple 1" w:semiHidden="0" w:uiPriority="0" w:unhideWhenUsed="0"/>
+    <w:lsdException w:name="Table Simple 2" w:semiHidden="0" w:uiPriority="0" w:unhideWhenUsed="0"/>
+    <w:lsdException w:name="Table Simple 3" w:semiHidden="0" w:uiPriority="0" w:unhideWhenUsed="0"/>
+    <w:lsdException w:name="Table Classic 1" w:semiHidden="0" w:uiPriority="0" w:unhideWhenUsed="0"/>
+    <w:lsdException w:name="Table Classic 2" w:semiHidden="0" w:uiPriority="0" w:unhideWhenUsed="0"/>
+    <w:lsdException w:name="Table Classic 3" w:semiHidden="0" w:uiPriority="0" w:unhideWhenUsed="0"/>
+    <w:lsdException w:name="Table Classic 4" w:semiHidden="0" w:uiPriority="0" w:unhideWhenUsed="0"/>
+    <w:lsdException w:name="Table Colorful 1" w:semiHidden="0" w:uiPriority="0" w:unhideWhenUsed="0"/>
+    <w:lsdException w:name="Table Colorful 2" w:semiHidden="0" w:uiPriority="0" w:unhideWhenUsed="0"/>
+    <w:lsdException w:name="Table Colorful 3" w:semiHidden="0" w:uiPriority="0" w:unhideWhenUsed="0"/>
+    <w:lsdException w:name="Table Columns 1" w:semiHidden="0" w:uiPriority="0" w:unhideWhenUsed="0"/>
+    <w:lsdException w:name="Table Columns 2" w:semiHidden="0" w:uiPriority="0" w:unhideWhenUsed="0"/>
+    <w:lsdException w:name="Table Columns 3" w:semiHidden="0" w:uiPriority="0" w:unhideWhenUsed="0"/>
+    <w:lsdException w:name="Table Columns 4" w:semiHidden="0" w:uiPriority="0" w:unhideWhenUsed="0"/>
+    <w:lsdException w:name="Table Columns 5" w:semiHidden="0" w:uiPriority="0" w:unhideWhenUsed="0"/>
+    <w:lsdException w:name="Table Grid 1" w:semiHidden="0" w:uiPriority="0" w:unhideWhenUsed="0"/>
+    <w:lsdException w:name="Table Grid 2" w:semiHidden="0" w:uiPriority="0" w:unhideWhenUsed="0"/>
+    <w:lsdException w:name="Table Grid 3" w:semiHidden="0" w:uiPriority="0" w:unhideWhenUsed="0"/>
+    <w:lsdException w:name="Table Grid 4" w:semiHidden="0" w:uiPriority="0" w:unhideWhenUsed="0"/>
+    <w:lsdException w:name="Table Grid 5" w:semiHidden="0" w:uiPriority="0" w:unhideWhenUsed="0"/>
+    <w:lsdException w:name="Table Grid 6" w:semiHidden="0" w:uiPriority="0" w:unhideWhenUsed="0"/>
+    <w:lsdException w:name="Table Grid 7" w:semiHidden="0" w:uiPriority="0" w:unhideWhenUsed="0"/>
+    <w:lsdException w:name="Table Grid 8" w:semiHidden="0" w:uiPriority="0" w:unhideWhenUsed="0"/>
+    <w:lsdException w:name="Table List 1" w:semiHidden="0" w:uiPriority="0" w:unhideWhenUsed="0"/>
+    <w:lsdException w:name="Table List 2" w:semiHidden="0" w:uiPriority="0" w:unhideWhenUsed="0"/>
+    <w:lsdException w:name="Table List 3" w:semiHidden="0" w:uiPriority="0" w:unhideWhenUsed="0"/>
+    <w:lsdException w:name="Table List 4" w:semiHidden="0" w:uiPriority="0" w:unhideWhenUsed="0"/>
+    <w:lsdException w:name="Table List 5" w:semiHidden="0" w:uiPriority="0" w:unhideWhenUsed="0"/>
+    <w:lsdException w:name="Table List 6" w:semiHidden="0" w:uiPriority="0" w:unhideWhenUsed="0"/>
+    <w:lsdException w:name="Table List 7" w:semiHidden="0" w:uiPriority="0" w:unhideWhenUsed="0"/>
+    <w:lsdException w:name="Table List 8" w:semiHidden="0" w:uiPriority="0" w:unhideWhenUsed="0"/>
+    <w:lsdException w:name="Table 3D effects 1" w:semiHidden="0" w:uiPriority="0" w:unhideWhenUsed="0"/>
+    <w:lsdException w:name="Table 3D effects 2" w:semiHidden="0" w:uiPriority="0" w:unhideWhenUsed="0"/>
+    <w:lsdException w:name="Table 3D effects 3" w:semiHidden="0" w:uiPriority="0" w:unhideWhenUsed="0"/>
+    <w:lsdException w:name="Table Contemporary" w:semiHidden="0" w:uiPriority="0" w:unhideWhenUsed="0"/>
+    <w:lsdException w:name="Table Elegant" w:semiHidden="0" w:uiPriority="0" w:unhideWhenUsed="0"/>
+    <w:lsdException w:name="Table Professional" w:semiHidden="0" w:uiPriority="0" w:unhideWhenUsed="0"/>
+    <w:lsdException w:name="Table Subtle 1" w:semiHidden="0" w:uiPriority="0" w:unhideWhenUsed="0"/>
+    <w:lsdException w:name="Table Subtle 2" w:semiHidden="0" w:uiPriority="0" w:unhideWhenUsed="0"/>
+    <w:lsdException w:name="Table Web 1" w:semiHidden="0" w:uiPriority="0" w:unhideWhenUsed="0"/>
+    <w:lsdException w:name="Table Web 2" w:semiHidden="0" w:uiPriority="0" w:unhideWhenUsed="0"/>
+    <w:lsdException w:name="Table Web 3" w:semiHidden="0" w:uiPriority="0" w:unhideWhenUsed="0"/>
+    <w:lsdException w:name="Balloon Text" w:semiHidden="0" w:uiPriority="0" w:unhideWhenUsed="0"/>
+    <w:lsdException w:name="Table Grid" w:semiHidden="0" w:uiPriority="0" w:unhideWhenUsed="0" w:qFormat="1"/>
+    <w:lsdException w:name="Table Theme" w:semiHidden="0" w:uiPriority="0" w:unhideWhenUsed="0"/>
+    <w:lsdException w:name="Light Shading" w:semiHidden="0" w:uiPriority="60" w:unhideWhenUsed="0"/>
+    <w:lsdException w:name="Light List" w:semiHidden="0" w:uiPriority="61" w:unhideWhenUsed="0"/>
+    <w:lsdException w:name="Light Grid" w:semiHidden="0" w:uiPriority="62" w:unhideWhenUsed="0"/>
+    <w:lsdException w:name="Medium Shading 1" w:semiHidden="0" w:uiPriority="63" w:unhideWhenUsed="0"/>
+    <w:lsdException w:name="Medium Shading 2" w:semiHidden="0" w:uiPriority="64" w:unhideWhenUsed="0"/>
+    <w:lsdException w:name="Medium List 1" w:semiHidden="0" w:uiPriority="65" w:unhideWhenUsed="0"/>
+    <w:lsdException w:name="Medium List 2" w:semiHidden="0" w:uiPriority="66" w:unhideWhenUsed="0"/>
+    <w:lsdException w:name="Medium Grid 1" w:semiHidden="0" w:uiPriority="67" w:unhideWhenUsed="0"/>
+    <w:lsdException w:name="Medium Grid 2" w:semiHidden="0" w:uiPriority="68" w:unhideWhenUsed="0"/>
+    <w:lsdException w:name="Medium Grid 3" w:semiHidden="0" w:uiPriority="69" w:unhideWhenUsed="0"/>
+    <w:lsdException w:name="Dark List" w:semiHidden="0" w:uiPriority="70" w:unhideWhenUsed="0"/>
+    <w:lsdException w:name="Colorful Shading" w:semiHidden="0" w:uiPriority="71" w:unhideWhenUsed="0"/>
+    <w:lsdException w:name="Colorful List" w:semiHidden="0" w:uiPriority="72" w:unhideWhenUsed="0"/>
+    <w:lsdException w:name="Colorful Grid" w:semiHidden="0" w:uiPriority="73" w:unhideWhenUsed="0"/>
+    <w:lsdException w:name="Light Shading Accent 1" w:semiHidden="0" w:uiPriority="60" w:unhideWhenUsed="0"/>
+    <w:lsdException w:name="Light List Accent 1" w:semiHidden="0" w:uiPriority="61" w:unhideWhenUsed="0"/>
+    <w:lsdException w:name="Light Grid Accent 1" w:semiHidden="0" w:uiPriority="62" w:unhideWhenUsed="0"/>
+    <w:lsdException w:name="Medium Shading 1 Accent 1" w:semiHidden="0" w:uiPriority="63" w:unhideWhenUsed="0"/>
+    <w:lsdException w:name="Medium Shading 2 Accent 1" w:semiHidden="0" w:uiPriority="64" w:unhideWhenUsed="0"/>
+    <w:lsdException w:name="Medium List 1 Accent 1" w:semiHidden="0" w:uiPriority="65" w:unhideWhenUsed="0"/>
+    <w:lsdException w:name="Medium List 2 Accent 1" w:semiHidden="0" w:uiPriority="66" w:unhideWhenUsed="0"/>
+    <w:lsdException w:name="Medium Grid 1 Accent 1" w:semiHidden="0" w:uiPriority="67" w:unhideWhenUsed="0"/>
+    <w:lsdException w:name="Medium Grid 2 Accent 1" w:semiHidden="0" w:uiPriority="68" w:unhideWhenUsed="0"/>
+    <w:lsdException w:name="Medium Grid 3 Accent 1" w:semiHidden="0" w:uiPriority="69" w:unhideWhenUsed="0"/>
+    <w:lsdException w:name="Dark List Accent 1" w:semiHidden="0" w:uiPriority="70" w:unhideWhenUsed="0"/>
+    <w:lsdException w:name="Colorful Shading Accent 1" w:semiHidden="0" w:uiPriority="71" w:unhideWhenUsed="0"/>
+    <w:lsdException w:name="Colorful List Accent 1" w:semiHidden="0" w:uiPriority="72" w:unhideWhenUsed="0"/>
+    <w:lsdException w:name="Colorful Grid Accent 1" w:semiHidden="0" w:uiPriority="73" w:unhideWhenUsed="0"/>
+    <w:lsdException w:name="Light Shading Accent 2" w:semiHidden="0" w:uiPriority="60" w:unhideWhenUsed="0"/>
+    <w:lsdException w:name="Light List Accent 2" w:semiHidden="0" w:uiPriority="61" w:unhideWhenUsed="0"/>
+    <w:lsdException w:name="Light Grid Accent 2" w:semiHidden="0" w:uiPriority="62" w:unhideWhenUsed="0"/>
+    <w:lsdException w:name="Medium Shading 1 Accent 2" w:semiHidden="0" w:uiPriority="63" w:unhideWhenUsed="0"/>
+    <w:lsdException w:name="Medium Shading 2 Accent 2" w:semiHidden="0" w:uiPriority="64" w:unhideWhenUsed="0"/>
+    <w:lsdException w:name="Medium List 1 Accent 2" w:semiHidden="0" w:uiPriority="65" w:unhideWhenUsed="0"/>
+    <w:lsdException w:name="Medium List 2 Accent 2" w:semiHidden="0" w:uiPriority="66" w:unhideWhenUsed="0"/>
+    <w:lsdException w:name="Medium Grid 1 Accent 2" w:semiHidden="0" w:uiPriority="67" w:unhideWhenUsed="0"/>
+    <w:lsdException w:name="Medium Grid 2 Accent 2" w:semiHidden="0" w:uiPriority="68" w:unhideWhenUsed="0"/>
+    <w:lsdException w:name="Medium Grid 3 Accent 2" w:semiHidden="0" w:uiPriority="69" w:unhideWhenUsed="0"/>
+    <w:lsdException w:name="Dark List Accent 2" w:semiHidden="0" w:uiPriority="70" w:unhideWhenUsed="0"/>
+    <w:lsdException w:name="Colorful Shading Accent 2" w:semiHidden="0" w:uiPriority="71" w:unhideWhenUsed="0"/>
+    <w:lsdException w:name="Colorful List Accent 2" w:semiHidden="0" w:uiPriority="72" w:unhideWhenUsed="0"/>
+    <w:lsdException w:name="Colorful Grid Accent 2" w:semiHidden="0" w:uiPriority="73" w:unhideWhenUsed="0"/>
+    <w:lsdException w:name="Light Shading Accent 3" w:semiHidden="0" w:uiPriority="60" w:unhideWhenUsed="0"/>
+    <w:lsdException w:name="Light List Accent 3" w:semiHidden="0" w:uiPriority="61" w:unhideWhenUsed="0"/>
+    <w:lsdException w:name="Light Grid Accent 3" w:semiHidden="0" w:uiPriority="62" w:unhideWhenUsed="0"/>
+    <w:lsdException w:name="Medium Shading 1 Accent 3" w:semiHidden="0" w:uiPriority="63" w:unhideWhenUsed="0"/>
+    <w:lsdException w:name="Medium Shading 2 Accent 3" w:semiHidden="0" w:uiPriority="64" w:unhideWhenUsed="0"/>
+    <w:lsdException w:name="Medium List 1 Accent 3" w:semiHidden="0" w:uiPriority="65" w:unhideWhenUsed="0"/>
+    <w:lsdException w:name="Medium List 2 Accent 3" w:semiHidden="0" w:uiPriority="66" w:unhideWhenUsed="0"/>
+    <w:lsdException w:name="Medium Grid 1 Accent 3" w:semiHidden="0" w:uiPriority="67" w:unhideWhenUsed="0"/>
+    <w:lsdException w:name="Medium Grid 2 Accent 3" w:semiHidden="0" w:uiPriority="68" w:unhideWhenUsed="0"/>
+    <w:lsdException w:name="Medium Grid 3 Accent 3" w:semiHidden="0" w:uiPriority="69" w:unhideWhenUsed="0"/>
+    <w:lsdException w:name="Dark List Accent 3" w:semiHidden="0" w:uiPriority="70" w:unhideWhenUsed="0"/>
+    <w:lsdException w:name="Colorful Shading Accent 3" w:semiHidden="0" w:uiPriority="71" w:unhideWhenUsed="0"/>
+    <w:lsdException w:name="Colorful List Accent 3" w:semiHidden="0" w:uiPriority="72" w:unhideWhenUsed="0"/>
+    <w:lsdException w:name="Colorful Grid Accent 3" w:semiHidden="0" w:uiPriority="73" w:unhideWhenUsed="0"/>
+    <w:lsdException w:name="Light Shading Accent 4" w:semiHidden="0" w:uiPriority="60" w:unhideWhenUsed="0"/>
+    <w:lsdException w:name="Light List Accent 4" w:semiHidden="0" w:uiPriority="61" w:unhideWhenUsed="0"/>
+    <w:lsdException w:name="Light Grid Accent 4" w:semiHidden="0" w:uiPriority="62" w:unhideWhenUsed="0"/>
+    <w:lsdException w:name="Medium Shading 1 Accent 4" w:semiHidden="0" w:uiPriority="63" w:unhideWhenUsed="0"/>
+    <w:lsdException w:name="Medium Shading 2 Accent 4" w:semiHidden="0" w:uiPriority="64" w:unhideWhenUsed="0"/>
+    <w:lsdException w:name="Medium List 1 Accent 4" w:semiHidden="0" w:uiPriority="65" w:unhideWhenUsed="0"/>
+    <w:lsdException w:name="Medium List 2 Accent 4" w:semiHidden="0" w:uiPriority="66" w:unhideWhenUsed="0"/>
+    <w:lsdException w:name="Medium Grid 1 Accent 4" w:semiHidden="0" w:uiPriority="67" w:unhideWhenUsed="0"/>
+    <w:lsdException w:name="Medium Grid 2 Accent 4" w:semiHidden="0" w:uiPriority="68" w:unhideWhenUsed="0"/>
+    <w:lsdException w:name="Medium Grid 3 Accent 4" w:semiHidden="0" w:uiPriority="69" w:unhideWhenUsed="0"/>
+    <w:lsdException w:name="Dark List Accent 4" w:semiHidden="0" w:uiPriority="70" w:unhideWhenUsed="0"/>
+    <w:lsdException w:name="Colorful Shading Accent 4" w:semiHidden="0" w:uiPriority="71" w:unhideWhenUsed="0"/>
+    <w:lsdException w:name="Colorful List Accent 4" w:semiHidden="0" w:uiPriority="72" w:unhideWhenUsed="0"/>
+    <w:lsdException w:name="Colorful Grid Accent 4" w:semiHidden="0" w:uiPriority="73" w:unhideWhenUsed="0"/>
+    <w:lsdException w:name="Light Shading Accent 5" w:semiHidden="0" w:uiPriority="60" w:unhideWhenUsed="0"/>
+    <w:lsdException w:name="Light List Accent 5" w:semiHidden="0" w:uiPriority="61" w:unhideWhenUsed="0"/>
+    <w:lsdException w:name="Light Grid Accent 5" w:semiHidden="0" w:uiPriority="62" w:unhideWhenUsed="0"/>
+    <w:lsdException w:name="Medium Shading 1 Accent 5" w:semiHidden="0" w:uiPriority="63" w:unhideWhenUsed="0"/>
+    <w:lsdException w:name="Medium Shading 2 Accent 5" w:semiHidden="0" w:uiPriority="64" w:unhideWhenUsed="0"/>
+    <w:lsdException w:name="Medium List 1 Accent 5" w:semiHidden="0" w:uiPriority="65" w:unhideWhenUsed="0"/>
+    <w:lsdException w:name="Medium List 2 Accent 5" w:semiHidden="0" w:uiPriority="66" w:unhideWhenUsed="0"/>
+    <w:lsdException w:name="Medium Grid 1 Accent 5" w:semiHidden="0" w:uiPriority="67" w:unhideWhenUsed="0"/>
+    <w:lsdException w:name="Medium Grid 2 Accent 5" w:semiHidden="0" w:uiPriority="68" w:unhideWhenUsed="0"/>
+    <w:lsdException w:name="Medium Grid 3 Accent 5" w:semiHidden="0" w:uiPriority="69" w:unhideWhenUsed="0"/>
+    <w:lsdException w:name="Dark List Accent 5" w:semiHidden="0" w:uiPriority="70" w:unhideWhenUsed="0"/>
+    <w:lsdException w:name="Colorful Shading Accent 5" w:semiHidden="0" w:uiPriority="71" w:unhideWhenUsed="0"/>
+    <w:lsdException w:name="Colorful List Accent 5" w:semiHidden="0" w:uiPriority="72" w:unhideWhenUsed="0"/>
+    <w:lsdException w:name="Colorful Grid Accent 5" w:semiHidden="0" w:uiPriority="73" w:unhideWhenUsed="0"/>
+    <w:lsdException w:name="Light Shading Accent 6" w:semiHidden="0" w:uiPriority="60" w:unhideWhenUsed="0"/>
+    <w:lsdException w:name="Light List Accent 6" w:semiHidden="0" w:uiPriority="61" w:unhideWhenUsed="0"/>
+    <w:lsdException w:name="Light Grid Accent 6" w:semiHidden="0" w:uiPriority="62" w:unhideWhenUsed="0"/>
+    <w:lsdException w:name="Medium Shading 1 Accent 6" w:semiHidden="0" w:uiPriority="63" w:unhideWhenUsed="0"/>
+    <w:lsdException w:name="Medium Shading 2 Accent 6" w:semiHidden="0" w:uiPriority="64" w:unhideWhenUsed="0"/>
+    <w:lsdException w:name="Medium List 1 Accent 6" w:semiHidden="0" w:uiPriority="65" w:unhideWhenUsed="0"/>
+    <w:lsdException w:name="Medium List 2 Accent 6" w:semiHidden="0" w:uiPriority="66" w:unhideWhenUsed="0"/>
+    <w:lsdException w:name="Medium Grid 1 Accent 6" w:semiHidden="0" w:uiPriority="67" w:unhideWhenUsed="0"/>
+    <w:lsdException w:name="Medium Grid 2 Accent 6" w:semiHidden="0" w:uiPriority="68" w:unhideWhenUsed="0"/>
+    <w:lsdException w:name="Medium Grid 3 Accent 6" w:semiHidden="0" w:uiPriority="69" w:unhideWhenUsed="0"/>
+    <w:lsdException w:name="Dark List Accent 6" w:semiHidden="0" w:uiPriority="70" w:unhideWhenUsed="0"/>
+    <w:lsdException w:name="Colorful Shading Accent 6" w:semiHidden="0" w:uiPriority="71" w:unhideWhenUsed="0"/>
+    <w:lsdException w:name="Colorful List Accent 6" w:semiHidden="0" w:uiPriority="72" w:unhideWhenUsed="0"/>
+    <w:lsdException w:name="Colorful Grid Accent 6" w:semiHidden="0" w:uiPriority="73" w:unhideWhenUsed="0"/>
   </w:latentStyles>
-  <w:style w:type="paragraph" w:default="1" w:styleId="1">
+  <w:style w:type="paragraph" w:default="1" w:styleId="Normal">
     <w:name w:val="Normal"/>
     <w:qFormat/>
-    <w:uiPriority w:val="0"/>
     <w:pPr>
       <w:kinsoku w:val="0"/>
       <w:autoSpaceDE w:val="0"/>
@@ -5272,7 +5193,7 @@
       <w:textAlignment w:val="baseline"/>
     </w:pPr>
     <w:rPr>
-      <w:rFonts w:ascii="Arial" w:hAnsi="Arial" w:eastAsia="宋体" w:cs="Arial"/>
+      <w:rFonts w:ascii="Arial" w:eastAsia="宋体" w:hAnsi="Arial" w:cs="Arial"/>
       <w:snapToGrid w:val="0"/>
       <w:color w:val="000000"/>
       <w:kern w:val="0"/>
@@ -5281,12 +5202,11 @@
       <w:lang w:val="en-US" w:eastAsia="en-US" w:bidi="ar-SA"/>
     </w:rPr>
   </w:style>
-  <w:style w:type="paragraph" w:styleId="2">
+  <w:style w:type="paragraph" w:styleId="Heading1">
     <w:name w:val="heading 1"/>
-    <w:basedOn w:val="1"/>
-    <w:next w:val="1"/>
+    <w:basedOn w:val="Normal"/>
+    <w:next w:val="Normal"/>
     <w:qFormat/>
-    <w:uiPriority w:val="0"/>
     <w:pPr>
       <w:keepNext/>
       <w:keepLines/>
@@ -5304,13 +5224,12 @@
       <w:sz w:val="44"/>
     </w:rPr>
   </w:style>
-  <w:style w:type="paragraph" w:styleId="3">
+  <w:style w:type="paragraph" w:styleId="Heading2">
     <w:name w:val="heading 2"/>
-    <w:basedOn w:val="1"/>
-    <w:next w:val="1"/>
+    <w:basedOn w:val="Normal"/>
+    <w:next w:val="Normal"/>
     <w:unhideWhenUsed/>
     <w:qFormat/>
-    <w:uiPriority w:val="0"/>
     <w:pPr>
       <w:keepNext/>
       <w:keepLines/>
@@ -5323,19 +5242,18 @@
       <w:outlineLvl w:val="1"/>
     </w:pPr>
     <w:rPr>
-      <w:rFonts w:ascii="Arial" w:hAnsi="Arial" w:eastAsia="黑体"/>
+      <w:rFonts w:ascii="Arial" w:eastAsia="黑体" w:hAnsi="Arial"/>
       <w:b/>
       <w:sz w:val="32"/>
     </w:rPr>
   </w:style>
-  <w:style w:type="paragraph" w:styleId="4">
+  <w:style w:type="paragraph" w:styleId="Heading3">
     <w:name w:val="heading 3"/>
-    <w:basedOn w:val="1"/>
-    <w:next w:val="1"/>
+    <w:basedOn w:val="Normal"/>
+    <w:next w:val="Normal"/>
     <w:semiHidden/>
     <w:unhideWhenUsed/>
     <w:qFormat/>
-    <w:uiPriority w:val="0"/>
     <w:pPr>
       <w:keepNext/>
       <w:keepLines/>
@@ -5352,13 +5270,12 @@
       <w:sz w:val="32"/>
     </w:rPr>
   </w:style>
-  <w:style w:type="paragraph" w:styleId="5">
+  <w:style w:type="paragraph" w:styleId="Heading4">
     <w:name w:val="heading 4"/>
-    <w:basedOn w:val="1"/>
-    <w:next w:val="1"/>
+    <w:basedOn w:val="Normal"/>
+    <w:next w:val="Normal"/>
     <w:unhideWhenUsed/>
     <w:qFormat/>
-    <w:uiPriority w:val="0"/>
     <w:pPr>
       <w:keepNext/>
       <w:keepLines/>
@@ -5371,19 +5288,18 @@
       <w:outlineLvl w:val="3"/>
     </w:pPr>
     <w:rPr>
-      <w:rFonts w:ascii="Arial" w:hAnsi="Arial" w:eastAsia="黑体"/>
+      <w:rFonts w:ascii="Arial" w:eastAsia="黑体" w:hAnsi="Arial"/>
       <w:b/>
       <w:sz w:val="28"/>
     </w:rPr>
   </w:style>
-  <w:style w:type="paragraph" w:styleId="6">
+  <w:style w:type="paragraph" w:styleId="Heading5">
     <w:name w:val="heading 5"/>
-    <w:basedOn w:val="1"/>
-    <w:next w:val="1"/>
+    <w:basedOn w:val="Normal"/>
+    <w:next w:val="Normal"/>
     <w:semiHidden/>
     <w:unhideWhenUsed/>
     <w:qFormat/>
-    <w:uiPriority w:val="0"/>
     <w:pPr>
       <w:keepNext/>
       <w:keepLines/>
@@ -5400,14 +5316,13 @@
       <w:sz w:val="28"/>
     </w:rPr>
   </w:style>
-  <w:style w:type="paragraph" w:styleId="7">
+  <w:style w:type="paragraph" w:styleId="Heading6">
     <w:name w:val="heading 6"/>
-    <w:basedOn w:val="1"/>
-    <w:next w:val="1"/>
+    <w:basedOn w:val="Normal"/>
+    <w:next w:val="Normal"/>
     <w:semiHidden/>
     <w:unhideWhenUsed/>
     <w:qFormat/>
-    <w:uiPriority w:val="0"/>
     <w:pPr>
       <w:keepNext/>
       <w:keepLines/>
@@ -5420,19 +5335,18 @@
       <w:outlineLvl w:val="5"/>
     </w:pPr>
     <w:rPr>
-      <w:rFonts w:ascii="Arial" w:hAnsi="Arial" w:eastAsia="黑体"/>
+      <w:rFonts w:ascii="Arial" w:eastAsia="黑体" w:hAnsi="Arial"/>
       <w:b/>
       <w:sz w:val="24"/>
     </w:rPr>
   </w:style>
-  <w:style w:type="paragraph" w:styleId="8">
+  <w:style w:type="paragraph" w:styleId="Heading7">
     <w:name w:val="heading 7"/>
-    <w:basedOn w:val="1"/>
-    <w:next w:val="1"/>
+    <w:basedOn w:val="Normal"/>
+    <w:next w:val="Normal"/>
     <w:semiHidden/>
     <w:unhideWhenUsed/>
     <w:qFormat/>
-    <w:uiPriority w:val="0"/>
     <w:pPr>
       <w:keepNext/>
       <w:keepLines/>
@@ -5449,14 +5363,13 @@
       <w:sz w:val="24"/>
     </w:rPr>
   </w:style>
-  <w:style w:type="paragraph" w:styleId="9">
+  <w:style w:type="paragraph" w:styleId="Heading8">
     <w:name w:val="heading 8"/>
-    <w:basedOn w:val="1"/>
-    <w:next w:val="1"/>
+    <w:basedOn w:val="Normal"/>
+    <w:next w:val="Normal"/>
     <w:semiHidden/>
     <w:unhideWhenUsed/>
     <w:qFormat/>
-    <w:uiPriority w:val="0"/>
     <w:pPr>
       <w:keepNext/>
       <w:keepLines/>
@@ -5469,18 +5382,17 @@
       <w:outlineLvl w:val="7"/>
     </w:pPr>
     <w:rPr>
-      <w:rFonts w:ascii="Arial" w:hAnsi="Arial" w:eastAsia="黑体"/>
+      <w:rFonts w:ascii="Arial" w:eastAsia="黑体" w:hAnsi="Arial"/>
       <w:sz w:val="24"/>
     </w:rPr>
   </w:style>
-  <w:style w:type="paragraph" w:styleId="10">
+  <w:style w:type="paragraph" w:styleId="Heading9">
     <w:name w:val="heading 9"/>
-    <w:basedOn w:val="1"/>
-    <w:next w:val="1"/>
+    <w:basedOn w:val="Normal"/>
+    <w:next w:val="Normal"/>
     <w:semiHidden/>
     <w:unhideWhenUsed/>
     <w:qFormat/>
-    <w:uiPriority w:val="0"/>
     <w:pPr>
       <w:keepNext/>
       <w:keepLines/>
@@ -5493,21 +5405,19 @@
       <w:outlineLvl w:val="8"/>
     </w:pPr>
     <w:rPr>
-      <w:rFonts w:ascii="Arial" w:hAnsi="Arial" w:eastAsia="黑体"/>
+      <w:rFonts w:ascii="Arial" w:eastAsia="黑体" w:hAnsi="Arial"/>
       <w:sz w:val="21"/>
     </w:rPr>
   </w:style>
-  <w:style w:type="character" w:default="1" w:styleId="22">
+  <w:style w:type="character" w:default="1" w:styleId="DefaultParagraphFont">
     <w:name w:val="Default Paragraph Font"/>
     <w:semiHidden/>
     <w:qFormat/>
-    <w:uiPriority w:val="0"/>
   </w:style>
-  <w:style w:type="table" w:default="1" w:styleId="20">
+  <w:style w:type="table" w:default="1" w:styleId="TableNormal">
     <w:name w:val="Normal Table"/>
     <w:semiHidden/>
     <w:qFormat/>
-    <w:uiPriority w:val="0"/>
     <w:tblPr>
       <w:tblCellMar>
         <w:top w:w="0" w:type="dxa"/>
@@ -5517,43 +5427,39 @@
       </w:tblCellMar>
     </w:tblPr>
   </w:style>
-  <w:style w:type="paragraph" w:styleId="11">
+  <w:style w:type="paragraph" w:styleId="CommentText">
     <w:name w:val="annotation text"/>
-    <w:basedOn w:val="1"/>
+    <w:basedOn w:val="Normal"/>
     <w:qFormat/>
-    <w:uiPriority w:val="0"/>
     <w:pPr>
       <w:jc w:val="left"/>
     </w:pPr>
   </w:style>
-  <w:style w:type="paragraph" w:styleId="12">
+  <w:style w:type="paragraph" w:styleId="BodyText">
     <w:name w:val="Body Text"/>
-    <w:basedOn w:val="1"/>
+    <w:basedOn w:val="Normal"/>
     <w:semiHidden/>
     <w:qFormat/>
-    <w:uiPriority w:val="0"/>
     <w:rPr>
-      <w:rFonts w:ascii="Arial" w:hAnsi="Arial" w:eastAsia="Arial" w:cs="Arial"/>
+      <w:rFonts w:ascii="Arial" w:eastAsia="Arial" w:hAnsi="Arial" w:cs="Arial"/>
       <w:sz w:val="21"/>
       <w:szCs w:val="21"/>
       <w:lang w:val="en-US" w:eastAsia="en-US" w:bidi="ar-SA"/>
     </w:rPr>
   </w:style>
-  <w:style w:type="paragraph" w:styleId="13">
+  <w:style w:type="paragraph" w:styleId="TOC3">
     <w:name w:val="toc 3"/>
-    <w:basedOn w:val="1"/>
-    <w:next w:val="1"/>
+    <w:basedOn w:val="Normal"/>
+    <w:next w:val="Normal"/>
     <w:qFormat/>
-    <w:uiPriority w:val="0"/>
     <w:pPr>
       <w:ind w:left="840" w:leftChars="400"/>
     </w:pPr>
   </w:style>
-  <w:style w:type="paragraph" w:styleId="14">
+  <w:style w:type="paragraph" w:styleId="Footer">
     <w:name w:val="footer"/>
-    <w:basedOn w:val="1"/>
+    <w:basedOn w:val="Normal"/>
     <w:qFormat/>
-    <w:uiPriority w:val="0"/>
     <w:pPr>
       <w:tabs>
         <w:tab w:val="center" w:pos="4153"/>
@@ -5566,17 +5472,16 @@
       <w:sz w:val="18"/>
     </w:rPr>
   </w:style>
-  <w:style w:type="paragraph" w:styleId="15">
+  <w:style w:type="paragraph" w:styleId="Header">
     <w:name w:val="header"/>
-    <w:basedOn w:val="1"/>
+    <w:basedOn w:val="Normal"/>
     <w:qFormat/>
-    <w:uiPriority w:val="0"/>
     <w:pPr>
       <w:pBdr>
-        <w:top w:val="none" w:color="auto" w:sz="0" w:space="0"/>
-        <w:left w:val="none" w:color="auto" w:sz="0" w:space="0"/>
-        <w:bottom w:val="none" w:color="auto" w:sz="0" w:space="0"/>
-        <w:right w:val="none" w:color="auto" w:sz="0" w:space="0"/>
+        <w:top w:val="nil"/>
+        <w:left w:val="nil"/>
+        <w:bottom w:val="nil"/>
+        <w:right w:val="nil"/>
       </w:pBdr>
       <w:tabs>
         <w:tab w:val="center" w:pos="4153"/>
@@ -5591,41 +5496,37 @@
       <w:sz w:val="18"/>
     </w:rPr>
   </w:style>
-  <w:style w:type="paragraph" w:styleId="16">
+  <w:style w:type="paragraph" w:styleId="TOC1">
     <w:name w:val="toc 1"/>
-    <w:basedOn w:val="1"/>
-    <w:next w:val="1"/>
+    <w:basedOn w:val="Normal"/>
+    <w:next w:val="Normal"/>
     <w:qFormat/>
-    <w:uiPriority w:val="0"/>
     <w:rPr>
-      <w:rFonts w:ascii="Arial" w:hAnsi="Arial" w:eastAsia="Microsoft JhengHei"/>
+      <w:rFonts w:ascii="Arial" w:eastAsia="Microsoft JhengHei" w:hAnsi="Arial"/>
       <w:sz w:val="24"/>
     </w:rPr>
   </w:style>
-  <w:style w:type="paragraph" w:styleId="17">
+  <w:style w:type="paragraph" w:styleId="TOC2">
     <w:name w:val="toc 2"/>
-    <w:basedOn w:val="1"/>
-    <w:next w:val="1"/>
+    <w:basedOn w:val="Normal"/>
+    <w:next w:val="Normal"/>
     <w:qFormat/>
-    <w:uiPriority w:val="0"/>
     <w:pPr>
       <w:ind w:left="420" w:leftChars="200"/>
     </w:pPr>
   </w:style>
-  <w:style w:type="paragraph" w:styleId="18">
+  <w:style w:type="paragraph" w:styleId="NormalWeb">
     <w:name w:val="Normal (Web)"/>
-    <w:basedOn w:val="1"/>
+    <w:basedOn w:val="Normal"/>
     <w:qFormat/>
-    <w:uiPriority w:val="0"/>
     <w:rPr>
       <w:sz w:val="24"/>
     </w:rPr>
   </w:style>
-  <w:style w:type="paragraph" w:styleId="19">
+  <w:style w:type="paragraph" w:styleId="Title">
     <w:name w:val="Title"/>
-    <w:basedOn w:val="1"/>
+    <w:basedOn w:val="Normal"/>
     <w:qFormat/>
-    <w:uiPriority w:val="0"/>
     <w:pPr>
       <w:spacing w:before="240" w:beforeLines="0" w:beforeAutospacing="0" w:after="60" w:afterLines="0" w:afterAutospacing="0"/>
       <w:jc w:val="center"/>
@@ -5637,73 +5538,68 @@
       <w:sz w:val="32"/>
     </w:rPr>
   </w:style>
-  <w:style w:type="table" w:styleId="21">
+  <w:style w:type="table" w:styleId="TableGrid">
     <w:name w:val="Table Grid"/>
-    <w:basedOn w:val="20"/>
+    <w:basedOn w:val="TableNormal"/>
     <w:qFormat/>
-    <w:uiPriority w:val="0"/>
     <w:pPr>
       <w:widowControl w:val="0"/>
       <w:jc w:val="both"/>
     </w:pPr>
     <w:tblPr>
       <w:tblBorders>
-        <w:top w:val="single" w:color="auto" w:sz="4" w:space="0"/>
-        <w:left w:val="single" w:color="auto" w:sz="4" w:space="0"/>
-        <w:bottom w:val="single" w:color="auto" w:sz="4" w:space="0"/>
-        <w:right w:val="single" w:color="auto" w:sz="4" w:space="0"/>
-        <w:insideH w:val="single" w:color="auto" w:sz="4" w:space="0"/>
-        <w:insideV w:val="single" w:color="auto" w:sz="4" w:space="0"/>
+        <w:top w:val="single" w:sz="4" w:space="0" w:color="auto"/>
+        <w:left w:val="single" w:sz="4" w:space="0" w:color="auto"/>
+        <w:bottom w:val="single" w:sz="4" w:space="0" w:color="auto"/>
+        <w:right w:val="single" w:sz="4" w:space="0" w:color="auto"/>
+        <w:insideH w:val="single" w:sz="4" w:space="0" w:color="auto"/>
+        <w:insideV w:val="single" w:sz="4" w:space="0" w:color="auto"/>
       </w:tblBorders>
     </w:tblPr>
   </w:style>
-  <w:style w:type="character" w:styleId="23">
+  <w:style w:type="character" w:styleId="Strong">
     <w:name w:val="Strong"/>
-    <w:basedOn w:val="22"/>
+    <w:basedOn w:val="DefaultParagraphFont"/>
     <w:qFormat/>
-    <w:uiPriority w:val="0"/>
     <w:rPr>
       <w:b/>
     </w:rPr>
   </w:style>
-  <w:style w:type="paragraph" w:customStyle="1" w:styleId="24">
+  <w:style w:type="paragraph" w:customStyle="1" w:styleId="a">
     <w:name w:val="柴_公司名"/>
-    <w:basedOn w:val="19"/>
+    <w:basedOn w:val="Title"/>
     <w:qFormat/>
-    <w:uiPriority w:val="0"/>
     <w:pPr>
       <w:spacing w:after="600" w:afterLines="600"/>
     </w:pPr>
     <w:rPr>
-      <w:rFonts w:hint="eastAsia" w:ascii="宋体" w:hAnsi="宋体" w:eastAsia="宋体" w:cs="宋体"/>
+      <w:rFonts w:ascii="宋体" w:eastAsia="宋体" w:hAnsi="宋体" w:cs="宋体" w:hint="eastAsia"/>
       <w:bCs/>
       <w:spacing w:val="-6"/>
       <w:sz w:val="52"/>
       <w:szCs w:val="52"/>
     </w:rPr>
   </w:style>
-  <w:style w:type="paragraph" w:customStyle="1" w:styleId="25">
+  <w:style w:type="paragraph" w:customStyle="1" w:styleId="a0">
     <w:name w:val="柴_文档名"/>
-    <w:basedOn w:val="19"/>
+    <w:basedOn w:val="Title"/>
     <w:qFormat/>
-    <w:uiPriority w:val="0"/>
     <w:pPr>
       <w:spacing w:after="900" w:afterLines="900"/>
     </w:pPr>
     <w:rPr>
-      <w:rFonts w:ascii="黑体" w:hAnsi="黑体" w:eastAsia="黑体" w:cs="黑体"/>
+      <w:rFonts w:ascii="黑体" w:eastAsia="黑体" w:hAnsi="黑体" w:cs="黑体"/>
       <w:bCs/>
       <w:spacing w:val="-7"/>
       <w:sz w:val="52"/>
       <w:szCs w:val="52"/>
     </w:rPr>
   </w:style>
-  <w:style w:type="table" w:customStyle="1" w:styleId="26">
+  <w:style w:type="table" w:customStyle="1" w:styleId="TableNormal0">
     <w:name w:val="Table Normal_0"/>
     <w:semiHidden/>
     <w:unhideWhenUsed/>
     <w:qFormat/>
-    <w:uiPriority w:val="0"/>
     <w:tblPr>
       <w:tblCellMar>
         <w:top w:w="0" w:type="dxa"/>
@@ -5713,87 +5609,81 @@
       </w:tblCellMar>
     </w:tblPr>
   </w:style>
-  <w:style w:type="paragraph" w:customStyle="1" w:styleId="27">
+  <w:style w:type="paragraph" w:customStyle="1" w:styleId="TableText">
     <w:name w:val="Table Text"/>
-    <w:basedOn w:val="1"/>
+    <w:basedOn w:val="Normal"/>
     <w:semiHidden/>
     <w:qFormat/>
-    <w:uiPriority w:val="0"/>
     <w:rPr>
-      <w:rFonts w:ascii="宋体" w:hAnsi="宋体" w:eastAsia="宋体" w:cs="宋体"/>
+      <w:rFonts w:ascii="宋体" w:eastAsia="宋体" w:hAnsi="宋体" w:cs="宋体"/>
       <w:sz w:val="21"/>
       <w:szCs w:val="21"/>
       <w:lang w:val="en-US" w:eastAsia="en-US" w:bidi="ar-SA"/>
     </w:rPr>
   </w:style>
-  <w:style w:type="paragraph" w:customStyle="1" w:styleId="28">
+  <w:style w:type="paragraph" w:customStyle="1" w:styleId="1">
     <w:name w:val="柴_标题1"/>
-    <w:basedOn w:val="2"/>
-    <w:next w:val="29"/>
-    <w:link w:val="38"/>
+    <w:basedOn w:val="Heading1"/>
+    <w:next w:val="a1"/>
+    <w:link w:val="1Char"/>
     <w:qFormat/>
-    <w:uiPriority w:val="0"/>
     <w:pPr>
       <w:spacing w:before="100" w:after="90" w:line="360" w:lineRule="auto"/>
     </w:pPr>
     <w:rPr>
-      <w:rFonts w:ascii="Arial" w:hAnsi="Arial" w:eastAsia="宋体"/>
+      <w:rFonts w:ascii="Arial" w:eastAsia="宋体" w:hAnsi="Arial"/>
       <w:sz w:val="32"/>
     </w:rPr>
   </w:style>
-  <w:style w:type="paragraph" w:customStyle="1" w:styleId="29">
+  <w:style w:type="paragraph" w:customStyle="1" w:styleId="a1">
     <w:name w:val="柴_正文"/>
-    <w:basedOn w:val="12"/>
-    <w:link w:val="42"/>
+    <w:basedOn w:val="BodyText"/>
+    <w:link w:val="Char"/>
     <w:qFormat/>
-    <w:uiPriority w:val="0"/>
     <w:pPr>
       <w:spacing w:line="360" w:lineRule="auto"/>
       <w:ind w:firstLine="470" w:firstLineChars="200"/>
     </w:pPr>
     <w:rPr>
-      <w:rFonts w:ascii="Arial" w:hAnsi="Arial" w:eastAsia="宋体"/>
+      <w:rFonts w:ascii="Arial" w:eastAsia="宋体" w:hAnsi="Arial"/>
       <w:sz w:val="24"/>
       <w:lang w:eastAsia="zh-CN"/>
     </w:rPr>
   </w:style>
-  <w:style w:type="paragraph" w:customStyle="1" w:styleId="30">
+  <w:style w:type="paragraph" w:customStyle="1" w:styleId="2">
     <w:name w:val="柴_标题2"/>
-    <w:basedOn w:val="3"/>
-    <w:next w:val="29"/>
+    <w:basedOn w:val="Heading2"/>
+    <w:next w:val="a1"/>
     <w:qFormat/>
-    <w:uiPriority w:val="0"/>
     <w:pPr>
       <w:spacing w:line="360" w:lineRule="auto"/>
     </w:pPr>
     <w:rPr>
-      <w:rFonts w:ascii="Arial" w:hAnsi="Arial" w:eastAsia="宋体"/>
+      <w:rFonts w:ascii="Arial" w:eastAsia="宋体" w:hAnsi="Arial"/>
       <w:sz w:val="28"/>
     </w:rPr>
   </w:style>
-  <w:style w:type="paragraph" w:customStyle="1" w:styleId="31">
+  <w:style w:type="paragraph" w:customStyle="1" w:styleId="3">
     <w:name w:val="柴_标题3"/>
-    <w:basedOn w:val="4"/>
-    <w:next w:val="29"/>
+    <w:basedOn w:val="Heading3"/>
+    <w:next w:val="a1"/>
     <w:qFormat/>
-    <w:uiPriority w:val="0"/>
     <w:pPr>
       <w:spacing w:line="360" w:lineRule="auto"/>
       <w:ind w:left="0" w:firstLine="472" w:firstLineChars="200"/>
     </w:pPr>
     <w:rPr>
-      <w:rFonts w:ascii="宋体" w:hAnsi="宋体" w:eastAsia="宋体" w:cs="宋体"/>
+      <w:rFonts w:ascii="宋体" w:eastAsia="宋体" w:hAnsi="宋体" w:cs="宋体"/>
       <w:spacing w:val="-2"/>
       <w:sz w:val="24"/>
       <w:szCs w:val="24"/>
     </w:rPr>
   </w:style>
-  <w:style w:type="paragraph" w:customStyle="1" w:styleId="32">
+  <w:style w:type="paragraph" w:customStyle="1" w:styleId="a2">
     <w:name w:val="柴_目录"/>
-    <w:basedOn w:val="1"/>
-    <w:next w:val="12"/>
+    <w:basedOn w:val="Normal"/>
+    <w:next w:val="BodyText"/>
     <w:qFormat/>
-    <w:uiPriority w:val="0"/>
     <w:pPr>
       <w:tabs>
         <w:tab w:val="right" w:leader="dot" w:pos="8442"/>
@@ -5801,64 +5691,59 @@
       <w:ind w:left="0" w:leftChars="0"/>
     </w:pPr>
     <w:rPr>
-      <w:rFonts w:ascii="Arial" w:hAnsi="Arial" w:eastAsia="Microsoft JhengHei"/>
+      <w:rFonts w:ascii="Arial" w:eastAsia="Microsoft JhengHei" w:hAnsi="Arial"/>
       <w:sz w:val="24"/>
     </w:rPr>
   </w:style>
-  <w:style w:type="paragraph" w:customStyle="1" w:styleId="33">
+  <w:style w:type="paragraph" w:customStyle="1" w:styleId="WPSOffice1">
     <w:name w:val="WPSOffice手动目录 1"/>
     <w:qFormat/>
-    <w:uiPriority w:val="0"/>
     <w:pPr>
       <w:ind w:leftChars="0"/>
     </w:pPr>
     <w:rPr>
-      <w:rFonts w:ascii="Times New Roman" w:hAnsi="Times New Roman" w:eastAsia="宋体" w:cs="Times New Roman"/>
+      <w:rFonts w:ascii="Times New Roman" w:eastAsia="宋体" w:hAnsi="Times New Roman" w:cs="Times New Roman"/>
       <w:sz w:val="20"/>
       <w:szCs w:val="20"/>
     </w:rPr>
   </w:style>
-  <w:style w:type="paragraph" w:customStyle="1" w:styleId="34">
+  <w:style w:type="paragraph" w:customStyle="1" w:styleId="WPSOffice2">
     <w:name w:val="WPSOffice手动目录 2"/>
     <w:qFormat/>
-    <w:uiPriority w:val="0"/>
     <w:pPr>
       <w:ind w:leftChars="200"/>
     </w:pPr>
     <w:rPr>
-      <w:rFonts w:ascii="Times New Roman" w:hAnsi="Times New Roman" w:eastAsia="宋体" w:cs="Times New Roman"/>
+      <w:rFonts w:ascii="Times New Roman" w:eastAsia="宋体" w:hAnsi="Times New Roman" w:cs="Times New Roman"/>
       <w:sz w:val="20"/>
       <w:szCs w:val="20"/>
     </w:rPr>
   </w:style>
-  <w:style w:type="paragraph" w:customStyle="1" w:styleId="35">
+  <w:style w:type="paragraph" w:customStyle="1" w:styleId="WPSOffice3">
     <w:name w:val="WPSOffice手动目录 3"/>
     <w:qFormat/>
-    <w:uiPriority w:val="0"/>
     <w:pPr>
       <w:ind w:leftChars="400"/>
     </w:pPr>
     <w:rPr>
-      <w:rFonts w:ascii="Times New Roman" w:hAnsi="Times New Roman" w:eastAsia="宋体" w:cs="Times New Roman"/>
+      <w:rFonts w:ascii="Times New Roman" w:eastAsia="宋体" w:hAnsi="Times New Roman" w:cs="Times New Roman"/>
       <w:sz w:val="20"/>
       <w:szCs w:val="20"/>
     </w:rPr>
   </w:style>
-  <w:style w:type="paragraph" w:customStyle="1" w:styleId="36">
+  <w:style w:type="paragraph" w:customStyle="1" w:styleId="Compact">
     <w:name w:val="Compact"/>
-    <w:basedOn w:val="12"/>
+    <w:basedOn w:val="BodyText"/>
     <w:qFormat/>
-    <w:uiPriority w:val="0"/>
     <w:pPr>
       <w:spacing w:before="36" w:after="36"/>
     </w:pPr>
   </w:style>
-  <w:style w:type="table" w:customStyle="1" w:styleId="37">
+  <w:style w:type="table" w:customStyle="1" w:styleId="Table">
     <w:name w:val="Table"/>
     <w:semiHidden/>
     <w:unhideWhenUsed/>
     <w:qFormat/>
-    <w:uiPriority w:val="0"/>
     <w:tblPr>
       <w:tblCellMar>
         <w:top w:w="0" w:type="dxa"/>
@@ -5870,28 +5755,26 @@
     <w:tblStylePr w:type="firstRow">
       <w:tcPr>
         <w:tcBorders>
-          <w:bottom w:val="single" w:color="auto" w:sz="0" w:space="0"/>
+          <w:bottom w:val="single" w:sz="0" w:space="0" w:color="auto"/>
         </w:tcBorders>
         <w:vAlign w:val="bottom"/>
       </w:tcPr>
     </w:tblStylePr>
   </w:style>
-  <w:style w:type="character" w:customStyle="1" w:styleId="38">
+  <w:style w:type="character" w:customStyle="1" w:styleId="1Char">
     <w:name w:val="柴_标题1 Char"/>
-    <w:link w:val="28"/>
+    <w:link w:val="1"/>
     <w:qFormat/>
-    <w:uiPriority w:val="0"/>
     <w:rPr>
-      <w:rFonts w:ascii="Arial" w:hAnsi="Arial" w:eastAsia="宋体"/>
+      <w:rFonts w:ascii="Arial" w:eastAsia="宋体" w:hAnsi="Arial"/>
       <w:sz w:val="32"/>
     </w:rPr>
   </w:style>
-  <w:style w:type="table" w:customStyle="1" w:styleId="39">
+  <w:style w:type="table" w:customStyle="1" w:styleId="TableNormal1">
     <w:name w:val="Table Normal_1"/>
     <w:semiHidden/>
     <w:unhideWhenUsed/>
     <w:qFormat/>
-    <w:uiPriority w:val="0"/>
     <w:tblPr>
       <w:tblCellMar>
         <w:top w:w="0" w:type="dxa"/>
@@ -5901,11 +5784,10 @@
       </w:tblCellMar>
     </w:tblPr>
   </w:style>
-  <w:style w:type="paragraph" w:customStyle="1" w:styleId="40">
+  <w:style w:type="paragraph" w:customStyle="1" w:styleId="a3">
     <w:name w:val="柴_正文_无缩进"/>
-    <w:basedOn w:val="1"/>
+    <w:basedOn w:val="Normal"/>
     <w:qFormat/>
-    <w:uiPriority w:val="0"/>
     <w:pPr>
       <w:ind w:firstLine="0" w:firstLineChars="0"/>
     </w:pPr>
@@ -5915,31 +5797,29 @@
       <w:lang w:eastAsia="zh-CN"/>
     </w:rPr>
   </w:style>
-  <w:style w:type="paragraph" w:customStyle="1" w:styleId="41">
+  <w:style w:type="paragraph" w:customStyle="1" w:styleId="4">
     <w:name w:val="柴_标题4"/>
-    <w:basedOn w:val="5"/>
-    <w:next w:val="1"/>
+    <w:basedOn w:val="Heading4"/>
+    <w:next w:val="Normal"/>
     <w:qFormat/>
-    <w:uiPriority w:val="0"/>
     <w:pPr>
       <w:widowControl w:val="0"/>
       <w:spacing w:before="160" w:line="360" w:lineRule="auto"/>
-      <w:ind w:left="981" w:leftChars="300" w:hanging="862"/>
+      <w:ind w:left="981" w:hanging="862" w:leftChars="300"/>
     </w:pPr>
     <w:rPr>
-      <w:rFonts w:hint="eastAsia" w:ascii="Calibri" w:hAnsi="Calibri" w:eastAsia="宋体" w:cs="宋体"/>
+      <w:rFonts w:ascii="Calibri" w:eastAsia="宋体" w:hAnsi="Calibri" w:cs="宋体" w:hint="eastAsia"/>
       <w:sz w:val="24"/>
       <w:szCs w:val="24"/>
       <w:lang w:eastAsia="zh-CN" w:bidi="zh-CN"/>
     </w:rPr>
   </w:style>
-  <w:style w:type="character" w:customStyle="1" w:styleId="42">
+  <w:style w:type="character" w:customStyle="1" w:styleId="Char">
     <w:name w:val="柴_正文 Char"/>
-    <w:link w:val="29"/>
+    <w:link w:val="a1"/>
     <w:qFormat/>
-    <w:uiPriority w:val="0"/>
     <w:rPr>
-      <w:rFonts w:ascii="Arial" w:hAnsi="Arial" w:eastAsia="宋体"/>
+      <w:rFonts w:ascii="Arial" w:eastAsia="宋体" w:hAnsi="Arial"/>
       <w:sz w:val="24"/>
       <w:lang w:eastAsia="zh-CN"/>
     </w:rPr>

--- a/4.质量管理/2.运行记录类文件/JXTX-04-14-运维服务质量管理内审报告.docx
+++ b/4.质量管理/2.运行记录类文件/JXTX-04-14-运维服务质量管理内审报告.docx
@@ -1,11 +1,10 @@
 
 <file path=word/document.xml><?xml version="1.0" encoding="utf-8"?>
-<w:document xmlns:wpc="http://schemas.microsoft.com/office/word/2010/wordprocessingCanvas" xmlns:mc="http://schemas.openxmlformats.org/markup-compatibility/2006" xmlns:o="urn:schemas-microsoft-com:office:office" xmlns:r="http://schemas.openxmlformats.org/officeDocument/2006/relationships" xmlns:m="http://schemas.openxmlformats.org/officeDocument/2006/math" xmlns:v="urn:schemas-microsoft-com:vml" xmlns:wp14="http://schemas.microsoft.com/office/word/2010/wordprocessingDrawing" xmlns:wp="http://schemas.openxmlformats.org/drawingml/2006/wordprocessingDrawing" xmlns:w10="urn:schemas-microsoft-com:office:word" xmlns:w="http://schemas.openxmlformats.org/wordprocessingml/2006/main" xmlns:w14="http://schemas.microsoft.com/office/word/2010/wordml" xmlns:w15="http://schemas.microsoft.com/office/word/2012/wordml" xmlns:wne="http://schemas.microsoft.com/office/word/2006/wordml" xmlns:wpg="http://schemas.microsoft.com/office/word/2010/wordprocessingGroup" xmlns:wpi="http://schemas.microsoft.com/office/word/2010/wordprocessingInk" xmlns:wps="http://schemas.microsoft.com/office/word/2010/wordprocessingShape" mc:Ignorable="w14 w15 wp14">
-  <!-- Generated by Aspose.Words for .NET 13.3.0.1 -->
+<w:document xmlns:wpc="http://schemas.microsoft.com/office/word/2010/wordprocessingCanvas" xmlns:mc="http://schemas.openxmlformats.org/markup-compatibility/2006" xmlns:o="urn:schemas-microsoft-com:office:office" xmlns:r="http://schemas.openxmlformats.org/officeDocument/2006/relationships" xmlns:m="http://schemas.openxmlformats.org/officeDocument/2006/math" xmlns:v="urn:schemas-microsoft-com:vml" xmlns:wp14="http://schemas.microsoft.com/office/word/2010/wordprocessingDrawing" xmlns:wp="http://schemas.openxmlformats.org/drawingml/2006/wordprocessingDrawing" xmlns:w="http://schemas.openxmlformats.org/wordprocessingml/2006/main" xmlns:w14="http://schemas.microsoft.com/office/word/2010/wordml" xmlns:w10="urn:schemas-microsoft-com:office:word" xmlns:w15="http://schemas.microsoft.com/office/word/2012/wordml" xmlns:wpg="http://schemas.microsoft.com/office/word/2010/wordprocessingGroup" xmlns:wpi="http://schemas.microsoft.com/office/word/2010/wordprocessingInk" xmlns:wne="http://schemas.microsoft.com/office/word/2006/wordml" xmlns:wps="http://schemas.microsoft.com/office/word/2010/wordprocessingShape" xmlns:wpsCustomData="http://www.wps.cn/officeDocument/2013/wpsCustomData" mc:Ignorable="w14 w15 wp14">
   <w:body>
     <w:p>
       <w:pPr>
-        <w:pStyle w:val="a"/>
+        <w:pStyle w:val="24"/>
         <w:keepNext w:val="0"/>
         <w:keepLines w:val="0"/>
         <w:pageBreakBefore w:val="0"/>
@@ -22,10 +21,10 @@
         <w:spacing w:before="3120" w:beforeLines="1000"/>
         <w:textAlignment w:val="baseline"/>
       </w:pPr>
-      <w:bookmarkStart w:id="0" w:name="_Toc13647"/>
+      <w:bookmarkStart w:id="0" w:name="_Toc1456"/>
       <w:r>
         <w:drawing>
-          <wp:anchor distT="0" distB="0" distL="114300" distR="114300" simplePos="0" relativeHeight="251659264" behindDoc="1" locked="0" layoutInCell="1" allowOverlap="1">
+          <wp:anchor distT="0" distB="0" distL="114300" distR="114300" simplePos="0" relativeHeight="251660288" behindDoc="1" locked="0" layoutInCell="1" allowOverlap="1">
             <wp:simplePos x="0" y="0"/>
             <wp:positionH relativeFrom="column">
               <wp:posOffset>0</wp:posOffset>
@@ -50,7 +49,7 @@
                     </pic:cNvPicPr>
                   </pic:nvPicPr>
                   <pic:blipFill>
-                    <a:blip xmlns:r="http://schemas.openxmlformats.org/officeDocument/2006/relationships" r:embed="rId4"/>
+                    <a:blip r:embed="rId7"/>
                     <a:stretch>
                       <a:fillRect/>
                     </a:stretch>
@@ -80,7 +79,7 @@
           <w:lang w:val="en-US" w:eastAsia="zh-CN"/>
         </w:rPr>
         <w:drawing>
-          <wp:anchor distT="0" distB="0" distL="114300" distR="114300" simplePos="0" relativeHeight="251658240" behindDoc="1" locked="0" layoutInCell="1" allowOverlap="1">
+          <wp:anchor distT="0" distB="0" distL="114300" distR="114300" simplePos="0" relativeHeight="251659264" behindDoc="1" locked="0" layoutInCell="1" allowOverlap="1">
             <wp:simplePos x="0" y="0"/>
             <wp:positionH relativeFrom="column">
               <wp:posOffset>635</wp:posOffset>
@@ -105,7 +104,7 @@
                     </pic:cNvPicPr>
                   </pic:nvPicPr>
                   <pic:blipFill>
-                    <a:blip xmlns:r="http://schemas.openxmlformats.org/officeDocument/2006/relationships" r:embed="rId5">
+                    <a:blip r:embed="rId8">
                       <a:alphaModFix amt="58000"/>
                       <a:lum contrast="-52000"/>
                     </a:blip>
@@ -137,7 +136,7 @@
       </w:r>
       <w:r>
         <w:drawing>
-          <wp:anchor distT="0" distB="0" distL="114300" distR="114300" simplePos="0" relativeHeight="251660288" behindDoc="1" locked="0" layoutInCell="1" allowOverlap="1">
+          <wp:anchor distT="0" distB="0" distL="114300" distR="114300" simplePos="0" relativeHeight="251661312" behindDoc="1" locked="0" layoutInCell="1" allowOverlap="1">
             <wp:simplePos x="0" y="0"/>
             <wp:positionH relativeFrom="column">
               <wp:posOffset>-19050</wp:posOffset>
@@ -162,7 +161,7 @@
                     </pic:cNvPicPr>
                   </pic:nvPicPr>
                   <pic:blipFill>
-                    <a:blip xmlns:r="http://schemas.openxmlformats.org/officeDocument/2006/relationships" r:embed="rId6"/>
+                    <a:blip r:embed="rId9"/>
                     <a:stretch>
                       <a:fillRect/>
                     </a:stretch>
@@ -197,7 +196,7 @@
     </w:p>
     <w:p>
       <w:pPr>
-        <w:pStyle w:val="a0"/>
+        <w:pStyle w:val="25"/>
         <w:keepNext w:val="0"/>
         <w:keepLines w:val="0"/>
         <w:pageBreakBefore w:val="0"/>
@@ -218,7 +217,7 @@
           <w:lang w:val="en-US" w:eastAsia="zh-CN"/>
         </w:rPr>
       </w:pPr>
-      <w:bookmarkStart w:id="1" w:name="_Toc2860"/>
+      <w:bookmarkStart w:id="1" w:name="_Toc4601"/>
       <w:r>
         <w:rPr>
           <w:rFonts w:hint="eastAsia"/>
@@ -244,11 +243,11 @@
         <w:adjustRightInd w:val="0"/>
         <w:snapToGrid w:val="0"/>
         <w:spacing w:after="624" w:afterLines="200" w:line="219" w:lineRule="auto"/>
-        <w:ind w:left="0" w:right="0" w:firstLine="0" w:leftChars="0" w:rightChars="0" w:firstLineChars="0"/>
+        <w:ind w:left="0" w:leftChars="0" w:right="0" w:rightChars="0" w:firstLine="0" w:firstLineChars="0"/>
         <w:jc w:val="center"/>
         <w:textAlignment w:val="baseline"/>
         <w:rPr>
-          <w:rFonts w:ascii="宋体" w:eastAsia="宋体" w:hAnsi="宋体" w:cs="宋体" w:hint="default"/>
+          <w:rFonts w:hint="default" w:ascii="宋体" w:hAnsi="宋体" w:eastAsia="宋体" w:cs="宋体"/>
           <w:sz w:val="24"/>
           <w:szCs w:val="24"/>
           <w:lang w:val="en-US" w:eastAsia="zh-CN"/>
@@ -256,7 +255,7 @@
       </w:pPr>
       <w:r>
         <w:rPr>
-          <w:rFonts w:ascii="宋体" w:eastAsia="宋体" w:hAnsi="宋体" w:cs="宋体"/>
+          <w:rFonts w:ascii="宋体" w:hAnsi="宋体" w:eastAsia="宋体" w:cs="宋体"/>
           <w:b/>
           <w:bCs/>
           <w:spacing w:val="-3"/>
@@ -267,7 +266,7 @@
       </w:r>
       <w:r>
         <w:rPr>
-          <w:rFonts w:ascii="宋体" w:eastAsia="宋体" w:hAnsi="宋体" w:cs="宋体" w:hint="eastAsia"/>
+          <w:rFonts w:hint="eastAsia" w:ascii="宋体" w:hAnsi="宋体" w:eastAsia="宋体" w:cs="宋体"/>
           <w:b/>
           <w:bCs/>
           <w:spacing w:val="-3"/>
@@ -279,7 +278,7 @@
       </w:r>
       <w:r>
         <w:rPr>
-          <w:rFonts w:ascii="宋体" w:eastAsia="宋体" w:hAnsi="宋体" w:cs="宋体"/>
+          <w:rFonts w:ascii="宋体" w:hAnsi="宋体" w:eastAsia="宋体" w:cs="宋体"/>
           <w:b/>
           <w:bCs/>
           <w:spacing w:val="-3"/>
@@ -290,7 +289,7 @@
       </w:r>
       <w:r>
         <w:rPr>
-          <w:rFonts w:ascii="宋体" w:hAnsi="宋体" w:cs="宋体" w:hint="eastAsia"/>
+          <w:rFonts w:hint="eastAsia" w:ascii="宋体" w:hAnsi="宋体" w:cs="宋体"/>
           <w:b/>
           <w:bCs/>
           <w:spacing w:val="-3"/>
@@ -302,7 +301,7 @@
       </w:r>
       <w:r>
         <w:rPr>
-          <w:rFonts w:ascii="宋体" w:eastAsia="宋体" w:hAnsi="宋体" w:cs="宋体"/>
+          <w:rFonts w:ascii="宋体" w:hAnsi="宋体" w:eastAsia="宋体" w:cs="宋体"/>
           <w:b/>
           <w:bCs/>
           <w:spacing w:val="-3"/>
@@ -313,7 +312,7 @@
       </w:r>
       <w:r>
         <w:rPr>
-          <w:rFonts w:ascii="宋体" w:hAnsi="宋体" w:cs="宋体" w:hint="eastAsia"/>
+          <w:rFonts w:hint="eastAsia" w:ascii="宋体" w:hAnsi="宋体" w:cs="宋体"/>
           <w:b/>
           <w:bCs/>
           <w:spacing w:val="-3"/>
@@ -326,17 +325,18 @@
     </w:p>
     <w:tbl>
       <w:tblPr>
-        <w:tblStyle w:val="TableGrid"/>
+        <w:tblStyle w:val="21"/>
         <w:tblW w:w="0" w:type="auto"/>
         <w:jc w:val="center"/>
         <w:tblBorders>
-          <w:top w:val="nil"/>
-          <w:left w:val="nil"/>
-          <w:bottom w:val="nil"/>
-          <w:right w:val="nil"/>
-          <w:insideH w:val="nil"/>
-          <w:insideV w:val="nil"/>
+          <w:top w:val="none" w:color="auto" w:sz="0" w:space="0"/>
+          <w:left w:val="none" w:color="auto" w:sz="0" w:space="0"/>
+          <w:bottom w:val="none" w:color="auto" w:sz="0" w:space="0"/>
+          <w:right w:val="none" w:color="auto" w:sz="0" w:space="0"/>
+          <w:insideH w:val="none" w:color="auto" w:sz="0" w:space="0"/>
+          <w:insideV w:val="none" w:color="auto" w:sz="0" w:space="0"/>
         </w:tblBorders>
+        <w:tblLayout w:type="autofit"/>
         <w:tblCellMar>
           <w:top w:w="0" w:type="dxa"/>
           <w:left w:w="108" w:type="dxa"/>
@@ -350,15 +350,13 @@
       </w:tblGrid>
       <w:tr>
         <w:tblPrEx>
-          <w:tblW w:w="0" w:type="auto"/>
-          <w:jc w:val="center"/>
           <w:tblBorders>
-            <w:top w:val="nil"/>
-            <w:left w:val="nil"/>
-            <w:bottom w:val="nil"/>
-            <w:right w:val="nil"/>
-            <w:insideH w:val="nil"/>
-            <w:insideV w:val="nil"/>
+            <w:top w:val="none" w:color="auto" w:sz="0" w:space="0"/>
+            <w:left w:val="none" w:color="auto" w:sz="0" w:space="0"/>
+            <w:bottom w:val="none" w:color="auto" w:sz="0" w:space="0"/>
+            <w:right w:val="none" w:color="auto" w:sz="0" w:space="0"/>
+            <w:insideH w:val="none" w:color="auto" w:sz="0" w:space="0"/>
+            <w:insideV w:val="none" w:color="auto" w:sz="0" w:space="0"/>
           </w:tblBorders>
           <w:tblCellMar>
             <w:top w:w="0" w:type="dxa"/>
@@ -368,7 +366,7 @@
           </w:tblCellMar>
         </w:tblPrEx>
         <w:trPr>
-          <w:trHeight w:val="810"/>
+          <w:trHeight w:val="810" w:hRule="atLeast"/>
           <w:jc w:val="center"/>
         </w:trPr>
         <w:tc>
@@ -407,7 +405,7 @@
             </w:r>
             <w:r>
               <w:rPr>
-                <w:rFonts w:asciiTheme="minorAscii" w:eastAsiaTheme="minorEastAsia" w:hAnsiTheme="minorAscii" w:hint="default"/>
+                <w:rFonts w:hint="default" w:asciiTheme="minorAscii" w:hAnsiTheme="minorAscii" w:eastAsiaTheme="minorEastAsia"/>
                 <w:spacing w:val="227"/>
                 <w:sz w:val="21"/>
                 <w:vertAlign w:val="baseline"/>
@@ -462,7 +460,7 @@
             </w:r>
             <w:r>
               <w:rPr>
-                <w:rFonts w:asciiTheme="minorAscii" w:eastAsiaTheme="minorEastAsia" w:hAnsiTheme="minorAscii" w:hint="eastAsia"/>
+                <w:rFonts w:hint="eastAsia" w:asciiTheme="minorAscii" w:hAnsiTheme="minorAscii" w:eastAsiaTheme="minorEastAsia"/>
                 <w:spacing w:val="227"/>
                 <w:sz w:val="21"/>
                 <w:vertAlign w:val="baseline"/>
@@ -484,8 +482,14 @@
       </w:tr>
       <w:tr>
         <w:tblPrEx>
-          <w:tblW w:w="0" w:type="auto"/>
-          <w:jc w:val="center"/>
+          <w:tblBorders>
+            <w:top w:val="none" w:color="auto" w:sz="0" w:space="0"/>
+            <w:left w:val="none" w:color="auto" w:sz="0" w:space="0"/>
+            <w:bottom w:val="none" w:color="auto" w:sz="0" w:space="0"/>
+            <w:right w:val="none" w:color="auto" w:sz="0" w:space="0"/>
+            <w:insideH w:val="none" w:color="auto" w:sz="0" w:space="0"/>
+            <w:insideV w:val="none" w:color="auto" w:sz="0" w:space="0"/>
+          </w:tblBorders>
           <w:tblCellMar>
             <w:top w:w="0" w:type="dxa"/>
             <w:left w:w="108" w:type="dxa"/>
@@ -494,7 +498,7 @@
           </w:tblCellMar>
         </w:tblPrEx>
         <w:trPr>
-          <w:trHeight w:val="810"/>
+          <w:trHeight w:val="810" w:hRule="atLeast"/>
           <w:jc w:val="center"/>
         </w:trPr>
         <w:tc>
@@ -519,7 +523,7 @@
               <w:snapToGrid w:val="0"/>
               <w:textAlignment w:val="baseline"/>
               <w:rPr>
-                <w:rFonts w:ascii="Arial" w:eastAsia="Arial" w:hAnsi="Arial" w:cs="Arial" w:hint="default"/>
+                <w:rFonts w:hint="default" w:ascii="Arial" w:hAnsi="Arial" w:eastAsia="Arial" w:cs="Arial"/>
                 <w:snapToGrid w:val="0"/>
                 <w:color w:val="000000"/>
                 <w:kern w:val="0"/>
@@ -551,7 +555,7 @@
             </w:r>
             <w:r>
               <w:rPr>
-                <w:rFonts w:asciiTheme="minorAscii" w:eastAsiaTheme="minorEastAsia" w:hAnsiTheme="minorAscii" w:hint="default"/>
+                <w:rFonts w:hint="default" w:asciiTheme="minorAscii" w:hAnsiTheme="minorAscii" w:eastAsiaTheme="minorEastAsia"/>
                 <w:spacing w:val="227"/>
                 <w:sz w:val="21"/>
                 <w:vertAlign w:val="baseline"/>
@@ -605,7 +609,7 @@
               <w:snapToGrid w:val="0"/>
               <w:textAlignment w:val="baseline"/>
               <w:rPr>
-                <w:rFonts w:ascii="Arial" w:eastAsia="Arial" w:hAnsi="Arial" w:cs="Arial" w:hint="default"/>
+                <w:rFonts w:hint="default" w:ascii="Arial" w:hAnsi="Arial" w:eastAsia="Arial" w:cs="Arial"/>
                 <w:snapToGrid w:val="0"/>
                 <w:color w:val="000000"/>
                 <w:kern w:val="0"/>
@@ -625,7 +629,7 @@
             </w:r>
             <w:r>
               <w:rPr>
-                <w:rFonts w:asciiTheme="minorAscii" w:eastAsiaTheme="minorEastAsia" w:hAnsiTheme="minorAscii" w:hint="eastAsia"/>
+                <w:rFonts w:hint="eastAsia" w:asciiTheme="minorAscii" w:hAnsiTheme="minorAscii" w:eastAsiaTheme="minorEastAsia"/>
                 <w:spacing w:val="227"/>
                 <w:sz w:val="21"/>
                 <w:vertAlign w:val="baseline"/>
@@ -647,8 +651,14 @@
       </w:tr>
       <w:tr>
         <w:tblPrEx>
-          <w:tblW w:w="0" w:type="auto"/>
-          <w:jc w:val="center"/>
+          <w:tblBorders>
+            <w:top w:val="none" w:color="auto" w:sz="0" w:space="0"/>
+            <w:left w:val="none" w:color="auto" w:sz="0" w:space="0"/>
+            <w:bottom w:val="none" w:color="auto" w:sz="0" w:space="0"/>
+            <w:right w:val="none" w:color="auto" w:sz="0" w:space="0"/>
+            <w:insideH w:val="none" w:color="auto" w:sz="0" w:space="0"/>
+            <w:insideV w:val="none" w:color="auto" w:sz="0" w:space="0"/>
+          </w:tblBorders>
           <w:tblCellMar>
             <w:top w:w="0" w:type="dxa"/>
             <w:left w:w="108" w:type="dxa"/>
@@ -657,7 +667,7 @@
           </w:tblCellMar>
         </w:tblPrEx>
         <w:trPr>
-          <w:trHeight w:val="635"/>
+          <w:trHeight w:val="635" w:hRule="atLeast"/>
           <w:jc w:val="center"/>
         </w:trPr>
         <w:tc>
@@ -708,7 +718,7 @@
             </w:r>
             <w:r>
               <w:rPr>
-                <w:rFonts w:asciiTheme="minorAscii" w:eastAsiaTheme="minorEastAsia" w:hAnsiTheme="minorAscii" w:hint="eastAsia"/>
+                <w:rFonts w:hint="eastAsia" w:asciiTheme="minorAscii" w:hAnsiTheme="minorAscii" w:eastAsiaTheme="minorEastAsia"/>
                 <w:spacing w:val="227"/>
                 <w:sz w:val="21"/>
                 <w:vertAlign w:val="baseline"/>
@@ -762,7 +772,7 @@
             </w:r>
             <w:r>
               <w:rPr>
-                <w:rFonts w:asciiTheme="minorAscii" w:eastAsiaTheme="minorEastAsia" w:hAnsiTheme="minorAscii" w:hint="eastAsia"/>
+                <w:rFonts w:hint="eastAsia" w:asciiTheme="minorAscii" w:hAnsiTheme="minorAscii" w:eastAsiaTheme="minorEastAsia"/>
                 <w:spacing w:val="227"/>
                 <w:sz w:val="21"/>
                 <w:vertAlign w:val="baseline"/>
@@ -823,14 +833,14 @@
         <w:ind w:left="3634"/>
         <w:textAlignment w:val="baseline"/>
         <w:rPr>
-          <w:rFonts w:ascii="宋体" w:eastAsia="宋体" w:hAnsi="宋体" w:cs="宋体"/>
+          <w:rFonts w:ascii="宋体" w:hAnsi="宋体" w:eastAsia="宋体" w:cs="宋体"/>
           <w:sz w:val="31"/>
           <w:szCs w:val="31"/>
         </w:rPr>
       </w:pPr>
       <w:r>
         <w:rPr>
-          <w:rFonts w:ascii="宋体" w:eastAsia="宋体" w:hAnsi="宋体" w:cs="宋体"/>
+          <w:rFonts w:ascii="宋体" w:hAnsi="宋体" w:eastAsia="宋体" w:cs="宋体"/>
           <w:b/>
           <w:bCs/>
           <w:spacing w:val="4"/>
@@ -842,16 +852,16 @@
     </w:p>
     <w:tbl>
       <w:tblPr>
-        <w:tblStyle w:val="TableNormal0"/>
+        <w:tblStyle w:val="26"/>
         <w:tblW w:w="8214" w:type="dxa"/>
         <w:jc w:val="center"/>
         <w:tblBorders>
-          <w:top w:val="single" w:sz="2" w:space="0" w:color="000000"/>
-          <w:left w:val="single" w:sz="2" w:space="0" w:color="000000"/>
-          <w:bottom w:val="single" w:sz="2" w:space="0" w:color="000000"/>
-          <w:right w:val="single" w:sz="2" w:space="0" w:color="000000"/>
-          <w:insideH w:val="single" w:sz="2" w:space="0" w:color="000000"/>
-          <w:insideV w:val="single" w:sz="2" w:space="0" w:color="000000"/>
+          <w:top w:val="single" w:color="000000" w:sz="2" w:space="0"/>
+          <w:left w:val="single" w:color="000000" w:sz="2" w:space="0"/>
+          <w:bottom w:val="single" w:color="000000" w:sz="2" w:space="0"/>
+          <w:right w:val="single" w:color="000000" w:sz="2" w:space="0"/>
+          <w:insideH w:val="single" w:color="000000" w:sz="2" w:space="0"/>
+          <w:insideV w:val="single" w:color="000000" w:sz="2" w:space="0"/>
         </w:tblBorders>
         <w:tblLayout w:type="fixed"/>
         <w:tblCellMar>
@@ -871,17 +881,14 @@
       </w:tblGrid>
       <w:tr>
         <w:tblPrEx>
-          <w:tblW w:w="8214" w:type="dxa"/>
-          <w:jc w:val="center"/>
           <w:tblBorders>
-            <w:top w:val="single" w:sz="2" w:space="0" w:color="000000"/>
-            <w:left w:val="single" w:sz="2" w:space="0" w:color="000000"/>
-            <w:bottom w:val="single" w:sz="2" w:space="0" w:color="000000"/>
-            <w:right w:val="single" w:sz="2" w:space="0" w:color="000000"/>
-            <w:insideH w:val="single" w:sz="2" w:space="0" w:color="000000"/>
-            <w:insideV w:val="single" w:sz="2" w:space="0" w:color="000000"/>
+            <w:top w:val="single" w:color="000000" w:sz="2" w:space="0"/>
+            <w:left w:val="single" w:color="000000" w:sz="2" w:space="0"/>
+            <w:bottom w:val="single" w:color="000000" w:sz="2" w:space="0"/>
+            <w:right w:val="single" w:color="000000" w:sz="2" w:space="0"/>
+            <w:insideH w:val="single" w:color="000000" w:sz="2" w:space="0"/>
+            <w:insideV w:val="single" w:color="000000" w:sz="2" w:space="0"/>
           </w:tblBorders>
-          <w:tblLayout w:type="fixed"/>
           <w:tblCellMar>
             <w:top w:w="0" w:type="dxa"/>
             <w:left w:w="0" w:type="dxa"/>
@@ -890,7 +897,7 @@
           </w:tblCellMar>
         </w:tblPrEx>
         <w:trPr>
-          <w:trHeight w:val="593"/>
+          <w:trHeight w:val="593" w:hRule="atLeast"/>
           <w:jc w:val="center"/>
         </w:trPr>
         <w:tc>
@@ -913,18 +920,18 @@
               <w:adjustRightInd w:val="0"/>
               <w:snapToGrid w:val="0"/>
               <w:spacing w:before="176" w:line="228" w:lineRule="auto"/>
-              <w:ind w:left="0" w:right="0" w:firstLine="0" w:leftChars="0" w:rightChars="0" w:firstLineChars="0"/>
+              <w:ind w:left="0" w:leftChars="0" w:right="0" w:rightChars="0" w:firstLine="0" w:firstLineChars="0"/>
               <w:jc w:val="center"/>
               <w:textAlignment w:val="baseline"/>
               <w:rPr>
-                <w:rFonts w:ascii="宋体" w:eastAsia="宋体" w:hAnsi="宋体" w:cs="宋体"/>
+                <w:rFonts w:ascii="宋体" w:hAnsi="宋体" w:eastAsia="宋体" w:cs="宋体"/>
                 <w:sz w:val="20"/>
                 <w:szCs w:val="20"/>
               </w:rPr>
             </w:pPr>
             <w:r>
               <w:rPr>
-                <w:rFonts w:ascii="宋体" w:hAnsi="宋体" w:cs="宋体" w:hint="eastAsia"/>
+                <w:rFonts w:hint="eastAsia" w:ascii="宋体" w:hAnsi="宋体" w:cs="宋体"/>
                 <w:spacing w:val="-14"/>
                 <w:sz w:val="20"/>
                 <w:szCs w:val="20"/>
@@ -934,7 +941,7 @@
             </w:r>
             <w:r>
               <w:rPr>
-                <w:rFonts w:ascii="宋体" w:eastAsia="宋体" w:hAnsi="宋体" w:cs="宋体"/>
+                <w:rFonts w:ascii="宋体" w:hAnsi="宋体" w:eastAsia="宋体" w:cs="宋体"/>
                 <w:spacing w:val="-14"/>
                 <w:sz w:val="20"/>
                 <w:szCs w:val="20"/>
@@ -963,18 +970,18 @@
               <w:adjustRightInd w:val="0"/>
               <w:snapToGrid w:val="0"/>
               <w:spacing w:before="175" w:line="227" w:lineRule="auto"/>
-              <w:ind w:left="0" w:right="0" w:firstLine="0" w:leftChars="0" w:rightChars="0" w:firstLineChars="0"/>
+              <w:ind w:left="0" w:leftChars="0" w:right="0" w:rightChars="0" w:firstLine="0" w:firstLineChars="0"/>
               <w:jc w:val="center"/>
               <w:textAlignment w:val="baseline"/>
               <w:rPr>
-                <w:rFonts w:ascii="宋体" w:eastAsia="宋体" w:hAnsi="宋体" w:cs="宋体"/>
+                <w:rFonts w:ascii="宋体" w:hAnsi="宋体" w:eastAsia="宋体" w:cs="宋体"/>
                 <w:sz w:val="20"/>
                 <w:szCs w:val="20"/>
               </w:rPr>
             </w:pPr>
             <w:r>
               <w:rPr>
-                <w:rFonts w:ascii="宋体" w:eastAsia="宋体" w:hAnsi="宋体" w:cs="宋体"/>
+                <w:rFonts w:ascii="宋体" w:hAnsi="宋体" w:eastAsia="宋体" w:cs="宋体"/>
                 <w:spacing w:val="4"/>
                 <w:sz w:val="20"/>
                 <w:szCs w:val="20"/>
@@ -1003,18 +1010,18 @@
               <w:adjustRightInd w:val="0"/>
               <w:snapToGrid w:val="0"/>
               <w:spacing w:before="175" w:line="228" w:lineRule="auto"/>
-              <w:ind w:left="0" w:right="0" w:firstLine="0" w:leftChars="0" w:rightChars="0" w:firstLineChars="0"/>
+              <w:ind w:left="0" w:leftChars="0" w:right="0" w:rightChars="0" w:firstLine="0" w:firstLineChars="0"/>
               <w:jc w:val="center"/>
               <w:textAlignment w:val="baseline"/>
               <w:rPr>
-                <w:rFonts w:ascii="宋体" w:eastAsia="宋体" w:hAnsi="宋体" w:cs="宋体"/>
+                <w:rFonts w:ascii="宋体" w:hAnsi="宋体" w:eastAsia="宋体" w:cs="宋体"/>
                 <w:sz w:val="20"/>
                 <w:szCs w:val="20"/>
               </w:rPr>
             </w:pPr>
             <w:r>
               <w:rPr>
-                <w:rFonts w:ascii="宋体" w:eastAsia="宋体" w:hAnsi="宋体" w:cs="宋体"/>
+                <w:rFonts w:ascii="宋体" w:hAnsi="宋体" w:eastAsia="宋体" w:cs="宋体"/>
                 <w:spacing w:val="7"/>
                 <w:sz w:val="20"/>
                 <w:szCs w:val="20"/>
@@ -1043,11 +1050,11 @@
               <w:adjustRightInd w:val="0"/>
               <w:snapToGrid w:val="0"/>
               <w:spacing w:before="175" w:line="228" w:lineRule="auto"/>
-              <w:ind w:left="0" w:right="0" w:firstLine="0" w:leftChars="0" w:rightChars="0" w:firstLineChars="0"/>
+              <w:ind w:left="0" w:leftChars="0" w:right="0" w:rightChars="0" w:firstLine="0" w:firstLineChars="0"/>
               <w:jc w:val="center"/>
               <w:textAlignment w:val="baseline"/>
               <w:rPr>
-                <w:rFonts w:ascii="宋体" w:eastAsia="宋体" w:hAnsi="宋体" w:cs="宋体" w:hint="eastAsia"/>
+                <w:rFonts w:hint="eastAsia" w:ascii="宋体" w:hAnsi="宋体" w:eastAsia="宋体" w:cs="宋体"/>
                 <w:spacing w:val="7"/>
                 <w:sz w:val="20"/>
                 <w:szCs w:val="20"/>
@@ -1056,7 +1063,7 @@
             </w:pPr>
             <w:r>
               <w:rPr>
-                <w:rFonts w:ascii="宋体" w:hAnsi="宋体" w:cs="宋体" w:hint="eastAsia"/>
+                <w:rFonts w:hint="eastAsia" w:ascii="宋体" w:hAnsi="宋体" w:cs="宋体"/>
                 <w:spacing w:val="7"/>
                 <w:sz w:val="20"/>
                 <w:szCs w:val="20"/>
@@ -1086,11 +1093,11 @@
               <w:adjustRightInd w:val="0"/>
               <w:snapToGrid w:val="0"/>
               <w:spacing w:before="175" w:line="228" w:lineRule="auto"/>
-              <w:ind w:left="0" w:right="0" w:firstLine="0" w:leftChars="0" w:rightChars="0" w:firstLineChars="0"/>
+              <w:ind w:left="0" w:leftChars="0" w:right="0" w:rightChars="0" w:firstLine="0" w:firstLineChars="0"/>
               <w:jc w:val="center"/>
               <w:textAlignment w:val="baseline"/>
               <w:rPr>
-                <w:rFonts w:ascii="宋体" w:hAnsi="宋体" w:cs="宋体" w:hint="default"/>
+                <w:rFonts w:hint="default" w:ascii="宋体" w:hAnsi="宋体" w:cs="宋体"/>
                 <w:spacing w:val="7"/>
                 <w:sz w:val="20"/>
                 <w:szCs w:val="20"/>
@@ -1099,7 +1106,7 @@
             </w:pPr>
             <w:r>
               <w:rPr>
-                <w:rFonts w:ascii="宋体" w:hAnsi="宋体" w:cs="宋体" w:hint="eastAsia"/>
+                <w:rFonts w:hint="eastAsia" w:ascii="宋体" w:hAnsi="宋体" w:cs="宋体"/>
                 <w:spacing w:val="7"/>
                 <w:sz w:val="20"/>
                 <w:szCs w:val="20"/>
@@ -1129,18 +1136,18 @@
               <w:adjustRightInd w:val="0"/>
               <w:snapToGrid w:val="0"/>
               <w:spacing w:before="176" w:line="229" w:lineRule="auto"/>
-              <w:ind w:left="0" w:right="0" w:firstLine="0" w:leftChars="0" w:rightChars="0" w:firstLineChars="0"/>
+              <w:ind w:left="0" w:leftChars="0" w:right="0" w:rightChars="0" w:firstLine="0" w:firstLineChars="0"/>
               <w:jc w:val="center"/>
               <w:textAlignment w:val="baseline"/>
               <w:rPr>
-                <w:rFonts w:ascii="宋体" w:eastAsia="宋体" w:hAnsi="宋体" w:cs="宋体"/>
+                <w:rFonts w:ascii="宋体" w:hAnsi="宋体" w:eastAsia="宋体" w:cs="宋体"/>
                 <w:sz w:val="20"/>
                 <w:szCs w:val="20"/>
               </w:rPr>
             </w:pPr>
             <w:r>
               <w:rPr>
-                <w:rFonts w:ascii="宋体" w:eastAsia="宋体" w:hAnsi="宋体" w:cs="宋体"/>
+                <w:rFonts w:ascii="宋体" w:hAnsi="宋体" w:eastAsia="宋体" w:cs="宋体"/>
                 <w:spacing w:val="7"/>
                 <w:sz w:val="20"/>
                 <w:szCs w:val="20"/>
@@ -1152,9 +1159,14 @@
       </w:tr>
       <w:tr>
         <w:tblPrEx>
-          <w:tblW w:w="8214" w:type="dxa"/>
-          <w:jc w:val="center"/>
-          <w:tblLayout w:type="fixed"/>
+          <w:tblBorders>
+            <w:top w:val="single" w:color="000000" w:sz="2" w:space="0"/>
+            <w:left w:val="single" w:color="000000" w:sz="2" w:space="0"/>
+            <w:bottom w:val="single" w:color="000000" w:sz="2" w:space="0"/>
+            <w:right w:val="single" w:color="000000" w:sz="2" w:space="0"/>
+            <w:insideH w:val="single" w:color="000000" w:sz="2" w:space="0"/>
+            <w:insideV w:val="single" w:color="000000" w:sz="2" w:space="0"/>
+          </w:tblBorders>
           <w:tblCellMar>
             <w:top w:w="0" w:type="dxa"/>
             <w:left w:w="0" w:type="dxa"/>
@@ -1163,7 +1175,7 @@
           </w:tblCellMar>
         </w:tblPrEx>
         <w:trPr>
-          <w:trHeight w:val="516"/>
+          <w:trHeight w:val="516" w:hRule="atLeast"/>
           <w:jc w:val="center"/>
         </w:trPr>
         <w:tc>
@@ -1186,11 +1198,11 @@
               <w:adjustRightInd w:val="0"/>
               <w:snapToGrid w:val="0"/>
               <w:spacing w:before="173" w:line="267" w:lineRule="exact"/>
-              <w:ind w:left="0" w:right="0" w:firstLine="0" w:leftChars="0" w:rightChars="0" w:firstLineChars="0"/>
+              <w:ind w:left="0" w:leftChars="0" w:right="0" w:rightChars="0" w:firstLine="0" w:firstLineChars="0"/>
               <w:jc w:val="center"/>
               <w:textAlignment w:val="baseline"/>
               <w:rPr>
-                <w:rFonts w:ascii="宋体" w:eastAsia="宋体" w:hAnsi="宋体" w:cs="宋体" w:hint="default"/>
+                <w:rFonts w:hint="default" w:ascii="宋体" w:hAnsi="宋体" w:eastAsia="宋体" w:cs="宋体"/>
                 <w:sz w:val="20"/>
                 <w:szCs w:val="20"/>
                 <w:lang w:val="en-US"/>
@@ -1198,7 +1210,7 @@
             </w:pPr>
             <w:r>
               <w:rPr>
-                <w:rFonts w:ascii="宋体" w:eastAsia="宋体" w:hAnsi="宋体" w:cs="宋体"/>
+                <w:rFonts w:ascii="宋体" w:hAnsi="宋体" w:eastAsia="宋体" w:cs="宋体"/>
                 <w:spacing w:val="3"/>
                 <w:position w:val="1"/>
                 <w:sz w:val="20"/>
@@ -1208,7 +1220,7 @@
             </w:r>
             <w:r>
               <w:rPr>
-                <w:rFonts w:ascii="宋体" w:hAnsi="宋体" w:cs="宋体" w:hint="eastAsia"/>
+                <w:rFonts w:hint="eastAsia" w:ascii="宋体" w:hAnsi="宋体" w:cs="宋体"/>
                 <w:spacing w:val="3"/>
                 <w:position w:val="1"/>
                 <w:sz w:val="20"/>
@@ -1219,7 +1231,7 @@
             </w:r>
             <w:r>
               <w:rPr>
-                <w:rFonts w:ascii="宋体" w:eastAsia="宋体" w:hAnsi="宋体" w:cs="宋体"/>
+                <w:rFonts w:ascii="宋体" w:hAnsi="宋体" w:eastAsia="宋体" w:cs="宋体"/>
                 <w:spacing w:val="3"/>
                 <w:position w:val="1"/>
                 <w:sz w:val="20"/>
@@ -1229,7 +1241,7 @@
             </w:r>
             <w:r>
               <w:rPr>
-                <w:rFonts w:ascii="宋体" w:hAnsi="宋体" w:cs="宋体" w:hint="eastAsia"/>
+                <w:rFonts w:hint="eastAsia" w:ascii="宋体" w:hAnsi="宋体" w:cs="宋体"/>
                 <w:spacing w:val="3"/>
                 <w:position w:val="1"/>
                 <w:sz w:val="20"/>
@@ -1260,18 +1272,18 @@
               <w:adjustRightInd w:val="0"/>
               <w:snapToGrid w:val="0"/>
               <w:spacing w:before="173" w:line="267" w:lineRule="exact"/>
-              <w:ind w:left="0" w:right="0" w:firstLine="0" w:leftChars="0" w:rightChars="0" w:firstLineChars="0"/>
+              <w:ind w:left="0" w:leftChars="0" w:right="0" w:rightChars="0" w:firstLine="0" w:firstLineChars="0"/>
               <w:jc w:val="center"/>
               <w:textAlignment w:val="baseline"/>
               <w:rPr>
-                <w:rFonts w:ascii="宋体" w:eastAsia="宋体" w:hAnsi="宋体" w:cs="宋体"/>
+                <w:rFonts w:ascii="宋体" w:hAnsi="宋体" w:eastAsia="宋体" w:cs="宋体"/>
                 <w:sz w:val="20"/>
                 <w:szCs w:val="20"/>
               </w:rPr>
             </w:pPr>
             <w:r>
               <w:rPr>
-                <w:rFonts w:ascii="宋体" w:eastAsia="宋体" w:hAnsi="宋体" w:cs="宋体"/>
+                <w:rFonts w:ascii="宋体" w:hAnsi="宋体" w:eastAsia="宋体" w:cs="宋体"/>
                 <w:spacing w:val="4"/>
                 <w:position w:val="1"/>
                 <w:sz w:val="20"/>
@@ -1301,18 +1313,18 @@
               <w:adjustRightInd w:val="0"/>
               <w:snapToGrid w:val="0"/>
               <w:spacing w:before="172" w:line="228" w:lineRule="auto"/>
-              <w:ind w:left="0" w:right="0" w:firstLine="0" w:leftChars="0" w:rightChars="0" w:firstLineChars="0"/>
+              <w:ind w:left="0" w:leftChars="0" w:right="0" w:rightChars="0" w:firstLine="0" w:firstLineChars="0"/>
               <w:jc w:val="center"/>
               <w:textAlignment w:val="baseline"/>
               <w:rPr>
-                <w:rFonts w:ascii="宋体" w:eastAsia="宋体" w:hAnsi="宋体" w:cs="宋体"/>
+                <w:rFonts w:ascii="宋体" w:hAnsi="宋体" w:eastAsia="宋体" w:cs="宋体"/>
                 <w:sz w:val="20"/>
                 <w:szCs w:val="20"/>
               </w:rPr>
             </w:pPr>
             <w:r>
               <w:rPr>
-                <w:rFonts w:ascii="宋体" w:eastAsia="宋体" w:hAnsi="宋体" w:cs="宋体"/>
+                <w:rFonts w:ascii="宋体" w:hAnsi="宋体" w:eastAsia="宋体" w:cs="宋体"/>
                 <w:spacing w:val="200"/>
                 <w:kern w:val="0"/>
                 <w:sz w:val="20"/>
@@ -1322,7 +1334,7 @@
             </w:r>
             <w:r>
               <w:rPr>
-                <w:rFonts w:ascii="宋体" w:eastAsia="宋体" w:hAnsi="宋体" w:cs="宋体"/>
+                <w:rFonts w:ascii="宋体" w:hAnsi="宋体" w:eastAsia="宋体" w:cs="宋体"/>
                 <w:spacing w:val="0"/>
                 <w:kern w:val="0"/>
                 <w:sz w:val="20"/>
@@ -1352,11 +1364,11 @@
               <w:adjustRightInd w:val="0"/>
               <w:snapToGrid w:val="0"/>
               <w:spacing w:before="173" w:line="229" w:lineRule="auto"/>
-              <w:ind w:left="0" w:right="0" w:firstLine="0" w:leftChars="0" w:rightChars="0" w:firstLineChars="0"/>
+              <w:ind w:left="0" w:leftChars="0" w:right="0" w:rightChars="0" w:firstLine="0" w:firstLineChars="0"/>
               <w:jc w:val="center"/>
               <w:textAlignment w:val="baseline"/>
               <w:rPr>
-                <w:rFonts w:ascii="宋体" w:eastAsia="宋体" w:hAnsi="宋体" w:cs="宋体"/>
+                <w:rFonts w:ascii="宋体" w:hAnsi="宋体" w:eastAsia="宋体" w:cs="宋体"/>
                 <w:spacing w:val="200"/>
                 <w:kern w:val="0"/>
                 <w:sz w:val="20"/>
@@ -1365,7 +1377,7 @@
             </w:pPr>
             <w:r>
               <w:rPr>
-                <w:rFonts w:asciiTheme="minorAscii" w:eastAsiaTheme="minorEastAsia" w:hAnsiTheme="minorAscii" w:hint="eastAsia"/>
+                <w:rFonts w:hint="eastAsia" w:asciiTheme="minorAscii" w:hAnsiTheme="minorAscii" w:eastAsiaTheme="minorEastAsia"/>
                 <w:spacing w:val="0"/>
                 <w:kern w:val="0"/>
                 <w:sz w:val="21"/>
@@ -1396,11 +1408,11 @@
               <w:adjustRightInd w:val="0"/>
               <w:snapToGrid w:val="0"/>
               <w:spacing w:before="172" w:line="228" w:lineRule="auto"/>
-              <w:ind w:left="0" w:right="0" w:firstLine="0" w:leftChars="0" w:rightChars="0" w:firstLineChars="0"/>
+              <w:ind w:left="0" w:leftChars="0" w:right="0" w:rightChars="0" w:firstLine="0" w:firstLineChars="0"/>
               <w:jc w:val="center"/>
               <w:textAlignment w:val="baseline"/>
               <w:rPr>
-                <w:rFonts w:ascii="宋体" w:eastAsia="宋体" w:hAnsi="宋体" w:cs="宋体"/>
+                <w:rFonts w:ascii="宋体" w:hAnsi="宋体" w:eastAsia="宋体" w:cs="宋体"/>
                 <w:spacing w:val="200"/>
                 <w:kern w:val="0"/>
                 <w:sz w:val="20"/>
@@ -1409,7 +1421,7 @@
             </w:pPr>
             <w:r>
               <w:rPr>
-                <w:rFonts w:ascii="宋体" w:eastAsia="宋体" w:hAnsi="宋体" w:cs="宋体" w:hint="eastAsia"/>
+                <w:rFonts w:hint="eastAsia" w:ascii="宋体" w:hAnsi="宋体" w:eastAsia="宋体" w:cs="宋体"/>
                 <w:spacing w:val="200"/>
                 <w:kern w:val="0"/>
                 <w:sz w:val="20"/>
@@ -1419,7 +1431,7 @@
             </w:r>
             <w:r>
               <w:rPr>
-                <w:rFonts w:asciiTheme="minorAscii" w:eastAsiaTheme="minorEastAsia" w:hAnsiTheme="minorAscii" w:hint="eastAsia"/>
+                <w:rFonts w:hint="eastAsia" w:asciiTheme="minorAscii" w:hAnsiTheme="minorAscii" w:eastAsiaTheme="minorEastAsia"/>
                 <w:spacing w:val="0"/>
                 <w:kern w:val="0"/>
                 <w:sz w:val="21"/>
@@ -1450,18 +1462,18 @@
               <w:adjustRightInd w:val="0"/>
               <w:snapToGrid w:val="0"/>
               <w:spacing w:before="173" w:line="229" w:lineRule="auto"/>
-              <w:ind w:left="0" w:right="0" w:firstLine="0" w:leftChars="0" w:rightChars="0" w:firstLineChars="0"/>
+              <w:ind w:left="0" w:leftChars="0" w:right="0" w:rightChars="0" w:firstLine="0" w:firstLineChars="0"/>
               <w:jc w:val="center"/>
               <w:textAlignment w:val="baseline"/>
               <w:rPr>
-                <w:rFonts w:ascii="宋体" w:eastAsia="宋体" w:hAnsi="宋体" w:cs="宋体"/>
+                <w:rFonts w:ascii="宋体" w:hAnsi="宋体" w:eastAsia="宋体" w:cs="宋体"/>
                 <w:sz w:val="20"/>
                 <w:szCs w:val="20"/>
               </w:rPr>
             </w:pPr>
             <w:r>
               <w:rPr>
-                <w:rFonts w:asciiTheme="minorAscii" w:eastAsiaTheme="minorEastAsia" w:hAnsiTheme="minorAscii" w:hint="eastAsia"/>
+                <w:rFonts w:hint="eastAsia" w:asciiTheme="minorAscii" w:hAnsiTheme="minorAscii" w:eastAsiaTheme="minorEastAsia"/>
                 <w:spacing w:val="0"/>
                 <w:kern w:val="0"/>
                 <w:sz w:val="21"/>
@@ -1475,9 +1487,14 @@
       </w:tr>
       <w:tr>
         <w:tblPrEx>
-          <w:tblW w:w="8214" w:type="dxa"/>
-          <w:jc w:val="center"/>
-          <w:tblLayout w:type="fixed"/>
+          <w:tblBorders>
+            <w:top w:val="single" w:color="000000" w:sz="2" w:space="0"/>
+            <w:left w:val="single" w:color="000000" w:sz="2" w:space="0"/>
+            <w:bottom w:val="single" w:color="000000" w:sz="2" w:space="0"/>
+            <w:right w:val="single" w:color="000000" w:sz="2" w:space="0"/>
+            <w:insideH w:val="single" w:color="000000" w:sz="2" w:space="0"/>
+            <w:insideV w:val="single" w:color="000000" w:sz="2" w:space="0"/>
+          </w:tblBorders>
           <w:tblCellMar>
             <w:top w:w="0" w:type="dxa"/>
             <w:left w:w="0" w:type="dxa"/>
@@ -1486,7 +1503,7 @@
           </w:tblCellMar>
         </w:tblPrEx>
         <w:trPr>
-          <w:trHeight w:val="556"/>
+          <w:trHeight w:val="556" w:hRule="atLeast"/>
           <w:jc w:val="center"/>
         </w:trPr>
         <w:tc>
@@ -1495,7 +1512,7 @@
           </w:tcPr>
           <w:p>
             <w:pPr>
-              <w:pStyle w:val="TableText"/>
+              <w:pStyle w:val="27"/>
               <w:keepNext w:val="0"/>
               <w:keepLines w:val="0"/>
               <w:pageBreakBefore w:val="0"/>
@@ -1509,7 +1526,7 @@
               <w:bidi w:val="0"/>
               <w:adjustRightInd w:val="0"/>
               <w:snapToGrid w:val="0"/>
-              <w:ind w:left="0" w:right="0" w:firstLine="0" w:leftChars="0" w:rightChars="0" w:firstLineChars="0"/>
+              <w:ind w:left="0" w:leftChars="0" w:right="0" w:rightChars="0" w:firstLine="0" w:firstLineChars="0"/>
               <w:jc w:val="center"/>
               <w:textAlignment w:val="baseline"/>
             </w:pPr>
@@ -1521,7 +1538,7 @@
           </w:tcPr>
           <w:p>
             <w:pPr>
-              <w:pStyle w:val="TableText"/>
+              <w:pStyle w:val="27"/>
               <w:keepNext w:val="0"/>
               <w:keepLines w:val="0"/>
               <w:pageBreakBefore w:val="0"/>
@@ -1535,7 +1552,7 @@
               <w:bidi w:val="0"/>
               <w:adjustRightInd w:val="0"/>
               <w:snapToGrid w:val="0"/>
-              <w:ind w:left="0" w:right="0" w:firstLine="0" w:leftChars="0" w:rightChars="0" w:firstLineChars="0"/>
+              <w:ind w:left="0" w:leftChars="0" w:right="0" w:rightChars="0" w:firstLine="0" w:firstLineChars="0"/>
               <w:jc w:val="center"/>
               <w:textAlignment w:val="baseline"/>
             </w:pPr>
@@ -1547,7 +1564,7 @@
           </w:tcPr>
           <w:p>
             <w:pPr>
-              <w:pStyle w:val="TableText"/>
+              <w:pStyle w:val="27"/>
               <w:keepNext w:val="0"/>
               <w:keepLines w:val="0"/>
               <w:pageBreakBefore w:val="0"/>
@@ -1561,7 +1578,7 @@
               <w:bidi w:val="0"/>
               <w:adjustRightInd w:val="0"/>
               <w:snapToGrid w:val="0"/>
-              <w:ind w:left="0" w:right="0" w:firstLine="0" w:leftChars="0" w:rightChars="0" w:firstLineChars="0"/>
+              <w:ind w:left="0" w:leftChars="0" w:right="0" w:rightChars="0" w:firstLine="0" w:firstLineChars="0"/>
               <w:jc w:val="center"/>
               <w:textAlignment w:val="baseline"/>
             </w:pPr>
@@ -1573,7 +1590,7 @@
           </w:tcPr>
           <w:p>
             <w:pPr>
-              <w:pStyle w:val="TableText"/>
+              <w:pStyle w:val="27"/>
               <w:keepNext w:val="0"/>
               <w:keepLines w:val="0"/>
               <w:pageBreakBefore w:val="0"/>
@@ -1587,7 +1604,7 @@
               <w:bidi w:val="0"/>
               <w:adjustRightInd w:val="0"/>
               <w:snapToGrid w:val="0"/>
-              <w:ind w:left="0" w:right="0" w:firstLine="0" w:leftChars="0" w:rightChars="0" w:firstLineChars="0"/>
+              <w:ind w:left="0" w:leftChars="0" w:right="0" w:rightChars="0" w:firstLine="0" w:firstLineChars="0"/>
               <w:jc w:val="center"/>
               <w:textAlignment w:val="baseline"/>
             </w:pPr>
@@ -1599,7 +1616,7 @@
           </w:tcPr>
           <w:p>
             <w:pPr>
-              <w:pStyle w:val="TableText"/>
+              <w:pStyle w:val="27"/>
               <w:keepNext w:val="0"/>
               <w:keepLines w:val="0"/>
               <w:pageBreakBefore w:val="0"/>
@@ -1613,7 +1630,7 @@
               <w:bidi w:val="0"/>
               <w:adjustRightInd w:val="0"/>
               <w:snapToGrid w:val="0"/>
-              <w:ind w:left="0" w:right="0" w:firstLine="0" w:leftChars="0" w:rightChars="0" w:firstLineChars="0"/>
+              <w:ind w:left="0" w:leftChars="0" w:right="0" w:rightChars="0" w:firstLine="0" w:firstLineChars="0"/>
               <w:jc w:val="center"/>
               <w:textAlignment w:val="baseline"/>
             </w:pPr>
@@ -1625,7 +1642,7 @@
           </w:tcPr>
           <w:p>
             <w:pPr>
-              <w:pStyle w:val="TableText"/>
+              <w:pStyle w:val="27"/>
               <w:keepNext w:val="0"/>
               <w:keepLines w:val="0"/>
               <w:pageBreakBefore w:val="0"/>
@@ -1639,7 +1656,7 @@
               <w:bidi w:val="0"/>
               <w:adjustRightInd w:val="0"/>
               <w:snapToGrid w:val="0"/>
-              <w:ind w:left="0" w:right="0" w:firstLine="0" w:leftChars="0" w:rightChars="0" w:firstLineChars="0"/>
+              <w:ind w:left="0" w:leftChars="0" w:right="0" w:rightChars="0" w:firstLine="0" w:firstLineChars="0"/>
               <w:jc w:val="center"/>
               <w:textAlignment w:val="baseline"/>
             </w:pPr>
@@ -1648,9 +1665,14 @@
       </w:tr>
       <w:tr>
         <w:tblPrEx>
-          <w:tblW w:w="8214" w:type="dxa"/>
-          <w:jc w:val="center"/>
-          <w:tblLayout w:type="fixed"/>
+          <w:tblBorders>
+            <w:top w:val="single" w:color="000000" w:sz="2" w:space="0"/>
+            <w:left w:val="single" w:color="000000" w:sz="2" w:space="0"/>
+            <w:bottom w:val="single" w:color="000000" w:sz="2" w:space="0"/>
+            <w:right w:val="single" w:color="000000" w:sz="2" w:space="0"/>
+            <w:insideH w:val="single" w:color="000000" w:sz="2" w:space="0"/>
+            <w:insideV w:val="single" w:color="000000" w:sz="2" w:space="0"/>
+          </w:tblBorders>
           <w:tblCellMar>
             <w:top w:w="0" w:type="dxa"/>
             <w:left w:w="0" w:type="dxa"/>
@@ -1659,7 +1681,7 @@
           </w:tblCellMar>
         </w:tblPrEx>
         <w:trPr>
-          <w:trHeight w:val="556"/>
+          <w:trHeight w:val="556" w:hRule="atLeast"/>
           <w:jc w:val="center"/>
         </w:trPr>
         <w:tc>
@@ -1668,7 +1690,7 @@
           </w:tcPr>
           <w:p>
             <w:pPr>
-              <w:pStyle w:val="TableText"/>
+              <w:pStyle w:val="27"/>
               <w:keepNext w:val="0"/>
               <w:keepLines w:val="0"/>
               <w:pageBreakBefore w:val="0"/>
@@ -1682,7 +1704,7 @@
               <w:bidi w:val="0"/>
               <w:adjustRightInd w:val="0"/>
               <w:snapToGrid w:val="0"/>
-              <w:ind w:left="0" w:right="0" w:firstLine="0" w:leftChars="0" w:rightChars="0" w:firstLineChars="0"/>
+              <w:ind w:left="0" w:leftChars="0" w:right="0" w:rightChars="0" w:firstLine="0" w:firstLineChars="0"/>
               <w:jc w:val="center"/>
               <w:textAlignment w:val="baseline"/>
             </w:pPr>
@@ -1694,7 +1716,7 @@
           </w:tcPr>
           <w:p>
             <w:pPr>
-              <w:pStyle w:val="TableText"/>
+              <w:pStyle w:val="27"/>
               <w:keepNext w:val="0"/>
               <w:keepLines w:val="0"/>
               <w:pageBreakBefore w:val="0"/>
@@ -1708,7 +1730,7 @@
               <w:bidi w:val="0"/>
               <w:adjustRightInd w:val="0"/>
               <w:snapToGrid w:val="0"/>
-              <w:ind w:left="0" w:right="0" w:firstLine="0" w:leftChars="0" w:rightChars="0" w:firstLineChars="0"/>
+              <w:ind w:left="0" w:leftChars="0" w:right="0" w:rightChars="0" w:firstLine="0" w:firstLineChars="0"/>
               <w:jc w:val="center"/>
               <w:textAlignment w:val="baseline"/>
             </w:pPr>
@@ -1720,7 +1742,7 @@
           </w:tcPr>
           <w:p>
             <w:pPr>
-              <w:pStyle w:val="TableText"/>
+              <w:pStyle w:val="27"/>
               <w:keepNext w:val="0"/>
               <w:keepLines w:val="0"/>
               <w:pageBreakBefore w:val="0"/>
@@ -1734,7 +1756,7 @@
               <w:bidi w:val="0"/>
               <w:adjustRightInd w:val="0"/>
               <w:snapToGrid w:val="0"/>
-              <w:ind w:left="0" w:right="0" w:firstLine="0" w:leftChars="0" w:rightChars="0" w:firstLineChars="0"/>
+              <w:ind w:left="0" w:leftChars="0" w:right="0" w:rightChars="0" w:firstLine="0" w:firstLineChars="0"/>
               <w:jc w:val="center"/>
               <w:textAlignment w:val="baseline"/>
             </w:pPr>
@@ -1746,7 +1768,7 @@
           </w:tcPr>
           <w:p>
             <w:pPr>
-              <w:pStyle w:val="TableText"/>
+              <w:pStyle w:val="27"/>
               <w:keepNext w:val="0"/>
               <w:keepLines w:val="0"/>
               <w:pageBreakBefore w:val="0"/>
@@ -1760,7 +1782,7 @@
               <w:bidi w:val="0"/>
               <w:adjustRightInd w:val="0"/>
               <w:snapToGrid w:val="0"/>
-              <w:ind w:left="0" w:right="0" w:firstLine="0" w:leftChars="0" w:rightChars="0" w:firstLineChars="0"/>
+              <w:ind w:left="0" w:leftChars="0" w:right="0" w:rightChars="0" w:firstLine="0" w:firstLineChars="0"/>
               <w:jc w:val="center"/>
               <w:textAlignment w:val="baseline"/>
             </w:pPr>
@@ -1772,7 +1794,7 @@
           </w:tcPr>
           <w:p>
             <w:pPr>
-              <w:pStyle w:val="TableText"/>
+              <w:pStyle w:val="27"/>
               <w:keepNext w:val="0"/>
               <w:keepLines w:val="0"/>
               <w:pageBreakBefore w:val="0"/>
@@ -1786,7 +1808,7 @@
               <w:bidi w:val="0"/>
               <w:adjustRightInd w:val="0"/>
               <w:snapToGrid w:val="0"/>
-              <w:ind w:left="0" w:right="0" w:firstLine="0" w:leftChars="0" w:rightChars="0" w:firstLineChars="0"/>
+              <w:ind w:left="0" w:leftChars="0" w:right="0" w:rightChars="0" w:firstLine="0" w:firstLineChars="0"/>
               <w:jc w:val="center"/>
               <w:textAlignment w:val="baseline"/>
             </w:pPr>
@@ -1798,7 +1820,7 @@
           </w:tcPr>
           <w:p>
             <w:pPr>
-              <w:pStyle w:val="TableText"/>
+              <w:pStyle w:val="27"/>
               <w:keepNext w:val="0"/>
               <w:keepLines w:val="0"/>
               <w:pageBreakBefore w:val="0"/>
@@ -1812,7 +1834,7 @@
               <w:bidi w:val="0"/>
               <w:adjustRightInd w:val="0"/>
               <w:snapToGrid w:val="0"/>
-              <w:ind w:left="0" w:right="0" w:firstLine="0" w:leftChars="0" w:rightChars="0" w:firstLineChars="0"/>
+              <w:ind w:left="0" w:leftChars="0" w:right="0" w:rightChars="0" w:firstLine="0" w:firstLineChars="0"/>
               <w:jc w:val="center"/>
               <w:textAlignment w:val="baseline"/>
             </w:pPr>
@@ -1821,9 +1843,14 @@
       </w:tr>
       <w:tr>
         <w:tblPrEx>
-          <w:tblW w:w="8214" w:type="dxa"/>
-          <w:jc w:val="center"/>
-          <w:tblLayout w:type="fixed"/>
+          <w:tblBorders>
+            <w:top w:val="single" w:color="000000" w:sz="2" w:space="0"/>
+            <w:left w:val="single" w:color="000000" w:sz="2" w:space="0"/>
+            <w:bottom w:val="single" w:color="000000" w:sz="2" w:space="0"/>
+            <w:right w:val="single" w:color="000000" w:sz="2" w:space="0"/>
+            <w:insideH w:val="single" w:color="000000" w:sz="2" w:space="0"/>
+            <w:insideV w:val="single" w:color="000000" w:sz="2" w:space="0"/>
+          </w:tblBorders>
           <w:tblCellMar>
             <w:top w:w="0" w:type="dxa"/>
             <w:left w:w="0" w:type="dxa"/>
@@ -1832,7 +1859,7 @@
           </w:tblCellMar>
         </w:tblPrEx>
         <w:trPr>
-          <w:trHeight w:val="557"/>
+          <w:trHeight w:val="557" w:hRule="atLeast"/>
           <w:jc w:val="center"/>
         </w:trPr>
         <w:tc>
@@ -1841,7 +1868,7 @@
           </w:tcPr>
           <w:p>
             <w:pPr>
-              <w:pStyle w:val="TableText"/>
+              <w:pStyle w:val="27"/>
               <w:keepNext w:val="0"/>
               <w:keepLines w:val="0"/>
               <w:pageBreakBefore w:val="0"/>
@@ -1855,7 +1882,7 @@
               <w:bidi w:val="0"/>
               <w:adjustRightInd w:val="0"/>
               <w:snapToGrid w:val="0"/>
-              <w:ind w:left="0" w:right="0" w:firstLine="0" w:leftChars="0" w:rightChars="0" w:firstLineChars="0"/>
+              <w:ind w:left="0" w:leftChars="0" w:right="0" w:rightChars="0" w:firstLine="0" w:firstLineChars="0"/>
               <w:jc w:val="center"/>
               <w:textAlignment w:val="baseline"/>
             </w:pPr>
@@ -1867,7 +1894,7 @@
           </w:tcPr>
           <w:p>
             <w:pPr>
-              <w:pStyle w:val="TableText"/>
+              <w:pStyle w:val="27"/>
               <w:keepNext w:val="0"/>
               <w:keepLines w:val="0"/>
               <w:pageBreakBefore w:val="0"/>
@@ -1881,7 +1908,7 @@
               <w:bidi w:val="0"/>
               <w:adjustRightInd w:val="0"/>
               <w:snapToGrid w:val="0"/>
-              <w:ind w:left="0" w:right="0" w:firstLine="0" w:leftChars="0" w:rightChars="0" w:firstLineChars="0"/>
+              <w:ind w:left="0" w:leftChars="0" w:right="0" w:rightChars="0" w:firstLine="0" w:firstLineChars="0"/>
               <w:jc w:val="center"/>
               <w:textAlignment w:val="baseline"/>
             </w:pPr>
@@ -1893,7 +1920,7 @@
           </w:tcPr>
           <w:p>
             <w:pPr>
-              <w:pStyle w:val="TableText"/>
+              <w:pStyle w:val="27"/>
               <w:keepNext w:val="0"/>
               <w:keepLines w:val="0"/>
               <w:pageBreakBefore w:val="0"/>
@@ -1907,7 +1934,7 @@
               <w:bidi w:val="0"/>
               <w:adjustRightInd w:val="0"/>
               <w:snapToGrid w:val="0"/>
-              <w:ind w:left="0" w:right="0" w:firstLine="0" w:leftChars="0" w:rightChars="0" w:firstLineChars="0"/>
+              <w:ind w:left="0" w:leftChars="0" w:right="0" w:rightChars="0" w:firstLine="0" w:firstLineChars="0"/>
               <w:jc w:val="center"/>
               <w:textAlignment w:val="baseline"/>
             </w:pPr>
@@ -1919,7 +1946,7 @@
           </w:tcPr>
           <w:p>
             <w:pPr>
-              <w:pStyle w:val="TableText"/>
+              <w:pStyle w:val="27"/>
               <w:keepNext w:val="0"/>
               <w:keepLines w:val="0"/>
               <w:pageBreakBefore w:val="0"/>
@@ -1933,7 +1960,7 @@
               <w:bidi w:val="0"/>
               <w:adjustRightInd w:val="0"/>
               <w:snapToGrid w:val="0"/>
-              <w:ind w:left="0" w:right="0" w:firstLine="0" w:leftChars="0" w:rightChars="0" w:firstLineChars="0"/>
+              <w:ind w:left="0" w:leftChars="0" w:right="0" w:rightChars="0" w:firstLine="0" w:firstLineChars="0"/>
               <w:jc w:val="center"/>
               <w:textAlignment w:val="baseline"/>
             </w:pPr>
@@ -1945,7 +1972,7 @@
           </w:tcPr>
           <w:p>
             <w:pPr>
-              <w:pStyle w:val="TableText"/>
+              <w:pStyle w:val="27"/>
               <w:keepNext w:val="0"/>
               <w:keepLines w:val="0"/>
               <w:pageBreakBefore w:val="0"/>
@@ -1959,7 +1986,7 @@
               <w:bidi w:val="0"/>
               <w:adjustRightInd w:val="0"/>
               <w:snapToGrid w:val="0"/>
-              <w:ind w:left="0" w:right="0" w:firstLine="0" w:leftChars="0" w:rightChars="0" w:firstLineChars="0"/>
+              <w:ind w:left="0" w:leftChars="0" w:right="0" w:rightChars="0" w:firstLine="0" w:firstLineChars="0"/>
               <w:jc w:val="center"/>
               <w:textAlignment w:val="baseline"/>
             </w:pPr>
@@ -1971,7 +1998,7 @@
           </w:tcPr>
           <w:p>
             <w:pPr>
-              <w:pStyle w:val="TableText"/>
+              <w:pStyle w:val="27"/>
               <w:keepNext w:val="0"/>
               <w:keepLines w:val="0"/>
               <w:pageBreakBefore w:val="0"/>
@@ -1985,7 +2012,7 @@
               <w:bidi w:val="0"/>
               <w:adjustRightInd w:val="0"/>
               <w:snapToGrid w:val="0"/>
-              <w:ind w:left="0" w:right="0" w:firstLine="0" w:leftChars="0" w:rightChars="0" w:firstLineChars="0"/>
+              <w:ind w:left="0" w:leftChars="0" w:right="0" w:rightChars="0" w:firstLine="0" w:firstLineChars="0"/>
               <w:jc w:val="center"/>
               <w:textAlignment w:val="baseline"/>
             </w:pPr>
@@ -2017,7 +2044,7 @@
     <w:sdt>
       <w:sdtPr>
         <w:rPr>
-          <w:rFonts w:ascii="宋体" w:eastAsia="宋体" w:hAnsi="宋体" w:cs="Arial"/>
+          <w:rFonts w:ascii="宋体" w:hAnsi="宋体" w:eastAsia="宋体" w:cs="Arial"/>
           <w:snapToGrid w:val="0"/>
           <w:color w:val="000000"/>
           <w:kern w:val="0"/>
@@ -2033,7 +2060,7 @@
       </w:sdtPr>
       <w:sdtEndPr>
         <w:rPr>
-          <w:rFonts w:ascii="宋体" w:eastAsia="宋体" w:hAnsi="宋体" w:cs="宋体" w:hint="eastAsia"/>
+          <w:rFonts w:hint="eastAsia" w:ascii="宋体" w:hAnsi="宋体" w:eastAsia="宋体" w:cs="宋体"/>
           <w:snapToGrid w:val="0"/>
           <w:color w:val="000000"/>
           <w:kern w:val="0"/>
@@ -2059,18 +2086,18 @@
             <w:adjustRightInd w:val="0"/>
             <w:snapToGrid w:val="0"/>
             <w:spacing w:before="0" w:beforeLines="0" w:after="0" w:afterLines="0" w:line="240" w:lineRule="auto"/>
-            <w:ind w:left="0" w:right="0" w:firstLine="0" w:leftChars="0" w:rightChars="0" w:firstLineChars="0"/>
+            <w:ind w:left="0" w:leftChars="0" w:right="0" w:rightChars="0" w:firstLine="0" w:firstLineChars="0"/>
             <w:jc w:val="center"/>
             <w:textAlignment w:val="baseline"/>
             <w:rPr>
-              <w:rFonts w:ascii="宋体" w:eastAsia="宋体" w:hAnsi="宋体" w:cs="宋体" w:hint="eastAsia"/>
+              <w:rFonts w:hint="eastAsia" w:ascii="宋体" w:hAnsi="宋体" w:eastAsia="宋体" w:cs="宋体"/>
               <w:sz w:val="24"/>
               <w:szCs w:val="24"/>
             </w:rPr>
           </w:pPr>
           <w:r>
             <w:rPr>
-              <w:rFonts w:ascii="宋体" w:eastAsia="宋体" w:hAnsi="宋体" w:cs="宋体" w:hint="eastAsia"/>
+              <w:rFonts w:hint="eastAsia" w:ascii="宋体" w:hAnsi="宋体" w:eastAsia="宋体" w:cs="宋体"/>
               <w:sz w:val="24"/>
               <w:szCs w:val="24"/>
             </w:rPr>
@@ -2079,16 +2106,14 @@
         </w:p>
         <w:p>
           <w:pPr>
-            <w:pStyle w:val="TOC1"/>
+            <w:pStyle w:val="16"/>
             <w:tabs>
               <w:tab w:val="right" w:leader="dot" w:pos="8306"/>
             </w:tabs>
           </w:pPr>
-          <w:bookmarkStart w:id="2" w:name="_GoBack"/>
-          <w:bookmarkEnd w:id="2"/>
-          <w:r>
-            <w:rPr>
-              <w:rFonts w:ascii="宋体" w:eastAsia="宋体" w:hAnsi="宋体" w:cs="宋体" w:hint="eastAsia"/>
+          <w:r>
+            <w:rPr>
+              <w:rFonts w:hint="eastAsia" w:ascii="宋体" w:hAnsi="宋体" w:eastAsia="宋体" w:cs="宋体"/>
               <w:sz w:val="24"/>
               <w:szCs w:val="24"/>
             </w:rPr>
@@ -2096,7 +2121,7 @@
           </w:r>
           <w:r>
             <w:rPr>
-              <w:rFonts w:ascii="宋体" w:eastAsia="宋体" w:hAnsi="宋体" w:cs="宋体" w:hint="eastAsia"/>
+              <w:rFonts w:hint="eastAsia" w:ascii="宋体" w:hAnsi="宋体" w:eastAsia="宋体" w:cs="宋体"/>
               <w:sz w:val="24"/>
               <w:szCs w:val="24"/>
             </w:rPr>
@@ -2104,7 +2129,7 @@
           </w:r>
           <w:r>
             <w:rPr>
-              <w:rFonts w:ascii="宋体" w:eastAsia="宋体" w:hAnsi="宋体" w:cs="宋体" w:hint="eastAsia"/>
+              <w:rFonts w:hint="eastAsia" w:ascii="宋体" w:hAnsi="宋体" w:eastAsia="宋体" w:cs="宋体"/>
               <w:sz w:val="24"/>
               <w:szCs w:val="24"/>
             </w:rPr>
@@ -2112,21 +2137,21 @@
           </w:r>
           <w:r>
             <w:rPr>
-              <w:rFonts w:ascii="宋体" w:eastAsia="宋体" w:hAnsi="宋体" w:cs="宋体" w:hint="eastAsia"/>
+              <w:rFonts w:hint="eastAsia" w:ascii="宋体" w:hAnsi="宋体" w:eastAsia="宋体" w:cs="宋体"/>
               <w:szCs w:val="24"/>
             </w:rPr>
             <w:fldChar w:fldCharType="begin"/>
           </w:r>
           <w:r>
             <w:rPr>
-              <w:rFonts w:ascii="宋体" w:eastAsia="宋体" w:hAnsi="宋体" w:cs="宋体" w:hint="eastAsia"/>
-              <w:szCs w:val="24"/>
-            </w:rPr>
-            <w:instrText xml:space="preserve"> HYPERLINK \l _Toc13647 </w:instrText>
-          </w:r>
-          <w:r>
-            <w:rPr>
-              <w:rFonts w:ascii="宋体" w:eastAsia="宋体" w:hAnsi="宋体" w:cs="宋体" w:hint="eastAsia"/>
+              <w:rFonts w:hint="eastAsia" w:ascii="宋体" w:hAnsi="宋体" w:eastAsia="宋体" w:cs="宋体"/>
+              <w:szCs w:val="24"/>
+            </w:rPr>
+            <w:instrText xml:space="preserve"> HYPERLINK \l _Toc1456 </w:instrText>
+          </w:r>
+          <w:r>
+            <w:rPr>
+              <w:rFonts w:hint="eastAsia" w:ascii="宋体" w:hAnsi="宋体" w:eastAsia="宋体" w:cs="宋体"/>
               <w:szCs w:val="24"/>
             </w:rPr>
             <w:fldChar w:fldCharType="separate"/>
@@ -2145,7 +2170,7 @@
             <w:fldChar w:fldCharType="begin"/>
           </w:r>
           <w:r>
-            <w:instrText xml:space="preserve"> PAGEREF _Toc13647 \h </w:instrText>
+            <w:instrText xml:space="preserve"> PAGEREF _Toc1456 \h </w:instrText>
           </w:r>
           <w:r>
             <w:fldChar w:fldCharType="separate"/>
@@ -2158,7 +2183,7 @@
           </w:r>
           <w:r>
             <w:rPr>
-              <w:rFonts w:ascii="宋体" w:eastAsia="宋体" w:hAnsi="宋体" w:cs="宋体" w:hint="eastAsia"/>
+              <w:rFonts w:hint="eastAsia" w:ascii="宋体" w:hAnsi="宋体" w:eastAsia="宋体" w:cs="宋体"/>
               <w:szCs w:val="24"/>
             </w:rPr>
             <w:fldChar w:fldCharType="end"/>
@@ -2166,28 +2191,28 @@
         </w:p>
         <w:p>
           <w:pPr>
-            <w:pStyle w:val="TOC1"/>
+            <w:pStyle w:val="16"/>
             <w:tabs>
               <w:tab w:val="right" w:leader="dot" w:pos="8306"/>
             </w:tabs>
           </w:pPr>
           <w:r>
             <w:rPr>
-              <w:rFonts w:ascii="宋体" w:eastAsia="宋体" w:hAnsi="宋体" w:cs="宋体" w:hint="eastAsia"/>
+              <w:rFonts w:hint="eastAsia" w:ascii="宋体" w:hAnsi="宋体" w:eastAsia="宋体" w:cs="宋体"/>
               <w:szCs w:val="24"/>
             </w:rPr>
             <w:fldChar w:fldCharType="begin"/>
           </w:r>
           <w:r>
             <w:rPr>
-              <w:rFonts w:ascii="宋体" w:eastAsia="宋体" w:hAnsi="宋体" w:cs="宋体" w:hint="eastAsia"/>
-              <w:szCs w:val="24"/>
-            </w:rPr>
-            <w:instrText xml:space="preserve"> HYPERLINK \l _Toc2860 </w:instrText>
-          </w:r>
-          <w:r>
-            <w:rPr>
-              <w:rFonts w:ascii="宋体" w:eastAsia="宋体" w:hAnsi="宋体" w:cs="宋体" w:hint="eastAsia"/>
+              <w:rFonts w:hint="eastAsia" w:ascii="宋体" w:hAnsi="宋体" w:eastAsia="宋体" w:cs="宋体"/>
+              <w:szCs w:val="24"/>
+            </w:rPr>
+            <w:instrText xml:space="preserve"> HYPERLINK \l _Toc4601 </w:instrText>
+          </w:r>
+          <w:r>
+            <w:rPr>
+              <w:rFonts w:hint="eastAsia" w:ascii="宋体" w:hAnsi="宋体" w:eastAsia="宋体" w:cs="宋体"/>
               <w:szCs w:val="24"/>
             </w:rPr>
             <w:fldChar w:fldCharType="separate"/>
@@ -2206,7 +2231,7 @@
             <w:fldChar w:fldCharType="begin"/>
           </w:r>
           <w:r>
-            <w:instrText xml:space="preserve"> PAGEREF _Toc2860 \h </w:instrText>
+            <w:instrText xml:space="preserve"> PAGEREF _Toc4601 \h </w:instrText>
           </w:r>
           <w:r>
             <w:fldChar w:fldCharType="separate"/>
@@ -2219,7 +2244,7 @@
           </w:r>
           <w:r>
             <w:rPr>
-              <w:rFonts w:ascii="宋体" w:eastAsia="宋体" w:hAnsi="宋体" w:cs="宋体" w:hint="eastAsia"/>
+              <w:rFonts w:hint="eastAsia" w:ascii="宋体" w:hAnsi="宋体" w:eastAsia="宋体" w:cs="宋体"/>
               <w:szCs w:val="24"/>
             </w:rPr>
             <w:fldChar w:fldCharType="end"/>
@@ -2227,28 +2252,28 @@
         </w:p>
         <w:p>
           <w:pPr>
-            <w:pStyle w:val="TOC1"/>
+            <w:pStyle w:val="16"/>
             <w:tabs>
               <w:tab w:val="right" w:leader="dot" w:pos="8306"/>
             </w:tabs>
           </w:pPr>
           <w:r>
             <w:rPr>
-              <w:rFonts w:ascii="宋体" w:eastAsia="宋体" w:hAnsi="宋体" w:cs="宋体" w:hint="eastAsia"/>
+              <w:rFonts w:hint="eastAsia" w:ascii="宋体" w:hAnsi="宋体" w:eastAsia="宋体" w:cs="宋体"/>
               <w:szCs w:val="24"/>
             </w:rPr>
             <w:fldChar w:fldCharType="begin"/>
           </w:r>
           <w:r>
             <w:rPr>
-              <w:rFonts w:ascii="宋体" w:eastAsia="宋体" w:hAnsi="宋体" w:cs="宋体" w:hint="eastAsia"/>
-              <w:szCs w:val="24"/>
-            </w:rPr>
-            <w:instrText xml:space="preserve"> HYPERLINK \l _Toc4821 </w:instrText>
-          </w:r>
-          <w:r>
-            <w:rPr>
-              <w:rFonts w:ascii="宋体" w:eastAsia="宋体" w:hAnsi="宋体" w:cs="宋体" w:hint="eastAsia"/>
+              <w:rFonts w:hint="eastAsia" w:ascii="宋体" w:hAnsi="宋体" w:eastAsia="宋体" w:cs="宋体"/>
+              <w:szCs w:val="24"/>
+            </w:rPr>
+            <w:instrText xml:space="preserve"> HYPERLINK \l _Toc13445 </w:instrText>
+          </w:r>
+          <w:r>
+            <w:rPr>
+              <w:rFonts w:hint="eastAsia" w:ascii="宋体" w:hAnsi="宋体" w:eastAsia="宋体" w:cs="宋体"/>
               <w:szCs w:val="24"/>
             </w:rPr>
             <w:fldChar w:fldCharType="separate"/>
@@ -2267,7 +2292,7 @@
             <w:fldChar w:fldCharType="begin"/>
           </w:r>
           <w:r>
-            <w:instrText xml:space="preserve"> PAGEREF _Toc4821 \h </w:instrText>
+            <w:instrText xml:space="preserve"> PAGEREF _Toc13445 \h </w:instrText>
           </w:r>
           <w:r>
             <w:fldChar w:fldCharType="separate"/>
@@ -2280,7 +2305,7 @@
           </w:r>
           <w:r>
             <w:rPr>
-              <w:rFonts w:ascii="宋体" w:eastAsia="宋体" w:hAnsi="宋体" w:cs="宋体" w:hint="eastAsia"/>
+              <w:rFonts w:hint="eastAsia" w:ascii="宋体" w:hAnsi="宋体" w:eastAsia="宋体" w:cs="宋体"/>
               <w:szCs w:val="24"/>
             </w:rPr>
             <w:fldChar w:fldCharType="end"/>
@@ -2288,28 +2313,28 @@
         </w:p>
         <w:p>
           <w:pPr>
-            <w:pStyle w:val="TOC2"/>
+            <w:pStyle w:val="17"/>
             <w:tabs>
               <w:tab w:val="right" w:leader="dot" w:pos="8306"/>
             </w:tabs>
           </w:pPr>
           <w:r>
             <w:rPr>
-              <w:rFonts w:ascii="宋体" w:eastAsia="宋体" w:hAnsi="宋体" w:cs="宋体" w:hint="eastAsia"/>
+              <w:rFonts w:hint="eastAsia" w:ascii="宋体" w:hAnsi="宋体" w:eastAsia="宋体" w:cs="宋体"/>
               <w:szCs w:val="24"/>
             </w:rPr>
             <w:fldChar w:fldCharType="begin"/>
           </w:r>
           <w:r>
             <w:rPr>
-              <w:rFonts w:ascii="宋体" w:eastAsia="宋体" w:hAnsi="宋体" w:cs="宋体" w:hint="eastAsia"/>
-              <w:szCs w:val="24"/>
-            </w:rPr>
-            <w:instrText xml:space="preserve"> HYPERLINK \l _Toc28618 </w:instrText>
-          </w:r>
-          <w:r>
-            <w:rPr>
-              <w:rFonts w:ascii="宋体" w:eastAsia="宋体" w:hAnsi="宋体" w:cs="宋体" w:hint="eastAsia"/>
+              <w:rFonts w:hint="eastAsia" w:ascii="宋体" w:hAnsi="宋体" w:eastAsia="宋体" w:cs="宋体"/>
+              <w:szCs w:val="24"/>
+            </w:rPr>
+            <w:instrText xml:space="preserve"> HYPERLINK \l _Toc3799 </w:instrText>
+          </w:r>
+          <w:r>
+            <w:rPr>
+              <w:rFonts w:hint="eastAsia" w:ascii="宋体" w:hAnsi="宋体" w:eastAsia="宋体" w:cs="宋体"/>
               <w:szCs w:val="24"/>
             </w:rPr>
             <w:fldChar w:fldCharType="separate"/>
@@ -2328,7 +2353,7 @@
             <w:fldChar w:fldCharType="begin"/>
           </w:r>
           <w:r>
-            <w:instrText xml:space="preserve"> PAGEREF _Toc28618 \h </w:instrText>
+            <w:instrText xml:space="preserve"> PAGEREF _Toc3799 \h </w:instrText>
           </w:r>
           <w:r>
             <w:fldChar w:fldCharType="separate"/>
@@ -2341,7 +2366,7 @@
           </w:r>
           <w:r>
             <w:rPr>
-              <w:rFonts w:ascii="宋体" w:eastAsia="宋体" w:hAnsi="宋体" w:cs="宋体" w:hint="eastAsia"/>
+              <w:rFonts w:hint="eastAsia" w:ascii="宋体" w:hAnsi="宋体" w:eastAsia="宋体" w:cs="宋体"/>
               <w:szCs w:val="24"/>
             </w:rPr>
             <w:fldChar w:fldCharType="end"/>
@@ -2349,28 +2374,28 @@
         </w:p>
         <w:p>
           <w:pPr>
-            <w:pStyle w:val="TOC2"/>
+            <w:pStyle w:val="17"/>
             <w:tabs>
               <w:tab w:val="right" w:leader="dot" w:pos="8306"/>
             </w:tabs>
           </w:pPr>
           <w:r>
             <w:rPr>
-              <w:rFonts w:ascii="宋体" w:eastAsia="宋体" w:hAnsi="宋体" w:cs="宋体" w:hint="eastAsia"/>
+              <w:rFonts w:hint="eastAsia" w:ascii="宋体" w:hAnsi="宋体" w:eastAsia="宋体" w:cs="宋体"/>
               <w:szCs w:val="24"/>
             </w:rPr>
             <w:fldChar w:fldCharType="begin"/>
           </w:r>
           <w:r>
             <w:rPr>
-              <w:rFonts w:ascii="宋体" w:eastAsia="宋体" w:hAnsi="宋体" w:cs="宋体" w:hint="eastAsia"/>
-              <w:szCs w:val="24"/>
-            </w:rPr>
-            <w:instrText xml:space="preserve"> HYPERLINK \l _Toc3597 </w:instrText>
-          </w:r>
-          <w:r>
-            <w:rPr>
-              <w:rFonts w:ascii="宋体" w:eastAsia="宋体" w:hAnsi="宋体" w:cs="宋体" w:hint="eastAsia"/>
+              <w:rFonts w:hint="eastAsia" w:ascii="宋体" w:hAnsi="宋体" w:eastAsia="宋体" w:cs="宋体"/>
+              <w:szCs w:val="24"/>
+            </w:rPr>
+            <w:instrText xml:space="preserve"> HYPERLINK \l _Toc12653 </w:instrText>
+          </w:r>
+          <w:r>
+            <w:rPr>
+              <w:rFonts w:hint="eastAsia" w:ascii="宋体" w:hAnsi="宋体" w:eastAsia="宋体" w:cs="宋体"/>
               <w:szCs w:val="24"/>
             </w:rPr>
             <w:fldChar w:fldCharType="separate"/>
@@ -2389,7 +2414,7 @@
             <w:fldChar w:fldCharType="begin"/>
           </w:r>
           <w:r>
-            <w:instrText xml:space="preserve"> PAGEREF _Toc3597 \h </w:instrText>
+            <w:instrText xml:space="preserve"> PAGEREF _Toc12653 \h </w:instrText>
           </w:r>
           <w:r>
             <w:fldChar w:fldCharType="separate"/>
@@ -2402,7 +2427,7 @@
           </w:r>
           <w:r>
             <w:rPr>
-              <w:rFonts w:ascii="宋体" w:eastAsia="宋体" w:hAnsi="宋体" w:cs="宋体" w:hint="eastAsia"/>
+              <w:rFonts w:hint="eastAsia" w:ascii="宋体" w:hAnsi="宋体" w:eastAsia="宋体" w:cs="宋体"/>
               <w:szCs w:val="24"/>
             </w:rPr>
             <w:fldChar w:fldCharType="end"/>
@@ -2410,28 +2435,28 @@
         </w:p>
         <w:p>
           <w:pPr>
-            <w:pStyle w:val="TOC2"/>
+            <w:pStyle w:val="17"/>
             <w:tabs>
               <w:tab w:val="right" w:leader="dot" w:pos="8306"/>
             </w:tabs>
           </w:pPr>
           <w:r>
             <w:rPr>
-              <w:rFonts w:ascii="宋体" w:eastAsia="宋体" w:hAnsi="宋体" w:cs="宋体" w:hint="eastAsia"/>
+              <w:rFonts w:hint="eastAsia" w:ascii="宋体" w:hAnsi="宋体" w:eastAsia="宋体" w:cs="宋体"/>
               <w:szCs w:val="24"/>
             </w:rPr>
             <w:fldChar w:fldCharType="begin"/>
           </w:r>
           <w:r>
             <w:rPr>
-              <w:rFonts w:ascii="宋体" w:eastAsia="宋体" w:hAnsi="宋体" w:cs="宋体" w:hint="eastAsia"/>
-              <w:szCs w:val="24"/>
-            </w:rPr>
-            <w:instrText xml:space="preserve"> HYPERLINK \l _Toc8464 </w:instrText>
-          </w:r>
-          <w:r>
-            <w:rPr>
-              <w:rFonts w:ascii="宋体" w:eastAsia="宋体" w:hAnsi="宋体" w:cs="宋体" w:hint="eastAsia"/>
+              <w:rFonts w:hint="eastAsia" w:ascii="宋体" w:hAnsi="宋体" w:eastAsia="宋体" w:cs="宋体"/>
+              <w:szCs w:val="24"/>
+            </w:rPr>
+            <w:instrText xml:space="preserve"> HYPERLINK \l _Toc3772 </w:instrText>
+          </w:r>
+          <w:r>
+            <w:rPr>
+              <w:rFonts w:hint="eastAsia" w:ascii="宋体" w:hAnsi="宋体" w:eastAsia="宋体" w:cs="宋体"/>
               <w:szCs w:val="24"/>
             </w:rPr>
             <w:fldChar w:fldCharType="separate"/>
@@ -2450,7 +2475,7 @@
             <w:fldChar w:fldCharType="begin"/>
           </w:r>
           <w:r>
-            <w:instrText xml:space="preserve"> PAGEREF _Toc8464 \h </w:instrText>
+            <w:instrText xml:space="preserve"> PAGEREF _Toc3772 \h </w:instrText>
           </w:r>
           <w:r>
             <w:fldChar w:fldCharType="separate"/>
@@ -2463,7 +2488,7 @@
           </w:r>
           <w:r>
             <w:rPr>
-              <w:rFonts w:ascii="宋体" w:eastAsia="宋体" w:hAnsi="宋体" w:cs="宋体" w:hint="eastAsia"/>
+              <w:rFonts w:hint="eastAsia" w:ascii="宋体" w:hAnsi="宋体" w:eastAsia="宋体" w:cs="宋体"/>
               <w:szCs w:val="24"/>
             </w:rPr>
             <w:fldChar w:fldCharType="end"/>
@@ -2471,28 +2496,28 @@
         </w:p>
         <w:p>
           <w:pPr>
-            <w:pStyle w:val="TOC2"/>
+            <w:pStyle w:val="17"/>
             <w:tabs>
               <w:tab w:val="right" w:leader="dot" w:pos="8306"/>
             </w:tabs>
           </w:pPr>
           <w:r>
             <w:rPr>
-              <w:rFonts w:ascii="宋体" w:eastAsia="宋体" w:hAnsi="宋体" w:cs="宋体" w:hint="eastAsia"/>
+              <w:rFonts w:hint="eastAsia" w:ascii="宋体" w:hAnsi="宋体" w:eastAsia="宋体" w:cs="宋体"/>
               <w:szCs w:val="24"/>
             </w:rPr>
             <w:fldChar w:fldCharType="begin"/>
           </w:r>
           <w:r>
             <w:rPr>
-              <w:rFonts w:ascii="宋体" w:eastAsia="宋体" w:hAnsi="宋体" w:cs="宋体" w:hint="eastAsia"/>
-              <w:szCs w:val="24"/>
-            </w:rPr>
-            <w:instrText xml:space="preserve"> HYPERLINK \l _Toc14101 </w:instrText>
-          </w:r>
-          <w:r>
-            <w:rPr>
-              <w:rFonts w:ascii="宋体" w:eastAsia="宋体" w:hAnsi="宋体" w:cs="宋体" w:hint="eastAsia"/>
+              <w:rFonts w:hint="eastAsia" w:ascii="宋体" w:hAnsi="宋体" w:eastAsia="宋体" w:cs="宋体"/>
+              <w:szCs w:val="24"/>
+            </w:rPr>
+            <w:instrText xml:space="preserve"> HYPERLINK \l _Toc23183 </w:instrText>
+          </w:r>
+          <w:r>
+            <w:rPr>
+              <w:rFonts w:hint="eastAsia" w:ascii="宋体" w:hAnsi="宋体" w:eastAsia="宋体" w:cs="宋体"/>
               <w:szCs w:val="24"/>
             </w:rPr>
             <w:fldChar w:fldCharType="separate"/>
@@ -2511,7 +2536,7 @@
             <w:fldChar w:fldCharType="begin"/>
           </w:r>
           <w:r>
-            <w:instrText xml:space="preserve"> PAGEREF _Toc14101 \h </w:instrText>
+            <w:instrText xml:space="preserve"> PAGEREF _Toc23183 \h </w:instrText>
           </w:r>
           <w:r>
             <w:fldChar w:fldCharType="separate"/>
@@ -2524,7 +2549,7 @@
           </w:r>
           <w:r>
             <w:rPr>
-              <w:rFonts w:ascii="宋体" w:eastAsia="宋体" w:hAnsi="宋体" w:cs="宋体" w:hint="eastAsia"/>
+              <w:rFonts w:hint="eastAsia" w:ascii="宋体" w:hAnsi="宋体" w:eastAsia="宋体" w:cs="宋体"/>
               <w:szCs w:val="24"/>
             </w:rPr>
             <w:fldChar w:fldCharType="end"/>
@@ -2532,28 +2557,28 @@
         </w:p>
         <w:p>
           <w:pPr>
-            <w:pStyle w:val="TOC2"/>
+            <w:pStyle w:val="17"/>
             <w:tabs>
               <w:tab w:val="right" w:leader="dot" w:pos="8306"/>
             </w:tabs>
           </w:pPr>
           <w:r>
             <w:rPr>
-              <w:rFonts w:ascii="宋体" w:eastAsia="宋体" w:hAnsi="宋体" w:cs="宋体" w:hint="eastAsia"/>
+              <w:rFonts w:hint="eastAsia" w:ascii="宋体" w:hAnsi="宋体" w:eastAsia="宋体" w:cs="宋体"/>
               <w:szCs w:val="24"/>
             </w:rPr>
             <w:fldChar w:fldCharType="begin"/>
           </w:r>
           <w:r>
             <w:rPr>
-              <w:rFonts w:ascii="宋体" w:eastAsia="宋体" w:hAnsi="宋体" w:cs="宋体" w:hint="eastAsia"/>
-              <w:szCs w:val="24"/>
-            </w:rPr>
-            <w:instrText xml:space="preserve"> HYPERLINK \l _Toc32394 </w:instrText>
-          </w:r>
-          <w:r>
-            <w:rPr>
-              <w:rFonts w:ascii="宋体" w:eastAsia="宋体" w:hAnsi="宋体" w:cs="宋体" w:hint="eastAsia"/>
+              <w:rFonts w:hint="eastAsia" w:ascii="宋体" w:hAnsi="宋体" w:eastAsia="宋体" w:cs="宋体"/>
+              <w:szCs w:val="24"/>
+            </w:rPr>
+            <w:instrText xml:space="preserve"> HYPERLINK \l _Toc29445 </w:instrText>
+          </w:r>
+          <w:r>
+            <w:rPr>
+              <w:rFonts w:hint="eastAsia" w:ascii="宋体" w:hAnsi="宋体" w:eastAsia="宋体" w:cs="宋体"/>
               <w:szCs w:val="24"/>
             </w:rPr>
             <w:fldChar w:fldCharType="separate"/>
@@ -2572,7 +2597,7 @@
             <w:fldChar w:fldCharType="begin"/>
           </w:r>
           <w:r>
-            <w:instrText xml:space="preserve"> PAGEREF _Toc32394 \h </w:instrText>
+            <w:instrText xml:space="preserve"> PAGEREF _Toc29445 \h </w:instrText>
           </w:r>
           <w:r>
             <w:fldChar w:fldCharType="separate"/>
@@ -2585,7 +2610,7 @@
           </w:r>
           <w:r>
             <w:rPr>
-              <w:rFonts w:ascii="宋体" w:eastAsia="宋体" w:hAnsi="宋体" w:cs="宋体" w:hint="eastAsia"/>
+              <w:rFonts w:hint="eastAsia" w:ascii="宋体" w:hAnsi="宋体" w:eastAsia="宋体" w:cs="宋体"/>
               <w:szCs w:val="24"/>
             </w:rPr>
             <w:fldChar w:fldCharType="end"/>
@@ -2593,28 +2618,28 @@
         </w:p>
         <w:p>
           <w:pPr>
-            <w:pStyle w:val="TOC1"/>
+            <w:pStyle w:val="16"/>
             <w:tabs>
               <w:tab w:val="right" w:leader="dot" w:pos="8306"/>
             </w:tabs>
           </w:pPr>
           <w:r>
             <w:rPr>
-              <w:rFonts w:ascii="宋体" w:eastAsia="宋体" w:hAnsi="宋体" w:cs="宋体" w:hint="eastAsia"/>
+              <w:rFonts w:hint="eastAsia" w:ascii="宋体" w:hAnsi="宋体" w:eastAsia="宋体" w:cs="宋体"/>
               <w:szCs w:val="24"/>
             </w:rPr>
             <w:fldChar w:fldCharType="begin"/>
           </w:r>
           <w:r>
             <w:rPr>
-              <w:rFonts w:ascii="宋体" w:eastAsia="宋体" w:hAnsi="宋体" w:cs="宋体" w:hint="eastAsia"/>
-              <w:szCs w:val="24"/>
-            </w:rPr>
-            <w:instrText xml:space="preserve"> HYPERLINK \l _Toc26505 </w:instrText>
-          </w:r>
-          <w:r>
-            <w:rPr>
-              <w:rFonts w:ascii="宋体" w:eastAsia="宋体" w:hAnsi="宋体" w:cs="宋体" w:hint="eastAsia"/>
+              <w:rFonts w:hint="eastAsia" w:ascii="宋体" w:hAnsi="宋体" w:eastAsia="宋体" w:cs="宋体"/>
+              <w:szCs w:val="24"/>
+            </w:rPr>
+            <w:instrText xml:space="preserve"> HYPERLINK \l _Toc66 </w:instrText>
+          </w:r>
+          <w:r>
+            <w:rPr>
+              <w:rFonts w:hint="eastAsia" w:ascii="宋体" w:hAnsi="宋体" w:eastAsia="宋体" w:cs="宋体"/>
               <w:szCs w:val="24"/>
             </w:rPr>
             <w:fldChar w:fldCharType="separate"/>
@@ -2633,7 +2658,7 @@
             <w:fldChar w:fldCharType="begin"/>
           </w:r>
           <w:r>
-            <w:instrText xml:space="preserve"> PAGEREF _Toc26505 \h </w:instrText>
+            <w:instrText xml:space="preserve"> PAGEREF _Toc66 \h </w:instrText>
           </w:r>
           <w:r>
             <w:fldChar w:fldCharType="separate"/>
@@ -2646,7 +2671,7 @@
           </w:r>
           <w:r>
             <w:rPr>
-              <w:rFonts w:ascii="宋体" w:eastAsia="宋体" w:hAnsi="宋体" w:cs="宋体" w:hint="eastAsia"/>
+              <w:rFonts w:hint="eastAsia" w:ascii="宋体" w:hAnsi="宋体" w:eastAsia="宋体" w:cs="宋体"/>
               <w:szCs w:val="24"/>
             </w:rPr>
             <w:fldChar w:fldCharType="end"/>
@@ -2654,28 +2679,28 @@
         </w:p>
         <w:p>
           <w:pPr>
-            <w:pStyle w:val="TOC1"/>
+            <w:pStyle w:val="16"/>
             <w:tabs>
               <w:tab w:val="right" w:leader="dot" w:pos="8306"/>
             </w:tabs>
           </w:pPr>
           <w:r>
             <w:rPr>
-              <w:rFonts w:ascii="宋体" w:eastAsia="宋体" w:hAnsi="宋体" w:cs="宋体" w:hint="eastAsia"/>
+              <w:rFonts w:hint="eastAsia" w:ascii="宋体" w:hAnsi="宋体" w:eastAsia="宋体" w:cs="宋体"/>
               <w:szCs w:val="24"/>
             </w:rPr>
             <w:fldChar w:fldCharType="begin"/>
           </w:r>
           <w:r>
             <w:rPr>
-              <w:rFonts w:ascii="宋体" w:eastAsia="宋体" w:hAnsi="宋体" w:cs="宋体" w:hint="eastAsia"/>
-              <w:szCs w:val="24"/>
-            </w:rPr>
-            <w:instrText xml:space="preserve"> HYPERLINK \l _Toc6820 </w:instrText>
-          </w:r>
-          <w:r>
-            <w:rPr>
-              <w:rFonts w:ascii="宋体" w:eastAsia="宋体" w:hAnsi="宋体" w:cs="宋体" w:hint="eastAsia"/>
+              <w:rFonts w:hint="eastAsia" w:ascii="宋体" w:hAnsi="宋体" w:eastAsia="宋体" w:cs="宋体"/>
+              <w:szCs w:val="24"/>
+            </w:rPr>
+            <w:instrText xml:space="preserve"> HYPERLINK \l _Toc13658 </w:instrText>
+          </w:r>
+          <w:r>
+            <w:rPr>
+              <w:rFonts w:hint="eastAsia" w:ascii="宋体" w:hAnsi="宋体" w:eastAsia="宋体" w:cs="宋体"/>
               <w:szCs w:val="24"/>
             </w:rPr>
             <w:fldChar w:fldCharType="separate"/>
@@ -2694,7 +2719,7 @@
             <w:fldChar w:fldCharType="begin"/>
           </w:r>
           <w:r>
-            <w:instrText xml:space="preserve"> PAGEREF _Toc6820 \h </w:instrText>
+            <w:instrText xml:space="preserve"> PAGEREF _Toc13658 \h </w:instrText>
           </w:r>
           <w:r>
             <w:fldChar w:fldCharType="separate"/>
@@ -2707,7 +2732,7 @@
           </w:r>
           <w:r>
             <w:rPr>
-              <w:rFonts w:ascii="宋体" w:eastAsia="宋体" w:hAnsi="宋体" w:cs="宋体" w:hint="eastAsia"/>
+              <w:rFonts w:hint="eastAsia" w:ascii="宋体" w:hAnsi="宋体" w:eastAsia="宋体" w:cs="宋体"/>
               <w:szCs w:val="24"/>
             </w:rPr>
             <w:fldChar w:fldCharType="end"/>
@@ -2715,28 +2740,28 @@
         </w:p>
         <w:p>
           <w:pPr>
-            <w:pStyle w:val="TOC2"/>
+            <w:pStyle w:val="17"/>
             <w:tabs>
               <w:tab w:val="right" w:leader="dot" w:pos="8306"/>
             </w:tabs>
           </w:pPr>
           <w:r>
             <w:rPr>
-              <w:rFonts w:ascii="宋体" w:eastAsia="宋体" w:hAnsi="宋体" w:cs="宋体" w:hint="eastAsia"/>
+              <w:rFonts w:hint="eastAsia" w:ascii="宋体" w:hAnsi="宋体" w:eastAsia="宋体" w:cs="宋体"/>
               <w:szCs w:val="24"/>
             </w:rPr>
             <w:fldChar w:fldCharType="begin"/>
           </w:r>
           <w:r>
             <w:rPr>
-              <w:rFonts w:ascii="宋体" w:eastAsia="宋体" w:hAnsi="宋体" w:cs="宋体" w:hint="eastAsia"/>
-              <w:szCs w:val="24"/>
-            </w:rPr>
-            <w:instrText xml:space="preserve"> HYPERLINK \l _Toc29307 </w:instrText>
-          </w:r>
-          <w:r>
-            <w:rPr>
-              <w:rFonts w:ascii="宋体" w:eastAsia="宋体" w:hAnsi="宋体" w:cs="宋体" w:hint="eastAsia"/>
+              <w:rFonts w:hint="eastAsia" w:ascii="宋体" w:hAnsi="宋体" w:eastAsia="宋体" w:cs="宋体"/>
+              <w:szCs w:val="24"/>
+            </w:rPr>
+            <w:instrText xml:space="preserve"> HYPERLINK \l _Toc7575 </w:instrText>
+          </w:r>
+          <w:r>
+            <w:rPr>
+              <w:rFonts w:hint="eastAsia" w:ascii="宋体" w:hAnsi="宋体" w:eastAsia="宋体" w:cs="宋体"/>
               <w:szCs w:val="24"/>
             </w:rPr>
             <w:fldChar w:fldCharType="separate"/>
@@ -2755,7 +2780,7 @@
             <w:fldChar w:fldCharType="begin"/>
           </w:r>
           <w:r>
-            <w:instrText xml:space="preserve"> PAGEREF _Toc29307 \h </w:instrText>
+            <w:instrText xml:space="preserve"> PAGEREF _Toc7575 \h </w:instrText>
           </w:r>
           <w:r>
             <w:fldChar w:fldCharType="separate"/>
@@ -2768,7 +2793,7 @@
           </w:r>
           <w:r>
             <w:rPr>
-              <w:rFonts w:ascii="宋体" w:eastAsia="宋体" w:hAnsi="宋体" w:cs="宋体" w:hint="eastAsia"/>
+              <w:rFonts w:hint="eastAsia" w:ascii="宋体" w:hAnsi="宋体" w:eastAsia="宋体" w:cs="宋体"/>
               <w:szCs w:val="24"/>
             </w:rPr>
             <w:fldChar w:fldCharType="end"/>
@@ -2776,28 +2801,28 @@
         </w:p>
         <w:p>
           <w:pPr>
-            <w:pStyle w:val="TOC2"/>
+            <w:pStyle w:val="17"/>
             <w:tabs>
               <w:tab w:val="right" w:leader="dot" w:pos="8306"/>
             </w:tabs>
           </w:pPr>
           <w:r>
             <w:rPr>
-              <w:rFonts w:ascii="宋体" w:eastAsia="宋体" w:hAnsi="宋体" w:cs="宋体" w:hint="eastAsia"/>
+              <w:rFonts w:hint="eastAsia" w:ascii="宋体" w:hAnsi="宋体" w:eastAsia="宋体" w:cs="宋体"/>
               <w:szCs w:val="24"/>
             </w:rPr>
             <w:fldChar w:fldCharType="begin"/>
           </w:r>
           <w:r>
             <w:rPr>
-              <w:rFonts w:ascii="宋体" w:eastAsia="宋体" w:hAnsi="宋体" w:cs="宋体" w:hint="eastAsia"/>
-              <w:szCs w:val="24"/>
-            </w:rPr>
-            <w:instrText xml:space="preserve"> HYPERLINK \l _Toc9519 </w:instrText>
-          </w:r>
-          <w:r>
-            <w:rPr>
-              <w:rFonts w:ascii="宋体" w:eastAsia="宋体" w:hAnsi="宋体" w:cs="宋体" w:hint="eastAsia"/>
+              <w:rFonts w:hint="eastAsia" w:ascii="宋体" w:hAnsi="宋体" w:eastAsia="宋体" w:cs="宋体"/>
+              <w:szCs w:val="24"/>
+            </w:rPr>
+            <w:instrText xml:space="preserve"> HYPERLINK \l _Toc13444 </w:instrText>
+          </w:r>
+          <w:r>
+            <w:rPr>
+              <w:rFonts w:hint="eastAsia" w:ascii="宋体" w:hAnsi="宋体" w:eastAsia="宋体" w:cs="宋体"/>
               <w:szCs w:val="24"/>
             </w:rPr>
             <w:fldChar w:fldCharType="separate"/>
@@ -2816,7 +2841,7 @@
             <w:fldChar w:fldCharType="begin"/>
           </w:r>
           <w:r>
-            <w:instrText xml:space="preserve"> PAGEREF _Toc9519 \h </w:instrText>
+            <w:instrText xml:space="preserve"> PAGEREF _Toc13444 \h </w:instrText>
           </w:r>
           <w:r>
             <w:fldChar w:fldCharType="separate"/>
@@ -2829,7 +2854,7 @@
           </w:r>
           <w:r>
             <w:rPr>
-              <w:rFonts w:ascii="宋体" w:eastAsia="宋体" w:hAnsi="宋体" w:cs="宋体" w:hint="eastAsia"/>
+              <w:rFonts w:hint="eastAsia" w:ascii="宋体" w:hAnsi="宋体" w:eastAsia="宋体" w:cs="宋体"/>
               <w:szCs w:val="24"/>
             </w:rPr>
             <w:fldChar w:fldCharType="end"/>
@@ -2837,28 +2862,28 @@
         </w:p>
         <w:p>
           <w:pPr>
-            <w:pStyle w:val="TOC1"/>
+            <w:pStyle w:val="16"/>
             <w:tabs>
               <w:tab w:val="right" w:leader="dot" w:pos="8306"/>
             </w:tabs>
           </w:pPr>
           <w:r>
             <w:rPr>
-              <w:rFonts w:ascii="宋体" w:eastAsia="宋体" w:hAnsi="宋体" w:cs="宋体" w:hint="eastAsia"/>
+              <w:rFonts w:hint="eastAsia" w:ascii="宋体" w:hAnsi="宋体" w:eastAsia="宋体" w:cs="宋体"/>
               <w:szCs w:val="24"/>
             </w:rPr>
             <w:fldChar w:fldCharType="begin"/>
           </w:r>
           <w:r>
             <w:rPr>
-              <w:rFonts w:ascii="宋体" w:eastAsia="宋体" w:hAnsi="宋体" w:cs="宋体" w:hint="eastAsia"/>
-              <w:szCs w:val="24"/>
-            </w:rPr>
-            <w:instrText xml:space="preserve"> HYPERLINK \l _Toc30039 </w:instrText>
-          </w:r>
-          <w:r>
-            <w:rPr>
-              <w:rFonts w:ascii="宋体" w:eastAsia="宋体" w:hAnsi="宋体" w:cs="宋体" w:hint="eastAsia"/>
+              <w:rFonts w:hint="eastAsia" w:ascii="宋体" w:hAnsi="宋体" w:eastAsia="宋体" w:cs="宋体"/>
+              <w:szCs w:val="24"/>
+            </w:rPr>
+            <w:instrText xml:space="preserve"> HYPERLINK \l _Toc3646 </w:instrText>
+          </w:r>
+          <w:r>
+            <w:rPr>
+              <w:rFonts w:hint="eastAsia" w:ascii="宋体" w:hAnsi="宋体" w:eastAsia="宋体" w:cs="宋体"/>
               <w:szCs w:val="24"/>
             </w:rPr>
             <w:fldChar w:fldCharType="separate"/>
@@ -2877,7 +2902,7 @@
             <w:fldChar w:fldCharType="begin"/>
           </w:r>
           <w:r>
-            <w:instrText xml:space="preserve"> PAGEREF _Toc30039 \h </w:instrText>
+            <w:instrText xml:space="preserve"> PAGEREF _Toc3646 \h </w:instrText>
           </w:r>
           <w:r>
             <w:fldChar w:fldCharType="separate"/>
@@ -2890,7 +2915,7 @@
           </w:r>
           <w:r>
             <w:rPr>
-              <w:rFonts w:ascii="宋体" w:eastAsia="宋体" w:hAnsi="宋体" w:cs="宋体" w:hint="eastAsia"/>
+              <w:rFonts w:hint="eastAsia" w:ascii="宋体" w:hAnsi="宋体" w:eastAsia="宋体" w:cs="宋体"/>
               <w:szCs w:val="24"/>
             </w:rPr>
             <w:fldChar w:fldCharType="end"/>
@@ -2898,28 +2923,28 @@
         </w:p>
         <w:p>
           <w:pPr>
-            <w:pStyle w:val="TOC2"/>
+            <w:pStyle w:val="17"/>
             <w:tabs>
               <w:tab w:val="right" w:leader="dot" w:pos="8306"/>
             </w:tabs>
           </w:pPr>
           <w:r>
             <w:rPr>
-              <w:rFonts w:ascii="宋体" w:eastAsia="宋体" w:hAnsi="宋体" w:cs="宋体" w:hint="eastAsia"/>
+              <w:rFonts w:hint="eastAsia" w:ascii="宋体" w:hAnsi="宋体" w:eastAsia="宋体" w:cs="宋体"/>
               <w:szCs w:val="24"/>
             </w:rPr>
             <w:fldChar w:fldCharType="begin"/>
           </w:r>
           <w:r>
             <w:rPr>
-              <w:rFonts w:ascii="宋体" w:eastAsia="宋体" w:hAnsi="宋体" w:cs="宋体" w:hint="eastAsia"/>
-              <w:szCs w:val="24"/>
-            </w:rPr>
-            <w:instrText xml:space="preserve"> HYPERLINK \l _Toc18240 </w:instrText>
-          </w:r>
-          <w:r>
-            <w:rPr>
-              <w:rFonts w:ascii="宋体" w:eastAsia="宋体" w:hAnsi="宋体" w:cs="宋体" w:hint="eastAsia"/>
+              <w:rFonts w:hint="eastAsia" w:ascii="宋体" w:hAnsi="宋体" w:eastAsia="宋体" w:cs="宋体"/>
+              <w:szCs w:val="24"/>
+            </w:rPr>
+            <w:instrText xml:space="preserve"> HYPERLINK \l _Toc15675 </w:instrText>
+          </w:r>
+          <w:r>
+            <w:rPr>
+              <w:rFonts w:hint="eastAsia" w:ascii="宋体" w:hAnsi="宋体" w:eastAsia="宋体" w:cs="宋体"/>
               <w:szCs w:val="24"/>
             </w:rPr>
             <w:fldChar w:fldCharType="separate"/>
@@ -2938,7 +2963,7 @@
             <w:fldChar w:fldCharType="begin"/>
           </w:r>
           <w:r>
-            <w:instrText xml:space="preserve"> PAGEREF _Toc18240 \h </w:instrText>
+            <w:instrText xml:space="preserve"> PAGEREF _Toc15675 \h </w:instrText>
           </w:r>
           <w:r>
             <w:fldChar w:fldCharType="separate"/>
@@ -2951,7 +2976,7 @@
           </w:r>
           <w:r>
             <w:rPr>
-              <w:rFonts w:ascii="宋体" w:eastAsia="宋体" w:hAnsi="宋体" w:cs="宋体" w:hint="eastAsia"/>
+              <w:rFonts w:hint="eastAsia" w:ascii="宋体" w:hAnsi="宋体" w:eastAsia="宋体" w:cs="宋体"/>
               <w:szCs w:val="24"/>
             </w:rPr>
             <w:fldChar w:fldCharType="end"/>
@@ -2959,28 +2984,28 @@
         </w:p>
         <w:p>
           <w:pPr>
-            <w:pStyle w:val="TOC2"/>
+            <w:pStyle w:val="17"/>
             <w:tabs>
               <w:tab w:val="right" w:leader="dot" w:pos="8306"/>
             </w:tabs>
           </w:pPr>
           <w:r>
             <w:rPr>
-              <w:rFonts w:ascii="宋体" w:eastAsia="宋体" w:hAnsi="宋体" w:cs="宋体" w:hint="eastAsia"/>
+              <w:rFonts w:hint="eastAsia" w:ascii="宋体" w:hAnsi="宋体" w:eastAsia="宋体" w:cs="宋体"/>
               <w:szCs w:val="24"/>
             </w:rPr>
             <w:fldChar w:fldCharType="begin"/>
           </w:r>
           <w:r>
             <w:rPr>
-              <w:rFonts w:ascii="宋体" w:eastAsia="宋体" w:hAnsi="宋体" w:cs="宋体" w:hint="eastAsia"/>
-              <w:szCs w:val="24"/>
-            </w:rPr>
-            <w:instrText xml:space="preserve"> HYPERLINK \l _Toc22739 </w:instrText>
-          </w:r>
-          <w:r>
-            <w:rPr>
-              <w:rFonts w:ascii="宋体" w:eastAsia="宋体" w:hAnsi="宋体" w:cs="宋体" w:hint="eastAsia"/>
+              <w:rFonts w:hint="eastAsia" w:ascii="宋体" w:hAnsi="宋体" w:eastAsia="宋体" w:cs="宋体"/>
+              <w:szCs w:val="24"/>
+            </w:rPr>
+            <w:instrText xml:space="preserve"> HYPERLINK \l _Toc29881 </w:instrText>
+          </w:r>
+          <w:r>
+            <w:rPr>
+              <w:rFonts w:hint="eastAsia" w:ascii="宋体" w:hAnsi="宋体" w:eastAsia="宋体" w:cs="宋体"/>
               <w:szCs w:val="24"/>
             </w:rPr>
             <w:fldChar w:fldCharType="separate"/>
@@ -2999,7 +3024,7 @@
             <w:fldChar w:fldCharType="begin"/>
           </w:r>
           <w:r>
-            <w:instrText xml:space="preserve"> PAGEREF _Toc22739 \h </w:instrText>
+            <w:instrText xml:space="preserve"> PAGEREF _Toc29881 \h </w:instrText>
           </w:r>
           <w:r>
             <w:fldChar w:fldCharType="separate"/>
@@ -3012,7 +3037,7 @@
           </w:r>
           <w:r>
             <w:rPr>
-              <w:rFonts w:ascii="宋体" w:eastAsia="宋体" w:hAnsi="宋体" w:cs="宋体" w:hint="eastAsia"/>
+              <w:rFonts w:hint="eastAsia" w:ascii="宋体" w:hAnsi="宋体" w:eastAsia="宋体" w:cs="宋体"/>
               <w:szCs w:val="24"/>
             </w:rPr>
             <w:fldChar w:fldCharType="end"/>
@@ -3020,28 +3045,28 @@
         </w:p>
         <w:p>
           <w:pPr>
-            <w:pStyle w:val="TOC1"/>
+            <w:pStyle w:val="16"/>
             <w:tabs>
               <w:tab w:val="right" w:leader="dot" w:pos="8306"/>
             </w:tabs>
           </w:pPr>
           <w:r>
             <w:rPr>
-              <w:rFonts w:ascii="宋体" w:eastAsia="宋体" w:hAnsi="宋体" w:cs="宋体" w:hint="eastAsia"/>
+              <w:rFonts w:hint="eastAsia" w:ascii="宋体" w:hAnsi="宋体" w:eastAsia="宋体" w:cs="宋体"/>
               <w:szCs w:val="24"/>
             </w:rPr>
             <w:fldChar w:fldCharType="begin"/>
           </w:r>
           <w:r>
             <w:rPr>
-              <w:rFonts w:ascii="宋体" w:eastAsia="宋体" w:hAnsi="宋体" w:cs="宋体" w:hint="eastAsia"/>
-              <w:szCs w:val="24"/>
-            </w:rPr>
-            <w:instrText xml:space="preserve"> HYPERLINK \l _Toc25313 </w:instrText>
-          </w:r>
-          <w:r>
-            <w:rPr>
-              <w:rFonts w:ascii="宋体" w:eastAsia="宋体" w:hAnsi="宋体" w:cs="宋体" w:hint="eastAsia"/>
+              <w:rFonts w:hint="eastAsia" w:ascii="宋体" w:hAnsi="宋体" w:eastAsia="宋体" w:cs="宋体"/>
+              <w:szCs w:val="24"/>
+            </w:rPr>
+            <w:instrText xml:space="preserve"> HYPERLINK \l _Toc22036 </w:instrText>
+          </w:r>
+          <w:r>
+            <w:rPr>
+              <w:rFonts w:hint="eastAsia" w:ascii="宋体" w:hAnsi="宋体" w:eastAsia="宋体" w:cs="宋体"/>
               <w:szCs w:val="24"/>
             </w:rPr>
             <w:fldChar w:fldCharType="separate"/>
@@ -3060,7 +3085,7 @@
             <w:fldChar w:fldCharType="begin"/>
           </w:r>
           <w:r>
-            <w:instrText xml:space="preserve"> PAGEREF _Toc25313 \h </w:instrText>
+            <w:instrText xml:space="preserve"> PAGEREF _Toc22036 \h </w:instrText>
           </w:r>
           <w:r>
             <w:fldChar w:fldCharType="separate"/>
@@ -3073,7 +3098,7 @@
           </w:r>
           <w:r>
             <w:rPr>
-              <w:rFonts w:ascii="宋体" w:eastAsia="宋体" w:hAnsi="宋体" w:cs="宋体" w:hint="eastAsia"/>
+              <w:rFonts w:hint="eastAsia" w:ascii="宋体" w:hAnsi="宋体" w:eastAsia="宋体" w:cs="宋体"/>
               <w:szCs w:val="24"/>
             </w:rPr>
             <w:fldChar w:fldCharType="end"/>
@@ -3096,7 +3121,7 @@
             <w:snapToGrid w:val="0"/>
             <w:textAlignment w:val="baseline"/>
             <w:rPr>
-              <w:rFonts w:ascii="宋体" w:eastAsia="宋体" w:hAnsi="宋体" w:cs="宋体" w:hint="eastAsia"/>
+              <w:rFonts w:hint="eastAsia" w:ascii="宋体" w:hAnsi="宋体" w:eastAsia="宋体" w:cs="宋体"/>
               <w:snapToGrid w:val="0"/>
               <w:color w:val="000000"/>
               <w:kern w:val="0"/>
@@ -3107,7 +3132,7 @@
           </w:pPr>
           <w:r>
             <w:rPr>
-              <w:rFonts w:ascii="宋体" w:eastAsia="宋体" w:hAnsi="宋体" w:cs="宋体" w:hint="eastAsia"/>
+              <w:rFonts w:hint="eastAsia" w:ascii="宋体" w:hAnsi="宋体" w:eastAsia="宋体" w:cs="宋体"/>
               <w:szCs w:val="24"/>
             </w:rPr>
             <w:fldChar w:fldCharType="end"/>
@@ -3132,7 +3157,7 @@
         <w:snapToGrid w:val="0"/>
         <w:textAlignment w:val="baseline"/>
         <w:rPr>
-          <w:rFonts w:ascii="Arial" w:eastAsia="Arial" w:hAnsi="Arial" w:cs="Arial"/>
+          <w:rFonts w:ascii="Arial" w:hAnsi="Arial" w:eastAsia="Arial" w:cs="Arial"/>
           <w:snapToGrid w:val="0"/>
           <w:color w:val="000000"/>
           <w:kern w:val="0"/>
@@ -3143,7 +3168,7 @@
       </w:pPr>
       <w:r>
         <w:rPr>
-          <w:rFonts w:ascii="Arial" w:eastAsia="Arial" w:hAnsi="Arial" w:cs="Arial"/>
+          <w:rFonts w:ascii="Arial" w:hAnsi="Arial" w:eastAsia="Arial" w:cs="Arial"/>
           <w:snapToGrid w:val="0"/>
           <w:color w:val="000000"/>
           <w:kern w:val="0"/>
@@ -3156,7 +3181,7 @@
     </w:p>
     <w:p>
       <w:pPr>
-        <w:pStyle w:val="1"/>
+        <w:pStyle w:val="28"/>
         <w:keepNext w:val="0"/>
         <w:keepLines w:val="0"/>
         <w:pageBreakBefore w:val="0"/>
@@ -3176,7 +3201,7 @@
           <w:lang w:val="en-US" w:eastAsia="zh-CN"/>
         </w:rPr>
       </w:pPr>
-      <w:bookmarkStart w:id="3" w:name="_Toc4821"/>
+      <w:bookmarkStart w:id="2" w:name="_Toc13445"/>
       <w:r>
         <w:rPr>
           <w:rFonts w:hint="default"/>
@@ -3184,11 +3209,11 @@
         </w:rPr>
         <w:t>审核概况</w:t>
       </w:r>
-      <w:bookmarkEnd w:id="3"/>
+      <w:bookmarkEnd w:id="2"/>
     </w:p>
     <w:p>
       <w:pPr>
-        <w:pStyle w:val="2"/>
+        <w:pStyle w:val="30"/>
         <w:keepNext w:val="0"/>
         <w:keepLines w:val="0"/>
         <w:pageBreakBefore w:val="0"/>
@@ -3208,7 +3233,7 @@
           <w:lang w:val="en-US" w:eastAsia="zh-CN"/>
         </w:rPr>
       </w:pPr>
-      <w:bookmarkStart w:id="4" w:name="_Toc28618"/>
+      <w:bookmarkStart w:id="3" w:name="_Toc3799"/>
       <w:r>
         <w:rPr>
           <w:rFonts w:hint="default"/>
@@ -3216,11 +3241,11 @@
         </w:rPr>
         <w:t>审核目的</w:t>
       </w:r>
-      <w:bookmarkEnd w:id="4"/>
+      <w:bookmarkEnd w:id="3"/>
     </w:p>
     <w:p>
       <w:pPr>
-        <w:pStyle w:val="a1"/>
+        <w:pStyle w:val="29"/>
         <w:keepNext w:val="0"/>
         <w:keepLines w:val="0"/>
         <w:pageBreakBefore w:val="0"/>
@@ -3245,12 +3270,12 @@
           <w:rFonts w:hint="default"/>
           <w:lang w:val="en-US" w:eastAsia="zh-CN"/>
         </w:rPr>
-        <w:t>本次内部审核旨在系统性地评价公司运维服务能力管理体系（IMS）的有效性、充分性和适宜性，验证其是否符合《信息技术服务 运行维护能力成熟度模型》（T/CESA 1299-2023）三级要求，识别体系运行过程中的改进机会，为公司申请ITSS符合性评估做准备，并推动服务质量与管理水平的持续提升。</w:t>
+        <w:t>本次内部审核旨在系统性地评价公司运维服务能力管理体系的有效性、充分性和适宜性，验证其是否符合《信息技术服务 运行维护能力成熟度模型》（T/CESA 1299-2023）三级要求，识别体系运行过程中的改进机会，为公司申请ITSS符合性评估做准备，并推动服务质量与管理水平的持续提升。</w:t>
       </w:r>
     </w:p>
     <w:p>
       <w:pPr>
-        <w:pStyle w:val="2"/>
+        <w:pStyle w:val="30"/>
         <w:keepNext w:val="0"/>
         <w:keepLines w:val="0"/>
         <w:pageBreakBefore w:val="0"/>
@@ -3270,7 +3295,7 @@
           <w:lang w:val="en-US" w:eastAsia="zh-CN"/>
         </w:rPr>
       </w:pPr>
-      <w:bookmarkStart w:id="5" w:name="_Toc3597"/>
+      <w:bookmarkStart w:id="4" w:name="_Toc12653"/>
       <w:r>
         <w:rPr>
           <w:rFonts w:hint="default"/>
@@ -3278,11 +3303,11 @@
         </w:rPr>
         <w:t>审核范围</w:t>
       </w:r>
-      <w:bookmarkEnd w:id="5"/>
+      <w:bookmarkEnd w:id="4"/>
     </w:p>
     <w:p>
       <w:pPr>
-        <w:pStyle w:val="a1"/>
+        <w:pStyle w:val="29"/>
         <w:keepNext w:val="0"/>
         <w:keepLines w:val="0"/>
         <w:pageBreakBefore w:val="0"/>
@@ -3340,7 +3365,7 @@
     </w:p>
     <w:p>
       <w:pPr>
-        <w:pStyle w:val="2"/>
+        <w:pStyle w:val="30"/>
         <w:keepNext w:val="0"/>
         <w:keepLines w:val="0"/>
         <w:pageBreakBefore w:val="0"/>
@@ -3360,7 +3385,7 @@
           <w:lang w:val="en-US" w:eastAsia="zh-CN"/>
         </w:rPr>
       </w:pPr>
-      <w:bookmarkStart w:id="6" w:name="_Toc8464"/>
+      <w:bookmarkStart w:id="5" w:name="_Toc3772"/>
       <w:r>
         <w:rPr>
           <w:rFonts w:hint="default"/>
@@ -3368,11 +3393,11 @@
         </w:rPr>
         <w:t>审核依据</w:t>
       </w:r>
-      <w:bookmarkEnd w:id="6"/>
+      <w:bookmarkEnd w:id="5"/>
     </w:p>
     <w:p>
       <w:pPr>
-        <w:pStyle w:val="a1"/>
+        <w:pStyle w:val="29"/>
         <w:keepNext w:val="0"/>
         <w:keepLines w:val="0"/>
         <w:pageBreakBefore w:val="0"/>
@@ -3402,7 +3427,7 @@
     </w:p>
     <w:p>
       <w:pPr>
-        <w:pStyle w:val="a1"/>
+        <w:pStyle w:val="29"/>
         <w:keepNext w:val="0"/>
         <w:keepLines w:val="0"/>
         <w:pageBreakBefore w:val="0"/>
@@ -3432,7 +3457,7 @@
     </w:p>
     <w:p>
       <w:pPr>
-        <w:pStyle w:val="a1"/>
+        <w:pStyle w:val="29"/>
         <w:keepNext w:val="0"/>
         <w:keepLines w:val="0"/>
         <w:pageBreakBefore w:val="0"/>
@@ -3462,7 +3487,7 @@
     </w:p>
     <w:p>
       <w:pPr>
-        <w:pStyle w:val="a1"/>
+        <w:pStyle w:val="29"/>
         <w:keepNext w:val="0"/>
         <w:keepLines w:val="0"/>
         <w:pageBreakBefore w:val="0"/>
@@ -3492,7 +3517,7 @@
     </w:p>
     <w:p>
       <w:pPr>
-        <w:pStyle w:val="a1"/>
+        <w:pStyle w:val="29"/>
         <w:keepNext w:val="0"/>
         <w:keepLines w:val="0"/>
         <w:pageBreakBefore w:val="0"/>
@@ -3522,7 +3547,7 @@
     </w:p>
     <w:p>
       <w:pPr>
-        <w:pStyle w:val="2"/>
+        <w:pStyle w:val="30"/>
         <w:keepNext w:val="0"/>
         <w:keepLines w:val="0"/>
         <w:pageBreakBefore w:val="0"/>
@@ -3542,7 +3567,7 @@
           <w:lang w:val="en-US" w:eastAsia="zh-CN"/>
         </w:rPr>
       </w:pPr>
-      <w:bookmarkStart w:id="7" w:name="_Toc14101"/>
+      <w:bookmarkStart w:id="6" w:name="_Toc23183"/>
       <w:r>
         <w:rPr>
           <w:rFonts w:hint="default"/>
@@ -3550,11 +3575,11 @@
         </w:rPr>
         <w:t>审核组组成</w:t>
       </w:r>
-      <w:bookmarkEnd w:id="7"/>
+      <w:bookmarkEnd w:id="6"/>
     </w:p>
     <w:p>
       <w:pPr>
-        <w:pStyle w:val="a1"/>
+        <w:pStyle w:val="29"/>
         <w:keepNext w:val="0"/>
         <w:keepLines w:val="0"/>
         <w:pageBreakBefore w:val="0"/>
@@ -3584,7 +3609,7 @@
     </w:p>
     <w:p>
       <w:pPr>
-        <w:pStyle w:val="a1"/>
+        <w:pStyle w:val="29"/>
         <w:keepNext w:val="0"/>
         <w:keepLines w:val="0"/>
         <w:pageBreakBefore w:val="0"/>
@@ -3609,12 +3634,28 @@
           <w:rFonts w:hint="default"/>
           <w:lang w:val="en-US" w:eastAsia="zh-CN"/>
         </w:rPr>
-        <w:t>审核组长：涂志云（管理者代表）</w:t>
+        <w:t>审核组长：涂志云（</w:t>
+      </w:r>
+      <w:r>
+        <w:rPr>
+          <w:rFonts w:hint="eastAsia"/>
+          <w:lang w:val="en-US" w:eastAsia="zh-CN"/>
+        </w:rPr>
+        <w:t>总经理</w:t>
+      </w:r>
+      <w:bookmarkStart w:id="16" w:name="_GoBack"/>
+      <w:bookmarkEnd w:id="16"/>
+      <w:r>
+        <w:rPr>
+          <w:rFonts w:hint="default"/>
+          <w:lang w:val="en-US" w:eastAsia="zh-CN"/>
+        </w:rPr>
+        <w:t>）</w:t>
       </w:r>
     </w:p>
     <w:p>
       <w:pPr>
-        <w:pStyle w:val="a1"/>
+        <w:pStyle w:val="29"/>
         <w:keepNext w:val="0"/>
         <w:keepLines w:val="0"/>
         <w:pageBreakBefore w:val="0"/>
@@ -3644,7 +3685,7 @@
     </w:p>
     <w:p>
       <w:pPr>
-        <w:pStyle w:val="a1"/>
+        <w:pStyle w:val="29"/>
         <w:keepNext w:val="0"/>
         <w:keepLines w:val="0"/>
         <w:pageBreakBefore w:val="0"/>
@@ -3674,7 +3715,7 @@
     </w:p>
     <w:p>
       <w:pPr>
-        <w:pStyle w:val="a1"/>
+        <w:pStyle w:val="29"/>
         <w:keepNext w:val="0"/>
         <w:keepLines w:val="0"/>
         <w:pageBreakBefore w:val="0"/>
@@ -3704,7 +3745,7 @@
     </w:p>
     <w:p>
       <w:pPr>
-        <w:pStyle w:val="a1"/>
+        <w:pStyle w:val="29"/>
         <w:keepNext w:val="0"/>
         <w:keepLines w:val="0"/>
         <w:pageBreakBefore w:val="0"/>
@@ -3734,7 +3775,7 @@
     </w:p>
     <w:p>
       <w:pPr>
-        <w:pStyle w:val="a1"/>
+        <w:pStyle w:val="29"/>
         <w:keepNext w:val="0"/>
         <w:keepLines w:val="0"/>
         <w:pageBreakBefore w:val="0"/>
@@ -3764,7 +3805,7 @@
     </w:p>
     <w:p>
       <w:pPr>
-        <w:pStyle w:val="2"/>
+        <w:pStyle w:val="30"/>
         <w:keepNext w:val="0"/>
         <w:keepLines w:val="0"/>
         <w:pageBreakBefore w:val="0"/>
@@ -3784,7 +3825,7 @@
           <w:lang w:val="en-US" w:eastAsia="zh-CN"/>
         </w:rPr>
       </w:pPr>
-      <w:bookmarkStart w:id="8" w:name="_Toc32394"/>
+      <w:bookmarkStart w:id="7" w:name="_Toc29445"/>
       <w:r>
         <w:rPr>
           <w:rFonts w:hint="default"/>
@@ -3792,11 +3833,11 @@
         </w:rPr>
         <w:t>审核日期</w:t>
       </w:r>
-      <w:bookmarkEnd w:id="8"/>
+      <w:bookmarkEnd w:id="7"/>
     </w:p>
     <w:p>
       <w:pPr>
-        <w:pStyle w:val="a1"/>
+        <w:pStyle w:val="29"/>
         <w:keepNext w:val="0"/>
         <w:keepLines w:val="0"/>
         <w:pageBreakBefore w:val="0"/>
@@ -3826,7 +3867,7 @@
     </w:p>
     <w:p>
       <w:pPr>
-        <w:pStyle w:val="a1"/>
+        <w:pStyle w:val="29"/>
         <w:keepNext w:val="0"/>
         <w:keepLines w:val="0"/>
         <w:pageBreakBefore w:val="0"/>
@@ -3856,7 +3897,7 @@
     </w:p>
     <w:p>
       <w:pPr>
-        <w:pStyle w:val="1"/>
+        <w:pStyle w:val="28"/>
         <w:keepNext w:val="0"/>
         <w:keepLines w:val="0"/>
         <w:pageBreakBefore w:val="0"/>
@@ -3876,7 +3917,7 @@
           <w:lang w:val="en-US" w:eastAsia="zh-CN"/>
         </w:rPr>
       </w:pPr>
-      <w:bookmarkStart w:id="9" w:name="_Toc26505"/>
+      <w:bookmarkStart w:id="8" w:name="_Toc66"/>
       <w:r>
         <w:rPr>
           <w:rFonts w:hint="default"/>
@@ -3884,11 +3925,11 @@
         </w:rPr>
         <w:t>审核过程概述</w:t>
       </w:r>
-      <w:bookmarkEnd w:id="9"/>
+      <w:bookmarkEnd w:id="8"/>
     </w:p>
     <w:p>
       <w:pPr>
-        <w:pStyle w:val="a1"/>
+        <w:pStyle w:val="29"/>
         <w:keepNext w:val="0"/>
         <w:keepLines w:val="0"/>
         <w:pageBreakBefore w:val="0"/>
@@ -3918,7 +3959,7 @@
     </w:p>
     <w:p>
       <w:pPr>
-        <w:pStyle w:val="a1"/>
+        <w:pStyle w:val="29"/>
         <w:keepNext w:val="0"/>
         <w:keepLines w:val="0"/>
         <w:pageBreakBefore w:val="0"/>
@@ -3948,7 +3989,7 @@
     </w:p>
     <w:p>
       <w:pPr>
-        <w:pStyle w:val="1"/>
+        <w:pStyle w:val="28"/>
         <w:keepNext w:val="0"/>
         <w:keepLines w:val="0"/>
         <w:pageBreakBefore w:val="0"/>
@@ -3968,7 +4009,7 @@
           <w:lang w:val="en-US" w:eastAsia="zh-CN"/>
         </w:rPr>
       </w:pPr>
-      <w:bookmarkStart w:id="10" w:name="_Toc6820"/>
+      <w:bookmarkStart w:id="9" w:name="_Toc13658"/>
       <w:r>
         <w:rPr>
           <w:rFonts w:hint="default"/>
@@ -3976,11 +4017,11 @@
         </w:rPr>
         <w:t>审核发现</w:t>
       </w:r>
-      <w:bookmarkEnd w:id="10"/>
+      <w:bookmarkEnd w:id="9"/>
     </w:p>
     <w:p>
       <w:pPr>
-        <w:pStyle w:val="2"/>
+        <w:pStyle w:val="30"/>
         <w:keepNext w:val="0"/>
         <w:keepLines w:val="0"/>
         <w:pageBreakBefore w:val="0"/>
@@ -4000,7 +4041,7 @@
           <w:lang w:val="en-US" w:eastAsia="zh-CN"/>
         </w:rPr>
       </w:pPr>
-      <w:bookmarkStart w:id="11" w:name="_Toc29307"/>
+      <w:bookmarkStart w:id="10" w:name="_Toc7575"/>
       <w:r>
         <w:rPr>
           <w:rFonts w:hint="default"/>
@@ -4008,11 +4049,11 @@
         </w:rPr>
         <w:t>总体评价</w:t>
       </w:r>
-      <w:bookmarkEnd w:id="11"/>
+      <w:bookmarkEnd w:id="10"/>
     </w:p>
     <w:p>
       <w:pPr>
-        <w:pStyle w:val="a1"/>
+        <w:pStyle w:val="29"/>
         <w:keepNext w:val="0"/>
         <w:keepLines w:val="0"/>
         <w:pageBreakBefore w:val="0"/>
@@ -4042,7 +4083,7 @@
     </w:p>
     <w:p>
       <w:pPr>
-        <w:pStyle w:val="2"/>
+        <w:pStyle w:val="30"/>
         <w:keepNext w:val="0"/>
         <w:keepLines w:val="0"/>
         <w:pageBreakBefore w:val="0"/>
@@ -4062,7 +4103,7 @@
           <w:lang w:val="en-US" w:eastAsia="zh-CN"/>
         </w:rPr>
       </w:pPr>
-      <w:bookmarkStart w:id="12" w:name="_Toc9519"/>
+      <w:bookmarkStart w:id="11" w:name="_Toc13444"/>
       <w:r>
         <w:rPr>
           <w:rFonts w:hint="default"/>
@@ -4070,11 +4111,11 @@
         </w:rPr>
         <w:t>不符合项详情</w:t>
       </w:r>
-      <w:bookmarkEnd w:id="12"/>
+      <w:bookmarkEnd w:id="11"/>
     </w:p>
     <w:p>
       <w:pPr>
-        <w:pStyle w:val="a1"/>
+        <w:pStyle w:val="29"/>
         <w:keepNext w:val="0"/>
         <w:keepLines w:val="0"/>
         <w:pageBreakBefore w:val="0"/>
@@ -4125,7 +4166,7 @@
     </w:p>
     <w:p>
       <w:pPr>
-        <w:pStyle w:val="1"/>
+        <w:pStyle w:val="28"/>
         <w:keepNext w:val="0"/>
         <w:keepLines w:val="0"/>
         <w:pageBreakBefore w:val="0"/>
@@ -4145,38 +4186,38 @@
           <w:lang w:val="en-US" w:eastAsia="zh-CN"/>
         </w:rPr>
       </w:pPr>
-      <w:bookmarkStart w:id="13" w:name="_Toc30039"/>
+      <w:bookmarkStart w:id="12" w:name="_Toc3646"/>
       <w:r>
         <w:rPr>
           <w:rFonts w:hint="default"/>
           <w:lang w:val="en-US" w:eastAsia="zh-CN"/>
         </w:rPr>
         <w:t>结论与改进措施</w:t>
+      </w:r>
+      <w:bookmarkEnd w:id="12"/>
+    </w:p>
+    <w:p>
+      <w:pPr>
+        <w:pStyle w:val="30"/>
+        <w:bidi w:val="0"/>
+        <w:rPr>
+          <w:rFonts w:hint="default"/>
+          <w:lang w:val="en-US" w:eastAsia="zh-CN"/>
+        </w:rPr>
+      </w:pPr>
+      <w:bookmarkStart w:id="13" w:name="_Toc15675"/>
+      <w:r>
+        <w:rPr>
+          <w:rFonts w:hint="default"/>
+          <w:lang w:val="en-US" w:eastAsia="zh-CN"/>
+        </w:rPr>
+        <w:t>审核结论</w:t>
       </w:r>
       <w:bookmarkEnd w:id="13"/>
     </w:p>
     <w:p>
       <w:pPr>
-        <w:pStyle w:val="2"/>
-        <w:bidi w:val="0"/>
-        <w:rPr>
-          <w:rFonts w:hint="default"/>
-          <w:lang w:val="en-US" w:eastAsia="zh-CN"/>
-        </w:rPr>
-      </w:pPr>
-      <w:bookmarkStart w:id="14" w:name="_Toc18240"/>
-      <w:r>
-        <w:rPr>
-          <w:rFonts w:hint="default"/>
-          <w:lang w:val="en-US" w:eastAsia="zh-CN"/>
-        </w:rPr>
-        <w:t>审核结论</w:t>
-      </w:r>
-      <w:bookmarkEnd w:id="14"/>
-    </w:p>
-    <w:p>
-      <w:pPr>
-        <w:pStyle w:val="a1"/>
+        <w:pStyle w:val="29"/>
         <w:keepNext w:val="0"/>
         <w:keepLines w:val="0"/>
         <w:pageBreakBefore w:val="0"/>
@@ -4206,7 +4247,7 @@
     </w:p>
     <w:p>
       <w:pPr>
-        <w:pStyle w:val="a1"/>
+        <w:pStyle w:val="29"/>
         <w:keepNext w:val="0"/>
         <w:keepLines w:val="0"/>
         <w:pageBreakBefore w:val="0"/>
@@ -4236,14 +4277,14 @@
     </w:p>
     <w:p>
       <w:pPr>
-        <w:pStyle w:val="2"/>
+        <w:pStyle w:val="30"/>
         <w:bidi w:val="0"/>
         <w:rPr>
           <w:rFonts w:hint="default"/>
           <w:lang w:val="en-US" w:eastAsia="zh-CN"/>
         </w:rPr>
       </w:pPr>
-      <w:bookmarkStart w:id="15" w:name="_Toc22739"/>
+      <w:bookmarkStart w:id="14" w:name="_Toc29881"/>
       <w:r>
         <w:rPr>
           <w:rFonts w:hint="default"/>
@@ -4251,11 +4292,11 @@
         </w:rPr>
         <w:t>纠正与预防措施</w:t>
       </w:r>
-      <w:bookmarkEnd w:id="15"/>
+      <w:bookmarkEnd w:id="14"/>
     </w:p>
     <w:p>
       <w:pPr>
-        <w:pStyle w:val="a1"/>
+        <w:pStyle w:val="29"/>
         <w:keepNext w:val="0"/>
         <w:keepLines w:val="0"/>
         <w:pageBreakBefore w:val="0"/>
@@ -4285,7 +4326,7 @@
     </w:p>
     <w:p>
       <w:pPr>
-        <w:pStyle w:val="a1"/>
+        <w:pStyle w:val="29"/>
         <w:keepNext w:val="0"/>
         <w:keepLines w:val="0"/>
         <w:pageBreakBefore w:val="0"/>
@@ -4315,7 +4356,7 @@
     </w:p>
     <w:p>
       <w:pPr>
-        <w:pStyle w:val="a1"/>
+        <w:pStyle w:val="29"/>
         <w:keepNext w:val="0"/>
         <w:keepLines w:val="0"/>
         <w:pageBreakBefore w:val="0"/>
@@ -4345,7 +4386,7 @@
     </w:p>
     <w:p>
       <w:pPr>
-        <w:pStyle w:val="a1"/>
+        <w:pStyle w:val="29"/>
         <w:keepNext w:val="0"/>
         <w:keepLines w:val="0"/>
         <w:pageBreakBefore w:val="0"/>
@@ -4375,7 +4416,7 @@
     </w:p>
     <w:p>
       <w:pPr>
-        <w:pStyle w:val="a1"/>
+        <w:pStyle w:val="29"/>
         <w:keepNext w:val="0"/>
         <w:keepLines w:val="0"/>
         <w:pageBreakBefore w:val="0"/>
@@ -4393,7 +4434,7 @@
         <w:bidi w:val="0"/>
         <w:adjustRightInd w:val="0"/>
         <w:snapToGrid w:val="0"/>
-        <w:ind w:left="425" w:hanging="425" w:leftChars="0" w:firstLineChars="0"/>
+        <w:ind w:left="425" w:leftChars="0" w:hanging="425" w:firstLineChars="0"/>
         <w:textAlignment w:val="baseline"/>
         <w:rPr>
           <w:rFonts w:hint="default"/>
@@ -4410,7 +4451,7 @@
     </w:p>
     <w:p>
       <w:pPr>
-        <w:pStyle w:val="a1"/>
+        <w:pStyle w:val="29"/>
         <w:keepNext w:val="0"/>
         <w:keepLines w:val="0"/>
         <w:pageBreakBefore w:val="0"/>
@@ -4428,7 +4469,7 @@
         <w:bidi w:val="0"/>
         <w:adjustRightInd w:val="0"/>
         <w:snapToGrid w:val="0"/>
-        <w:ind w:left="425" w:hanging="425" w:leftChars="0" w:firstLineChars="0"/>
+        <w:ind w:left="425" w:leftChars="0" w:hanging="425" w:firstLineChars="0"/>
         <w:textAlignment w:val="baseline"/>
         <w:rPr>
           <w:rFonts w:hint="default"/>
@@ -4445,7 +4486,7 @@
     </w:p>
     <w:p>
       <w:pPr>
-        <w:pStyle w:val="a1"/>
+        <w:pStyle w:val="29"/>
         <w:keepNext w:val="0"/>
         <w:keepLines w:val="0"/>
         <w:pageBreakBefore w:val="0"/>
@@ -4459,7 +4500,7 @@
         <w:bidi w:val="0"/>
         <w:adjustRightInd w:val="0"/>
         <w:snapToGrid w:val="0"/>
-        <w:ind w:firstLine="785" w:firstLineChars="374"/>
+        <w:ind w:firstLine="897" w:firstLineChars="374"/>
         <w:textAlignment w:val="baseline"/>
         <w:rPr>
           <w:rFonts w:hint="default"/>
@@ -4476,7 +4517,7 @@
     </w:p>
     <w:p>
       <w:pPr>
-        <w:pStyle w:val="a1"/>
+        <w:pStyle w:val="29"/>
         <w:keepNext w:val="0"/>
         <w:keepLines w:val="0"/>
         <w:pageBreakBefore w:val="0"/>
@@ -4506,7 +4547,7 @@
     </w:p>
     <w:p>
       <w:pPr>
-        <w:pStyle w:val="a1"/>
+        <w:pStyle w:val="29"/>
         <w:keepNext w:val="0"/>
         <w:keepLines w:val="0"/>
         <w:pageBreakBefore w:val="0"/>
@@ -4536,7 +4577,7 @@
     </w:p>
     <w:p>
       <w:pPr>
-        <w:pStyle w:val="1"/>
+        <w:pStyle w:val="28"/>
         <w:keepNext w:val="0"/>
         <w:keepLines w:val="0"/>
         <w:pageBreakBefore w:val="0"/>
@@ -4556,7 +4597,7 @@
           <w:lang w:val="en-US" w:eastAsia="zh-CN"/>
         </w:rPr>
       </w:pPr>
-      <w:bookmarkStart w:id="16" w:name="_Toc25313"/>
+      <w:bookmarkStart w:id="15" w:name="_Toc22036"/>
       <w:r>
         <w:rPr>
           <w:rFonts w:hint="default"/>
@@ -4564,11 +4605,11 @@
         </w:rPr>
         <w:t>报告分发与存档</w:t>
       </w:r>
-      <w:bookmarkEnd w:id="16"/>
+      <w:bookmarkEnd w:id="15"/>
     </w:p>
     <w:p>
       <w:pPr>
-        <w:pStyle w:val="a1"/>
+        <w:pStyle w:val="29"/>
         <w:keepNext w:val="0"/>
         <w:keepLines w:val="0"/>
         <w:pageBreakBefore w:val="0"/>
@@ -4598,7 +4639,7 @@
     </w:p>
     <w:p>
       <w:pPr>
-        <w:pStyle w:val="a1"/>
+        <w:pStyle w:val="29"/>
         <w:keepNext w:val="0"/>
         <w:keepLines w:val="0"/>
         <w:pageBreakBefore w:val="0"/>
@@ -4628,7 +4669,7 @@
     </w:p>
     <w:p>
       <w:pPr>
-        <w:pStyle w:val="a1"/>
+        <w:pStyle w:val="29"/>
         <w:keepNext w:val="0"/>
         <w:keepLines w:val="0"/>
         <w:pageBreakBefore w:val="0"/>
@@ -4658,7 +4699,7 @@
     </w:p>
     <w:p>
       <w:pPr>
-        <w:pStyle w:val="a1"/>
+        <w:pStyle w:val="29"/>
         <w:keepNext w:val="0"/>
         <w:keepLines w:val="0"/>
         <w:pageBreakBefore w:val="0"/>
@@ -4688,7 +4729,7 @@
     </w:p>
     <w:p>
       <w:pPr>
-        <w:pStyle w:val="a1"/>
+        <w:pStyle w:val="29"/>
         <w:keepNext w:val="0"/>
         <w:keepLines w:val="0"/>
         <w:pageBreakBefore w:val="0"/>
@@ -4717,23 +4758,73 @@
       </w:r>
     </w:p>
     <w:sectPr>
-      <w:headerReference w:type="default" r:id="rId7"/>
+      <w:headerReference r:id="rId5" w:type="default"/>
       <w:pgSz w:w="11906" w:h="16838"/>
       <w:pgMar w:top="1417" w:right="1800" w:bottom="1440" w:left="1800" w:header="1140" w:footer="992" w:gutter="0"/>
-      <w:cols w:num="1" w:space="425"/>
+      <w:cols w:space="425" w:num="1"/>
       <w:docGrid w:type="lines" w:linePitch="312" w:charSpace="0"/>
     </w:sectPr>
   </w:body>
 </w:document>
 </file>
 
+<file path=word/endnotes.xml><?xml version="1.0" encoding="utf-8"?>
+<w:endnotes xmlns:wpc="http://schemas.microsoft.com/office/word/2010/wordprocessingCanvas" xmlns:mc="http://schemas.openxmlformats.org/markup-compatibility/2006" xmlns:o="urn:schemas-microsoft-com:office:office" xmlns:r="http://schemas.openxmlformats.org/officeDocument/2006/relationships" xmlns:m="http://schemas.openxmlformats.org/officeDocument/2006/math" xmlns:v="urn:schemas-microsoft-com:vml" xmlns:wp14="http://schemas.microsoft.com/office/word/2010/wordprocessingDrawing" xmlns:wp="http://schemas.openxmlformats.org/drawingml/2006/wordprocessingDrawing" xmlns:w="http://schemas.openxmlformats.org/wordprocessingml/2006/main" xmlns:w14="http://schemas.microsoft.com/office/word/2010/wordml" xmlns:w15="http://schemas.microsoft.com/office/word/2012/wordml" xmlns:w10="urn:schemas-microsoft-com:office:word" xmlns:wpg="http://schemas.microsoft.com/office/word/2010/wordprocessingGroup" xmlns:wpi="http://schemas.microsoft.com/office/word/2010/wordprocessingInk" xmlns:wne="http://schemas.microsoft.com/office/word/2006/wordml" xmlns:wps="http://schemas.microsoft.com/office/word/2010/wordprocessingShape" xmlns:wpsCustomData="http://www.wps.cn/officeDocument/2013/wpsCustomData" mc:Ignorable="w14 w15 wp14">
+  <w:endnote w:type="separator" w:id="0">
+    <w:p>
+      <w:pPr>
+        <w:spacing w:line="240" w:lineRule="auto"/>
+      </w:pPr>
+      <w:r>
+        <w:separator/>
+      </w:r>
+    </w:p>
+  </w:endnote>
+  <w:endnote w:type="continuationSeparator" w:id="1">
+    <w:p>
+      <w:pPr>
+        <w:spacing w:line="240" w:lineRule="auto"/>
+      </w:pPr>
+      <w:r>
+        <w:continuationSeparator/>
+      </w:r>
+    </w:p>
+  </w:endnote>
+</w:endnotes>
+</file>
+
+<file path=word/footnotes.xml><?xml version="1.0" encoding="utf-8"?>
+<w:footnotes xmlns:wpc="http://schemas.microsoft.com/office/word/2010/wordprocessingCanvas" xmlns:mc="http://schemas.openxmlformats.org/markup-compatibility/2006" xmlns:o="urn:schemas-microsoft-com:office:office" xmlns:r="http://schemas.openxmlformats.org/officeDocument/2006/relationships" xmlns:m="http://schemas.openxmlformats.org/officeDocument/2006/math" xmlns:v="urn:schemas-microsoft-com:vml" xmlns:wp14="http://schemas.microsoft.com/office/word/2010/wordprocessingDrawing" xmlns:wp="http://schemas.openxmlformats.org/drawingml/2006/wordprocessingDrawing" xmlns:w="http://schemas.openxmlformats.org/wordprocessingml/2006/main" xmlns:w14="http://schemas.microsoft.com/office/word/2010/wordml" xmlns:w15="http://schemas.microsoft.com/office/word/2012/wordml" xmlns:w10="urn:schemas-microsoft-com:office:word" xmlns:wpg="http://schemas.microsoft.com/office/word/2010/wordprocessingGroup" xmlns:wpi="http://schemas.microsoft.com/office/word/2010/wordprocessingInk" xmlns:wne="http://schemas.microsoft.com/office/word/2006/wordml" xmlns:wps="http://schemas.microsoft.com/office/word/2010/wordprocessingShape" xmlns:wpsCustomData="http://www.wps.cn/officeDocument/2013/wpsCustomData" mc:Ignorable="w14 w15 wp14">
+  <w:footnote w:type="separator" w:id="0">
+    <w:p>
+      <w:pPr>
+        <w:spacing w:line="360" w:lineRule="auto"/>
+      </w:pPr>
+      <w:r>
+        <w:separator/>
+      </w:r>
+    </w:p>
+  </w:footnote>
+  <w:footnote w:type="continuationSeparator" w:id="1">
+    <w:p>
+      <w:pPr>
+        <w:spacing w:line="360" w:lineRule="auto"/>
+      </w:pPr>
+      <w:r>
+        <w:continuationSeparator/>
+      </w:r>
+    </w:p>
+  </w:footnote>
+</w:footnotes>
+</file>
+
 <file path=word/header1.xml><?xml version="1.0" encoding="utf-8"?>
-<w:hdr xmlns:wpc="http://schemas.microsoft.com/office/word/2010/wordprocessingCanvas" xmlns:mc="http://schemas.openxmlformats.org/markup-compatibility/2006" xmlns:o="urn:schemas-microsoft-com:office:office" xmlns:r="http://schemas.openxmlformats.org/officeDocument/2006/relationships" xmlns:m="http://schemas.openxmlformats.org/officeDocument/2006/math" xmlns:v="urn:schemas-microsoft-com:vml" xmlns:wp14="http://schemas.microsoft.com/office/word/2010/wordprocessingDrawing" xmlns:wp="http://schemas.openxmlformats.org/drawingml/2006/wordprocessingDrawing" xmlns:w10="urn:schemas-microsoft-com:office:word" xmlns:w="http://schemas.openxmlformats.org/wordprocessingml/2006/main" xmlns:w14="http://schemas.microsoft.com/office/word/2010/wordml" xmlns:w15="http://schemas.microsoft.com/office/word/2012/wordml" xmlns:wne="http://schemas.microsoft.com/office/word/2006/wordml" xmlns:wpg="http://schemas.microsoft.com/office/word/2010/wordprocessingGroup" xmlns:wpi="http://schemas.microsoft.com/office/word/2010/wordprocessingInk" xmlns:wps="http://schemas.microsoft.com/office/word/2010/wordprocessingShape" mc:Ignorable="w14 w15 wp14">
+<w:hdr xmlns:wpc="http://schemas.microsoft.com/office/word/2010/wordprocessingCanvas" xmlns:mc="http://schemas.openxmlformats.org/markup-compatibility/2006" xmlns:o="urn:schemas-microsoft-com:office:office" xmlns:r="http://schemas.openxmlformats.org/officeDocument/2006/relationships" xmlns:m="http://schemas.openxmlformats.org/officeDocument/2006/math" xmlns:v="urn:schemas-microsoft-com:vml" xmlns:wp14="http://schemas.microsoft.com/office/word/2010/wordprocessingDrawing" xmlns:wp="http://schemas.openxmlformats.org/drawingml/2006/wordprocessingDrawing" xmlns:w10="urn:schemas-microsoft-com:office:word" xmlns:w="http://schemas.openxmlformats.org/wordprocessingml/2006/main" xmlns:w14="http://schemas.microsoft.com/office/word/2010/wordml" xmlns:w15="http://schemas.microsoft.com/office/word/2012/wordml" xmlns:wpg="http://schemas.microsoft.com/office/word/2010/wordprocessingGroup" xmlns:wpi="http://schemas.microsoft.com/office/word/2010/wordprocessingInk" xmlns:wne="http://schemas.microsoft.com/office/word/2006/wordml" xmlns:wps="http://schemas.microsoft.com/office/word/2010/wordprocessingShape" xmlns:wpsCustomData="http://www.wps.cn/officeDocument/2013/wpsCustomData" mc:Ignorable="w14 w15 wp14">
   <w:p>
     <w:pPr>
-      <w:pStyle w:val="Header"/>
+      <w:pStyle w:val="15"/>
       <w:pBdr>
-        <w:bottom w:val="single" w:sz="4" w:space="1" w:color="auto"/>
+        <w:bottom w:val="single" w:color="auto" w:sz="4" w:space="1"/>
       </w:pBdr>
       <w:tabs>
         <w:tab w:val="left" w:pos="335"/>
@@ -4741,27 +4832,27 @@
       </w:tabs>
       <w:jc w:val="right"/>
       <w:rPr>
-        <w:rFonts w:eastAsiaTheme="minorEastAsia" w:hint="eastAsia"/>
+        <w:rFonts w:hint="eastAsia" w:eastAsiaTheme="minorEastAsia"/>
         <w:lang w:eastAsia="zh-CN"/>
       </w:rPr>
     </w:pPr>
     <w:r>
       <w:rPr>
-        <w:rFonts w:eastAsiaTheme="minorEastAsia" w:hint="eastAsia"/>
+        <w:rFonts w:hint="eastAsia" w:eastAsiaTheme="minorEastAsia"/>
         <w:lang w:val="en-US" w:eastAsia="zh-CN"/>
       </w:rPr>
       <w:tab/>
     </w:r>
     <w:r>
       <w:rPr>
-        <w:rFonts w:eastAsiaTheme="minorEastAsia" w:hint="eastAsia"/>
+        <w:rFonts w:hint="eastAsia" w:eastAsiaTheme="minorEastAsia"/>
         <w:lang w:val="en-US" w:eastAsia="zh-CN"/>
       </w:rPr>
       <w:tab/>
     </w:r>
     <w:r>
       <w:rPr>
-        <w:rFonts w:eastAsiaTheme="minorEastAsia" w:hint="eastAsia"/>
+        <w:rFonts w:hint="eastAsia" w:eastAsiaTheme="minorEastAsia"/>
         <w:lang w:val="en-US" w:eastAsia="zh-CN"/>
       </w:rPr>
       <w:t>江西通信产业服务有限公司</w:t>
@@ -4771,15 +4862,15 @@
 </file>
 
 <file path=word/numbering.xml><?xml version="1.0" encoding="utf-8"?>
-<w:numbering xmlns:wpc="http://schemas.microsoft.com/office/word/2010/wordprocessingCanvas" xmlns:mc="http://schemas.openxmlformats.org/markup-compatibility/2006" xmlns:o="urn:schemas-microsoft-com:office:office" xmlns:r="http://schemas.openxmlformats.org/officeDocument/2006/relationships" xmlns:m="http://schemas.openxmlformats.org/officeDocument/2006/math" xmlns:v="urn:schemas-microsoft-com:vml" xmlns:wp14="http://schemas.microsoft.com/office/word/2010/wordprocessingDrawing" xmlns:wp="http://schemas.openxmlformats.org/drawingml/2006/wordprocessingDrawing" xmlns:w10="urn:schemas-microsoft-com:office:word" xmlns:w="http://schemas.openxmlformats.org/wordprocessingml/2006/main" xmlns:w14="http://schemas.microsoft.com/office/word/2010/wordml" xmlns:w15="http://schemas.microsoft.com/office/word/2012/wordml" xmlns:wne="http://schemas.microsoft.com/office/word/2006/wordml" xmlns:wpg="http://schemas.microsoft.com/office/word/2010/wordprocessingGroup" xmlns:wpi="http://schemas.microsoft.com/office/word/2010/wordprocessingInk" xmlns:wps="http://schemas.microsoft.com/office/word/2010/wordprocessingShape" mc:Ignorable="w14 w15 wp14">
+<w:numbering xmlns:wpc="http://schemas.microsoft.com/office/word/2010/wordprocessingCanvas" xmlns:mc="http://schemas.openxmlformats.org/markup-compatibility/2006" xmlns:o="urn:schemas-microsoft-com:office:office" xmlns:r="http://schemas.openxmlformats.org/officeDocument/2006/relationships" xmlns:m="http://schemas.openxmlformats.org/officeDocument/2006/math" xmlns:v="urn:schemas-microsoft-com:vml" xmlns:wp14="http://schemas.microsoft.com/office/word/2010/wordprocessingDrawing" xmlns:wp="http://schemas.openxmlformats.org/drawingml/2006/wordprocessingDrawing" xmlns:w10="urn:schemas-microsoft-com:office:word" xmlns:w="http://schemas.openxmlformats.org/wordprocessingml/2006/main" xmlns:w14="http://schemas.microsoft.com/office/word/2010/wordml" xmlns:wpg="http://schemas.microsoft.com/office/word/2010/wordprocessingGroup" xmlns:wpi="http://schemas.microsoft.com/office/word/2010/wordprocessingInk" xmlns:wne="http://schemas.microsoft.com/office/word/2006/wordml" xmlns:wps="http://schemas.microsoft.com/office/word/2010/wordprocessingShape" xmlns:wpsCustomData="http://www.wps.cn/officeDocument/2013/wpsCustomData" mc:Ignorable="w14 wp14">
   <w:abstractNum w:abstractNumId="0">
     <w:nsid w:val="8E964DCE"/>
     <w:multiLevelType w:val="multilevel"/>
     <w:tmpl w:val="8E964DCE"/>
-    <w:lvl w:ilvl="0">
+    <w:lvl w:ilvl="0" w:tentative="0">
       <w:start w:val="1"/>
       <w:numFmt w:val="decimal"/>
-      <w:pStyle w:val="Heading1"/>
+      <w:pStyle w:val="2"/>
       <w:lvlText w:val="%1."/>
       <w:lvlJc w:val="left"/>
       <w:pPr>
@@ -4789,10 +4880,10 @@
         <w:rFonts w:hint="default"/>
       </w:rPr>
     </w:lvl>
-    <w:lvl w:ilvl="1">
+    <w:lvl w:ilvl="1" w:tentative="0">
       <w:start w:val="1"/>
       <w:numFmt w:val="decimal"/>
-      <w:pStyle w:val="Heading2"/>
+      <w:pStyle w:val="3"/>
       <w:lvlText w:val="%1.%2."/>
       <w:lvlJc w:val="left"/>
       <w:pPr>
@@ -4802,10 +4893,10 @@
         <w:rFonts w:hint="default"/>
       </w:rPr>
     </w:lvl>
-    <w:lvl w:ilvl="2">
+    <w:lvl w:ilvl="2" w:tentative="0">
       <w:start w:val="1"/>
       <w:numFmt w:val="decimal"/>
-      <w:pStyle w:val="Heading3"/>
+      <w:pStyle w:val="4"/>
       <w:lvlText w:val="%1.%2.%3."/>
       <w:lvlJc w:val="left"/>
       <w:pPr>
@@ -4815,10 +4906,10 @@
         <w:rFonts w:hint="default"/>
       </w:rPr>
     </w:lvl>
-    <w:lvl w:ilvl="3">
+    <w:lvl w:ilvl="3" w:tentative="0">
       <w:start w:val="1"/>
       <w:numFmt w:val="decimal"/>
-      <w:pStyle w:val="Heading4"/>
+      <w:pStyle w:val="5"/>
       <w:lvlText w:val="%1.%2.%3.%4."/>
       <w:lvlJc w:val="left"/>
       <w:pPr>
@@ -4828,10 +4919,10 @@
         <w:rFonts w:hint="default"/>
       </w:rPr>
     </w:lvl>
-    <w:lvl w:ilvl="4">
+    <w:lvl w:ilvl="4" w:tentative="0">
       <w:start w:val="1"/>
       <w:numFmt w:val="decimal"/>
-      <w:pStyle w:val="Heading5"/>
+      <w:pStyle w:val="6"/>
       <w:lvlText w:val="%1.%2.%3.%4.%5."/>
       <w:lvlJc w:val="left"/>
       <w:pPr>
@@ -4841,10 +4932,10 @@
         <w:rFonts w:hint="default"/>
       </w:rPr>
     </w:lvl>
-    <w:lvl w:ilvl="5">
+    <w:lvl w:ilvl="5" w:tentative="0">
       <w:start w:val="1"/>
       <w:numFmt w:val="decimal"/>
-      <w:pStyle w:val="Heading6"/>
+      <w:pStyle w:val="7"/>
       <w:lvlText w:val="%1.%2.%3.%4.%5.%6."/>
       <w:lvlJc w:val="left"/>
       <w:pPr>
@@ -4854,10 +4945,10 @@
         <w:rFonts w:hint="default"/>
       </w:rPr>
     </w:lvl>
-    <w:lvl w:ilvl="6">
+    <w:lvl w:ilvl="6" w:tentative="0">
       <w:start w:val="1"/>
       <w:numFmt w:val="decimal"/>
-      <w:pStyle w:val="Heading7"/>
+      <w:pStyle w:val="8"/>
       <w:lvlText w:val="%1.%2.%3.%4.%5.%6.%7."/>
       <w:lvlJc w:val="left"/>
       <w:pPr>
@@ -4867,10 +4958,10 @@
         <w:rFonts w:hint="default"/>
       </w:rPr>
     </w:lvl>
-    <w:lvl w:ilvl="7">
+    <w:lvl w:ilvl="7" w:tentative="0">
       <w:start w:val="1"/>
       <w:numFmt w:val="decimal"/>
-      <w:pStyle w:val="Heading8"/>
+      <w:pStyle w:val="9"/>
       <w:lvlText w:val="%1.%2.%3.%4.%5.%6.%7.%8."/>
       <w:lvlJc w:val="left"/>
       <w:pPr>
@@ -4880,10 +4971,10 @@
         <w:rFonts w:hint="default"/>
       </w:rPr>
     </w:lvl>
-    <w:lvl w:ilvl="8">
+    <w:lvl w:ilvl="8" w:tentative="0">
       <w:start w:val="1"/>
       <w:numFmt w:val="decimal"/>
-      <w:pStyle w:val="Heading9"/>
+      <w:pStyle w:val="10"/>
       <w:lvlText w:val="%1.%2.%3.%4.%5.%6.%7.%8.%9."/>
       <w:lvlJc w:val="left"/>
       <w:pPr>
@@ -4898,7 +4989,7 @@
     <w:nsid w:val="600DEE6B"/>
     <w:multiLevelType w:val="singleLevel"/>
     <w:tmpl w:val="600DEE6B"/>
-    <w:lvl w:ilvl="0">
+    <w:lvl w:ilvl="0" w:tentative="0">
       <w:start w:val="1"/>
       <w:numFmt w:val="decimal"/>
       <w:lvlText w:val="%1."/>
@@ -4921,267 +5012,269 @@
 </file>
 
 <file path=word/styles.xml><?xml version="1.0" encoding="utf-8"?>
-<w:styles xmlns:mc="http://schemas.openxmlformats.org/markup-compatibility/2006" xmlns:r="http://schemas.openxmlformats.org/officeDocument/2006/relationships" xmlns:w="http://schemas.openxmlformats.org/wordprocessingml/2006/main" xmlns:w14="http://schemas.microsoft.com/office/word/2010/wordml" xmlns:w15="http://schemas.microsoft.com/office/word/2012/wordml" mc:Ignorable="w14 w15">
+<w:styles xmlns:mc="http://schemas.openxmlformats.org/markup-compatibility/2006" xmlns:o="urn:schemas-microsoft-com:office:office" xmlns:r="http://schemas.openxmlformats.org/officeDocument/2006/relationships" xmlns:m="http://schemas.openxmlformats.org/officeDocument/2006/math" xmlns:v="urn:schemas-microsoft-com:vml" xmlns:w="http://schemas.openxmlformats.org/wordprocessingml/2006/main" xmlns:w14="http://schemas.microsoft.com/office/word/2010/wordml" xmlns:w10="urn:schemas-microsoft-com:office:word" xmlns:sl="http://schemas.openxmlformats.org/schemaLibrary/2006/main" xmlns:wpsCustomData="http://www.wps.cn/officeDocument/2013/wpsCustomData" mc:Ignorable="w14">
   <w:docDefaults>
     <w:rPrDefault>
       <w:rPr>
-        <w:rFonts w:ascii="Times New Roman" w:eastAsia="宋体" w:hAnsi="Times New Roman" w:cs="Times New Roman"/>
+        <w:rFonts w:ascii="Times New Roman" w:hAnsi="Times New Roman" w:eastAsia="宋体" w:cs="Times New Roman"/>
       </w:rPr>
     </w:rPrDefault>
     <w:pPrDefault/>
   </w:docDefaults>
-  <w:latentStyles w:defLockedState="0" w:defUIPriority="99" w:defSemiHidden="1" w:defUnhideWhenUsed="1" w:defQFormat="0" w:count="260">
-    <w:lsdException w:name="Normal" w:semiHidden="0" w:uiPriority="0" w:unhideWhenUsed="0" w:qFormat="1"/>
-    <w:lsdException w:name="heading 1" w:semiHidden="0" w:uiPriority="0" w:unhideWhenUsed="0" w:qFormat="1"/>
-    <w:lsdException w:name="heading 2" w:semiHidden="0" w:uiPriority="0" w:qFormat="1"/>
-    <w:lsdException w:name="heading 3" w:uiPriority="0" w:qFormat="1"/>
-    <w:lsdException w:name="heading 4" w:semiHidden="0" w:uiPriority="0" w:qFormat="1"/>
-    <w:lsdException w:name="heading 5" w:uiPriority="0" w:qFormat="1"/>
-    <w:lsdException w:name="heading 6" w:uiPriority="0" w:qFormat="1"/>
-    <w:lsdException w:name="heading 7" w:uiPriority="0" w:qFormat="1"/>
-    <w:lsdException w:name="heading 8" w:uiPriority="0" w:qFormat="1"/>
-    <w:lsdException w:name="heading 9" w:uiPriority="0" w:qFormat="1"/>
-    <w:lsdException w:name="index 1" w:semiHidden="0" w:uiPriority="0" w:unhideWhenUsed="0"/>
-    <w:lsdException w:name="index 2" w:semiHidden="0" w:uiPriority="0" w:unhideWhenUsed="0"/>
-    <w:lsdException w:name="index 3" w:semiHidden="0" w:uiPriority="0" w:unhideWhenUsed="0"/>
-    <w:lsdException w:name="index 4" w:semiHidden="0" w:uiPriority="0" w:unhideWhenUsed="0"/>
-    <w:lsdException w:name="index 5" w:semiHidden="0" w:uiPriority="0" w:unhideWhenUsed="0"/>
-    <w:lsdException w:name="index 6" w:semiHidden="0" w:uiPriority="0" w:unhideWhenUsed="0"/>
-    <w:lsdException w:name="index 7" w:semiHidden="0" w:uiPriority="0" w:unhideWhenUsed="0"/>
-    <w:lsdException w:name="index 8" w:semiHidden="0" w:uiPriority="0" w:unhideWhenUsed="0"/>
-    <w:lsdException w:name="index 9" w:semiHidden="0" w:uiPriority="0" w:unhideWhenUsed="0"/>
-    <w:lsdException w:name="toc 1" w:semiHidden="0" w:uiPriority="0" w:unhideWhenUsed="0" w:qFormat="1"/>
-    <w:lsdException w:name="toc 2" w:semiHidden="0" w:uiPriority="0" w:unhideWhenUsed="0" w:qFormat="1"/>
-    <w:lsdException w:name="toc 3" w:semiHidden="0" w:uiPriority="0" w:unhideWhenUsed="0" w:qFormat="1"/>
-    <w:lsdException w:name="toc 4" w:semiHidden="0" w:uiPriority="0" w:unhideWhenUsed="0"/>
-    <w:lsdException w:name="toc 5" w:semiHidden="0" w:uiPriority="0" w:unhideWhenUsed="0"/>
-    <w:lsdException w:name="toc 6" w:semiHidden="0" w:uiPriority="0" w:unhideWhenUsed="0"/>
-    <w:lsdException w:name="toc 7" w:semiHidden="0" w:uiPriority="0" w:unhideWhenUsed="0"/>
-    <w:lsdException w:name="toc 8" w:semiHidden="0" w:uiPriority="0" w:unhideWhenUsed="0"/>
-    <w:lsdException w:name="toc 9" w:semiHidden="0" w:uiPriority="0" w:unhideWhenUsed="0"/>
-    <w:lsdException w:name="Normal Indent" w:semiHidden="0" w:uiPriority="0" w:unhideWhenUsed="0"/>
-    <w:lsdException w:name="footnote text" w:semiHidden="0" w:uiPriority="0" w:unhideWhenUsed="0"/>
-    <w:lsdException w:name="annotation text" w:semiHidden="0" w:uiPriority="0" w:unhideWhenUsed="0" w:qFormat="1"/>
-    <w:lsdException w:name="header" w:semiHidden="0" w:uiPriority="0" w:unhideWhenUsed="0" w:qFormat="1"/>
-    <w:lsdException w:name="footer" w:semiHidden="0" w:uiPriority="0" w:unhideWhenUsed="0" w:qFormat="1"/>
-    <w:lsdException w:name="index heading" w:semiHidden="0" w:uiPriority="0" w:unhideWhenUsed="0"/>
-    <w:lsdException w:name="caption" w:uiPriority="0" w:qFormat="1"/>
-    <w:lsdException w:name="table of figures" w:semiHidden="0" w:uiPriority="0" w:unhideWhenUsed="0"/>
-    <w:lsdException w:name="envelope address" w:semiHidden="0" w:uiPriority="0" w:unhideWhenUsed="0"/>
-    <w:lsdException w:name="envelope return" w:semiHidden="0" w:uiPriority="0" w:unhideWhenUsed="0"/>
-    <w:lsdException w:name="footnote reference" w:semiHidden="0" w:uiPriority="0" w:unhideWhenUsed="0"/>
-    <w:lsdException w:name="annotation reference" w:semiHidden="0" w:uiPriority="0" w:unhideWhenUsed="0"/>
-    <w:lsdException w:name="line number" w:semiHidden="0" w:uiPriority="0" w:unhideWhenUsed="0"/>
-    <w:lsdException w:name="page number" w:semiHidden="0" w:uiPriority="0" w:unhideWhenUsed="0"/>
-    <w:lsdException w:name="endnote reference" w:semiHidden="0" w:uiPriority="0" w:unhideWhenUsed="0"/>
-    <w:lsdException w:name="endnote text" w:semiHidden="0" w:uiPriority="0" w:unhideWhenUsed="0"/>
-    <w:lsdException w:name="table of authorities" w:semiHidden="0" w:uiPriority="0" w:unhideWhenUsed="0"/>
-    <w:lsdException w:name="macro" w:semiHidden="0" w:uiPriority="0" w:unhideWhenUsed="0"/>
-    <w:lsdException w:name="toa heading" w:semiHidden="0" w:uiPriority="0" w:unhideWhenUsed="0"/>
-    <w:lsdException w:name="List" w:semiHidden="0" w:uiPriority="0" w:unhideWhenUsed="0"/>
-    <w:lsdException w:name="List Bullet" w:semiHidden="0" w:uiPriority="0" w:unhideWhenUsed="0"/>
-    <w:lsdException w:name="List Number" w:semiHidden="0" w:uiPriority="0" w:unhideWhenUsed="0"/>
-    <w:lsdException w:name="List 2" w:semiHidden="0" w:uiPriority="0" w:unhideWhenUsed="0"/>
-    <w:lsdException w:name="List 3" w:semiHidden="0" w:uiPriority="0" w:unhideWhenUsed="0"/>
-    <w:lsdException w:name="List 4" w:semiHidden="0" w:uiPriority="0" w:unhideWhenUsed="0"/>
-    <w:lsdException w:name="List 5" w:semiHidden="0" w:uiPriority="0" w:unhideWhenUsed="0"/>
-    <w:lsdException w:name="List Bullet 2" w:semiHidden="0" w:uiPriority="0" w:unhideWhenUsed="0"/>
-    <w:lsdException w:name="List Bullet 3" w:semiHidden="0" w:uiPriority="0" w:unhideWhenUsed="0"/>
-    <w:lsdException w:name="List Bullet 4" w:semiHidden="0" w:uiPriority="0" w:unhideWhenUsed="0"/>
-    <w:lsdException w:name="List Bullet 5" w:semiHidden="0" w:uiPriority="0" w:unhideWhenUsed="0"/>
-    <w:lsdException w:name="List Number 2" w:semiHidden="0" w:uiPriority="0" w:unhideWhenUsed="0"/>
-    <w:lsdException w:name="List Number 3" w:semiHidden="0" w:uiPriority="0" w:unhideWhenUsed="0"/>
-    <w:lsdException w:name="List Number 4" w:semiHidden="0" w:uiPriority="0" w:unhideWhenUsed="0"/>
-    <w:lsdException w:name="List Number 5" w:semiHidden="0" w:uiPriority="0" w:unhideWhenUsed="0"/>
-    <w:lsdException w:name="Title" w:semiHidden="0" w:uiPriority="0" w:unhideWhenUsed="0" w:qFormat="1"/>
-    <w:lsdException w:name="Closing" w:semiHidden="0" w:uiPriority="0" w:unhideWhenUsed="0"/>
-    <w:lsdException w:name="Signature" w:semiHidden="0" w:uiPriority="0" w:unhideWhenUsed="0"/>
-    <w:lsdException w:name="Default Paragraph Font" w:uiPriority="0" w:unhideWhenUsed="0" w:qFormat="1"/>
-    <w:lsdException w:name="Body Text" w:uiPriority="0" w:unhideWhenUsed="0" w:qFormat="1"/>
-    <w:lsdException w:name="Body Text Indent" w:semiHidden="0" w:uiPriority="0" w:unhideWhenUsed="0"/>
-    <w:lsdException w:name="List Continue" w:semiHidden="0" w:uiPriority="0" w:unhideWhenUsed="0"/>
-    <w:lsdException w:name="List Continue 2" w:semiHidden="0" w:uiPriority="0" w:unhideWhenUsed="0"/>
-    <w:lsdException w:name="List Continue 3" w:semiHidden="0" w:uiPriority="0" w:unhideWhenUsed="0"/>
-    <w:lsdException w:name="List Continue 4" w:semiHidden="0" w:uiPriority="0" w:unhideWhenUsed="0"/>
-    <w:lsdException w:name="List Continue 5" w:semiHidden="0" w:uiPriority="0" w:unhideWhenUsed="0"/>
-    <w:lsdException w:name="Message Header" w:semiHidden="0" w:uiPriority="0" w:unhideWhenUsed="0"/>
-    <w:lsdException w:name="Subtitle" w:semiHidden="0" w:uiPriority="0" w:unhideWhenUsed="0" w:qFormat="1"/>
-    <w:lsdException w:name="Salutation" w:semiHidden="0" w:uiPriority="0" w:unhideWhenUsed="0"/>
-    <w:lsdException w:name="Date" w:semiHidden="0" w:uiPriority="0" w:unhideWhenUsed="0"/>
-    <w:lsdException w:name="Body Text First Indent" w:semiHidden="0" w:uiPriority="0" w:unhideWhenUsed="0"/>
-    <w:lsdException w:name="Body Text First Indent 2" w:semiHidden="0" w:uiPriority="0" w:unhideWhenUsed="0"/>
-    <w:lsdException w:name="Body Text 2" w:semiHidden="0" w:uiPriority="0" w:unhideWhenUsed="0"/>
-    <w:lsdException w:name="Body Text 3" w:semiHidden="0" w:uiPriority="0" w:unhideWhenUsed="0"/>
-    <w:lsdException w:name="Body Text Indent 2" w:semiHidden="0" w:uiPriority="0" w:unhideWhenUsed="0"/>
-    <w:lsdException w:name="Body Text Indent 3" w:semiHidden="0" w:uiPriority="0" w:unhideWhenUsed="0"/>
-    <w:lsdException w:name="Block Text" w:semiHidden="0" w:uiPriority="0" w:unhideWhenUsed="0"/>
-    <w:lsdException w:name="Hyperlink" w:semiHidden="0" w:uiPriority="0" w:unhideWhenUsed="0"/>
-    <w:lsdException w:name="FollowedHyperlink" w:semiHidden="0" w:uiPriority="0" w:unhideWhenUsed="0"/>
-    <w:lsdException w:name="Strong" w:semiHidden="0" w:uiPriority="0" w:unhideWhenUsed="0" w:qFormat="1"/>
-    <w:lsdException w:name="Emphasis" w:semiHidden="0" w:uiPriority="0" w:unhideWhenUsed="0" w:qFormat="1"/>
-    <w:lsdException w:name="Document Map" w:semiHidden="0" w:uiPriority="0" w:unhideWhenUsed="0"/>
-    <w:lsdException w:name="Plain Text" w:semiHidden="0" w:uiPriority="0" w:unhideWhenUsed="0"/>
-    <w:lsdException w:name="E-mail Signature" w:semiHidden="0" w:uiPriority="0" w:unhideWhenUsed="0"/>
-    <w:lsdException w:name="Normal (Web)" w:semiHidden="0" w:uiPriority="0" w:unhideWhenUsed="0" w:qFormat="1"/>
-    <w:lsdException w:name="HTML Acronym" w:semiHidden="0" w:uiPriority="0" w:unhideWhenUsed="0"/>
-    <w:lsdException w:name="HTML Address" w:semiHidden="0" w:uiPriority="0" w:unhideWhenUsed="0"/>
-    <w:lsdException w:name="HTML Cite" w:semiHidden="0" w:uiPriority="0" w:unhideWhenUsed="0"/>
-    <w:lsdException w:name="HTML Code" w:semiHidden="0" w:uiPriority="0" w:unhideWhenUsed="0"/>
-    <w:lsdException w:name="HTML Definition" w:semiHidden="0" w:uiPriority="0" w:unhideWhenUsed="0"/>
-    <w:lsdException w:name="HTML Keyboard" w:semiHidden="0" w:uiPriority="0" w:unhideWhenUsed="0"/>
-    <w:lsdException w:name="HTML Preformatted" w:semiHidden="0" w:uiPriority="0" w:unhideWhenUsed="0"/>
-    <w:lsdException w:name="HTML Sample" w:semiHidden="0" w:uiPriority="0" w:unhideWhenUsed="0"/>
-    <w:lsdException w:name="HTML Typewriter" w:semiHidden="0" w:uiPriority="0" w:unhideWhenUsed="0"/>
-    <w:lsdException w:name="HTML Variable" w:semiHidden="0" w:uiPriority="0" w:unhideWhenUsed="0"/>
-    <w:lsdException w:name="Normal Table" w:uiPriority="0" w:unhideWhenUsed="0" w:qFormat="1"/>
-    <w:lsdException w:name="annotation subject" w:semiHidden="0" w:uiPriority="0" w:unhideWhenUsed="0"/>
-    <w:lsdException w:name="Table Simple 1" w:semiHidden="0" w:uiPriority="0" w:unhideWhenUsed="0"/>
-    <w:lsdException w:name="Table Simple 2" w:semiHidden="0" w:uiPriority="0" w:unhideWhenUsed="0"/>
-    <w:lsdException w:name="Table Simple 3" w:semiHidden="0" w:uiPriority="0" w:unhideWhenUsed="0"/>
-    <w:lsdException w:name="Table Classic 1" w:semiHidden="0" w:uiPriority="0" w:unhideWhenUsed="0"/>
-    <w:lsdException w:name="Table Classic 2" w:semiHidden="0" w:uiPriority="0" w:unhideWhenUsed="0"/>
-    <w:lsdException w:name="Table Classic 3" w:semiHidden="0" w:uiPriority="0" w:unhideWhenUsed="0"/>
-    <w:lsdException w:name="Table Classic 4" w:semiHidden="0" w:uiPriority="0" w:unhideWhenUsed="0"/>
-    <w:lsdException w:name="Table Colorful 1" w:semiHidden="0" w:uiPriority="0" w:unhideWhenUsed="0"/>
-    <w:lsdException w:name="Table Colorful 2" w:semiHidden="0" w:uiPriority="0" w:unhideWhenUsed="0"/>
-    <w:lsdException w:name="Table Colorful 3" w:semiHidden="0" w:uiPriority="0" w:unhideWhenUsed="0"/>
-    <w:lsdException w:name="Table Columns 1" w:semiHidden="0" w:uiPriority="0" w:unhideWhenUsed="0"/>
-    <w:lsdException w:name="Table Columns 2" w:semiHidden="0" w:uiPriority="0" w:unhideWhenUsed="0"/>
-    <w:lsdException w:name="Table Columns 3" w:semiHidden="0" w:uiPriority="0" w:unhideWhenUsed="0"/>
-    <w:lsdException w:name="Table Columns 4" w:semiHidden="0" w:uiPriority="0" w:unhideWhenUsed="0"/>
-    <w:lsdException w:name="Table Columns 5" w:semiHidden="0" w:uiPriority="0" w:unhideWhenUsed="0"/>
-    <w:lsdException w:name="Table Grid 1" w:semiHidden="0" w:uiPriority="0" w:unhideWhenUsed="0"/>
-    <w:lsdException w:name="Table Grid 2" w:semiHidden="0" w:uiPriority="0" w:unhideWhenUsed="0"/>
-    <w:lsdException w:name="Table Grid 3" w:semiHidden="0" w:uiPriority="0" w:unhideWhenUsed="0"/>
-    <w:lsdException w:name="Table Grid 4" w:semiHidden="0" w:uiPriority="0" w:unhideWhenUsed="0"/>
-    <w:lsdException w:name="Table Grid 5" w:semiHidden="0" w:uiPriority="0" w:unhideWhenUsed="0"/>
-    <w:lsdException w:name="Table Grid 6" w:semiHidden="0" w:uiPriority="0" w:unhideWhenUsed="0"/>
-    <w:lsdException w:name="Table Grid 7" w:semiHidden="0" w:uiPriority="0" w:unhideWhenUsed="0"/>
-    <w:lsdException w:name="Table Grid 8" w:semiHidden="0" w:uiPriority="0" w:unhideWhenUsed="0"/>
-    <w:lsdException w:name="Table List 1" w:semiHidden="0" w:uiPriority="0" w:unhideWhenUsed="0"/>
-    <w:lsdException w:name="Table List 2" w:semiHidden="0" w:uiPriority="0" w:unhideWhenUsed="0"/>
-    <w:lsdException w:name="Table List 3" w:semiHidden="0" w:uiPriority="0" w:unhideWhenUsed="0"/>
-    <w:lsdException w:name="Table List 4" w:semiHidden="0" w:uiPriority="0" w:unhideWhenUsed="0"/>
-    <w:lsdException w:name="Table List 5" w:semiHidden="0" w:uiPriority="0" w:unhideWhenUsed="0"/>
-    <w:lsdException w:name="Table List 6" w:semiHidden="0" w:uiPriority="0" w:unhideWhenUsed="0"/>
-    <w:lsdException w:name="Table List 7" w:semiHidden="0" w:uiPriority="0" w:unhideWhenUsed="0"/>
-    <w:lsdException w:name="Table List 8" w:semiHidden="0" w:uiPriority="0" w:unhideWhenUsed="0"/>
-    <w:lsdException w:name="Table 3D effects 1" w:semiHidden="0" w:uiPriority="0" w:unhideWhenUsed="0"/>
-    <w:lsdException w:name="Table 3D effects 2" w:semiHidden="0" w:uiPriority="0" w:unhideWhenUsed="0"/>
-    <w:lsdException w:name="Table 3D effects 3" w:semiHidden="0" w:uiPriority="0" w:unhideWhenUsed="0"/>
-    <w:lsdException w:name="Table Contemporary" w:semiHidden="0" w:uiPriority="0" w:unhideWhenUsed="0"/>
-    <w:lsdException w:name="Table Elegant" w:semiHidden="0" w:uiPriority="0" w:unhideWhenUsed="0"/>
-    <w:lsdException w:name="Table Professional" w:semiHidden="0" w:uiPriority="0" w:unhideWhenUsed="0"/>
-    <w:lsdException w:name="Table Subtle 1" w:semiHidden="0" w:uiPriority="0" w:unhideWhenUsed="0"/>
-    <w:lsdException w:name="Table Subtle 2" w:semiHidden="0" w:uiPriority="0" w:unhideWhenUsed="0"/>
-    <w:lsdException w:name="Table Web 1" w:semiHidden="0" w:uiPriority="0" w:unhideWhenUsed="0"/>
-    <w:lsdException w:name="Table Web 2" w:semiHidden="0" w:uiPriority="0" w:unhideWhenUsed="0"/>
-    <w:lsdException w:name="Table Web 3" w:semiHidden="0" w:uiPriority="0" w:unhideWhenUsed="0"/>
-    <w:lsdException w:name="Balloon Text" w:semiHidden="0" w:uiPriority="0" w:unhideWhenUsed="0"/>
-    <w:lsdException w:name="Table Grid" w:semiHidden="0" w:uiPriority="0" w:unhideWhenUsed="0" w:qFormat="1"/>
-    <w:lsdException w:name="Table Theme" w:semiHidden="0" w:uiPriority="0" w:unhideWhenUsed="0"/>
-    <w:lsdException w:name="Light Shading" w:semiHidden="0" w:uiPriority="60" w:unhideWhenUsed="0"/>
-    <w:lsdException w:name="Light List" w:semiHidden="0" w:uiPriority="61" w:unhideWhenUsed="0"/>
-    <w:lsdException w:name="Light Grid" w:semiHidden="0" w:uiPriority="62" w:unhideWhenUsed="0"/>
-    <w:lsdException w:name="Medium Shading 1" w:semiHidden="0" w:uiPriority="63" w:unhideWhenUsed="0"/>
-    <w:lsdException w:name="Medium Shading 2" w:semiHidden="0" w:uiPriority="64" w:unhideWhenUsed="0"/>
-    <w:lsdException w:name="Medium List 1" w:semiHidden="0" w:uiPriority="65" w:unhideWhenUsed="0"/>
-    <w:lsdException w:name="Medium List 2" w:semiHidden="0" w:uiPriority="66" w:unhideWhenUsed="0"/>
-    <w:lsdException w:name="Medium Grid 1" w:semiHidden="0" w:uiPriority="67" w:unhideWhenUsed="0"/>
-    <w:lsdException w:name="Medium Grid 2" w:semiHidden="0" w:uiPriority="68" w:unhideWhenUsed="0"/>
-    <w:lsdException w:name="Medium Grid 3" w:semiHidden="0" w:uiPriority="69" w:unhideWhenUsed="0"/>
-    <w:lsdException w:name="Dark List" w:semiHidden="0" w:uiPriority="70" w:unhideWhenUsed="0"/>
-    <w:lsdException w:name="Colorful Shading" w:semiHidden="0" w:uiPriority="71" w:unhideWhenUsed="0"/>
-    <w:lsdException w:name="Colorful List" w:semiHidden="0" w:uiPriority="72" w:unhideWhenUsed="0"/>
-    <w:lsdException w:name="Colorful Grid" w:semiHidden="0" w:uiPriority="73" w:unhideWhenUsed="0"/>
-    <w:lsdException w:name="Light Shading Accent 1" w:semiHidden="0" w:uiPriority="60" w:unhideWhenUsed="0"/>
-    <w:lsdException w:name="Light List Accent 1" w:semiHidden="0" w:uiPriority="61" w:unhideWhenUsed="0"/>
-    <w:lsdException w:name="Light Grid Accent 1" w:semiHidden="0" w:uiPriority="62" w:unhideWhenUsed="0"/>
-    <w:lsdException w:name="Medium Shading 1 Accent 1" w:semiHidden="0" w:uiPriority="63" w:unhideWhenUsed="0"/>
-    <w:lsdException w:name="Medium Shading 2 Accent 1" w:semiHidden="0" w:uiPriority="64" w:unhideWhenUsed="0"/>
-    <w:lsdException w:name="Medium List 1 Accent 1" w:semiHidden="0" w:uiPriority="65" w:unhideWhenUsed="0"/>
-    <w:lsdException w:name="Medium List 2 Accent 1" w:semiHidden="0" w:uiPriority="66" w:unhideWhenUsed="0"/>
-    <w:lsdException w:name="Medium Grid 1 Accent 1" w:semiHidden="0" w:uiPriority="67" w:unhideWhenUsed="0"/>
-    <w:lsdException w:name="Medium Grid 2 Accent 1" w:semiHidden="0" w:uiPriority="68" w:unhideWhenUsed="0"/>
-    <w:lsdException w:name="Medium Grid 3 Accent 1" w:semiHidden="0" w:uiPriority="69" w:unhideWhenUsed="0"/>
-    <w:lsdException w:name="Dark List Accent 1" w:semiHidden="0" w:uiPriority="70" w:unhideWhenUsed="0"/>
-    <w:lsdException w:name="Colorful Shading Accent 1" w:semiHidden="0" w:uiPriority="71" w:unhideWhenUsed="0"/>
-    <w:lsdException w:name="Colorful List Accent 1" w:semiHidden="0" w:uiPriority="72" w:unhideWhenUsed="0"/>
-    <w:lsdException w:name="Colorful Grid Accent 1" w:semiHidden="0" w:uiPriority="73" w:unhideWhenUsed="0"/>
-    <w:lsdException w:name="Light Shading Accent 2" w:semiHidden="0" w:uiPriority="60" w:unhideWhenUsed="0"/>
-    <w:lsdException w:name="Light List Accent 2" w:semiHidden="0" w:uiPriority="61" w:unhideWhenUsed="0"/>
-    <w:lsdException w:name="Light Grid Accent 2" w:semiHidden="0" w:uiPriority="62" w:unhideWhenUsed="0"/>
-    <w:lsdException w:name="Medium Shading 1 Accent 2" w:semiHidden="0" w:uiPriority="63" w:unhideWhenUsed="0"/>
-    <w:lsdException w:name="Medium Shading 2 Accent 2" w:semiHidden="0" w:uiPriority="64" w:unhideWhenUsed="0"/>
-    <w:lsdException w:name="Medium List 1 Accent 2" w:semiHidden="0" w:uiPriority="65" w:unhideWhenUsed="0"/>
-    <w:lsdException w:name="Medium List 2 Accent 2" w:semiHidden="0" w:uiPriority="66" w:unhideWhenUsed="0"/>
-    <w:lsdException w:name="Medium Grid 1 Accent 2" w:semiHidden="0" w:uiPriority="67" w:unhideWhenUsed="0"/>
-    <w:lsdException w:name="Medium Grid 2 Accent 2" w:semiHidden="0" w:uiPriority="68" w:unhideWhenUsed="0"/>
-    <w:lsdException w:name="Medium Grid 3 Accent 2" w:semiHidden="0" w:uiPriority="69" w:unhideWhenUsed="0"/>
-    <w:lsdException w:name="Dark List Accent 2" w:semiHidden="0" w:uiPriority="70" w:unhideWhenUsed="0"/>
-    <w:lsdException w:name="Colorful Shading Accent 2" w:semiHidden="0" w:uiPriority="71" w:unhideWhenUsed="0"/>
-    <w:lsdException w:name="Colorful List Accent 2" w:semiHidden="0" w:uiPriority="72" w:unhideWhenUsed="0"/>
-    <w:lsdException w:name="Colorful Grid Accent 2" w:semiHidden="0" w:uiPriority="73" w:unhideWhenUsed="0"/>
-    <w:lsdException w:name="Light Shading Accent 3" w:semiHidden="0" w:uiPriority="60" w:unhideWhenUsed="0"/>
-    <w:lsdException w:name="Light List Accent 3" w:semiHidden="0" w:uiPriority="61" w:unhideWhenUsed="0"/>
-    <w:lsdException w:name="Light Grid Accent 3" w:semiHidden="0" w:uiPriority="62" w:unhideWhenUsed="0"/>
-    <w:lsdException w:name="Medium Shading 1 Accent 3" w:semiHidden="0" w:uiPriority="63" w:unhideWhenUsed="0"/>
-    <w:lsdException w:name="Medium Shading 2 Accent 3" w:semiHidden="0" w:uiPriority="64" w:unhideWhenUsed="0"/>
-    <w:lsdException w:name="Medium List 1 Accent 3" w:semiHidden="0" w:uiPriority="65" w:unhideWhenUsed="0"/>
-    <w:lsdException w:name="Medium List 2 Accent 3" w:semiHidden="0" w:uiPriority="66" w:unhideWhenUsed="0"/>
-    <w:lsdException w:name="Medium Grid 1 Accent 3" w:semiHidden="0" w:uiPriority="67" w:unhideWhenUsed="0"/>
-    <w:lsdException w:name="Medium Grid 2 Accent 3" w:semiHidden="0" w:uiPriority="68" w:unhideWhenUsed="0"/>
-    <w:lsdException w:name="Medium Grid 3 Accent 3" w:semiHidden="0" w:uiPriority="69" w:unhideWhenUsed="0"/>
-    <w:lsdException w:name="Dark List Accent 3" w:semiHidden="0" w:uiPriority="70" w:unhideWhenUsed="0"/>
-    <w:lsdException w:name="Colorful Shading Accent 3" w:semiHidden="0" w:uiPriority="71" w:unhideWhenUsed="0"/>
-    <w:lsdException w:name="Colorful List Accent 3" w:semiHidden="0" w:uiPriority="72" w:unhideWhenUsed="0"/>
-    <w:lsdException w:name="Colorful Grid Accent 3" w:semiHidden="0" w:uiPriority="73" w:unhideWhenUsed="0"/>
-    <w:lsdException w:name="Light Shading Accent 4" w:semiHidden="0" w:uiPriority="60" w:unhideWhenUsed="0"/>
-    <w:lsdException w:name="Light List Accent 4" w:semiHidden="0" w:uiPriority="61" w:unhideWhenUsed="0"/>
-    <w:lsdException w:name="Light Grid Accent 4" w:semiHidden="0" w:uiPriority="62" w:unhideWhenUsed="0"/>
-    <w:lsdException w:name="Medium Shading 1 Accent 4" w:semiHidden="0" w:uiPriority="63" w:unhideWhenUsed="0"/>
-    <w:lsdException w:name="Medium Shading 2 Accent 4" w:semiHidden="0" w:uiPriority="64" w:unhideWhenUsed="0"/>
-    <w:lsdException w:name="Medium List 1 Accent 4" w:semiHidden="0" w:uiPriority="65" w:unhideWhenUsed="0"/>
-    <w:lsdException w:name="Medium List 2 Accent 4" w:semiHidden="0" w:uiPriority="66" w:unhideWhenUsed="0"/>
-    <w:lsdException w:name="Medium Grid 1 Accent 4" w:semiHidden="0" w:uiPriority="67" w:unhideWhenUsed="0"/>
-    <w:lsdException w:name="Medium Grid 2 Accent 4" w:semiHidden="0" w:uiPriority="68" w:unhideWhenUsed="0"/>
-    <w:lsdException w:name="Medium Grid 3 Accent 4" w:semiHidden="0" w:uiPriority="69" w:unhideWhenUsed="0"/>
-    <w:lsdException w:name="Dark List Accent 4" w:semiHidden="0" w:uiPriority="70" w:unhideWhenUsed="0"/>
-    <w:lsdException w:name="Colorful Shading Accent 4" w:semiHidden="0" w:uiPriority="71" w:unhideWhenUsed="0"/>
-    <w:lsdException w:name="Colorful List Accent 4" w:semiHidden="0" w:uiPriority="72" w:unhideWhenUsed="0"/>
-    <w:lsdException w:name="Colorful Grid Accent 4" w:semiHidden="0" w:uiPriority="73" w:unhideWhenUsed="0"/>
-    <w:lsdException w:name="Light Shading Accent 5" w:semiHidden="0" w:uiPriority="60" w:unhideWhenUsed="0"/>
-    <w:lsdException w:name="Light List Accent 5" w:semiHidden="0" w:uiPriority="61" w:unhideWhenUsed="0"/>
-    <w:lsdException w:name="Light Grid Accent 5" w:semiHidden="0" w:uiPriority="62" w:unhideWhenUsed="0"/>
-    <w:lsdException w:name="Medium Shading 1 Accent 5" w:semiHidden="0" w:uiPriority="63" w:unhideWhenUsed="0"/>
-    <w:lsdException w:name="Medium Shading 2 Accent 5" w:semiHidden="0" w:uiPriority="64" w:unhideWhenUsed="0"/>
-    <w:lsdException w:name="Medium List 1 Accent 5" w:semiHidden="0" w:uiPriority="65" w:unhideWhenUsed="0"/>
-    <w:lsdException w:name="Medium List 2 Accent 5" w:semiHidden="0" w:uiPriority="66" w:unhideWhenUsed="0"/>
-    <w:lsdException w:name="Medium Grid 1 Accent 5" w:semiHidden="0" w:uiPriority="67" w:unhideWhenUsed="0"/>
-    <w:lsdException w:name="Medium Grid 2 Accent 5" w:semiHidden="0" w:uiPriority="68" w:unhideWhenUsed="0"/>
-    <w:lsdException w:name="Medium Grid 3 Accent 5" w:semiHidden="0" w:uiPriority="69" w:unhideWhenUsed="0"/>
-    <w:lsdException w:name="Dark List Accent 5" w:semiHidden="0" w:uiPriority="70" w:unhideWhenUsed="0"/>
-    <w:lsdException w:name="Colorful Shading Accent 5" w:semiHidden="0" w:uiPriority="71" w:unhideWhenUsed="0"/>
-    <w:lsdException w:name="Colorful List Accent 5" w:semiHidden="0" w:uiPriority="72" w:unhideWhenUsed="0"/>
-    <w:lsdException w:name="Colorful Grid Accent 5" w:semiHidden="0" w:uiPriority="73" w:unhideWhenUsed="0"/>
-    <w:lsdException w:name="Light Shading Accent 6" w:semiHidden="0" w:uiPriority="60" w:unhideWhenUsed="0"/>
-    <w:lsdException w:name="Light List Accent 6" w:semiHidden="0" w:uiPriority="61" w:unhideWhenUsed="0"/>
-    <w:lsdException w:name="Light Grid Accent 6" w:semiHidden="0" w:uiPriority="62" w:unhideWhenUsed="0"/>
-    <w:lsdException w:name="Medium Shading 1 Accent 6" w:semiHidden="0" w:uiPriority="63" w:unhideWhenUsed="0"/>
-    <w:lsdException w:name="Medium Shading 2 Accent 6" w:semiHidden="0" w:uiPriority="64" w:unhideWhenUsed="0"/>
-    <w:lsdException w:name="Medium List 1 Accent 6" w:semiHidden="0" w:uiPriority="65" w:unhideWhenUsed="0"/>
-    <w:lsdException w:name="Medium List 2 Accent 6" w:semiHidden="0" w:uiPriority="66" w:unhideWhenUsed="0"/>
-    <w:lsdException w:name="Medium Grid 1 Accent 6" w:semiHidden="0" w:uiPriority="67" w:unhideWhenUsed="0"/>
-    <w:lsdException w:name="Medium Grid 2 Accent 6" w:semiHidden="0" w:uiPriority="68" w:unhideWhenUsed="0"/>
-    <w:lsdException w:name="Medium Grid 3 Accent 6" w:semiHidden="0" w:uiPriority="69" w:unhideWhenUsed="0"/>
-    <w:lsdException w:name="Dark List Accent 6" w:semiHidden="0" w:uiPriority="70" w:unhideWhenUsed="0"/>
-    <w:lsdException w:name="Colorful Shading Accent 6" w:semiHidden="0" w:uiPriority="71" w:unhideWhenUsed="0"/>
-    <w:lsdException w:name="Colorful List Accent 6" w:semiHidden="0" w:uiPriority="72" w:unhideWhenUsed="0"/>
-    <w:lsdException w:name="Colorful Grid Accent 6" w:semiHidden="0" w:uiPriority="73" w:unhideWhenUsed="0"/>
+  <w:latentStyles w:count="260" w:defQFormat="0" w:defUnhideWhenUsed="1" w:defSemiHidden="1" w:defUIPriority="99" w:defLockedState="0">
+    <w:lsdException w:qFormat="1" w:unhideWhenUsed="0" w:uiPriority="0" w:semiHidden="0" w:name="Normal"/>
+    <w:lsdException w:qFormat="1" w:unhideWhenUsed="0" w:uiPriority="0" w:semiHidden="0" w:name="heading 1"/>
+    <w:lsdException w:qFormat="1" w:uiPriority="0" w:semiHidden="0" w:name="heading 2"/>
+    <w:lsdException w:qFormat="1" w:uiPriority="0" w:name="heading 3"/>
+    <w:lsdException w:qFormat="1" w:uiPriority="0" w:semiHidden="0" w:name="heading 4"/>
+    <w:lsdException w:qFormat="1" w:uiPriority="0" w:name="heading 5"/>
+    <w:lsdException w:qFormat="1" w:uiPriority="0" w:name="heading 6"/>
+    <w:lsdException w:qFormat="1" w:uiPriority="0" w:name="heading 7"/>
+    <w:lsdException w:qFormat="1" w:uiPriority="0" w:name="heading 8"/>
+    <w:lsdException w:qFormat="1" w:uiPriority="0" w:name="heading 9"/>
+    <w:lsdException w:unhideWhenUsed="0" w:uiPriority="0" w:semiHidden="0" w:name="index 1"/>
+    <w:lsdException w:unhideWhenUsed="0" w:uiPriority="0" w:semiHidden="0" w:name="index 2"/>
+    <w:lsdException w:unhideWhenUsed="0" w:uiPriority="0" w:semiHidden="0" w:name="index 3"/>
+    <w:lsdException w:unhideWhenUsed="0" w:uiPriority="0" w:semiHidden="0" w:name="index 4"/>
+    <w:lsdException w:unhideWhenUsed="0" w:uiPriority="0" w:semiHidden="0" w:name="index 5"/>
+    <w:lsdException w:unhideWhenUsed="0" w:uiPriority="0" w:semiHidden="0" w:name="index 6"/>
+    <w:lsdException w:unhideWhenUsed="0" w:uiPriority="0" w:semiHidden="0" w:name="index 7"/>
+    <w:lsdException w:unhideWhenUsed="0" w:uiPriority="0" w:semiHidden="0" w:name="index 8"/>
+    <w:lsdException w:unhideWhenUsed="0" w:uiPriority="0" w:semiHidden="0" w:name="index 9"/>
+    <w:lsdException w:qFormat="1" w:unhideWhenUsed="0" w:uiPriority="0" w:semiHidden="0" w:name="toc 1"/>
+    <w:lsdException w:qFormat="1" w:unhideWhenUsed="0" w:uiPriority="0" w:semiHidden="0" w:name="toc 2"/>
+    <w:lsdException w:qFormat="1" w:unhideWhenUsed="0" w:uiPriority="0" w:semiHidden="0" w:name="toc 3"/>
+    <w:lsdException w:unhideWhenUsed="0" w:uiPriority="0" w:semiHidden="0" w:name="toc 4"/>
+    <w:lsdException w:unhideWhenUsed="0" w:uiPriority="0" w:semiHidden="0" w:name="toc 5"/>
+    <w:lsdException w:unhideWhenUsed="0" w:uiPriority="0" w:semiHidden="0" w:name="toc 6"/>
+    <w:lsdException w:unhideWhenUsed="0" w:uiPriority="0" w:semiHidden="0" w:name="toc 7"/>
+    <w:lsdException w:unhideWhenUsed="0" w:uiPriority="0" w:semiHidden="0" w:name="toc 8"/>
+    <w:lsdException w:unhideWhenUsed="0" w:uiPriority="0" w:semiHidden="0" w:name="toc 9"/>
+    <w:lsdException w:unhideWhenUsed="0" w:uiPriority="0" w:semiHidden="0" w:name="Normal Indent"/>
+    <w:lsdException w:unhideWhenUsed="0" w:uiPriority="0" w:semiHidden="0" w:name="footnote text"/>
+    <w:lsdException w:qFormat="1" w:unhideWhenUsed="0" w:uiPriority="0" w:semiHidden="0" w:name="annotation text"/>
+    <w:lsdException w:qFormat="1" w:unhideWhenUsed="0" w:uiPriority="0" w:semiHidden="0" w:name="header"/>
+    <w:lsdException w:qFormat="1" w:unhideWhenUsed="0" w:uiPriority="0" w:semiHidden="0" w:name="footer"/>
+    <w:lsdException w:unhideWhenUsed="0" w:uiPriority="0" w:semiHidden="0" w:name="index heading"/>
+    <w:lsdException w:qFormat="1" w:uiPriority="0" w:name="caption"/>
+    <w:lsdException w:unhideWhenUsed="0" w:uiPriority="0" w:semiHidden="0" w:name="table of figures"/>
+    <w:lsdException w:unhideWhenUsed="0" w:uiPriority="0" w:semiHidden="0" w:name="envelope address"/>
+    <w:lsdException w:unhideWhenUsed="0" w:uiPriority="0" w:semiHidden="0" w:name="envelope return"/>
+    <w:lsdException w:unhideWhenUsed="0" w:uiPriority="0" w:semiHidden="0" w:name="footnote reference"/>
+    <w:lsdException w:unhideWhenUsed="0" w:uiPriority="0" w:semiHidden="0" w:name="annotation reference"/>
+    <w:lsdException w:unhideWhenUsed="0" w:uiPriority="0" w:semiHidden="0" w:name="line number"/>
+    <w:lsdException w:unhideWhenUsed="0" w:uiPriority="0" w:semiHidden="0" w:name="page number"/>
+    <w:lsdException w:unhideWhenUsed="0" w:uiPriority="0" w:semiHidden="0" w:name="endnote reference"/>
+    <w:lsdException w:unhideWhenUsed="0" w:uiPriority="0" w:semiHidden="0" w:name="endnote text"/>
+    <w:lsdException w:unhideWhenUsed="0" w:uiPriority="0" w:semiHidden="0" w:name="table of authorities"/>
+    <w:lsdException w:unhideWhenUsed="0" w:uiPriority="0" w:semiHidden="0" w:name="macro"/>
+    <w:lsdException w:unhideWhenUsed="0" w:uiPriority="0" w:semiHidden="0" w:name="toa heading"/>
+    <w:lsdException w:unhideWhenUsed="0" w:uiPriority="0" w:semiHidden="0" w:name="List"/>
+    <w:lsdException w:unhideWhenUsed="0" w:uiPriority="0" w:semiHidden="0" w:name="List Bullet"/>
+    <w:lsdException w:unhideWhenUsed="0" w:uiPriority="0" w:semiHidden="0" w:name="List Number"/>
+    <w:lsdException w:unhideWhenUsed="0" w:uiPriority="0" w:semiHidden="0" w:name="List 2"/>
+    <w:lsdException w:unhideWhenUsed="0" w:uiPriority="0" w:semiHidden="0" w:name="List 3"/>
+    <w:lsdException w:unhideWhenUsed="0" w:uiPriority="0" w:semiHidden="0" w:name="List 4"/>
+    <w:lsdException w:unhideWhenUsed="0" w:uiPriority="0" w:semiHidden="0" w:name="List 5"/>
+    <w:lsdException w:unhideWhenUsed="0" w:uiPriority="0" w:semiHidden="0" w:name="List Bullet 2"/>
+    <w:lsdException w:unhideWhenUsed="0" w:uiPriority="0" w:semiHidden="0" w:name="List Bullet 3"/>
+    <w:lsdException w:unhideWhenUsed="0" w:uiPriority="0" w:semiHidden="0" w:name="List Bullet 4"/>
+    <w:lsdException w:unhideWhenUsed="0" w:uiPriority="0" w:semiHidden="0" w:name="List Bullet 5"/>
+    <w:lsdException w:unhideWhenUsed="0" w:uiPriority="0" w:semiHidden="0" w:name="List Number 2"/>
+    <w:lsdException w:unhideWhenUsed="0" w:uiPriority="0" w:semiHidden="0" w:name="List Number 3"/>
+    <w:lsdException w:unhideWhenUsed="0" w:uiPriority="0" w:semiHidden="0" w:name="List Number 4"/>
+    <w:lsdException w:unhideWhenUsed="0" w:uiPriority="0" w:semiHidden="0" w:name="List Number 5"/>
+    <w:lsdException w:qFormat="1" w:unhideWhenUsed="0" w:uiPriority="0" w:semiHidden="0" w:name="Title"/>
+    <w:lsdException w:unhideWhenUsed="0" w:uiPriority="0" w:semiHidden="0" w:name="Closing"/>
+    <w:lsdException w:unhideWhenUsed="0" w:uiPriority="0" w:semiHidden="0" w:name="Signature"/>
+    <w:lsdException w:qFormat="1" w:unhideWhenUsed="0" w:uiPriority="0" w:name="Default Paragraph Font"/>
+    <w:lsdException w:qFormat="1" w:unhideWhenUsed="0" w:uiPriority="0" w:name="Body Text"/>
+    <w:lsdException w:unhideWhenUsed="0" w:uiPriority="0" w:semiHidden="0" w:name="Body Text Indent"/>
+    <w:lsdException w:unhideWhenUsed="0" w:uiPriority="0" w:semiHidden="0" w:name="List Continue"/>
+    <w:lsdException w:unhideWhenUsed="0" w:uiPriority="0" w:semiHidden="0" w:name="List Continue 2"/>
+    <w:lsdException w:unhideWhenUsed="0" w:uiPriority="0" w:semiHidden="0" w:name="List Continue 3"/>
+    <w:lsdException w:unhideWhenUsed="0" w:uiPriority="0" w:semiHidden="0" w:name="List Continue 4"/>
+    <w:lsdException w:unhideWhenUsed="0" w:uiPriority="0" w:semiHidden="0" w:name="List Continue 5"/>
+    <w:lsdException w:unhideWhenUsed="0" w:uiPriority="0" w:semiHidden="0" w:name="Message Header"/>
+    <w:lsdException w:qFormat="1" w:unhideWhenUsed="0" w:uiPriority="0" w:semiHidden="0" w:name="Subtitle"/>
+    <w:lsdException w:unhideWhenUsed="0" w:uiPriority="0" w:semiHidden="0" w:name="Salutation"/>
+    <w:lsdException w:unhideWhenUsed="0" w:uiPriority="0" w:semiHidden="0" w:name="Date"/>
+    <w:lsdException w:unhideWhenUsed="0" w:uiPriority="0" w:semiHidden="0" w:name="Body Text First Indent"/>
+    <w:lsdException w:unhideWhenUsed="0" w:uiPriority="0" w:semiHidden="0" w:name="Body Text First Indent 2"/>
+    <w:lsdException w:uiPriority="99" w:name="Note Heading"/>
+    <w:lsdException w:unhideWhenUsed="0" w:uiPriority="0" w:semiHidden="0" w:name="Body Text 2"/>
+    <w:lsdException w:unhideWhenUsed="0" w:uiPriority="0" w:semiHidden="0" w:name="Body Text 3"/>
+    <w:lsdException w:unhideWhenUsed="0" w:uiPriority="0" w:semiHidden="0" w:name="Body Text Indent 2"/>
+    <w:lsdException w:unhideWhenUsed="0" w:uiPriority="0" w:semiHidden="0" w:name="Body Text Indent 3"/>
+    <w:lsdException w:unhideWhenUsed="0" w:uiPriority="0" w:semiHidden="0" w:name="Block Text"/>
+    <w:lsdException w:unhideWhenUsed="0" w:uiPriority="0" w:semiHidden="0" w:name="Hyperlink"/>
+    <w:lsdException w:unhideWhenUsed="0" w:uiPriority="0" w:semiHidden="0" w:name="FollowedHyperlink"/>
+    <w:lsdException w:qFormat="1" w:unhideWhenUsed="0" w:uiPriority="0" w:semiHidden="0" w:name="Strong"/>
+    <w:lsdException w:qFormat="1" w:unhideWhenUsed="0" w:uiPriority="0" w:semiHidden="0" w:name="Emphasis"/>
+    <w:lsdException w:unhideWhenUsed="0" w:uiPriority="0" w:semiHidden="0" w:name="Document Map"/>
+    <w:lsdException w:unhideWhenUsed="0" w:uiPriority="0" w:semiHidden="0" w:name="Plain Text"/>
+    <w:lsdException w:unhideWhenUsed="0" w:uiPriority="0" w:semiHidden="0" w:name="E-mail Signature"/>
+    <w:lsdException w:qFormat="1" w:unhideWhenUsed="0" w:uiPriority="0" w:semiHidden="0" w:name="Normal (Web)"/>
+    <w:lsdException w:unhideWhenUsed="0" w:uiPriority="0" w:semiHidden="0" w:name="HTML Acronym"/>
+    <w:lsdException w:unhideWhenUsed="0" w:uiPriority="0" w:semiHidden="0" w:name="HTML Address"/>
+    <w:lsdException w:unhideWhenUsed="0" w:uiPriority="0" w:semiHidden="0" w:name="HTML Cite"/>
+    <w:lsdException w:unhideWhenUsed="0" w:uiPriority="0" w:semiHidden="0" w:name="HTML Code"/>
+    <w:lsdException w:unhideWhenUsed="0" w:uiPriority="0" w:semiHidden="0" w:name="HTML Definition"/>
+    <w:lsdException w:unhideWhenUsed="0" w:uiPriority="0" w:semiHidden="0" w:name="HTML Keyboard"/>
+    <w:lsdException w:unhideWhenUsed="0" w:uiPriority="0" w:semiHidden="0" w:name="HTML Preformatted"/>
+    <w:lsdException w:unhideWhenUsed="0" w:uiPriority="0" w:semiHidden="0" w:name="HTML Sample"/>
+    <w:lsdException w:unhideWhenUsed="0" w:uiPriority="0" w:semiHidden="0" w:name="HTML Typewriter"/>
+    <w:lsdException w:unhideWhenUsed="0" w:uiPriority="0" w:semiHidden="0" w:name="HTML Variable"/>
+    <w:lsdException w:qFormat="1" w:unhideWhenUsed="0" w:uiPriority="0" w:name="Normal Table"/>
+    <w:lsdException w:unhideWhenUsed="0" w:uiPriority="0" w:semiHidden="0" w:name="annotation subject"/>
+    <w:lsdException w:unhideWhenUsed="0" w:uiPriority="0" w:semiHidden="0" w:name="Table Simple 1"/>
+    <w:lsdException w:unhideWhenUsed="0" w:uiPriority="0" w:semiHidden="0" w:name="Table Simple 2"/>
+    <w:lsdException w:unhideWhenUsed="0" w:uiPriority="0" w:semiHidden="0" w:name="Table Simple 3"/>
+    <w:lsdException w:unhideWhenUsed="0" w:uiPriority="0" w:semiHidden="0" w:name="Table Classic 1"/>
+    <w:lsdException w:unhideWhenUsed="0" w:uiPriority="0" w:semiHidden="0" w:name="Table Classic 2"/>
+    <w:lsdException w:unhideWhenUsed="0" w:uiPriority="0" w:semiHidden="0" w:name="Table Classic 3"/>
+    <w:lsdException w:unhideWhenUsed="0" w:uiPriority="0" w:semiHidden="0" w:name="Table Classic 4"/>
+    <w:lsdException w:unhideWhenUsed="0" w:uiPriority="0" w:semiHidden="0" w:name="Table Colorful 1"/>
+    <w:lsdException w:unhideWhenUsed="0" w:uiPriority="0" w:semiHidden="0" w:name="Table Colorful 2"/>
+    <w:lsdException w:unhideWhenUsed="0" w:uiPriority="0" w:semiHidden="0" w:name="Table Colorful 3"/>
+    <w:lsdException w:unhideWhenUsed="0" w:uiPriority="0" w:semiHidden="0" w:name="Table Columns 1"/>
+    <w:lsdException w:unhideWhenUsed="0" w:uiPriority="0" w:semiHidden="0" w:name="Table Columns 2"/>
+    <w:lsdException w:unhideWhenUsed="0" w:uiPriority="0" w:semiHidden="0" w:name="Table Columns 3"/>
+    <w:lsdException w:unhideWhenUsed="0" w:uiPriority="0" w:semiHidden="0" w:name="Table Columns 4"/>
+    <w:lsdException w:unhideWhenUsed="0" w:uiPriority="0" w:semiHidden="0" w:name="Table Columns 5"/>
+    <w:lsdException w:unhideWhenUsed="0" w:uiPriority="0" w:semiHidden="0" w:name="Table Grid 1"/>
+    <w:lsdException w:unhideWhenUsed="0" w:uiPriority="0" w:semiHidden="0" w:name="Table Grid 2"/>
+    <w:lsdException w:unhideWhenUsed="0" w:uiPriority="0" w:semiHidden="0" w:name="Table Grid 3"/>
+    <w:lsdException w:unhideWhenUsed="0" w:uiPriority="0" w:semiHidden="0" w:name="Table Grid 4"/>
+    <w:lsdException w:unhideWhenUsed="0" w:uiPriority="0" w:semiHidden="0" w:name="Table Grid 5"/>
+    <w:lsdException w:unhideWhenUsed="0" w:uiPriority="0" w:semiHidden="0" w:name="Table Grid 6"/>
+    <w:lsdException w:unhideWhenUsed="0" w:uiPriority="0" w:semiHidden="0" w:name="Table Grid 7"/>
+    <w:lsdException w:unhideWhenUsed="0" w:uiPriority="0" w:semiHidden="0" w:name="Table Grid 8"/>
+    <w:lsdException w:unhideWhenUsed="0" w:uiPriority="0" w:semiHidden="0" w:name="Table List 1"/>
+    <w:lsdException w:unhideWhenUsed="0" w:uiPriority="0" w:semiHidden="0" w:name="Table List 2"/>
+    <w:lsdException w:unhideWhenUsed="0" w:uiPriority="0" w:semiHidden="0" w:name="Table List 3"/>
+    <w:lsdException w:unhideWhenUsed="0" w:uiPriority="0" w:semiHidden="0" w:name="Table List 4"/>
+    <w:lsdException w:unhideWhenUsed="0" w:uiPriority="0" w:semiHidden="0" w:name="Table List 5"/>
+    <w:lsdException w:unhideWhenUsed="0" w:uiPriority="0" w:semiHidden="0" w:name="Table List 6"/>
+    <w:lsdException w:unhideWhenUsed="0" w:uiPriority="0" w:semiHidden="0" w:name="Table List 7"/>
+    <w:lsdException w:unhideWhenUsed="0" w:uiPriority="0" w:semiHidden="0" w:name="Table List 8"/>
+    <w:lsdException w:unhideWhenUsed="0" w:uiPriority="0" w:semiHidden="0" w:name="Table 3D effects 1"/>
+    <w:lsdException w:unhideWhenUsed="0" w:uiPriority="0" w:semiHidden="0" w:name="Table 3D effects 2"/>
+    <w:lsdException w:unhideWhenUsed="0" w:uiPriority="0" w:semiHidden="0" w:name="Table 3D effects 3"/>
+    <w:lsdException w:unhideWhenUsed="0" w:uiPriority="0" w:semiHidden="0" w:name="Table Contemporary"/>
+    <w:lsdException w:unhideWhenUsed="0" w:uiPriority="0" w:semiHidden="0" w:name="Table Elegant"/>
+    <w:lsdException w:unhideWhenUsed="0" w:uiPriority="0" w:semiHidden="0" w:name="Table Professional"/>
+    <w:lsdException w:unhideWhenUsed="0" w:uiPriority="0" w:semiHidden="0" w:name="Table Subtle 1"/>
+    <w:lsdException w:unhideWhenUsed="0" w:uiPriority="0" w:semiHidden="0" w:name="Table Subtle 2"/>
+    <w:lsdException w:unhideWhenUsed="0" w:uiPriority="0" w:semiHidden="0" w:name="Table Web 1"/>
+    <w:lsdException w:unhideWhenUsed="0" w:uiPriority="0" w:semiHidden="0" w:name="Table Web 2"/>
+    <w:lsdException w:unhideWhenUsed="0" w:uiPriority="0" w:semiHidden="0" w:name="Table Web 3"/>
+    <w:lsdException w:unhideWhenUsed="0" w:uiPriority="0" w:semiHidden="0" w:name="Balloon Text"/>
+    <w:lsdException w:qFormat="1" w:unhideWhenUsed="0" w:uiPriority="0" w:semiHidden="0" w:name="Table Grid"/>
+    <w:lsdException w:unhideWhenUsed="0" w:uiPriority="0" w:semiHidden="0" w:name="Table Theme"/>
+    <w:lsdException w:unhideWhenUsed="0" w:uiPriority="60" w:semiHidden="0" w:name="Light Shading"/>
+    <w:lsdException w:unhideWhenUsed="0" w:uiPriority="61" w:semiHidden="0" w:name="Light List"/>
+    <w:lsdException w:unhideWhenUsed="0" w:uiPriority="62" w:semiHidden="0" w:name="Light Grid"/>
+    <w:lsdException w:unhideWhenUsed="0" w:uiPriority="63" w:semiHidden="0" w:name="Medium Shading 1"/>
+    <w:lsdException w:unhideWhenUsed="0" w:uiPriority="64" w:semiHidden="0" w:name="Medium Shading 2"/>
+    <w:lsdException w:unhideWhenUsed="0" w:uiPriority="65" w:semiHidden="0" w:name="Medium List 1"/>
+    <w:lsdException w:unhideWhenUsed="0" w:uiPriority="66" w:semiHidden="0" w:name="Medium List 2"/>
+    <w:lsdException w:unhideWhenUsed="0" w:uiPriority="67" w:semiHidden="0" w:name="Medium Grid 1"/>
+    <w:lsdException w:unhideWhenUsed="0" w:uiPriority="68" w:semiHidden="0" w:name="Medium Grid 2"/>
+    <w:lsdException w:unhideWhenUsed="0" w:uiPriority="69" w:semiHidden="0" w:name="Medium Grid 3"/>
+    <w:lsdException w:unhideWhenUsed="0" w:uiPriority="70" w:semiHidden="0" w:name="Dark List"/>
+    <w:lsdException w:unhideWhenUsed="0" w:uiPriority="71" w:semiHidden="0" w:name="Colorful Shading"/>
+    <w:lsdException w:unhideWhenUsed="0" w:uiPriority="72" w:semiHidden="0" w:name="Colorful List"/>
+    <w:lsdException w:unhideWhenUsed="0" w:uiPriority="73" w:semiHidden="0" w:name="Colorful Grid"/>
+    <w:lsdException w:unhideWhenUsed="0" w:uiPriority="60" w:semiHidden="0" w:name="Light Shading Accent 1"/>
+    <w:lsdException w:unhideWhenUsed="0" w:uiPriority="61" w:semiHidden="0" w:name="Light List Accent 1"/>
+    <w:lsdException w:unhideWhenUsed="0" w:uiPriority="62" w:semiHidden="0" w:name="Light Grid Accent 1"/>
+    <w:lsdException w:unhideWhenUsed="0" w:uiPriority="63" w:semiHidden="0" w:name="Medium Shading 1 Accent 1"/>
+    <w:lsdException w:unhideWhenUsed="0" w:uiPriority="64" w:semiHidden="0" w:name="Medium Shading 2 Accent 1"/>
+    <w:lsdException w:unhideWhenUsed="0" w:uiPriority="65" w:semiHidden="0" w:name="Medium List 1 Accent 1"/>
+    <w:lsdException w:unhideWhenUsed="0" w:uiPriority="66" w:semiHidden="0" w:name="Medium List 2 Accent 1"/>
+    <w:lsdException w:unhideWhenUsed="0" w:uiPriority="67" w:semiHidden="0" w:name="Medium Grid 1 Accent 1"/>
+    <w:lsdException w:unhideWhenUsed="0" w:uiPriority="68" w:semiHidden="0" w:name="Medium Grid 2 Accent 1"/>
+    <w:lsdException w:unhideWhenUsed="0" w:uiPriority="69" w:semiHidden="0" w:name="Medium Grid 3 Accent 1"/>
+    <w:lsdException w:unhideWhenUsed="0" w:uiPriority="70" w:semiHidden="0" w:name="Dark List Accent 1"/>
+    <w:lsdException w:unhideWhenUsed="0" w:uiPriority="71" w:semiHidden="0" w:name="Colorful Shading Accent 1"/>
+    <w:lsdException w:unhideWhenUsed="0" w:uiPriority="72" w:semiHidden="0" w:name="Colorful List Accent 1"/>
+    <w:lsdException w:unhideWhenUsed="0" w:uiPriority="73" w:semiHidden="0" w:name="Colorful Grid Accent 1"/>
+    <w:lsdException w:unhideWhenUsed="0" w:uiPriority="60" w:semiHidden="0" w:name="Light Shading Accent 2"/>
+    <w:lsdException w:unhideWhenUsed="0" w:uiPriority="61" w:semiHidden="0" w:name="Light List Accent 2"/>
+    <w:lsdException w:unhideWhenUsed="0" w:uiPriority="62" w:semiHidden="0" w:name="Light Grid Accent 2"/>
+    <w:lsdException w:unhideWhenUsed="0" w:uiPriority="63" w:semiHidden="0" w:name="Medium Shading 1 Accent 2"/>
+    <w:lsdException w:unhideWhenUsed="0" w:uiPriority="64" w:semiHidden="0" w:name="Medium Shading 2 Accent 2"/>
+    <w:lsdException w:unhideWhenUsed="0" w:uiPriority="65" w:semiHidden="0" w:name="Medium List 1 Accent 2"/>
+    <w:lsdException w:unhideWhenUsed="0" w:uiPriority="66" w:semiHidden="0" w:name="Medium List 2 Accent 2"/>
+    <w:lsdException w:unhideWhenUsed="0" w:uiPriority="67" w:semiHidden="0" w:name="Medium Grid 1 Accent 2"/>
+    <w:lsdException w:unhideWhenUsed="0" w:uiPriority="68" w:semiHidden="0" w:name="Medium Grid 2 Accent 2"/>
+    <w:lsdException w:unhideWhenUsed="0" w:uiPriority="69" w:semiHidden="0" w:name="Medium Grid 3 Accent 2"/>
+    <w:lsdException w:unhideWhenUsed="0" w:uiPriority="70" w:semiHidden="0" w:name="Dark List Accent 2"/>
+    <w:lsdException w:unhideWhenUsed="0" w:uiPriority="71" w:semiHidden="0" w:name="Colorful Shading Accent 2"/>
+    <w:lsdException w:unhideWhenUsed="0" w:uiPriority="72" w:semiHidden="0" w:name="Colorful List Accent 2"/>
+    <w:lsdException w:unhideWhenUsed="0" w:uiPriority="73" w:semiHidden="0" w:name="Colorful Grid Accent 2"/>
+    <w:lsdException w:unhideWhenUsed="0" w:uiPriority="60" w:semiHidden="0" w:name="Light Shading Accent 3"/>
+    <w:lsdException w:unhideWhenUsed="0" w:uiPriority="61" w:semiHidden="0" w:name="Light List Accent 3"/>
+    <w:lsdException w:unhideWhenUsed="0" w:uiPriority="62" w:semiHidden="0" w:name="Light Grid Accent 3"/>
+    <w:lsdException w:unhideWhenUsed="0" w:uiPriority="63" w:semiHidden="0" w:name="Medium Shading 1 Accent 3"/>
+    <w:lsdException w:unhideWhenUsed="0" w:uiPriority="64" w:semiHidden="0" w:name="Medium Shading 2 Accent 3"/>
+    <w:lsdException w:unhideWhenUsed="0" w:uiPriority="65" w:semiHidden="0" w:name="Medium List 1 Accent 3"/>
+    <w:lsdException w:unhideWhenUsed="0" w:uiPriority="66" w:semiHidden="0" w:name="Medium List 2 Accent 3"/>
+    <w:lsdException w:unhideWhenUsed="0" w:uiPriority="67" w:semiHidden="0" w:name="Medium Grid 1 Accent 3"/>
+    <w:lsdException w:unhideWhenUsed="0" w:uiPriority="68" w:semiHidden="0" w:name="Medium Grid 2 Accent 3"/>
+    <w:lsdException w:unhideWhenUsed="0" w:uiPriority="69" w:semiHidden="0" w:name="Medium Grid 3 Accent 3"/>
+    <w:lsdException w:unhideWhenUsed="0" w:uiPriority="70" w:semiHidden="0" w:name="Dark List Accent 3"/>
+    <w:lsdException w:unhideWhenUsed="0" w:uiPriority="71" w:semiHidden="0" w:name="Colorful Shading Accent 3"/>
+    <w:lsdException w:unhideWhenUsed="0" w:uiPriority="72" w:semiHidden="0" w:name="Colorful List Accent 3"/>
+    <w:lsdException w:unhideWhenUsed="0" w:uiPriority="73" w:semiHidden="0" w:name="Colorful Grid Accent 3"/>
+    <w:lsdException w:unhideWhenUsed="0" w:uiPriority="60" w:semiHidden="0" w:name="Light Shading Accent 4"/>
+    <w:lsdException w:unhideWhenUsed="0" w:uiPriority="61" w:semiHidden="0" w:name="Light List Accent 4"/>
+    <w:lsdException w:unhideWhenUsed="0" w:uiPriority="62" w:semiHidden="0" w:name="Light Grid Accent 4"/>
+    <w:lsdException w:unhideWhenUsed="0" w:uiPriority="63" w:semiHidden="0" w:name="Medium Shading 1 Accent 4"/>
+    <w:lsdException w:unhideWhenUsed="0" w:uiPriority="64" w:semiHidden="0" w:name="Medium Shading 2 Accent 4"/>
+    <w:lsdException w:unhideWhenUsed="0" w:uiPriority="65" w:semiHidden="0" w:name="Medium List 1 Accent 4"/>
+    <w:lsdException w:unhideWhenUsed="0" w:uiPriority="66" w:semiHidden="0" w:name="Medium List 2 Accent 4"/>
+    <w:lsdException w:unhideWhenUsed="0" w:uiPriority="67" w:semiHidden="0" w:name="Medium Grid 1 Accent 4"/>
+    <w:lsdException w:unhideWhenUsed="0" w:uiPriority="68" w:semiHidden="0" w:name="Medium Grid 2 Accent 4"/>
+    <w:lsdException w:unhideWhenUsed="0" w:uiPriority="69" w:semiHidden="0" w:name="Medium Grid 3 Accent 4"/>
+    <w:lsdException w:unhideWhenUsed="0" w:uiPriority="70" w:semiHidden="0" w:name="Dark List Accent 4"/>
+    <w:lsdException w:unhideWhenUsed="0" w:uiPriority="71" w:semiHidden="0" w:name="Colorful Shading Accent 4"/>
+    <w:lsdException w:unhideWhenUsed="0" w:uiPriority="72" w:semiHidden="0" w:name="Colorful List Accent 4"/>
+    <w:lsdException w:unhideWhenUsed="0" w:uiPriority="73" w:semiHidden="0" w:name="Colorful Grid Accent 4"/>
+    <w:lsdException w:unhideWhenUsed="0" w:uiPriority="60" w:semiHidden="0" w:name="Light Shading Accent 5"/>
+    <w:lsdException w:unhideWhenUsed="0" w:uiPriority="61" w:semiHidden="0" w:name="Light List Accent 5"/>
+    <w:lsdException w:unhideWhenUsed="0" w:uiPriority="62" w:semiHidden="0" w:name="Light Grid Accent 5"/>
+    <w:lsdException w:unhideWhenUsed="0" w:uiPriority="63" w:semiHidden="0" w:name="Medium Shading 1 Accent 5"/>
+    <w:lsdException w:unhideWhenUsed="0" w:uiPriority="64" w:semiHidden="0" w:name="Medium Shading 2 Accent 5"/>
+    <w:lsdException w:unhideWhenUsed="0" w:uiPriority="65" w:semiHidden="0" w:name="Medium List 1 Accent 5"/>
+    <w:lsdException w:unhideWhenUsed="0" w:uiPriority="66" w:semiHidden="0" w:name="Medium List 2 Accent 5"/>
+    <w:lsdException w:unhideWhenUsed="0" w:uiPriority="67" w:semiHidden="0" w:name="Medium Grid 1 Accent 5"/>
+    <w:lsdException w:unhideWhenUsed="0" w:uiPriority="68" w:semiHidden="0" w:name="Medium Grid 2 Accent 5"/>
+    <w:lsdException w:unhideWhenUsed="0" w:uiPriority="69" w:semiHidden="0" w:name="Medium Grid 3 Accent 5"/>
+    <w:lsdException w:unhideWhenUsed="0" w:uiPriority="70" w:semiHidden="0" w:name="Dark List Accent 5"/>
+    <w:lsdException w:unhideWhenUsed="0" w:uiPriority="71" w:semiHidden="0" w:name="Colorful Shading Accent 5"/>
+    <w:lsdException w:unhideWhenUsed="0" w:uiPriority="72" w:semiHidden="0" w:name="Colorful List Accent 5"/>
+    <w:lsdException w:unhideWhenUsed="0" w:uiPriority="73" w:semiHidden="0" w:name="Colorful Grid Accent 5"/>
+    <w:lsdException w:unhideWhenUsed="0" w:uiPriority="60" w:semiHidden="0" w:name="Light Shading Accent 6"/>
+    <w:lsdException w:unhideWhenUsed="0" w:uiPriority="61" w:semiHidden="0" w:name="Light List Accent 6"/>
+    <w:lsdException w:unhideWhenUsed="0" w:uiPriority="62" w:semiHidden="0" w:name="Light Grid Accent 6"/>
+    <w:lsdException w:unhideWhenUsed="0" w:uiPriority="63" w:semiHidden="0" w:name="Medium Shading 1 Accent 6"/>
+    <w:lsdException w:unhideWhenUsed="0" w:uiPriority="64" w:semiHidden="0" w:name="Medium Shading 2 Accent 6"/>
+    <w:lsdException w:unhideWhenUsed="0" w:uiPriority="65" w:semiHidden="0" w:name="Medium List 1 Accent 6"/>
+    <w:lsdException w:unhideWhenUsed="0" w:uiPriority="66" w:semiHidden="0" w:name="Medium List 2 Accent 6"/>
+    <w:lsdException w:unhideWhenUsed="0" w:uiPriority="67" w:semiHidden="0" w:name="Medium Grid 1 Accent 6"/>
+    <w:lsdException w:unhideWhenUsed="0" w:uiPriority="68" w:semiHidden="0" w:name="Medium Grid 2 Accent 6"/>
+    <w:lsdException w:unhideWhenUsed="0" w:uiPriority="69" w:semiHidden="0" w:name="Medium Grid 3 Accent 6"/>
+    <w:lsdException w:unhideWhenUsed="0" w:uiPriority="70" w:semiHidden="0" w:name="Dark List Accent 6"/>
+    <w:lsdException w:unhideWhenUsed="0" w:uiPriority="71" w:semiHidden="0" w:name="Colorful Shading Accent 6"/>
+    <w:lsdException w:unhideWhenUsed="0" w:uiPriority="72" w:semiHidden="0" w:name="Colorful List Accent 6"/>
+    <w:lsdException w:unhideWhenUsed="0" w:uiPriority="73" w:semiHidden="0" w:name="Colorful Grid Accent 6"/>
   </w:latentStyles>
-  <w:style w:type="paragraph" w:default="1" w:styleId="Normal">
+  <w:style w:type="paragraph" w:default="1" w:styleId="1">
     <w:name w:val="Normal"/>
     <w:qFormat/>
+    <w:uiPriority w:val="0"/>
     <w:pPr>
       <w:kinsoku w:val="0"/>
       <w:autoSpaceDE w:val="0"/>
@@ -5193,7 +5286,7 @@
       <w:textAlignment w:val="baseline"/>
     </w:pPr>
     <w:rPr>
-      <w:rFonts w:ascii="Arial" w:eastAsia="宋体" w:hAnsi="Arial" w:cs="Arial"/>
+      <w:rFonts w:ascii="Arial" w:hAnsi="Arial" w:eastAsia="宋体" w:cs="Arial"/>
       <w:snapToGrid w:val="0"/>
       <w:color w:val="000000"/>
       <w:kern w:val="0"/>
@@ -5202,11 +5295,12 @@
       <w:lang w:val="en-US" w:eastAsia="en-US" w:bidi="ar-SA"/>
     </w:rPr>
   </w:style>
-  <w:style w:type="paragraph" w:styleId="Heading1">
+  <w:style w:type="paragraph" w:styleId="2">
     <w:name w:val="heading 1"/>
-    <w:basedOn w:val="Normal"/>
-    <w:next w:val="Normal"/>
+    <w:basedOn w:val="1"/>
+    <w:next w:val="1"/>
     <w:qFormat/>
+    <w:uiPriority w:val="0"/>
     <w:pPr>
       <w:keepNext/>
       <w:keepLines/>
@@ -5224,12 +5318,13 @@
       <w:sz w:val="44"/>
     </w:rPr>
   </w:style>
-  <w:style w:type="paragraph" w:styleId="Heading2">
+  <w:style w:type="paragraph" w:styleId="3">
     <w:name w:val="heading 2"/>
-    <w:basedOn w:val="Normal"/>
-    <w:next w:val="Normal"/>
+    <w:basedOn w:val="1"/>
+    <w:next w:val="1"/>
     <w:unhideWhenUsed/>
     <w:qFormat/>
+    <w:uiPriority w:val="0"/>
     <w:pPr>
       <w:keepNext/>
       <w:keepLines/>
@@ -5242,18 +5337,19 @@
       <w:outlineLvl w:val="1"/>
     </w:pPr>
     <w:rPr>
-      <w:rFonts w:ascii="Arial" w:eastAsia="黑体" w:hAnsi="Arial"/>
+      <w:rFonts w:ascii="Arial" w:hAnsi="Arial" w:eastAsia="黑体"/>
       <w:b/>
       <w:sz w:val="32"/>
     </w:rPr>
   </w:style>
-  <w:style w:type="paragraph" w:styleId="Heading3">
+  <w:style w:type="paragraph" w:styleId="4">
     <w:name w:val="heading 3"/>
-    <w:basedOn w:val="Normal"/>
-    <w:next w:val="Normal"/>
+    <w:basedOn w:val="1"/>
+    <w:next w:val="1"/>
     <w:semiHidden/>
     <w:unhideWhenUsed/>
     <w:qFormat/>
+    <w:uiPriority w:val="0"/>
     <w:pPr>
       <w:keepNext/>
       <w:keepLines/>
@@ -5270,12 +5366,13 @@
       <w:sz w:val="32"/>
     </w:rPr>
   </w:style>
-  <w:style w:type="paragraph" w:styleId="Heading4">
+  <w:style w:type="paragraph" w:styleId="5">
     <w:name w:val="heading 4"/>
-    <w:basedOn w:val="Normal"/>
-    <w:next w:val="Normal"/>
+    <w:basedOn w:val="1"/>
+    <w:next w:val="1"/>
     <w:unhideWhenUsed/>
     <w:qFormat/>
+    <w:uiPriority w:val="0"/>
     <w:pPr>
       <w:keepNext/>
       <w:keepLines/>
@@ -5288,18 +5385,19 @@
       <w:outlineLvl w:val="3"/>
     </w:pPr>
     <w:rPr>
-      <w:rFonts w:ascii="Arial" w:eastAsia="黑体" w:hAnsi="Arial"/>
+      <w:rFonts w:ascii="Arial" w:hAnsi="Arial" w:eastAsia="黑体"/>
       <w:b/>
       <w:sz w:val="28"/>
     </w:rPr>
   </w:style>
-  <w:style w:type="paragraph" w:styleId="Heading5">
+  <w:style w:type="paragraph" w:styleId="6">
     <w:name w:val="heading 5"/>
-    <w:basedOn w:val="Normal"/>
-    <w:next w:val="Normal"/>
+    <w:basedOn w:val="1"/>
+    <w:next w:val="1"/>
     <w:semiHidden/>
     <w:unhideWhenUsed/>
     <w:qFormat/>
+    <w:uiPriority w:val="0"/>
     <w:pPr>
       <w:keepNext/>
       <w:keepLines/>
@@ -5316,13 +5414,14 @@
       <w:sz w:val="28"/>
     </w:rPr>
   </w:style>
-  <w:style w:type="paragraph" w:styleId="Heading6">
+  <w:style w:type="paragraph" w:styleId="7">
     <w:name w:val="heading 6"/>
-    <w:basedOn w:val="Normal"/>
-    <w:next w:val="Normal"/>
+    <w:basedOn w:val="1"/>
+    <w:next w:val="1"/>
     <w:semiHidden/>
     <w:unhideWhenUsed/>
     <w:qFormat/>
+    <w:uiPriority w:val="0"/>
     <w:pPr>
       <w:keepNext/>
       <w:keepLines/>
@@ -5335,18 +5434,19 @@
       <w:outlineLvl w:val="5"/>
     </w:pPr>
     <w:rPr>
-      <w:rFonts w:ascii="Arial" w:eastAsia="黑体" w:hAnsi="Arial"/>
+      <w:rFonts w:ascii="Arial" w:hAnsi="Arial" w:eastAsia="黑体"/>
       <w:b/>
       <w:sz w:val="24"/>
     </w:rPr>
   </w:style>
-  <w:style w:type="paragraph" w:styleId="Heading7">
+  <w:style w:type="paragraph" w:styleId="8">
     <w:name w:val="heading 7"/>
-    <w:basedOn w:val="Normal"/>
-    <w:next w:val="Normal"/>
+    <w:basedOn w:val="1"/>
+    <w:next w:val="1"/>
     <w:semiHidden/>
     <w:unhideWhenUsed/>
     <w:qFormat/>
+    <w:uiPriority w:val="0"/>
     <w:pPr>
       <w:keepNext/>
       <w:keepLines/>
@@ -5363,13 +5463,14 @@
       <w:sz w:val="24"/>
     </w:rPr>
   </w:style>
-  <w:style w:type="paragraph" w:styleId="Heading8">
+  <w:style w:type="paragraph" w:styleId="9">
     <w:name w:val="heading 8"/>
-    <w:basedOn w:val="Normal"/>
-    <w:next w:val="Normal"/>
+    <w:basedOn w:val="1"/>
+    <w:next w:val="1"/>
     <w:semiHidden/>
     <w:unhideWhenUsed/>
     <w:qFormat/>
+    <w:uiPriority w:val="0"/>
     <w:pPr>
       <w:keepNext/>
       <w:keepLines/>
@@ -5382,17 +5483,18 @@
       <w:outlineLvl w:val="7"/>
     </w:pPr>
     <w:rPr>
-      <w:rFonts w:ascii="Arial" w:eastAsia="黑体" w:hAnsi="Arial"/>
+      <w:rFonts w:ascii="Arial" w:hAnsi="Arial" w:eastAsia="黑体"/>
       <w:sz w:val="24"/>
     </w:rPr>
   </w:style>
-  <w:style w:type="paragraph" w:styleId="Heading9">
+  <w:style w:type="paragraph" w:styleId="10">
     <w:name w:val="heading 9"/>
-    <w:basedOn w:val="Normal"/>
-    <w:next w:val="Normal"/>
+    <w:basedOn w:val="1"/>
+    <w:next w:val="1"/>
     <w:semiHidden/>
     <w:unhideWhenUsed/>
     <w:qFormat/>
+    <w:uiPriority w:val="0"/>
     <w:pPr>
       <w:keepNext/>
       <w:keepLines/>
@@ -5405,19 +5507,21 @@
       <w:outlineLvl w:val="8"/>
     </w:pPr>
     <w:rPr>
-      <w:rFonts w:ascii="Arial" w:eastAsia="黑体" w:hAnsi="Arial"/>
+      <w:rFonts w:ascii="Arial" w:hAnsi="Arial" w:eastAsia="黑体"/>
       <w:sz w:val="21"/>
     </w:rPr>
   </w:style>
-  <w:style w:type="character" w:default="1" w:styleId="DefaultParagraphFont">
+  <w:style w:type="character" w:default="1" w:styleId="22">
     <w:name w:val="Default Paragraph Font"/>
     <w:semiHidden/>
     <w:qFormat/>
+    <w:uiPriority w:val="0"/>
   </w:style>
-  <w:style w:type="table" w:default="1" w:styleId="TableNormal">
+  <w:style w:type="table" w:default="1" w:styleId="20">
     <w:name w:val="Normal Table"/>
     <w:semiHidden/>
     <w:qFormat/>
+    <w:uiPriority w:val="0"/>
     <w:tblPr>
       <w:tblCellMar>
         <w:top w:w="0" w:type="dxa"/>
@@ -5427,39 +5531,43 @@
       </w:tblCellMar>
     </w:tblPr>
   </w:style>
-  <w:style w:type="paragraph" w:styleId="CommentText">
+  <w:style w:type="paragraph" w:styleId="11">
     <w:name w:val="annotation text"/>
-    <w:basedOn w:val="Normal"/>
+    <w:basedOn w:val="1"/>
     <w:qFormat/>
+    <w:uiPriority w:val="0"/>
     <w:pPr>
       <w:jc w:val="left"/>
     </w:pPr>
   </w:style>
-  <w:style w:type="paragraph" w:styleId="BodyText">
+  <w:style w:type="paragraph" w:styleId="12">
     <w:name w:val="Body Text"/>
-    <w:basedOn w:val="Normal"/>
+    <w:basedOn w:val="1"/>
     <w:semiHidden/>
     <w:qFormat/>
+    <w:uiPriority w:val="0"/>
     <w:rPr>
-      <w:rFonts w:ascii="Arial" w:eastAsia="Arial" w:hAnsi="Arial" w:cs="Arial"/>
+      <w:rFonts w:ascii="Arial" w:hAnsi="Arial" w:eastAsia="Arial" w:cs="Arial"/>
       <w:sz w:val="21"/>
       <w:szCs w:val="21"/>
       <w:lang w:val="en-US" w:eastAsia="en-US" w:bidi="ar-SA"/>
     </w:rPr>
   </w:style>
-  <w:style w:type="paragraph" w:styleId="TOC3">
+  <w:style w:type="paragraph" w:styleId="13">
     <w:name w:val="toc 3"/>
-    <w:basedOn w:val="Normal"/>
-    <w:next w:val="Normal"/>
+    <w:basedOn w:val="1"/>
+    <w:next w:val="1"/>
     <w:qFormat/>
+    <w:uiPriority w:val="0"/>
     <w:pPr>
       <w:ind w:left="840" w:leftChars="400"/>
     </w:pPr>
   </w:style>
-  <w:style w:type="paragraph" w:styleId="Footer">
+  <w:style w:type="paragraph" w:styleId="14">
     <w:name w:val="footer"/>
-    <w:basedOn w:val="Normal"/>
+    <w:basedOn w:val="1"/>
     <w:qFormat/>
+    <w:uiPriority w:val="0"/>
     <w:pPr>
       <w:tabs>
         <w:tab w:val="center" w:pos="4153"/>
@@ -5472,16 +5580,17 @@
       <w:sz w:val="18"/>
     </w:rPr>
   </w:style>
-  <w:style w:type="paragraph" w:styleId="Header">
+  <w:style w:type="paragraph" w:styleId="15">
     <w:name w:val="header"/>
-    <w:basedOn w:val="Normal"/>
+    <w:basedOn w:val="1"/>
     <w:qFormat/>
+    <w:uiPriority w:val="0"/>
     <w:pPr>
       <w:pBdr>
-        <w:top w:val="nil"/>
-        <w:left w:val="nil"/>
-        <w:bottom w:val="nil"/>
-        <w:right w:val="nil"/>
+        <w:top w:val="none" w:color="auto" w:sz="0" w:space="0"/>
+        <w:left w:val="none" w:color="auto" w:sz="0" w:space="0"/>
+        <w:bottom w:val="none" w:color="auto" w:sz="0" w:space="0"/>
+        <w:right w:val="none" w:color="auto" w:sz="0" w:space="0"/>
       </w:pBdr>
       <w:tabs>
         <w:tab w:val="center" w:pos="4153"/>
@@ -5496,37 +5605,41 @@
       <w:sz w:val="18"/>
     </w:rPr>
   </w:style>
-  <w:style w:type="paragraph" w:styleId="TOC1">
+  <w:style w:type="paragraph" w:styleId="16">
     <w:name w:val="toc 1"/>
-    <w:basedOn w:val="Normal"/>
-    <w:next w:val="Normal"/>
+    <w:basedOn w:val="1"/>
+    <w:next w:val="1"/>
     <w:qFormat/>
+    <w:uiPriority w:val="0"/>
     <w:rPr>
-      <w:rFonts w:ascii="Arial" w:eastAsia="Microsoft JhengHei" w:hAnsi="Arial"/>
+      <w:rFonts w:ascii="Arial" w:hAnsi="Arial" w:eastAsia="Microsoft JhengHei"/>
       <w:sz w:val="24"/>
     </w:rPr>
   </w:style>
-  <w:style w:type="paragraph" w:styleId="TOC2">
+  <w:style w:type="paragraph" w:styleId="17">
     <w:name w:val="toc 2"/>
-    <w:basedOn w:val="Normal"/>
-    <w:next w:val="Normal"/>
+    <w:basedOn w:val="1"/>
+    <w:next w:val="1"/>
     <w:qFormat/>
+    <w:uiPriority w:val="0"/>
     <w:pPr>
       <w:ind w:left="420" w:leftChars="200"/>
     </w:pPr>
   </w:style>
-  <w:style w:type="paragraph" w:styleId="NormalWeb">
+  <w:style w:type="paragraph" w:styleId="18">
     <w:name w:val="Normal (Web)"/>
-    <w:basedOn w:val="Normal"/>
+    <w:basedOn w:val="1"/>
     <w:qFormat/>
+    <w:uiPriority w:val="0"/>
     <w:rPr>
       <w:sz w:val="24"/>
     </w:rPr>
   </w:style>
-  <w:style w:type="paragraph" w:styleId="Title">
+  <w:style w:type="paragraph" w:styleId="19">
     <w:name w:val="Title"/>
-    <w:basedOn w:val="Normal"/>
+    <w:basedOn w:val="1"/>
     <w:qFormat/>
+    <w:uiPriority w:val="0"/>
     <w:pPr>
       <w:spacing w:before="240" w:beforeLines="0" w:beforeAutospacing="0" w:after="60" w:afterLines="0" w:afterAutospacing="0"/>
       <w:jc w:val="center"/>
@@ -5538,68 +5651,73 @@
       <w:sz w:val="32"/>
     </w:rPr>
   </w:style>
-  <w:style w:type="table" w:styleId="TableGrid">
+  <w:style w:type="table" w:styleId="21">
     <w:name w:val="Table Grid"/>
-    <w:basedOn w:val="TableNormal"/>
+    <w:basedOn w:val="20"/>
     <w:qFormat/>
+    <w:uiPriority w:val="0"/>
     <w:pPr>
       <w:widowControl w:val="0"/>
       <w:jc w:val="both"/>
     </w:pPr>
     <w:tblPr>
       <w:tblBorders>
-        <w:top w:val="single" w:sz="4" w:space="0" w:color="auto"/>
-        <w:left w:val="single" w:sz="4" w:space="0" w:color="auto"/>
-        <w:bottom w:val="single" w:sz="4" w:space="0" w:color="auto"/>
-        <w:right w:val="single" w:sz="4" w:space="0" w:color="auto"/>
-        <w:insideH w:val="single" w:sz="4" w:space="0" w:color="auto"/>
-        <w:insideV w:val="single" w:sz="4" w:space="0" w:color="auto"/>
+        <w:top w:val="single" w:color="auto" w:sz="4" w:space="0"/>
+        <w:left w:val="single" w:color="auto" w:sz="4" w:space="0"/>
+        <w:bottom w:val="single" w:color="auto" w:sz="4" w:space="0"/>
+        <w:right w:val="single" w:color="auto" w:sz="4" w:space="0"/>
+        <w:insideH w:val="single" w:color="auto" w:sz="4" w:space="0"/>
+        <w:insideV w:val="single" w:color="auto" w:sz="4" w:space="0"/>
       </w:tblBorders>
     </w:tblPr>
   </w:style>
-  <w:style w:type="character" w:styleId="Strong">
+  <w:style w:type="character" w:styleId="23">
     <w:name w:val="Strong"/>
-    <w:basedOn w:val="DefaultParagraphFont"/>
+    <w:basedOn w:val="22"/>
     <w:qFormat/>
+    <w:uiPriority w:val="0"/>
     <w:rPr>
       <w:b/>
     </w:rPr>
   </w:style>
-  <w:style w:type="paragraph" w:customStyle="1" w:styleId="a">
+  <w:style w:type="paragraph" w:customStyle="1" w:styleId="24">
     <w:name w:val="柴_公司名"/>
-    <w:basedOn w:val="Title"/>
+    <w:basedOn w:val="19"/>
     <w:qFormat/>
+    <w:uiPriority w:val="0"/>
     <w:pPr>
       <w:spacing w:after="600" w:afterLines="600"/>
     </w:pPr>
     <w:rPr>
-      <w:rFonts w:ascii="宋体" w:eastAsia="宋体" w:hAnsi="宋体" w:cs="宋体" w:hint="eastAsia"/>
+      <w:rFonts w:hint="eastAsia" w:ascii="宋体" w:hAnsi="宋体" w:eastAsia="宋体" w:cs="宋体"/>
       <w:bCs/>
       <w:spacing w:val="-6"/>
       <w:sz w:val="52"/>
       <w:szCs w:val="52"/>
     </w:rPr>
   </w:style>
-  <w:style w:type="paragraph" w:customStyle="1" w:styleId="a0">
+  <w:style w:type="paragraph" w:customStyle="1" w:styleId="25">
     <w:name w:val="柴_文档名"/>
-    <w:basedOn w:val="Title"/>
+    <w:basedOn w:val="19"/>
     <w:qFormat/>
+    <w:uiPriority w:val="0"/>
     <w:pPr>
       <w:spacing w:after="900" w:afterLines="900"/>
     </w:pPr>
     <w:rPr>
-      <w:rFonts w:ascii="黑体" w:eastAsia="黑体" w:hAnsi="黑体" w:cs="黑体"/>
+      <w:rFonts w:ascii="黑体" w:hAnsi="黑体" w:eastAsia="黑体" w:cs="黑体"/>
       <w:bCs/>
       <w:spacing w:val="-7"/>
       <w:sz w:val="52"/>
       <w:szCs w:val="52"/>
     </w:rPr>
   </w:style>
-  <w:style w:type="table" w:customStyle="1" w:styleId="TableNormal0">
+  <w:style w:type="table" w:customStyle="1" w:styleId="26">
     <w:name w:val="Table Normal_0"/>
     <w:semiHidden/>
     <w:unhideWhenUsed/>
     <w:qFormat/>
+    <w:uiPriority w:val="0"/>
     <w:tblPr>
       <w:tblCellMar>
         <w:top w:w="0" w:type="dxa"/>
@@ -5609,81 +5727,87 @@
       </w:tblCellMar>
     </w:tblPr>
   </w:style>
-  <w:style w:type="paragraph" w:customStyle="1" w:styleId="TableText">
+  <w:style w:type="paragraph" w:customStyle="1" w:styleId="27">
     <w:name w:val="Table Text"/>
-    <w:basedOn w:val="Normal"/>
+    <w:basedOn w:val="1"/>
     <w:semiHidden/>
     <w:qFormat/>
+    <w:uiPriority w:val="0"/>
     <w:rPr>
-      <w:rFonts w:ascii="宋体" w:eastAsia="宋体" w:hAnsi="宋体" w:cs="宋体"/>
+      <w:rFonts w:ascii="宋体" w:hAnsi="宋体" w:eastAsia="宋体" w:cs="宋体"/>
       <w:sz w:val="21"/>
       <w:szCs w:val="21"/>
       <w:lang w:val="en-US" w:eastAsia="en-US" w:bidi="ar-SA"/>
     </w:rPr>
   </w:style>
-  <w:style w:type="paragraph" w:customStyle="1" w:styleId="1">
+  <w:style w:type="paragraph" w:customStyle="1" w:styleId="28">
     <w:name w:val="柴_标题1"/>
-    <w:basedOn w:val="Heading1"/>
-    <w:next w:val="a1"/>
-    <w:link w:val="1Char"/>
+    <w:basedOn w:val="2"/>
+    <w:next w:val="29"/>
+    <w:link w:val="38"/>
     <w:qFormat/>
+    <w:uiPriority w:val="0"/>
     <w:pPr>
       <w:spacing w:before="100" w:after="90" w:line="360" w:lineRule="auto"/>
     </w:pPr>
     <w:rPr>
-      <w:rFonts w:ascii="Arial" w:eastAsia="宋体" w:hAnsi="Arial"/>
+      <w:rFonts w:ascii="Arial" w:hAnsi="Arial" w:eastAsia="宋体"/>
       <w:sz w:val="32"/>
     </w:rPr>
   </w:style>
-  <w:style w:type="paragraph" w:customStyle="1" w:styleId="a1">
+  <w:style w:type="paragraph" w:customStyle="1" w:styleId="29">
     <w:name w:val="柴_正文"/>
-    <w:basedOn w:val="BodyText"/>
-    <w:link w:val="Char"/>
+    <w:basedOn w:val="12"/>
+    <w:link w:val="42"/>
     <w:qFormat/>
+    <w:uiPriority w:val="0"/>
     <w:pPr>
       <w:spacing w:line="360" w:lineRule="auto"/>
       <w:ind w:firstLine="470" w:firstLineChars="200"/>
     </w:pPr>
     <w:rPr>
-      <w:rFonts w:ascii="Arial" w:eastAsia="宋体" w:hAnsi="Arial"/>
+      <w:rFonts w:ascii="Arial" w:hAnsi="Arial" w:eastAsia="宋体"/>
       <w:sz w:val="24"/>
       <w:lang w:eastAsia="zh-CN"/>
     </w:rPr>
   </w:style>
-  <w:style w:type="paragraph" w:customStyle="1" w:styleId="2">
+  <w:style w:type="paragraph" w:customStyle="1" w:styleId="30">
     <w:name w:val="柴_标题2"/>
-    <w:basedOn w:val="Heading2"/>
-    <w:next w:val="a1"/>
+    <w:basedOn w:val="3"/>
+    <w:next w:val="29"/>
     <w:qFormat/>
+    <w:uiPriority w:val="0"/>
     <w:pPr>
       <w:spacing w:line="360" w:lineRule="auto"/>
     </w:pPr>
     <w:rPr>
-      <w:rFonts w:ascii="Arial" w:eastAsia="宋体" w:hAnsi="Arial"/>
+      <w:rFonts w:ascii="Arial" w:hAnsi="Arial" w:eastAsia="宋体"/>
       <w:sz w:val="28"/>
     </w:rPr>
   </w:style>
-  <w:style w:type="paragraph" w:customStyle="1" w:styleId="3">
+  <w:style w:type="paragraph" w:customStyle="1" w:styleId="31">
     <w:name w:val="柴_标题3"/>
-    <w:basedOn w:val="Heading3"/>
-    <w:next w:val="a1"/>
+    <w:basedOn w:val="4"/>
+    <w:next w:val="29"/>
     <w:qFormat/>
+    <w:uiPriority w:val="0"/>
     <w:pPr>
       <w:spacing w:line="360" w:lineRule="auto"/>
       <w:ind w:left="0" w:firstLine="472" w:firstLineChars="200"/>
     </w:pPr>
     <w:rPr>
-      <w:rFonts w:ascii="宋体" w:eastAsia="宋体" w:hAnsi="宋体" w:cs="宋体"/>
+      <w:rFonts w:ascii="宋体" w:hAnsi="宋体" w:eastAsia="宋体" w:cs="宋体"/>
       <w:spacing w:val="-2"/>
       <w:sz w:val="24"/>
       <w:szCs w:val="24"/>
     </w:rPr>
   </w:style>
-  <w:style w:type="paragraph" w:customStyle="1" w:styleId="a2">
+  <w:style w:type="paragraph" w:customStyle="1" w:styleId="32">
     <w:name w:val="柴_目录"/>
-    <w:basedOn w:val="Normal"/>
-    <w:next w:val="BodyText"/>
+    <w:basedOn w:val="1"/>
+    <w:next w:val="12"/>
     <w:qFormat/>
+    <w:uiPriority w:val="0"/>
     <w:pPr>
       <w:tabs>
         <w:tab w:val="right" w:leader="dot" w:pos="8442"/>
@@ -5691,59 +5815,64 @@
       <w:ind w:left="0" w:leftChars="0"/>
     </w:pPr>
     <w:rPr>
-      <w:rFonts w:ascii="Arial" w:eastAsia="Microsoft JhengHei" w:hAnsi="Arial"/>
+      <w:rFonts w:ascii="Arial" w:hAnsi="Arial" w:eastAsia="Microsoft JhengHei"/>
       <w:sz w:val="24"/>
     </w:rPr>
   </w:style>
-  <w:style w:type="paragraph" w:customStyle="1" w:styleId="WPSOffice1">
+  <w:style w:type="paragraph" w:customStyle="1" w:styleId="33">
     <w:name w:val="WPSOffice手动目录 1"/>
     <w:qFormat/>
+    <w:uiPriority w:val="0"/>
     <w:pPr>
       <w:ind w:leftChars="0"/>
     </w:pPr>
     <w:rPr>
-      <w:rFonts w:ascii="Times New Roman" w:eastAsia="宋体" w:hAnsi="Times New Roman" w:cs="Times New Roman"/>
+      <w:rFonts w:ascii="Times New Roman" w:hAnsi="Times New Roman" w:eastAsia="宋体" w:cs="Times New Roman"/>
       <w:sz w:val="20"/>
       <w:szCs w:val="20"/>
     </w:rPr>
   </w:style>
-  <w:style w:type="paragraph" w:customStyle="1" w:styleId="WPSOffice2">
+  <w:style w:type="paragraph" w:customStyle="1" w:styleId="34">
     <w:name w:val="WPSOffice手动目录 2"/>
     <w:qFormat/>
+    <w:uiPriority w:val="0"/>
     <w:pPr>
       <w:ind w:leftChars="200"/>
     </w:pPr>
     <w:rPr>
-      <w:rFonts w:ascii="Times New Roman" w:eastAsia="宋体" w:hAnsi="Times New Roman" w:cs="Times New Roman"/>
+      <w:rFonts w:ascii="Times New Roman" w:hAnsi="Times New Roman" w:eastAsia="宋体" w:cs="Times New Roman"/>
       <w:sz w:val="20"/>
       <w:szCs w:val="20"/>
     </w:rPr>
   </w:style>
-  <w:style w:type="paragraph" w:customStyle="1" w:styleId="WPSOffice3">
+  <w:style w:type="paragraph" w:customStyle="1" w:styleId="35">
     <w:name w:val="WPSOffice手动目录 3"/>
     <w:qFormat/>
+    <w:uiPriority w:val="0"/>
     <w:pPr>
       <w:ind w:leftChars="400"/>
     </w:pPr>
     <w:rPr>
-      <w:rFonts w:ascii="Times New Roman" w:eastAsia="宋体" w:hAnsi="Times New Roman" w:cs="Times New Roman"/>
+      <w:rFonts w:ascii="Times New Roman" w:hAnsi="Times New Roman" w:eastAsia="宋体" w:cs="Times New Roman"/>
       <w:sz w:val="20"/>
       <w:szCs w:val="20"/>
     </w:rPr>
   </w:style>
-  <w:style w:type="paragraph" w:customStyle="1" w:styleId="Compact">
+  <w:style w:type="paragraph" w:customStyle="1" w:styleId="36">
     <w:name w:val="Compact"/>
-    <w:basedOn w:val="BodyText"/>
+    <w:basedOn w:val="12"/>
     <w:qFormat/>
+    <w:uiPriority w:val="0"/>
     <w:pPr>
       <w:spacing w:before="36" w:after="36"/>
     </w:pPr>
   </w:style>
-  <w:style w:type="table" w:customStyle="1" w:styleId="Table">
+  <w:style w:type="table" w:customStyle="1" w:styleId="37">
     <w:name w:val="Table"/>
     <w:semiHidden/>
     <w:unhideWhenUsed/>
     <w:qFormat/>
+    <w:uiPriority w:val="0"/>
     <w:tblPr>
       <w:tblCellMar>
         <w:top w:w="0" w:type="dxa"/>
@@ -5755,26 +5884,28 @@
     <w:tblStylePr w:type="firstRow">
       <w:tcPr>
         <w:tcBorders>
-          <w:bottom w:val="single" w:sz="0" w:space="0" w:color="auto"/>
+          <w:bottom w:val="single" w:color="auto" w:sz="0" w:space="0"/>
         </w:tcBorders>
         <w:vAlign w:val="bottom"/>
       </w:tcPr>
     </w:tblStylePr>
   </w:style>
-  <w:style w:type="character" w:customStyle="1" w:styleId="1Char">
+  <w:style w:type="character" w:customStyle="1" w:styleId="38">
     <w:name w:val="柴_标题1 Char"/>
-    <w:link w:val="1"/>
+    <w:link w:val="28"/>
     <w:qFormat/>
+    <w:uiPriority w:val="0"/>
     <w:rPr>
-      <w:rFonts w:ascii="Arial" w:eastAsia="宋体" w:hAnsi="Arial"/>
+      <w:rFonts w:ascii="Arial" w:hAnsi="Arial" w:eastAsia="宋体"/>
       <w:sz w:val="32"/>
     </w:rPr>
   </w:style>
-  <w:style w:type="table" w:customStyle="1" w:styleId="TableNormal1">
+  <w:style w:type="table" w:customStyle="1" w:styleId="39">
     <w:name w:val="Table Normal_1"/>
     <w:semiHidden/>
     <w:unhideWhenUsed/>
     <w:qFormat/>
+    <w:uiPriority w:val="0"/>
     <w:tblPr>
       <w:tblCellMar>
         <w:top w:w="0" w:type="dxa"/>
@@ -5784,10 +5915,11 @@
       </w:tblCellMar>
     </w:tblPr>
   </w:style>
-  <w:style w:type="paragraph" w:customStyle="1" w:styleId="a3">
+  <w:style w:type="paragraph" w:customStyle="1" w:styleId="40">
     <w:name w:val="柴_正文_无缩进"/>
-    <w:basedOn w:val="Normal"/>
+    <w:basedOn w:val="1"/>
     <w:qFormat/>
+    <w:uiPriority w:val="0"/>
     <w:pPr>
       <w:ind w:firstLine="0" w:firstLineChars="0"/>
     </w:pPr>
@@ -5797,29 +5929,31 @@
       <w:lang w:eastAsia="zh-CN"/>
     </w:rPr>
   </w:style>
-  <w:style w:type="paragraph" w:customStyle="1" w:styleId="4">
+  <w:style w:type="paragraph" w:customStyle="1" w:styleId="41">
     <w:name w:val="柴_标题4"/>
-    <w:basedOn w:val="Heading4"/>
-    <w:next w:val="Normal"/>
+    <w:basedOn w:val="5"/>
+    <w:next w:val="1"/>
     <w:qFormat/>
+    <w:uiPriority w:val="0"/>
     <w:pPr>
       <w:widowControl w:val="0"/>
       <w:spacing w:before="160" w:line="360" w:lineRule="auto"/>
-      <w:ind w:left="981" w:hanging="862" w:leftChars="300"/>
+      <w:ind w:left="981" w:leftChars="300" w:hanging="862"/>
     </w:pPr>
     <w:rPr>
-      <w:rFonts w:ascii="Calibri" w:eastAsia="宋体" w:hAnsi="Calibri" w:cs="宋体" w:hint="eastAsia"/>
+      <w:rFonts w:hint="eastAsia" w:ascii="Calibri" w:hAnsi="Calibri" w:eastAsia="宋体" w:cs="宋体"/>
       <w:sz w:val="24"/>
       <w:szCs w:val="24"/>
       <w:lang w:eastAsia="zh-CN" w:bidi="zh-CN"/>
     </w:rPr>
   </w:style>
-  <w:style w:type="character" w:customStyle="1" w:styleId="Char">
+  <w:style w:type="character" w:customStyle="1" w:styleId="42">
     <w:name w:val="柴_正文 Char"/>
-    <w:link w:val="a1"/>
+    <w:link w:val="29"/>
     <w:qFormat/>
+    <w:uiPriority w:val="0"/>
     <w:rPr>
-      <w:rFonts w:ascii="Arial" w:eastAsia="宋体" w:hAnsi="Arial"/>
+      <w:rFonts w:ascii="Arial" w:hAnsi="Arial" w:eastAsia="宋体"/>
       <w:sz w:val="24"/>
       <w:lang w:eastAsia="zh-CN"/>
     </w:rPr>
